--- a/report/experiment3_personal_report_yangmuqing.docx
+++ b/report/experiment3_personal_report_yangmuqing.docx
@@ -4,75 +4,11 @@
   <w:body>
     <w:p>
       <w:pPr>
-        <w:spacing w:after="0"/>
-        <w:jc w:val="center"/>
+        <w:spacing w:after="100"/>
+        <w:pBdr>
+          <w:bottom w:val="single" w:sz="18" w:space="1" w:color="0B7A75"/>
+        </w:pBdr>
       </w:pPr>
-      <w:r>
-        <w:rPr>
-          <w:rFonts w:ascii="Noto Sans CJK SC" w:hAnsi="Noto Sans CJK SC" w:eastAsia="Noto Sans CJK SC"/>
-          <w:b/>
-          <w:color w:val="000000"/>
-          <w:sz w:val="18"/>
-        </w:rPr>
-        <w:t>机器人集成小组项目I</w:t>
-      </w:r>
-      <w:r>
-        <w:rPr>
-          <w:rFonts w:ascii="Noto Sans CJK SC" w:hAnsi="Noto Sans CJK SC" w:eastAsia="Noto Sans CJK SC"/>
-          <w:b/>
-          <w:color w:val="000000"/>
-          <w:sz w:val="18"/>
-        </w:rPr>
-        <w:t xml:space="preserve">                                      第17组</w:t>
-      </w:r>
-    </w:p>
-    <w:tbl>
-      <w:tblPr>
-        <w:tblW w:type="auto" w:w="0"/>
-        <w:jc w:val="center"/>
-        <w:tblLook w:firstColumn="1" w:firstRow="1" w:lastColumn="0" w:lastRow="0" w:noHBand="0" w:noVBand="1" w:val="04A0"/>
-      </w:tblPr>
-      <w:tblGrid>
-        <w:gridCol w:w="9638"/>
-      </w:tblGrid>
-      <w:tr>
-        <w:tc>
-          <w:tcPr>
-            <w:tcW w:type="dxa" w:w="9638"/>
-            <w:shd w:fill="173A5E"/>
-            <w:tcMar>
-              <w:top w:w="55" w:type="dxa"/>
-              <w:start w:w="0" w:type="dxa"/>
-              <w:bottom w:w="55" w:type="dxa"/>
-              <w:end w:w="0" w:type="dxa"/>
-            </w:tcMar>
-          </w:tcPr>
-          <w:p>
-            <w:r>
-              <w:t xml:space="preserve"> </w:t>
-            </w:r>
-          </w:p>
-        </w:tc>
-      </w:tr>
-    </w:tbl>
-    <w:p>
-      <w:pPr>
-        <w:spacing w:after="240"/>
-      </w:pPr>
-    </w:p>
-    <w:p>
-      <w:pPr>
-        <w:jc w:val="center"/>
-      </w:pPr>
-      <w:r>
-        <w:rPr>
-          <w:rFonts w:ascii="Noto Sans CJK SC" w:hAnsi="Noto Sans CJK SC" w:eastAsia="Noto Sans CJK SC"/>
-          <w:b/>
-          <w:color w:val="2FA79E"/>
-          <w:sz w:val="18"/>
-        </w:rPr>
-        <w:t>实验报告系列</w:t>
-      </w:r>
     </w:p>
     <w:tbl>
       <w:tblPr>
@@ -82,13 +18,59 @@
         <w:tblLook w:firstColumn="1" w:firstRow="1" w:lastColumn="0" w:lastRow="0" w:noHBand="0" w:noVBand="1" w:val="04A0"/>
       </w:tblPr>
       <w:tblGrid>
-        <w:gridCol w:w="4819"/>
-        <w:gridCol w:w="4819"/>
+        <w:gridCol w:w="4734"/>
+        <w:gridCol w:w="4734"/>
       </w:tblGrid>
       <w:tr>
+        <w:trPr>
+          <w:tblHeader w:val="true"/>
+        </w:trPr>
         <w:tc>
           <w:tcPr>
-            <w:tcW w:type="dxa" w:w="6520"/>
+            <w:tcW w:type="dxa" w:w="4649"/>
+            <w:tcMar>
+              <w:top w:w="30" w:type="dxa"/>
+              <w:start w:w="0" w:type="dxa"/>
+              <w:bottom w:w="30" w:type="dxa"/>
+              <w:end w:w="0" w:type="dxa"/>
+            </w:tcMar>
+            <w:tcBorders>
+              <w:top w:val="nil"/>
+              <w:left w:val="nil"/>
+              <w:bottom w:val="nil"/>
+              <w:right w:val="nil"/>
+            </w:tcBorders>
+          </w:tcPr>
+          <w:p>
+            <w:pPr>
+              <w:jc w:val="left"/>
+            </w:pPr>
+            <w:r>
+              <w:rPr>
+                <w:rFonts w:ascii="Times New Roman" w:hAnsi="Times New Roman" w:eastAsia="Times New Roman"/>
+                <w:b/>
+                <w:color w:val="163A5F"/>
+                <w:sz w:val="18"/>
+              </w:rPr>
+              <w:t>ROBOTICS INTEGRATION GROUP PROJECT</w:t>
+            </w:r>
+          </w:p>
+        </w:tc>
+        <w:tc>
+          <w:tcPr>
+            <w:tcW w:type="dxa" w:w="4649"/>
+            <w:tcMar>
+              <w:top w:w="30" w:type="dxa"/>
+              <w:start w:w="0" w:type="dxa"/>
+              <w:bottom w:w="30" w:type="dxa"/>
+              <w:end w:w="0" w:type="dxa"/>
+            </w:tcMar>
+            <w:tcBorders>
+              <w:top w:val="nil"/>
+              <w:left w:val="nil"/>
+              <w:bottom w:val="nil"/>
+              <w:right w:val="nil"/>
+            </w:tcBorders>
           </w:tcPr>
           <w:p>
             <w:pPr>
@@ -96,31 +78,12 @@
             </w:pPr>
             <w:r>
               <w:rPr>
-                <w:rFonts w:ascii="Noto Sans CJK SC" w:hAnsi="Noto Sans CJK SC" w:eastAsia="Noto Sans CJK SC"/>
+                <w:rFonts w:ascii="Times New Roman" w:hAnsi="Times New Roman" w:eastAsia="Times New Roman"/>
                 <w:b/>
-                <w:color w:val="000000"/>
-                <w:sz w:val="54"/>
+                <w:color w:val="163A5F"/>
+                <w:sz w:val="18"/>
               </w:rPr>
-              <w:t>实验三</w:t>
-            </w:r>
-          </w:p>
-        </w:tc>
-        <w:tc>
-          <w:tcPr>
-            <w:tcW w:type="dxa" w:w="2268"/>
-          </w:tcPr>
-          <w:p>
-            <w:pPr>
-              <w:jc w:val="center"/>
-            </w:pPr>
-            <w:r>
-              <w:rPr>
-                <w:rFonts w:ascii="Noto Sans CJK SC" w:hAnsi="Noto Sans CJK SC" w:eastAsia="Noto Sans CJK SC"/>
-                <w:b/>
-                <w:color w:val="EAF2F8"/>
-                <w:sz w:val="92"/>
-              </w:rPr>
-              <w:t>03</w:t>
+              <w:t>GROUP 17</w:t>
             </w:r>
           </w:p>
         </w:tc>
@@ -128,1821 +91,75 @@
     </w:tbl>
     <w:p>
       <w:pPr>
-        <w:spacing w:after="80"/>
+        <w:spacing w:before="680" w:after="80"/>
         <w:jc w:val="center"/>
       </w:pPr>
       <w:r>
         <w:rPr>
-          <w:rFonts w:ascii="Noto Sans CJK SC" w:hAnsi="Noto Sans CJK SC" w:eastAsia="Noto Sans CJK SC"/>
+          <w:rFonts w:ascii="Times New Roman" w:hAnsi="Times New Roman" w:eastAsia="Times New Roman"/>
           <w:b/>
-          <w:color w:val="000000"/>
-          <w:sz w:val="44"/>
+          <w:color w:val="0B7A75"/>
+          <w:sz w:val="24"/>
+        </w:rPr>
+        <w:t>EXPERIMENT 3</w:t>
+      </w:r>
+    </w:p>
+    <w:p>
+      <w:pPr>
+        <w:pStyle w:val="Title"/>
+        <w:spacing w:before="40" w:after="60"/>
+        <w:jc w:val="center"/>
+      </w:pPr>
+      <w:r>
+        <w:rPr>
+          <w:rFonts w:ascii="Microsoft YaHei" w:hAnsi="Microsoft YaHei" w:eastAsia="Microsoft YaHei"/>
+          <w:b/>
+          <w:color w:val="163A5F"/>
+          <w:sz w:val="50"/>
         </w:rPr>
         <w:t>桌面物体自动分类整理</w:t>
       </w:r>
     </w:p>
     <w:p>
       <w:pPr>
+        <w:spacing w:after="40"/>
         <w:jc w:val="center"/>
       </w:pPr>
       <w:r>
         <w:rPr>
-          <w:rFonts w:ascii="Noto Sans CJK SC" w:hAnsi="Noto Sans CJK SC" w:eastAsia="Noto Sans CJK SC"/>
+          <w:rFonts w:ascii="Microsoft YaHei" w:hAnsi="Microsoft YaHei" w:eastAsia="Microsoft YaHei"/>
           <w:b w:val="0"/>
-          <w:color w:val="2FA79E"/>
-          <w:sz w:val="22"/>
+          <w:color w:val="2D5F8B"/>
+          <w:sz w:val="24"/>
         </w:rPr>
-        <w:t>Gazebo场景 · 手动示教 · 自动序列 · 抓取稳定性</w:t>
+        <w:t>个人实验报告  ·  mechArm 270 仿真调试记录</w:t>
       </w:r>
     </w:p>
     <w:p>
       <w:pPr>
-        <w:spacing w:before="360" w:after="600"/>
+        <w:spacing w:after="360"/>
         <w:jc w:val="center"/>
       </w:pPr>
       <w:r>
         <w:rPr>
-          <w:rFonts w:ascii="Noto Sans CJK SC" w:hAnsi="Noto Sans CJK SC" w:eastAsia="Noto Sans CJK SC"/>
+          <w:rFonts w:ascii="Times New Roman" w:hAnsi="Times New Roman" w:eastAsia="Times New Roman"/>
           <w:b w:val="0"/>
-          <w:color w:val="000000"/>
-          <w:sz w:val="24"/>
+          <w:color w:val="5B6573"/>
+          <w:sz w:val="21"/>
         </w:rPr>
-        <w:t>个人实验报告</w:t>
-      </w:r>
-    </w:p>
-    <w:tbl>
-      <w:tblPr>
-        <w:tblW w:type="auto" w:w="0"/>
-        <w:jc w:val="center"/>
-        <w:tblLayout w:type="fixed"/>
-        <w:tblLook w:firstColumn="1" w:firstRow="1" w:lastColumn="0" w:lastRow="0" w:noHBand="0" w:noVBand="1" w:val="04A0"/>
-      </w:tblPr>
-      <w:tblGrid>
-        <w:gridCol w:w="4819"/>
-        <w:gridCol w:w="4819"/>
-      </w:tblGrid>
-      <w:tr>
-        <w:tc>
-          <w:tcPr>
-            <w:tcW w:type="dxa" w:w="2268"/>
-            <w:tcMar>
-              <w:top w:w="55" w:type="dxa"/>
-              <w:start w:w="90" w:type="dxa"/>
-              <w:bottom w:w="55" w:type="dxa"/>
-              <w:end w:w="90" w:type="dxa"/>
-            </w:tcMar>
-          </w:tcPr>
-          <w:p>
-            <w:pPr>
-              <w:jc w:val="right"/>
-            </w:pPr>
-            <w:r>
-              <w:rPr>
-                <w:rFonts w:ascii="Noto Sans CJK SC" w:hAnsi="Noto Sans CJK SC" w:eastAsia="Noto Sans CJK SC"/>
-                <w:b/>
-                <w:color w:val="48515A"/>
-                <w:sz w:val="18"/>
-              </w:rPr>
-              <w:t>姓名</w:t>
-            </w:r>
-          </w:p>
-        </w:tc>
-        <w:tc>
-          <w:tcPr>
-            <w:tcW w:type="dxa" w:w="5953"/>
-            <w:tcMar>
-              <w:top w:w="55" w:type="dxa"/>
-              <w:start w:w="90" w:type="dxa"/>
-              <w:bottom w:w="55" w:type="dxa"/>
-              <w:end w:w="90" w:type="dxa"/>
-            </w:tcMar>
-          </w:tcPr>
-          <w:p>
-            <w:pPr>
-              <w:jc w:val="left"/>
-            </w:pPr>
-            <w:r>
-              <w:rPr>
-                <w:rFonts w:ascii="Noto Serif CJK SC" w:hAnsi="Noto Serif CJK SC" w:eastAsia="Noto Serif CJK SC"/>
-                <w:b w:val="0"/>
-                <w:color w:val="000000"/>
-                <w:sz w:val="19"/>
-              </w:rPr>
-              <w:t>杨牧青</w:t>
-            </w:r>
-          </w:p>
-        </w:tc>
-      </w:tr>
-      <w:tr>
-        <w:tc>
-          <w:tcPr>
-            <w:tcW w:type="dxa" w:w="4819"/>
-            <w:tcMar>
-              <w:top w:w="55" w:type="dxa"/>
-              <w:start w:w="90" w:type="dxa"/>
-              <w:bottom w:w="55" w:type="dxa"/>
-              <w:end w:w="90" w:type="dxa"/>
-            </w:tcMar>
-          </w:tcPr>
-          <w:p>
-            <w:pPr>
-              <w:jc w:val="right"/>
-            </w:pPr>
-            <w:r>
-              <w:rPr>
-                <w:rFonts w:ascii="Noto Sans CJK SC" w:hAnsi="Noto Sans CJK SC" w:eastAsia="Noto Sans CJK SC"/>
-                <w:b/>
-                <w:color w:val="48515A"/>
-                <w:sz w:val="18"/>
-              </w:rPr>
-              <w:t>学号</w:t>
-            </w:r>
-          </w:p>
-        </w:tc>
-        <w:tc>
-          <w:tcPr>
-            <w:tcW w:type="dxa" w:w="4819"/>
-            <w:tcMar>
-              <w:top w:w="55" w:type="dxa"/>
-              <w:start w:w="90" w:type="dxa"/>
-              <w:bottom w:w="55" w:type="dxa"/>
-              <w:end w:w="90" w:type="dxa"/>
-            </w:tcMar>
-          </w:tcPr>
-          <w:p>
-            <w:pPr>
-              <w:jc w:val="left"/>
-            </w:pPr>
-            <w:r>
-              <w:rPr>
-                <w:rFonts w:ascii="Noto Serif CJK SC" w:hAnsi="Noto Serif CJK SC" w:eastAsia="Noto Serif CJK SC"/>
-                <w:b w:val="0"/>
-                <w:color w:val="000000"/>
-                <w:sz w:val="19"/>
-              </w:rPr>
-              <w:t>24020036076</w:t>
-            </w:r>
-          </w:p>
-        </w:tc>
-      </w:tr>
-      <w:tr>
-        <w:tc>
-          <w:tcPr>
-            <w:tcW w:type="dxa" w:w="4819"/>
-            <w:tcMar>
-              <w:top w:w="55" w:type="dxa"/>
-              <w:start w:w="90" w:type="dxa"/>
-              <w:bottom w:w="55" w:type="dxa"/>
-              <w:end w:w="90" w:type="dxa"/>
-            </w:tcMar>
-          </w:tcPr>
-          <w:p>
-            <w:pPr>
-              <w:jc w:val="right"/>
-            </w:pPr>
-            <w:r>
-              <w:rPr>
-                <w:rFonts w:ascii="Noto Sans CJK SC" w:hAnsi="Noto Sans CJK SC" w:eastAsia="Noto Sans CJK SC"/>
-                <w:b/>
-                <w:color w:val="48515A"/>
-                <w:sz w:val="18"/>
-              </w:rPr>
-              <w:t>小组</w:t>
-            </w:r>
-          </w:p>
-        </w:tc>
-        <w:tc>
-          <w:tcPr>
-            <w:tcW w:type="dxa" w:w="4819"/>
-            <w:tcMar>
-              <w:top w:w="55" w:type="dxa"/>
-              <w:start w:w="90" w:type="dxa"/>
-              <w:bottom w:w="55" w:type="dxa"/>
-              <w:end w:w="90" w:type="dxa"/>
-            </w:tcMar>
-          </w:tcPr>
-          <w:p>
-            <w:pPr>
-              <w:jc w:val="left"/>
-            </w:pPr>
-            <w:r>
-              <w:rPr>
-                <w:rFonts w:ascii="Noto Serif CJK SC" w:hAnsi="Noto Serif CJK SC" w:eastAsia="Noto Serif CJK SC"/>
-                <w:b w:val="0"/>
-                <w:color w:val="000000"/>
-                <w:sz w:val="19"/>
-              </w:rPr>
-              <w:t>第17组</w:t>
-            </w:r>
-          </w:p>
-        </w:tc>
-      </w:tr>
-      <w:tr>
-        <w:tc>
-          <w:tcPr>
-            <w:tcW w:type="dxa" w:w="4819"/>
-            <w:tcMar>
-              <w:top w:w="55" w:type="dxa"/>
-              <w:start w:w="90" w:type="dxa"/>
-              <w:bottom w:w="55" w:type="dxa"/>
-              <w:end w:w="90" w:type="dxa"/>
-            </w:tcMar>
-          </w:tcPr>
-          <w:p>
-            <w:pPr>
-              <w:jc w:val="right"/>
-            </w:pPr>
-            <w:r>
-              <w:rPr>
-                <w:rFonts w:ascii="Noto Sans CJK SC" w:hAnsi="Noto Sans CJK SC" w:eastAsia="Noto Sans CJK SC"/>
-                <w:b/>
-                <w:color w:val="48515A"/>
-                <w:sz w:val="18"/>
-              </w:rPr>
-              <w:t>课程</w:t>
-            </w:r>
-          </w:p>
-        </w:tc>
-        <w:tc>
-          <w:tcPr>
-            <w:tcW w:type="dxa" w:w="4819"/>
-            <w:tcMar>
-              <w:top w:w="55" w:type="dxa"/>
-              <w:start w:w="90" w:type="dxa"/>
-              <w:bottom w:w="55" w:type="dxa"/>
-              <w:end w:w="90" w:type="dxa"/>
-            </w:tcMar>
-          </w:tcPr>
-          <w:p>
-            <w:pPr>
-              <w:jc w:val="left"/>
-            </w:pPr>
-            <w:r>
-              <w:rPr>
-                <w:rFonts w:ascii="Noto Serif CJK SC" w:hAnsi="Noto Serif CJK SC" w:eastAsia="Noto Serif CJK SC"/>
-                <w:b w:val="0"/>
-                <w:color w:val="000000"/>
-                <w:sz w:val="19"/>
-              </w:rPr>
-              <w:t>机器人集成小组项目I</w:t>
-            </w:r>
-          </w:p>
-        </w:tc>
-      </w:tr>
-    </w:tbl>
-    <w:p>
-      <w:pPr>
-        <w:spacing w:before="680"/>
-        <w:jc w:val="center"/>
-      </w:pPr>
-      <w:r>
-        <w:rPr>
-          <w:rFonts w:ascii="Noto Sans CJK SC" w:hAnsi="Noto Sans CJK SC" w:eastAsia="Noto Sans CJK SC"/>
-          <w:b w:val="0"/>
-          <w:color w:val="2FA79E"/>
-          <w:sz w:val="17"/>
-        </w:rPr>
-        <w:t>个人工作记录与可核验仿真证据</w:t>
+        <w:t>Personal laboratory report</w:t>
       </w:r>
     </w:p>
     <w:p>
       <w:pPr>
-        <w:spacing w:before="560"/>
-      </w:pPr>
-    </w:p>
-    <w:tbl>
-      <w:tblPr>
-        <w:tblW w:type="auto" w:w="0"/>
-        <w:jc w:val="center"/>
-        <w:tblLook w:firstColumn="1" w:firstRow="1" w:lastColumn="0" w:lastRow="0" w:noHBand="0" w:noVBand="1" w:val="04A0"/>
-      </w:tblPr>
-      <w:tblGrid>
-        <w:gridCol w:w="4819"/>
-        <w:gridCol w:w="4819"/>
-      </w:tblGrid>
-      <w:tr>
-        <w:tc>
-          <w:tcPr>
-            <w:tcW w:type="dxa" w:w="4819"/>
-            <w:shd w:fill="173A5E"/>
-            <w:tcMar>
-              <w:top w:w="90" w:type="dxa"/>
-              <w:start w:w="100" w:type="dxa"/>
-              <w:bottom w:w="90" w:type="dxa"/>
-              <w:end w:w="100" w:type="dxa"/>
-            </w:tcMar>
-          </w:tcPr>
-          <w:p>
-            <w:pPr>
-              <w:jc w:val="left"/>
-            </w:pPr>
-            <w:r>
-              <w:rPr>
-                <w:rFonts w:ascii="Noto Sans CJK SC" w:hAnsi="Noto Sans CJK SC" w:eastAsia="Noto Sans CJK SC"/>
-                <w:b/>
-                <w:color w:val="FFFFFF"/>
-                <w:sz w:val="15"/>
-              </w:rPr>
-              <w:t>ROS 2 HUMBLE · GAZEBO CLASSIC 11 · mechARM 270</w:t>
-            </w:r>
-          </w:p>
-        </w:tc>
-        <w:tc>
-          <w:tcPr>
-            <w:tcW w:type="dxa" w:w="4819"/>
-            <w:shd w:fill="173A5E"/>
-            <w:tcMar>
-              <w:top w:w="90" w:type="dxa"/>
-              <w:start w:w="100" w:type="dxa"/>
-              <w:bottom w:w="90" w:type="dxa"/>
-              <w:end w:w="100" w:type="dxa"/>
-            </w:tcMar>
-          </w:tcPr>
-          <w:p>
-            <w:pPr>
-              <w:jc w:val="right"/>
-            </w:pPr>
-            <w:r>
-              <w:rPr>
-                <w:rFonts w:ascii="Noto Sans CJK SC" w:hAnsi="Noto Sans CJK SC" w:eastAsia="Noto Sans CJK SC"/>
-                <w:b/>
-                <w:color w:val="FFFFFF"/>
-                <w:sz w:val="15"/>
-              </w:rPr>
-              <w:t>2026年9月</w:t>
-            </w:r>
-          </w:p>
-        </w:tc>
-      </w:tr>
-    </w:tbl>
-    <w:p>
-      <w:r>
-        <w:br w:type="page"/>
-      </w:r>
-    </w:p>
-    <w:p>
-      <w:pPr>
-        <w:pStyle w:val="Heading1"/>
-        <w:ind w:firstLine="0"/>
-      </w:pPr>
-      <w:r>
-        <w:rPr>
-          <w:rFonts w:ascii="Noto Sans CJK SC" w:hAnsi="Noto Sans CJK SC" w:eastAsia="Noto Sans CJK SC"/>
-          <w:color w:val="000000"/>
-          <w:sz w:val="30"/>
-        </w:rPr>
-        <w:t>1 实验基本要求</w:t>
-      </w:r>
-    </w:p>
-    <w:p>
-      <w:pPr>
-        <w:pStyle w:val="Heading2"/>
-        <w:ind w:firstLine="0"/>
-      </w:pPr>
-      <w:r>
-        <w:rPr>
-          <w:rFonts w:ascii="Noto Sans CJK SC" w:hAnsi="Noto Sans CJK SC" w:eastAsia="Noto Sans CJK SC"/>
-          <w:color w:val="000000"/>
-          <w:sz w:val="24"/>
-        </w:rPr>
-        <w:t>1.1 任务目标</w:t>
-      </w:r>
-    </w:p>
-    <w:p>
-      <w:pPr>
-        <w:ind w:firstLine="420"/>
-        <w:jc w:val="both"/>
-      </w:pPr>
-      <w:r>
-        <w:rPr>
-          <w:rFonts w:ascii="Noto Serif CJK SC" w:hAnsi="Noto Serif CJK SC" w:eastAsia="Noto Serif CJK SC"/>
-          <w:b w:val="0"/>
-          <w:color w:val="000000"/>
-          <w:sz w:val="21"/>
-        </w:rPr>
-        <w:t>实验三要求把前序目标检测和定点抓取能力串成完整闭环：系统从俯视图像得到类别、置信度和检测框，把检测框中心映射到固定网格，根据类别选择分类区域，调用长时间抓取任务完成搬运，并对空网格、未识别、不可达或抓取失败进行处理。验收要求不少于两类、6个目标至少正确整理5个，任务开始后不人工指定类别、网格或放置区域。</w:t>
-      </w:r>
-    </w:p>
-    <w:p>
-      <w:pPr>
-        <w:pStyle w:val="Heading2"/>
-        <w:ind w:firstLine="0"/>
-      </w:pPr>
-      <w:r>
-        <w:rPr>
-          <w:rFonts w:ascii="Noto Sans CJK SC" w:hAnsi="Noto Sans CJK SC" w:eastAsia="Noto Sans CJK SC"/>
-          <w:color w:val="000000"/>
-          <w:sz w:val="24"/>
-        </w:rPr>
-        <w:t>1.2 环境和关键参数</w:t>
-      </w:r>
-    </w:p>
-    <w:tbl>
-      <w:tblPr>
-        <w:tblW w:type="auto" w:w="0"/>
-        <w:jc w:val="center"/>
-        <w:tblLayout w:type="fixed"/>
-        <w:tblLook w:firstColumn="1" w:firstRow="1" w:lastColumn="0" w:lastRow="0" w:noHBand="0" w:noVBand="1" w:val="04A0"/>
-      </w:tblPr>
-      <w:tblGrid>
-        <w:gridCol w:w="4819"/>
-        <w:gridCol w:w="4819"/>
-      </w:tblGrid>
-      <w:tr>
-        <w:trPr>
-          <w:tblHeader w:val="true"/>
-          <w:cantSplit/>
-        </w:trPr>
-        <w:tc>
-          <w:tcPr>
-            <w:tcW w:type="dxa" w:w="2381"/>
-            <w:shd w:fill="173A5E"/>
-            <w:tcBorders>
-              <w:top w:val="single" w:sz="6" w:color="D9D9D9"/>
-              <w:left w:val="single" w:sz="6" w:color="D9D9D9"/>
-              <w:bottom w:val="single" w:sz="6" w:color="D9D9D9"/>
-              <w:right w:val="single" w:sz="6" w:color="D9D9D9"/>
-              <w:insideH w:val="single" w:sz="6" w:color="D9D9D9"/>
-              <w:insideV w:val="single" w:sz="6" w:color="D9D9D9"/>
-            </w:tcBorders>
-            <w:tcMar>
-              <w:top w:w="90" w:type="dxa"/>
-              <w:start w:w="90" w:type="dxa"/>
-              <w:bottom w:w="90" w:type="dxa"/>
-              <w:end w:w="90" w:type="dxa"/>
-            </w:tcMar>
-            <w:vAlign w:val="center"/>
-          </w:tcPr>
-          <w:p>
-            <w:pPr>
-              <w:ind w:firstLine="0"/>
-              <w:jc w:val="center"/>
-            </w:pPr>
-            <w:r>
-              <w:rPr>
-                <w:rFonts w:ascii="Noto Sans CJK SC" w:hAnsi="Noto Sans CJK SC" w:eastAsia="Noto Sans CJK SC"/>
-                <w:b/>
-                <w:color w:val="FFFFFF"/>
-                <w:sz w:val="17"/>
-              </w:rPr>
-              <w:t>项目</w:t>
-            </w:r>
-          </w:p>
-        </w:tc>
-        <w:tc>
-          <w:tcPr>
-            <w:tcW w:type="dxa" w:w="7144"/>
-            <w:shd w:fill="173A5E"/>
-            <w:tcBorders>
-              <w:top w:val="single" w:sz="6" w:color="D9D9D9"/>
-              <w:left w:val="single" w:sz="6" w:color="D9D9D9"/>
-              <w:bottom w:val="single" w:sz="6" w:color="D9D9D9"/>
-              <w:right w:val="single" w:sz="6" w:color="D9D9D9"/>
-              <w:insideH w:val="single" w:sz="6" w:color="D9D9D9"/>
-              <w:insideV w:val="single" w:sz="6" w:color="D9D9D9"/>
-            </w:tcBorders>
-            <w:tcMar>
-              <w:top w:w="90" w:type="dxa"/>
-              <w:start w:w="90" w:type="dxa"/>
-              <w:bottom w:w="90" w:type="dxa"/>
-              <w:end w:w="90" w:type="dxa"/>
-            </w:tcMar>
-            <w:vAlign w:val="center"/>
-          </w:tcPr>
-          <w:p>
-            <w:pPr>
-              <w:ind w:firstLine="0"/>
-              <w:jc w:val="center"/>
-            </w:pPr>
-            <w:r>
-              <w:rPr>
-                <w:rFonts w:ascii="Noto Sans CJK SC" w:hAnsi="Noto Sans CJK SC" w:eastAsia="Noto Sans CJK SC"/>
-                <w:b/>
-                <w:color w:val="FFFFFF"/>
-                <w:sz w:val="17"/>
-              </w:rPr>
-              <w:t>配置</w:t>
-            </w:r>
-          </w:p>
-        </w:tc>
-      </w:tr>
-      <w:tr>
-        <w:trPr>
-          <w:cantSplit/>
-        </w:trPr>
-        <w:tc>
-          <w:tcPr>
-            <w:tcW w:type="dxa" w:w="2381"/>
-            <w:tcBorders>
-              <w:top w:val="single" w:sz="6" w:color="D9D9D9"/>
-              <w:left w:val="single" w:sz="6" w:color="D9D9D9"/>
-              <w:bottom w:val="single" w:sz="6" w:color="D9D9D9"/>
-              <w:right w:val="single" w:sz="6" w:color="D9D9D9"/>
-              <w:insideH w:val="single" w:sz="6" w:color="D9D9D9"/>
-              <w:insideV w:val="single" w:sz="6" w:color="D9D9D9"/>
-            </w:tcBorders>
-            <w:tcMar>
-              <w:top w:w="90" w:type="dxa"/>
-              <w:start w:w="90" w:type="dxa"/>
-              <w:bottom w:w="90" w:type="dxa"/>
-              <w:end w:w="90" w:type="dxa"/>
-            </w:tcMar>
-            <w:vAlign w:val="center"/>
-          </w:tcPr>
-          <w:p>
-            <w:pPr>
-              <w:ind w:firstLine="0"/>
-              <w:jc w:val="center"/>
-            </w:pPr>
-            <w:r>
-              <w:rPr>
-                <w:rFonts w:ascii="Noto Serif CJK SC" w:hAnsi="Noto Serif CJK SC" w:eastAsia="Noto Serif CJK SC"/>
-                <w:b w:val="0"/>
-                <w:color w:val="000000"/>
-                <w:sz w:val="17"/>
-              </w:rPr>
-              <w:t>软件</w:t>
-            </w:r>
-          </w:p>
-        </w:tc>
-        <w:tc>
-          <w:tcPr>
-            <w:tcW w:type="dxa" w:w="7144"/>
-            <w:tcBorders>
-              <w:top w:val="single" w:sz="6" w:color="D9D9D9"/>
-              <w:left w:val="single" w:sz="6" w:color="D9D9D9"/>
-              <w:bottom w:val="single" w:sz="6" w:color="D9D9D9"/>
-              <w:right w:val="single" w:sz="6" w:color="D9D9D9"/>
-              <w:insideH w:val="single" w:sz="6" w:color="D9D9D9"/>
-              <w:insideV w:val="single" w:sz="6" w:color="D9D9D9"/>
-            </w:tcBorders>
-            <w:tcMar>
-              <w:top w:w="90" w:type="dxa"/>
-              <w:start w:w="90" w:type="dxa"/>
-              <w:bottom w:w="90" w:type="dxa"/>
-              <w:end w:w="90" w:type="dxa"/>
-            </w:tcMar>
-            <w:vAlign w:val="center"/>
-          </w:tcPr>
-          <w:p>
-            <w:pPr>
-              <w:ind w:firstLine="0"/>
-              <w:jc w:val="left"/>
-            </w:pPr>
-            <w:r>
-              <w:rPr>
-                <w:rFonts w:ascii="Noto Serif CJK SC" w:hAnsi="Noto Serif CJK SC" w:eastAsia="Noto Serif CJK SC"/>
-                <w:b w:val="0"/>
-                <w:color w:val="000000"/>
-                <w:sz w:val="17"/>
-              </w:rPr>
-              <w:t>Ubuntu 22.04；ROS 2 Humble；Gazebo Classic 11；Python/rclpy</w:t>
-            </w:r>
-          </w:p>
-        </w:tc>
-      </w:tr>
-      <w:tr>
-        <w:trPr>
-          <w:cantSplit/>
-        </w:trPr>
-        <w:tc>
-          <w:tcPr>
-            <w:tcW w:type="dxa" w:w="2381"/>
-            <w:tcBorders>
-              <w:top w:val="single" w:sz="6" w:color="D9D9D9"/>
-              <w:left w:val="single" w:sz="6" w:color="D9D9D9"/>
-              <w:bottom w:val="single" w:sz="6" w:color="D9D9D9"/>
-              <w:right w:val="single" w:sz="6" w:color="D9D9D9"/>
-              <w:insideH w:val="single" w:sz="6" w:color="D9D9D9"/>
-              <w:insideV w:val="single" w:sz="6" w:color="D9D9D9"/>
-            </w:tcBorders>
-            <w:tcMar>
-              <w:top w:w="90" w:type="dxa"/>
-              <w:start w:w="90" w:type="dxa"/>
-              <w:bottom w:w="90" w:type="dxa"/>
-              <w:end w:w="90" w:type="dxa"/>
-            </w:tcMar>
-            <w:shd w:fill="EAF2F8"/>
-            <w:vAlign w:val="center"/>
-          </w:tcPr>
-          <w:p>
-            <w:pPr>
-              <w:ind w:firstLine="0"/>
-              <w:jc w:val="center"/>
-            </w:pPr>
-            <w:r>
-              <w:rPr>
-                <w:rFonts w:ascii="Noto Serif CJK SC" w:hAnsi="Noto Serif CJK SC" w:eastAsia="Noto Serif CJK SC"/>
-                <w:b w:val="0"/>
-                <w:color w:val="000000"/>
-                <w:sz w:val="17"/>
-              </w:rPr>
-              <w:t>机器人</w:t>
-            </w:r>
-          </w:p>
-        </w:tc>
-        <w:tc>
-          <w:tcPr>
-            <w:tcW w:type="dxa" w:w="7144"/>
-            <w:tcBorders>
-              <w:top w:val="single" w:sz="6" w:color="D9D9D9"/>
-              <w:left w:val="single" w:sz="6" w:color="D9D9D9"/>
-              <w:bottom w:val="single" w:sz="6" w:color="D9D9D9"/>
-              <w:right w:val="single" w:sz="6" w:color="D9D9D9"/>
-              <w:insideH w:val="single" w:sz="6" w:color="D9D9D9"/>
-              <w:insideV w:val="single" w:sz="6" w:color="D9D9D9"/>
-            </w:tcBorders>
-            <w:tcMar>
-              <w:top w:w="90" w:type="dxa"/>
-              <w:start w:w="90" w:type="dxa"/>
-              <w:bottom w:w="90" w:type="dxa"/>
-              <w:end w:w="90" w:type="dxa"/>
-            </w:tcMar>
-            <w:shd w:fill="EAF2F8"/>
-            <w:vAlign w:val="center"/>
-          </w:tcPr>
-          <w:p>
-            <w:pPr>
-              <w:ind w:firstLine="0"/>
-              <w:jc w:val="left"/>
-            </w:pPr>
-            <w:r>
-              <w:rPr>
-                <w:rFonts w:ascii="Noto Serif CJK SC" w:hAnsi="Noto Serif CJK SC" w:eastAsia="Noto Serif CJK SC"/>
-                <w:b w:val="0"/>
-                <w:color w:val="000000"/>
-                <w:sz w:val="17"/>
-              </w:rPr>
-              <w:t>mechArm 270六自由度机械臂与夹爪</w:t>
-            </w:r>
-          </w:p>
-        </w:tc>
-      </w:tr>
-      <w:tr>
-        <w:trPr>
-          <w:cantSplit/>
-        </w:trPr>
-        <w:tc>
-          <w:tcPr>
-            <w:tcW w:type="dxa" w:w="2381"/>
-            <w:tcBorders>
-              <w:top w:val="single" w:sz="6" w:color="D9D9D9"/>
-              <w:left w:val="single" w:sz="6" w:color="D9D9D9"/>
-              <w:bottom w:val="single" w:sz="6" w:color="D9D9D9"/>
-              <w:right w:val="single" w:sz="6" w:color="D9D9D9"/>
-              <w:insideH w:val="single" w:sz="6" w:color="D9D9D9"/>
-              <w:insideV w:val="single" w:sz="6" w:color="D9D9D9"/>
-            </w:tcBorders>
-            <w:tcMar>
-              <w:top w:w="90" w:type="dxa"/>
-              <w:start w:w="90" w:type="dxa"/>
-              <w:bottom w:w="90" w:type="dxa"/>
-              <w:end w:w="90" w:type="dxa"/>
-            </w:tcMar>
-            <w:vAlign w:val="center"/>
-          </w:tcPr>
-          <w:p>
-            <w:pPr>
-              <w:ind w:firstLine="0"/>
-              <w:jc w:val="center"/>
-            </w:pPr>
-            <w:r>
-              <w:rPr>
-                <w:rFonts w:ascii="Noto Serif CJK SC" w:hAnsi="Noto Serif CJK SC" w:eastAsia="Noto Serif CJK SC"/>
-                <w:b w:val="0"/>
-                <w:color w:val="000000"/>
-                <w:sz w:val="17"/>
-              </w:rPr>
-              <w:t>场景</w:t>
-            </w:r>
-          </w:p>
-        </w:tc>
-        <w:tc>
-          <w:tcPr>
-            <w:tcW w:type="dxa" w:w="7144"/>
-            <w:tcBorders>
-              <w:top w:val="single" w:sz="6" w:color="D9D9D9"/>
-              <w:left w:val="single" w:sz="6" w:color="D9D9D9"/>
-              <w:bottom w:val="single" w:sz="6" w:color="D9D9D9"/>
-              <w:right w:val="single" w:sz="6" w:color="D9D9D9"/>
-              <w:insideH w:val="single" w:sz="6" w:color="D9D9D9"/>
-              <w:insideV w:val="single" w:sz="6" w:color="D9D9D9"/>
-            </w:tcBorders>
-            <w:tcMar>
-              <w:top w:w="90" w:type="dxa"/>
-              <w:start w:w="90" w:type="dxa"/>
-              <w:bottom w:w="90" w:type="dxa"/>
-              <w:end w:w="90" w:type="dxa"/>
-            </w:tcMar>
-            <w:vAlign w:val="center"/>
-          </w:tcPr>
-          <w:p>
-            <w:pPr>
-              <w:ind w:firstLine="0"/>
-              <w:jc w:val="left"/>
-            </w:pPr>
-            <w:r>
-              <w:rPr>
-                <w:rFonts w:ascii="Noto Serif CJK SC" w:hAnsi="Noto Serif CJK SC" w:eastAsia="Noto Serif CJK SC"/>
-                <w:b w:val="0"/>
-                <w:color w:val="000000"/>
-                <w:sz w:val="17"/>
-              </w:rPr>
-              <w:t>0.72×0.52 m桌面，六格，红蓝绿三分类垫</w:t>
-            </w:r>
-          </w:p>
-        </w:tc>
-      </w:tr>
-      <w:tr>
-        <w:trPr>
-          <w:cantSplit/>
-        </w:trPr>
-        <w:tc>
-          <w:tcPr>
-            <w:tcW w:type="dxa" w:w="2381"/>
-            <w:tcBorders>
-              <w:top w:val="single" w:sz="6" w:color="D9D9D9"/>
-              <w:left w:val="single" w:sz="6" w:color="D9D9D9"/>
-              <w:bottom w:val="single" w:sz="6" w:color="D9D9D9"/>
-              <w:right w:val="single" w:sz="6" w:color="D9D9D9"/>
-              <w:insideH w:val="single" w:sz="6" w:color="D9D9D9"/>
-              <w:insideV w:val="single" w:sz="6" w:color="D9D9D9"/>
-            </w:tcBorders>
-            <w:tcMar>
-              <w:top w:w="90" w:type="dxa"/>
-              <w:start w:w="90" w:type="dxa"/>
-              <w:bottom w:w="90" w:type="dxa"/>
-              <w:end w:w="90" w:type="dxa"/>
-            </w:tcMar>
-            <w:shd w:fill="EAF2F8"/>
-            <w:vAlign w:val="center"/>
-          </w:tcPr>
-          <w:p>
-            <w:pPr>
-              <w:ind w:firstLine="0"/>
-              <w:jc w:val="center"/>
-            </w:pPr>
-            <w:r>
-              <w:rPr>
-                <w:rFonts w:ascii="Noto Serif CJK SC" w:hAnsi="Noto Serif CJK SC" w:eastAsia="Noto Serif CJK SC"/>
-                <w:b w:val="0"/>
-                <w:color w:val="000000"/>
-                <w:sz w:val="17"/>
-              </w:rPr>
-              <w:t>感知接口</w:t>
-            </w:r>
-          </w:p>
-        </w:tc>
-        <w:tc>
-          <w:tcPr>
-            <w:tcW w:type="dxa" w:w="7144"/>
-            <w:tcBorders>
-              <w:top w:val="single" w:sz="6" w:color="D9D9D9"/>
-              <w:left w:val="single" w:sz="6" w:color="D9D9D9"/>
-              <w:bottom w:val="single" w:sz="6" w:color="D9D9D9"/>
-              <w:right w:val="single" w:sz="6" w:color="D9D9D9"/>
-              <w:insideH w:val="single" w:sz="6" w:color="D9D9D9"/>
-              <w:insideV w:val="single" w:sz="6" w:color="D9D9D9"/>
-            </w:tcBorders>
-            <w:tcMar>
-              <w:top w:w="90" w:type="dxa"/>
-              <w:start w:w="90" w:type="dxa"/>
-              <w:bottom w:w="90" w:type="dxa"/>
-              <w:end w:w="90" w:type="dxa"/>
-            </w:tcMar>
-            <w:shd w:fill="EAF2F8"/>
-            <w:vAlign w:val="center"/>
-          </w:tcPr>
-          <w:p>
-            <w:pPr>
-              <w:ind w:firstLine="0"/>
-              <w:jc w:val="left"/>
-            </w:pPr>
-            <w:r>
-              <w:rPr>
-                <w:rFonts w:ascii="Noto Serif CJK SC" w:hAnsi="Noto Serif CJK SC" w:eastAsia="Noto Serif CJK SC"/>
-                <w:b w:val="0"/>
-                <w:color w:val="000000"/>
-                <w:sz w:val="17"/>
-              </w:rPr>
-              <w:t>sensor_msgs/Image；vision_msgs/Detection2DArray</w:t>
-            </w:r>
-          </w:p>
-        </w:tc>
-      </w:tr>
-      <w:tr>
-        <w:trPr>
-          <w:cantSplit/>
-        </w:trPr>
-        <w:tc>
-          <w:tcPr>
-            <w:tcW w:type="dxa" w:w="2381"/>
-            <w:tcBorders>
-              <w:top w:val="single" w:sz="6" w:color="D9D9D9"/>
-              <w:left w:val="single" w:sz="6" w:color="D9D9D9"/>
-              <w:bottom w:val="single" w:sz="6" w:color="D9D9D9"/>
-              <w:right w:val="single" w:sz="6" w:color="D9D9D9"/>
-              <w:insideH w:val="single" w:sz="6" w:color="D9D9D9"/>
-              <w:insideV w:val="single" w:sz="6" w:color="D9D9D9"/>
-            </w:tcBorders>
-            <w:tcMar>
-              <w:top w:w="90" w:type="dxa"/>
-              <w:start w:w="90" w:type="dxa"/>
-              <w:bottom w:w="90" w:type="dxa"/>
-              <w:end w:w="90" w:type="dxa"/>
-            </w:tcMar>
-            <w:vAlign w:val="center"/>
-          </w:tcPr>
-          <w:p>
-            <w:pPr>
-              <w:ind w:firstLine="0"/>
-              <w:jc w:val="center"/>
-            </w:pPr>
-            <w:r>
-              <w:rPr>
-                <w:rFonts w:ascii="Noto Serif CJK SC" w:hAnsi="Noto Serif CJK SC" w:eastAsia="Noto Serif CJK SC"/>
-                <w:b w:val="0"/>
-                <w:color w:val="000000"/>
-                <w:sz w:val="17"/>
-              </w:rPr>
-              <w:t>任务接口</w:t>
-            </w:r>
-          </w:p>
-        </w:tc>
-        <w:tc>
-          <w:tcPr>
-            <w:tcW w:type="dxa" w:w="7144"/>
-            <w:tcBorders>
-              <w:top w:val="single" w:sz="6" w:color="D9D9D9"/>
-              <w:left w:val="single" w:sz="6" w:color="D9D9D9"/>
-              <w:bottom w:val="single" w:sz="6" w:color="D9D9D9"/>
-              <w:right w:val="single" w:sz="6" w:color="D9D9D9"/>
-              <w:insideH w:val="single" w:sz="6" w:color="D9D9D9"/>
-              <w:insideV w:val="single" w:sz="6" w:color="D9D9D9"/>
-            </w:tcBorders>
-            <w:tcMar>
-              <w:top w:w="90" w:type="dxa"/>
-              <w:start w:w="90" w:type="dxa"/>
-              <w:bottom w:w="90" w:type="dxa"/>
-              <w:end w:w="90" w:type="dxa"/>
-            </w:tcMar>
-            <w:vAlign w:val="center"/>
-          </w:tcPr>
-          <w:p>
-            <w:pPr>
-              <w:ind w:firstLine="0"/>
-              <w:jc w:val="left"/>
-            </w:pPr>
-            <w:r>
-              <w:rPr>
-                <w:rFonts w:ascii="Noto Serif CJK SC" w:hAnsi="Noto Serif CJK SC" w:eastAsia="Noto Serif CJK SC"/>
-                <w:b w:val="0"/>
-                <w:color w:val="000000"/>
-                <w:sz w:val="17"/>
-              </w:rPr>
-              <w:t>state/result主题构成可反馈长任务接口</w:t>
-            </w:r>
-          </w:p>
-        </w:tc>
-      </w:tr>
-      <w:tr>
-        <w:trPr>
-          <w:cantSplit/>
-        </w:trPr>
-        <w:tc>
-          <w:tcPr>
-            <w:tcW w:type="dxa" w:w="2381"/>
-            <w:tcBorders>
-              <w:top w:val="single" w:sz="6" w:color="D9D9D9"/>
-              <w:left w:val="single" w:sz="6" w:color="D9D9D9"/>
-              <w:bottom w:val="single" w:sz="6" w:color="D9D9D9"/>
-              <w:right w:val="single" w:sz="6" w:color="D9D9D9"/>
-              <w:insideH w:val="single" w:sz="6" w:color="D9D9D9"/>
-              <w:insideV w:val="single" w:sz="6" w:color="D9D9D9"/>
-            </w:tcBorders>
-            <w:tcMar>
-              <w:top w:w="90" w:type="dxa"/>
-              <w:start w:w="90" w:type="dxa"/>
-              <w:bottom w:w="90" w:type="dxa"/>
-              <w:end w:w="90" w:type="dxa"/>
-            </w:tcMar>
-            <w:shd w:fill="EAF2F8"/>
-            <w:vAlign w:val="center"/>
-          </w:tcPr>
-          <w:p>
-            <w:pPr>
-              <w:ind w:firstLine="0"/>
-              <w:jc w:val="center"/>
-            </w:pPr>
-            <w:r>
-              <w:rPr>
-                <w:rFonts w:ascii="Noto Serif CJK SC" w:hAnsi="Noto Serif CJK SC" w:eastAsia="Noto Serif CJK SC"/>
-                <w:b w:val="0"/>
-                <w:color w:val="000000"/>
-                <w:sz w:val="17"/>
-              </w:rPr>
-              <w:t>检测阈值</w:t>
-            </w:r>
-          </w:p>
-        </w:tc>
-        <w:tc>
-          <w:tcPr>
-            <w:tcW w:type="dxa" w:w="7144"/>
-            <w:tcBorders>
-              <w:top w:val="single" w:sz="6" w:color="D9D9D9"/>
-              <w:left w:val="single" w:sz="6" w:color="D9D9D9"/>
-              <w:bottom w:val="single" w:sz="6" w:color="D9D9D9"/>
-              <w:right w:val="single" w:sz="6" w:color="D9D9D9"/>
-              <w:insideH w:val="single" w:sz="6" w:color="D9D9D9"/>
-              <w:insideV w:val="single" w:sz="6" w:color="D9D9D9"/>
-            </w:tcBorders>
-            <w:tcMar>
-              <w:top w:w="90" w:type="dxa"/>
-              <w:start w:w="90" w:type="dxa"/>
-              <w:bottom w:w="90" w:type="dxa"/>
-              <w:end w:w="90" w:type="dxa"/>
-            </w:tcMar>
-            <w:shd w:fill="EAF2F8"/>
-            <w:vAlign w:val="center"/>
-          </w:tcPr>
-          <w:p>
-            <w:pPr>
-              <w:ind w:firstLine="0"/>
-              <w:jc w:val="left"/>
-            </w:pPr>
-            <w:r>
-              <w:rPr>
-                <w:rFonts w:ascii="Noto Serif CJK SC" w:hAnsi="Noto Serif CJK SC" w:eastAsia="Noto Serif CJK SC"/>
-                <w:b w:val="0"/>
-                <w:color w:val="000000"/>
-                <w:sz w:val="17"/>
-              </w:rPr>
-              <w:t>min_confidence=0.80；grid_tolerance=48 px</w:t>
-            </w:r>
-          </w:p>
-        </w:tc>
-      </w:tr>
-      <w:tr>
-        <w:trPr>
-          <w:cantSplit/>
-        </w:trPr>
-        <w:tc>
-          <w:tcPr>
-            <w:tcW w:type="dxa" w:w="2381"/>
-            <w:tcBorders>
-              <w:top w:val="single" w:sz="6" w:color="D9D9D9"/>
-              <w:left w:val="single" w:sz="6" w:color="D9D9D9"/>
-              <w:bottom w:val="single" w:sz="6" w:color="D9D9D9"/>
-              <w:right w:val="single" w:sz="6" w:color="D9D9D9"/>
-              <w:insideH w:val="single" w:sz="6" w:color="D9D9D9"/>
-              <w:insideV w:val="single" w:sz="6" w:color="D9D9D9"/>
-            </w:tcBorders>
-            <w:tcMar>
-              <w:top w:w="90" w:type="dxa"/>
-              <w:start w:w="90" w:type="dxa"/>
-              <w:bottom w:w="90" w:type="dxa"/>
-              <w:end w:w="90" w:type="dxa"/>
-            </w:tcMar>
-            <w:vAlign w:val="center"/>
-          </w:tcPr>
-          <w:p>
-            <w:pPr>
-              <w:ind w:firstLine="0"/>
-              <w:jc w:val="center"/>
-            </w:pPr>
-            <w:r>
-              <w:rPr>
-                <w:rFonts w:ascii="Noto Serif CJK SC" w:hAnsi="Noto Serif CJK SC" w:eastAsia="Noto Serif CJK SC"/>
-                <w:b w:val="0"/>
-                <w:color w:val="000000"/>
-                <w:sz w:val="17"/>
-              </w:rPr>
-              <w:t>自动演示</w:t>
-            </w:r>
-          </w:p>
-        </w:tc>
-        <w:tc>
-          <w:tcPr>
-            <w:tcW w:type="dxa" w:w="7144"/>
-            <w:tcBorders>
-              <w:top w:val="single" w:sz="6" w:color="D9D9D9"/>
-              <w:left w:val="single" w:sz="6" w:color="D9D9D9"/>
-              <w:bottom w:val="single" w:sz="6" w:color="D9D9D9"/>
-              <w:right w:val="single" w:sz="6" w:color="D9D9D9"/>
-              <w:insideH w:val="single" w:sz="6" w:color="D9D9D9"/>
-              <w:insideV w:val="single" w:sz="6" w:color="D9D9D9"/>
-            </w:tcBorders>
-            <w:tcMar>
-              <w:top w:w="90" w:type="dxa"/>
-              <w:start w:w="90" w:type="dxa"/>
-              <w:bottom w:w="90" w:type="dxa"/>
-              <w:end w:w="90" w:type="dxa"/>
-            </w:tcMar>
-            <w:vAlign w:val="center"/>
-          </w:tcPr>
-          <w:p>
-            <w:pPr>
-              <w:ind w:firstLine="0"/>
-              <w:jc w:val="left"/>
-            </w:pPr>
-            <w:r>
-              <w:rPr>
-                <w:rFonts w:ascii="Noto Serif CJK SC" w:hAnsi="Noto Serif CJK SC" w:eastAsia="Noto Serif CJK SC"/>
-                <w:b w:val="0"/>
-                <w:color w:val="000000"/>
-                <w:sz w:val="17"/>
-              </w:rPr>
-              <w:t>manual_animation.json保存27个航点，播放序列34步，每步2.0 s</w:t>
-            </w:r>
-          </w:p>
-        </w:tc>
-      </w:tr>
-    </w:tbl>
-    <w:p>
-      <w:pPr>
-        <w:pStyle w:val="Heading2"/>
-        <w:ind w:firstLine="0"/>
-      </w:pPr>
-      <w:r>
-        <w:rPr>
-          <w:rFonts w:ascii="Noto Sans CJK SC" w:hAnsi="Noto Sans CJK SC" w:eastAsia="Noto Sans CJK SC"/>
-          <w:color w:val="000000"/>
-          <w:sz w:val="24"/>
-        </w:rPr>
-        <w:t>1.3 完成情况</w:t>
-      </w:r>
-    </w:p>
-    <w:p>
-      <w:pPr>
-        <w:ind w:firstLine="420"/>
-        <w:jc w:val="both"/>
-      </w:pPr>
-      <w:r>
-        <w:rPr>
-          <w:rFonts w:ascii="Noto Serif CJK SC" w:hAnsi="Noto Serif CJK SC" w:eastAsia="Noto Serif CJK SC"/>
-          <w:b w:val="0"/>
-          <w:color w:val="000000"/>
-          <w:sz w:val="21"/>
-        </w:rPr>
-        <w:t>我完成并参与验证了Gazebo场景、手动控制台、航点序列、对象跟随与垂直释放等环节。已有两类六物体对象级日志为6/6；最终场景扩展为三类六物体。真机尚无六物体对象级结果，因此个人报告只对仿真结论负责。</w:t>
-      </w:r>
-    </w:p>
-    <w:p>
-      <w:r>
-        <w:br w:type="page"/>
-      </w:r>
-    </w:p>
-    <w:p>
-      <w:pPr>
-        <w:pStyle w:val="Heading1"/>
-        <w:ind w:firstLine="0"/>
-      </w:pPr>
-      <w:r>
-        <w:rPr>
-          <w:rFonts w:ascii="Noto Sans CJK SC" w:hAnsi="Noto Sans CJK SC" w:eastAsia="Noto Sans CJK SC"/>
-          <w:color w:val="000000"/>
-          <w:sz w:val="30"/>
-        </w:rPr>
-        <w:t>2 个人分工</w:t>
-      </w:r>
-    </w:p>
-    <w:p>
-      <w:pPr>
-        <w:ind w:firstLine="420"/>
-        <w:jc w:val="both"/>
-      </w:pPr>
-      <w:r>
-        <w:rPr>
-          <w:rFonts w:ascii="Noto Serif CJK SC" w:hAnsi="Noto Serif CJK SC" w:eastAsia="Noto Serif CJK SC"/>
-          <w:b w:val="0"/>
-          <w:color w:val="000000"/>
-          <w:sz w:val="21"/>
-        </w:rPr>
-        <w:t>我主要负责 mechArm Gazebo 仿真的可操作性和抓取演示稳定性，工作边界位于任务规划输出之后、仿真验收证据之前。我不负责训练新的真实图像检测模型，也不把仿真结果替代为真机结果。</w:t>
-      </w:r>
-    </w:p>
-    <w:tbl>
-      <w:tblPr>
-        <w:tblW w:type="auto" w:w="0"/>
-        <w:jc w:val="center"/>
-        <w:tblLayout w:type="fixed"/>
-        <w:tblLook w:firstColumn="1" w:firstRow="1" w:lastColumn="0" w:lastRow="0" w:noHBand="0" w:noVBand="1" w:val="04A0"/>
-      </w:tblPr>
-      <w:tblGrid>
-        <w:gridCol w:w="3213"/>
-        <w:gridCol w:w="3213"/>
-        <w:gridCol w:w="3213"/>
-      </w:tblGrid>
-      <w:tr>
-        <w:trPr>
-          <w:tblHeader w:val="true"/>
-          <w:cantSplit/>
-        </w:trPr>
-        <w:tc>
-          <w:tcPr>
-            <w:tcW w:type="dxa" w:w="1984"/>
-            <w:shd w:fill="173A5E"/>
-            <w:tcBorders>
-              <w:top w:val="single" w:sz="6" w:color="D9D9D9"/>
-              <w:left w:val="single" w:sz="6" w:color="D9D9D9"/>
-              <w:bottom w:val="single" w:sz="6" w:color="D9D9D9"/>
-              <w:right w:val="single" w:sz="6" w:color="D9D9D9"/>
-              <w:insideH w:val="single" w:sz="6" w:color="D9D9D9"/>
-              <w:insideV w:val="single" w:sz="6" w:color="D9D9D9"/>
-            </w:tcBorders>
-            <w:tcMar>
-              <w:top w:w="90" w:type="dxa"/>
-              <w:start w:w="90" w:type="dxa"/>
-              <w:bottom w:w="90" w:type="dxa"/>
-              <w:end w:w="90" w:type="dxa"/>
-            </w:tcMar>
-            <w:vAlign w:val="center"/>
-          </w:tcPr>
-          <w:p>
-            <w:pPr>
-              <w:ind w:firstLine="0"/>
-              <w:jc w:val="center"/>
-            </w:pPr>
-            <w:r>
-              <w:rPr>
-                <w:rFonts w:ascii="Noto Sans CJK SC" w:hAnsi="Noto Sans CJK SC" w:eastAsia="Noto Sans CJK SC"/>
-                <w:b/>
-                <w:color w:val="FFFFFF"/>
-                <w:sz w:val="17"/>
-              </w:rPr>
-              <w:t>个人任务</w:t>
-            </w:r>
-          </w:p>
-        </w:tc>
-        <w:tc>
-          <w:tcPr>
-            <w:tcW w:type="dxa" w:w="4479"/>
-            <w:shd w:fill="173A5E"/>
-            <w:tcBorders>
-              <w:top w:val="single" w:sz="6" w:color="D9D9D9"/>
-              <w:left w:val="single" w:sz="6" w:color="D9D9D9"/>
-              <w:bottom w:val="single" w:sz="6" w:color="D9D9D9"/>
-              <w:right w:val="single" w:sz="6" w:color="D9D9D9"/>
-              <w:insideH w:val="single" w:sz="6" w:color="D9D9D9"/>
-              <w:insideV w:val="single" w:sz="6" w:color="D9D9D9"/>
-            </w:tcBorders>
-            <w:tcMar>
-              <w:top w:w="90" w:type="dxa"/>
-              <w:start w:w="90" w:type="dxa"/>
-              <w:bottom w:w="90" w:type="dxa"/>
-              <w:end w:w="90" w:type="dxa"/>
-            </w:tcMar>
-            <w:vAlign w:val="center"/>
-          </w:tcPr>
-          <w:p>
-            <w:pPr>
-              <w:ind w:firstLine="0"/>
-              <w:jc w:val="center"/>
-            </w:pPr>
-            <w:r>
-              <w:rPr>
-                <w:rFonts w:ascii="Noto Sans CJK SC" w:hAnsi="Noto Sans CJK SC" w:eastAsia="Noto Sans CJK SC"/>
-                <w:b/>
-                <w:color w:val="FFFFFF"/>
-                <w:sz w:val="17"/>
-              </w:rPr>
-              <w:t>具体工作</w:t>
-            </w:r>
-          </w:p>
-        </w:tc>
-        <w:tc>
-          <w:tcPr>
-            <w:tcW w:type="dxa" w:w="3061"/>
-            <w:shd w:fill="173A5E"/>
-            <w:tcBorders>
-              <w:top w:val="single" w:sz="6" w:color="D9D9D9"/>
-              <w:left w:val="single" w:sz="6" w:color="D9D9D9"/>
-              <w:bottom w:val="single" w:sz="6" w:color="D9D9D9"/>
-              <w:right w:val="single" w:sz="6" w:color="D9D9D9"/>
-              <w:insideH w:val="single" w:sz="6" w:color="D9D9D9"/>
-              <w:insideV w:val="single" w:sz="6" w:color="D9D9D9"/>
-            </w:tcBorders>
-            <w:tcMar>
-              <w:top w:w="90" w:type="dxa"/>
-              <w:start w:w="90" w:type="dxa"/>
-              <w:bottom w:w="90" w:type="dxa"/>
-              <w:end w:w="90" w:type="dxa"/>
-            </w:tcMar>
-            <w:vAlign w:val="center"/>
-          </w:tcPr>
-          <w:p>
-            <w:pPr>
-              <w:ind w:firstLine="0"/>
-              <w:jc w:val="center"/>
-            </w:pPr>
-            <w:r>
-              <w:rPr>
-                <w:rFonts w:ascii="Noto Sans CJK SC" w:hAnsi="Noto Sans CJK SC" w:eastAsia="Noto Sans CJK SC"/>
-                <w:b/>
-                <w:color w:val="FFFFFF"/>
-                <w:sz w:val="17"/>
-              </w:rPr>
-              <w:t>输出或证据</w:t>
-            </w:r>
-          </w:p>
-        </w:tc>
-      </w:tr>
-      <w:tr>
-        <w:trPr>
-          <w:cantSplit/>
-        </w:trPr>
-        <w:tc>
-          <w:tcPr>
-            <w:tcW w:type="dxa" w:w="1984"/>
-            <w:tcBorders>
-              <w:top w:val="single" w:sz="6" w:color="D9D9D9"/>
-              <w:left w:val="single" w:sz="6" w:color="D9D9D9"/>
-              <w:bottom w:val="single" w:sz="6" w:color="D9D9D9"/>
-              <w:right w:val="single" w:sz="6" w:color="D9D9D9"/>
-              <w:insideH w:val="single" w:sz="6" w:color="D9D9D9"/>
-              <w:insideV w:val="single" w:sz="6" w:color="D9D9D9"/>
-            </w:tcBorders>
-            <w:tcMar>
-              <w:top w:w="90" w:type="dxa"/>
-              <w:start w:w="90" w:type="dxa"/>
-              <w:bottom w:w="90" w:type="dxa"/>
-              <w:end w:w="90" w:type="dxa"/>
-            </w:tcMar>
-            <w:vAlign w:val="center"/>
-          </w:tcPr>
-          <w:p>
-            <w:pPr>
-              <w:ind w:firstLine="0"/>
-              <w:jc w:val="center"/>
-            </w:pPr>
-            <w:r>
-              <w:rPr>
-                <w:rFonts w:ascii="Noto Serif CJK SC" w:hAnsi="Noto Serif CJK SC" w:eastAsia="Noto Serif CJK SC"/>
-                <w:b w:val="0"/>
-                <w:color w:val="000000"/>
-                <w:sz w:val="17"/>
-              </w:rPr>
-              <w:t>场景调整</w:t>
-            </w:r>
-          </w:p>
-        </w:tc>
-        <w:tc>
-          <w:tcPr>
-            <w:tcW w:type="dxa" w:w="4479"/>
-            <w:tcBorders>
-              <w:top w:val="single" w:sz="6" w:color="D9D9D9"/>
-              <w:left w:val="single" w:sz="6" w:color="D9D9D9"/>
-              <w:bottom w:val="single" w:sz="6" w:color="D9D9D9"/>
-              <w:right w:val="single" w:sz="6" w:color="D9D9D9"/>
-              <w:insideH w:val="single" w:sz="6" w:color="D9D9D9"/>
-              <w:insideV w:val="single" w:sz="6" w:color="D9D9D9"/>
-            </w:tcBorders>
-            <w:tcMar>
-              <w:top w:w="90" w:type="dxa"/>
-              <w:start w:w="90" w:type="dxa"/>
-              <w:bottom w:w="90" w:type="dxa"/>
-              <w:end w:w="90" w:type="dxa"/>
-            </w:tcMar>
-            <w:vAlign w:val="center"/>
-          </w:tcPr>
-          <w:p>
-            <w:pPr>
-              <w:ind w:firstLine="0"/>
-              <w:jc w:val="left"/>
-            </w:pPr>
-            <w:r>
-              <w:rPr>
-                <w:rFonts w:ascii="Noto Serif CJK SC" w:hAnsi="Noto Serif CJK SC" w:eastAsia="Noto Serif CJK SC"/>
-                <w:b w:val="0"/>
-                <w:color w:val="000000"/>
-                <w:sz w:val="17"/>
-              </w:rPr>
-              <w:t>调整六物体网格、三色分类垫、圆柱尺寸和可见性</w:t>
-            </w:r>
-          </w:p>
-        </w:tc>
-        <w:tc>
-          <w:tcPr>
-            <w:tcW w:type="dxa" w:w="3061"/>
-            <w:tcBorders>
-              <w:top w:val="single" w:sz="6" w:color="D9D9D9"/>
-              <w:left w:val="single" w:sz="6" w:color="D9D9D9"/>
-              <w:bottom w:val="single" w:sz="6" w:color="D9D9D9"/>
-              <w:right w:val="single" w:sz="6" w:color="D9D9D9"/>
-              <w:insideH w:val="single" w:sz="6" w:color="D9D9D9"/>
-              <w:insideV w:val="single" w:sz="6" w:color="D9D9D9"/>
-            </w:tcBorders>
-            <w:tcMar>
-              <w:top w:w="90" w:type="dxa"/>
-              <w:start w:w="90" w:type="dxa"/>
-              <w:bottom w:w="90" w:type="dxa"/>
-              <w:end w:w="90" w:type="dxa"/>
-            </w:tcMar>
-            <w:vAlign w:val="center"/>
-          </w:tcPr>
-          <w:p>
-            <w:pPr>
-              <w:ind w:firstLine="0"/>
-              <w:jc w:val="left"/>
-            </w:pPr>
-            <w:r>
-              <w:rPr>
-                <w:rFonts w:ascii="Noto Serif CJK SC" w:hAnsi="Noto Serif CJK SC" w:eastAsia="Noto Serif CJK SC"/>
-                <w:b w:val="0"/>
-                <w:color w:val="000000"/>
-                <w:sz w:val="17"/>
-              </w:rPr>
-              <w:t>sorting_desktop.world与场景截图</w:t>
-            </w:r>
-          </w:p>
-        </w:tc>
-      </w:tr>
-      <w:tr>
-        <w:trPr>
-          <w:cantSplit/>
-        </w:trPr>
-        <w:tc>
-          <w:tcPr>
-            <w:tcW w:type="dxa" w:w="1984"/>
-            <w:tcBorders>
-              <w:top w:val="single" w:sz="6" w:color="D9D9D9"/>
-              <w:left w:val="single" w:sz="6" w:color="D9D9D9"/>
-              <w:bottom w:val="single" w:sz="6" w:color="D9D9D9"/>
-              <w:right w:val="single" w:sz="6" w:color="D9D9D9"/>
-              <w:insideH w:val="single" w:sz="6" w:color="D9D9D9"/>
-              <w:insideV w:val="single" w:sz="6" w:color="D9D9D9"/>
-            </w:tcBorders>
-            <w:tcMar>
-              <w:top w:w="90" w:type="dxa"/>
-              <w:start w:w="90" w:type="dxa"/>
-              <w:bottom w:w="90" w:type="dxa"/>
-              <w:end w:w="90" w:type="dxa"/>
-            </w:tcMar>
-            <w:shd w:fill="EAF2F8"/>
-            <w:vAlign w:val="center"/>
-          </w:tcPr>
-          <w:p>
-            <w:pPr>
-              <w:ind w:firstLine="0"/>
-              <w:jc w:val="center"/>
-            </w:pPr>
-            <w:r>
-              <w:rPr>
-                <w:rFonts w:ascii="Noto Serif CJK SC" w:hAnsi="Noto Serif CJK SC" w:eastAsia="Noto Serif CJK SC"/>
-                <w:b w:val="0"/>
-                <w:color w:val="000000"/>
-                <w:sz w:val="17"/>
-              </w:rPr>
-              <w:t>手动调试</w:t>
-            </w:r>
-          </w:p>
-        </w:tc>
-        <w:tc>
-          <w:tcPr>
-            <w:tcW w:type="dxa" w:w="4479"/>
-            <w:tcBorders>
-              <w:top w:val="single" w:sz="6" w:color="D9D9D9"/>
-              <w:left w:val="single" w:sz="6" w:color="D9D9D9"/>
-              <w:bottom w:val="single" w:sz="6" w:color="D9D9D9"/>
-              <w:right w:val="single" w:sz="6" w:color="D9D9D9"/>
-              <w:insideH w:val="single" w:sz="6" w:color="D9D9D9"/>
-              <w:insideV w:val="single" w:sz="6" w:color="D9D9D9"/>
-            </w:tcBorders>
-            <w:tcMar>
-              <w:top w:w="90" w:type="dxa"/>
-              <w:start w:w="90" w:type="dxa"/>
-              <w:bottom w:w="90" w:type="dxa"/>
-              <w:end w:w="90" w:type="dxa"/>
-            </w:tcMar>
-            <w:shd w:fill="EAF2F8"/>
-            <w:vAlign w:val="center"/>
-          </w:tcPr>
-          <w:p>
-            <w:pPr>
-              <w:ind w:firstLine="0"/>
-              <w:jc w:val="left"/>
-            </w:pPr>
-            <w:r>
-              <w:rPr>
-                <w:rFonts w:ascii="Noto Serif CJK SC" w:hAnsi="Noto Serif CJK SC" w:eastAsia="Noto Serif CJK SC"/>
-                <w:b w:val="0"/>
-                <w:color w:val="000000"/>
-                <w:sz w:val="17"/>
-              </w:rPr>
-              <w:t>使用六关节、夹爪与动作时间控件逐点找姿态</w:t>
-            </w:r>
-          </w:p>
-        </w:tc>
-        <w:tc>
-          <w:tcPr>
-            <w:tcW w:type="dxa" w:w="3061"/>
-            <w:tcBorders>
-              <w:top w:val="single" w:sz="6" w:color="D9D9D9"/>
-              <w:left w:val="single" w:sz="6" w:color="D9D9D9"/>
-              <w:bottom w:val="single" w:sz="6" w:color="D9D9D9"/>
-              <w:right w:val="single" w:sz="6" w:color="D9D9D9"/>
-              <w:insideH w:val="single" w:sz="6" w:color="D9D9D9"/>
-              <w:insideV w:val="single" w:sz="6" w:color="D9D9D9"/>
-            </w:tcBorders>
-            <w:tcMar>
-              <w:top w:w="90" w:type="dxa"/>
-              <w:start w:w="90" w:type="dxa"/>
-              <w:bottom w:w="90" w:type="dxa"/>
-              <w:end w:w="90" w:type="dxa"/>
-            </w:tcMar>
-            <w:shd w:fill="EAF2F8"/>
-            <w:vAlign w:val="center"/>
-          </w:tcPr>
-          <w:p>
-            <w:pPr>
-              <w:ind w:firstLine="0"/>
-              <w:jc w:val="left"/>
-            </w:pPr>
-            <w:r>
-              <w:rPr>
-                <w:rFonts w:ascii="Noto Serif CJK SC" w:hAnsi="Noto Serif CJK SC" w:eastAsia="Noto Serif CJK SC"/>
-                <w:b w:val="0"/>
-                <w:color w:val="000000"/>
-                <w:sz w:val="17"/>
-              </w:rPr>
-              <w:t>manual_control_panel与航点列表</w:t>
-            </w:r>
-          </w:p>
-        </w:tc>
-      </w:tr>
-      <w:tr>
-        <w:trPr>
-          <w:cantSplit/>
-        </w:trPr>
-        <w:tc>
-          <w:tcPr>
-            <w:tcW w:type="dxa" w:w="1984"/>
-            <w:tcBorders>
-              <w:top w:val="single" w:sz="6" w:color="D9D9D9"/>
-              <w:left w:val="single" w:sz="6" w:color="D9D9D9"/>
-              <w:bottom w:val="single" w:sz="6" w:color="D9D9D9"/>
-              <w:right w:val="single" w:sz="6" w:color="D9D9D9"/>
-              <w:insideH w:val="single" w:sz="6" w:color="D9D9D9"/>
-              <w:insideV w:val="single" w:sz="6" w:color="D9D9D9"/>
-            </w:tcBorders>
-            <w:tcMar>
-              <w:top w:w="90" w:type="dxa"/>
-              <w:start w:w="90" w:type="dxa"/>
-              <w:bottom w:w="90" w:type="dxa"/>
-              <w:end w:w="90" w:type="dxa"/>
-            </w:tcMar>
-            <w:vAlign w:val="center"/>
-          </w:tcPr>
-          <w:p>
-            <w:pPr>
-              <w:ind w:firstLine="0"/>
-              <w:jc w:val="center"/>
-            </w:pPr>
-            <w:r>
-              <w:rPr>
-                <w:rFonts w:ascii="Noto Serif CJK SC" w:hAnsi="Noto Serif CJK SC" w:eastAsia="Noto Serif CJK SC"/>
-                <w:b w:val="0"/>
-                <w:color w:val="000000"/>
-                <w:sz w:val="17"/>
-              </w:rPr>
-              <w:t>自动序列</w:t>
-            </w:r>
-          </w:p>
-        </w:tc>
-        <w:tc>
-          <w:tcPr>
-            <w:tcW w:type="dxa" w:w="4479"/>
-            <w:tcBorders>
-              <w:top w:val="single" w:sz="6" w:color="D9D9D9"/>
-              <w:left w:val="single" w:sz="6" w:color="D9D9D9"/>
-              <w:bottom w:val="single" w:sz="6" w:color="D9D9D9"/>
-              <w:right w:val="single" w:sz="6" w:color="D9D9D9"/>
-              <w:insideH w:val="single" w:sz="6" w:color="D9D9D9"/>
-              <w:insideV w:val="single" w:sz="6" w:color="D9D9D9"/>
-            </w:tcBorders>
-            <w:tcMar>
-              <w:top w:w="90" w:type="dxa"/>
-              <w:start w:w="90" w:type="dxa"/>
-              <w:bottom w:w="90" w:type="dxa"/>
-              <w:end w:w="90" w:type="dxa"/>
-            </w:tcMar>
-            <w:vAlign w:val="center"/>
-          </w:tcPr>
-          <w:p>
-            <w:pPr>
-              <w:ind w:firstLine="0"/>
-              <w:jc w:val="left"/>
-            </w:pPr>
-            <w:r>
-              <w:rPr>
-                <w:rFonts w:ascii="Noto Serif CJK SC" w:hAnsi="Noto Serif CJK SC" w:eastAsia="Noto Serif CJK SC"/>
-                <w:b w:val="0"/>
-                <w:color w:val="000000"/>
-                <w:sz w:val="17"/>
-              </w:rPr>
-              <w:t>整理pick/release语义、动作顺序和两秒节拍</w:t>
-            </w:r>
-          </w:p>
-        </w:tc>
-        <w:tc>
-          <w:tcPr>
-            <w:tcW w:type="dxa" w:w="3061"/>
-            <w:tcBorders>
-              <w:top w:val="single" w:sz="6" w:color="D9D9D9"/>
-              <w:left w:val="single" w:sz="6" w:color="D9D9D9"/>
-              <w:bottom w:val="single" w:sz="6" w:color="D9D9D9"/>
-              <w:right w:val="single" w:sz="6" w:color="D9D9D9"/>
-              <w:insideH w:val="single" w:sz="6" w:color="D9D9D9"/>
-              <w:insideV w:val="single" w:sz="6" w:color="D9D9D9"/>
-            </w:tcBorders>
-            <w:tcMar>
-              <w:top w:w="90" w:type="dxa"/>
-              <w:start w:w="90" w:type="dxa"/>
-              <w:bottom w:w="90" w:type="dxa"/>
-              <w:end w:w="90" w:type="dxa"/>
-            </w:tcMar>
-            <w:vAlign w:val="center"/>
-          </w:tcPr>
-          <w:p>
-            <w:pPr>
-              <w:ind w:firstLine="0"/>
-              <w:jc w:val="left"/>
-            </w:pPr>
-            <w:r>
-              <w:rPr>
-                <w:rFonts w:ascii="Noto Serif CJK SC" w:hAnsi="Noto Serif CJK SC" w:eastAsia="Noto Serif CJK SC"/>
-                <w:b w:val="0"/>
-                <w:color w:val="000000"/>
-                <w:sz w:val="17"/>
-              </w:rPr>
-              <w:t>manual_animation.json共34步</w:t>
-            </w:r>
-          </w:p>
-        </w:tc>
-      </w:tr>
-      <w:tr>
-        <w:trPr>
-          <w:cantSplit/>
-        </w:trPr>
-        <w:tc>
-          <w:tcPr>
-            <w:tcW w:type="dxa" w:w="1984"/>
-            <w:tcBorders>
-              <w:top w:val="single" w:sz="6" w:color="D9D9D9"/>
-              <w:left w:val="single" w:sz="6" w:color="D9D9D9"/>
-              <w:bottom w:val="single" w:sz="6" w:color="D9D9D9"/>
-              <w:right w:val="single" w:sz="6" w:color="D9D9D9"/>
-              <w:insideH w:val="single" w:sz="6" w:color="D9D9D9"/>
-              <w:insideV w:val="single" w:sz="6" w:color="D9D9D9"/>
-            </w:tcBorders>
-            <w:tcMar>
-              <w:top w:w="90" w:type="dxa"/>
-              <w:start w:w="90" w:type="dxa"/>
-              <w:bottom w:w="90" w:type="dxa"/>
-              <w:end w:w="90" w:type="dxa"/>
-            </w:tcMar>
-            <w:shd w:fill="EAF2F8"/>
-            <w:vAlign w:val="center"/>
-          </w:tcPr>
-          <w:p>
-            <w:pPr>
-              <w:ind w:firstLine="0"/>
-              <w:jc w:val="center"/>
-            </w:pPr>
-            <w:r>
-              <w:rPr>
-                <w:rFonts w:ascii="Noto Serif CJK SC" w:hAnsi="Noto Serif CJK SC" w:eastAsia="Noto Serif CJK SC"/>
-                <w:b w:val="0"/>
-                <w:color w:val="000000"/>
-                <w:sz w:val="17"/>
-              </w:rPr>
-              <w:t>抓取稳定</w:t>
-            </w:r>
-          </w:p>
-        </w:tc>
-        <w:tc>
-          <w:tcPr>
-            <w:tcW w:type="dxa" w:w="4479"/>
-            <w:tcBorders>
-              <w:top w:val="single" w:sz="6" w:color="D9D9D9"/>
-              <w:left w:val="single" w:sz="6" w:color="D9D9D9"/>
-              <w:bottom w:val="single" w:sz="6" w:color="D9D9D9"/>
-              <w:right w:val="single" w:sz="6" w:color="D9D9D9"/>
-              <w:insideH w:val="single" w:sz="6" w:color="D9D9D9"/>
-              <w:insideV w:val="single" w:sz="6" w:color="D9D9D9"/>
-            </w:tcBorders>
-            <w:tcMar>
-              <w:top w:w="90" w:type="dxa"/>
-              <w:start w:w="90" w:type="dxa"/>
-              <w:bottom w:w="90" w:type="dxa"/>
-              <w:end w:w="90" w:type="dxa"/>
-            </w:tcMar>
-            <w:shd w:fill="EAF2F8"/>
-            <w:vAlign w:val="center"/>
-          </w:tcPr>
-          <w:p>
-            <w:pPr>
-              <w:ind w:firstLine="0"/>
-              <w:jc w:val="left"/>
-            </w:pPr>
-            <w:r>
-              <w:rPr>
-                <w:rFonts w:ascii="Noto Serif CJK SC" w:hAnsi="Noto Serif CJK SC" w:eastAsia="Noto Serif CJK SC"/>
-                <w:b w:val="0"/>
-                <w:color w:val="000000"/>
-                <w:sz w:val="17"/>
-              </w:rPr>
-              <w:t>校准末端参考点、对象选择、附着和垂直释放</w:t>
-            </w:r>
-          </w:p>
-        </w:tc>
-        <w:tc>
-          <w:tcPr>
-            <w:tcW w:type="dxa" w:w="3061"/>
-            <w:tcBorders>
-              <w:top w:val="single" w:sz="6" w:color="D9D9D9"/>
-              <w:left w:val="single" w:sz="6" w:color="D9D9D9"/>
-              <w:bottom w:val="single" w:sz="6" w:color="D9D9D9"/>
-              <w:right w:val="single" w:sz="6" w:color="D9D9D9"/>
-              <w:insideH w:val="single" w:sz="6" w:color="D9D9D9"/>
-              <w:insideV w:val="single" w:sz="6" w:color="D9D9D9"/>
-            </w:tcBorders>
-            <w:tcMar>
-              <w:top w:w="90" w:type="dxa"/>
-              <w:start w:w="90" w:type="dxa"/>
-              <w:bottom w:w="90" w:type="dxa"/>
-              <w:end w:w="90" w:type="dxa"/>
-            </w:tcMar>
-            <w:shd w:fill="EAF2F8"/>
-            <w:vAlign w:val="center"/>
-          </w:tcPr>
-          <w:p>
-            <w:pPr>
-              <w:ind w:firstLine="0"/>
-              <w:jc w:val="left"/>
-            </w:pPr>
-            <w:r>
-              <w:rPr>
-                <w:rFonts w:ascii="Noto Serif CJK SC" w:hAnsi="Noto Serif CJK SC" w:eastAsia="Noto Serif CJK SC"/>
-                <w:b w:val="0"/>
-                <w:color w:val="000000"/>
-                <w:sz w:val="17"/>
-              </w:rPr>
-              <w:t>auto_sequence_player日志与截图</w:t>
-            </w:r>
-          </w:p>
-        </w:tc>
-      </w:tr>
-      <w:tr>
-        <w:trPr>
-          <w:cantSplit/>
-        </w:trPr>
-        <w:tc>
-          <w:tcPr>
-            <w:tcW w:type="dxa" w:w="1984"/>
-            <w:tcBorders>
-              <w:top w:val="single" w:sz="6" w:color="D9D9D9"/>
-              <w:left w:val="single" w:sz="6" w:color="D9D9D9"/>
-              <w:bottom w:val="single" w:sz="6" w:color="D9D9D9"/>
-              <w:right w:val="single" w:sz="6" w:color="D9D9D9"/>
-              <w:insideH w:val="single" w:sz="6" w:color="D9D9D9"/>
-              <w:insideV w:val="single" w:sz="6" w:color="D9D9D9"/>
-            </w:tcBorders>
-            <w:tcMar>
-              <w:top w:w="90" w:type="dxa"/>
-              <w:start w:w="90" w:type="dxa"/>
-              <w:bottom w:w="90" w:type="dxa"/>
-              <w:end w:w="90" w:type="dxa"/>
-            </w:tcMar>
-            <w:vAlign w:val="center"/>
-          </w:tcPr>
-          <w:p>
-            <w:pPr>
-              <w:ind w:firstLine="0"/>
-              <w:jc w:val="center"/>
-            </w:pPr>
-            <w:r>
-              <w:rPr>
-                <w:rFonts w:ascii="Noto Serif CJK SC" w:hAnsi="Noto Serif CJK SC" w:eastAsia="Noto Serif CJK SC"/>
-                <w:b w:val="0"/>
-                <w:color w:val="000000"/>
-                <w:sz w:val="17"/>
-              </w:rPr>
-              <w:t>集成验证</w:t>
-            </w:r>
-          </w:p>
-        </w:tc>
-        <w:tc>
-          <w:tcPr>
-            <w:tcW w:type="dxa" w:w="4479"/>
-            <w:tcBorders>
-              <w:top w:val="single" w:sz="6" w:color="D9D9D9"/>
-              <w:left w:val="single" w:sz="6" w:color="D9D9D9"/>
-              <w:bottom w:val="single" w:sz="6" w:color="D9D9D9"/>
-              <w:right w:val="single" w:sz="6" w:color="D9D9D9"/>
-              <w:insideH w:val="single" w:sz="6" w:color="D9D9D9"/>
-              <w:insideV w:val="single" w:sz="6" w:color="D9D9D9"/>
-            </w:tcBorders>
-            <w:tcMar>
-              <w:top w:w="90" w:type="dxa"/>
-              <w:start w:w="90" w:type="dxa"/>
-              <w:bottom w:w="90" w:type="dxa"/>
-              <w:end w:w="90" w:type="dxa"/>
-            </w:tcMar>
-            <w:vAlign w:val="center"/>
-          </w:tcPr>
-          <w:p>
-            <w:pPr>
-              <w:ind w:firstLine="0"/>
-              <w:jc w:val="left"/>
-            </w:pPr>
-            <w:r>
-              <w:rPr>
-                <w:rFonts w:ascii="Noto Serif CJK SC" w:hAnsi="Noto Serif CJK SC" w:eastAsia="Noto Serif CJK SC"/>
-                <w:b w:val="0"/>
-                <w:color w:val="000000"/>
-                <w:sz w:val="17"/>
-              </w:rPr>
-              <w:t>检查网格投影、对象顺序、同色不同落点和重复启动</w:t>
-            </w:r>
-          </w:p>
-        </w:tc>
-        <w:tc>
-          <w:tcPr>
-            <w:tcW w:type="dxa" w:w="3061"/>
-            <w:tcBorders>
-              <w:top w:val="single" w:sz="6" w:color="D9D9D9"/>
-              <w:left w:val="single" w:sz="6" w:color="D9D9D9"/>
-              <w:bottom w:val="single" w:sz="6" w:color="D9D9D9"/>
-              <w:right w:val="single" w:sz="6" w:color="D9D9D9"/>
-              <w:insideH w:val="single" w:sz="6" w:color="D9D9D9"/>
-              <w:insideV w:val="single" w:sz="6" w:color="D9D9D9"/>
-            </w:tcBorders>
-            <w:tcMar>
-              <w:top w:w="90" w:type="dxa"/>
-              <w:start w:w="90" w:type="dxa"/>
-              <w:bottom w:w="90" w:type="dxa"/>
-              <w:end w:w="90" w:type="dxa"/>
-            </w:tcMar>
-            <w:vAlign w:val="center"/>
-          </w:tcPr>
-          <w:p>
-            <w:pPr>
-              <w:ind w:firstLine="0"/>
-              <w:jc w:val="left"/>
-            </w:pPr>
-            <w:r>
-              <w:rPr>
-                <w:rFonts w:ascii="Noto Serif CJK SC" w:hAnsi="Noto Serif CJK SC" w:eastAsia="Noto Serif CJK SC"/>
-                <w:b w:val="0"/>
-                <w:color w:val="000000"/>
-                <w:sz w:val="17"/>
-              </w:rPr>
-              <w:t>CSV、ERROR_LOG与GUI检查</w:t>
-            </w:r>
-          </w:p>
-        </w:tc>
-      </w:tr>
-    </w:tbl>
-    <w:p>
-      <w:pPr>
-        <w:pStyle w:val="Heading2"/>
-        <w:ind w:firstLine="0"/>
-      </w:pPr>
-      <w:r>
-        <w:rPr>
-          <w:rFonts w:ascii="Noto Sans CJK SC" w:hAnsi="Noto Sans CJK SC" w:eastAsia="Noto Sans CJK SC"/>
-          <w:color w:val="000000"/>
-          <w:sz w:val="24"/>
-        </w:rPr>
-        <w:t>2.1 与其他节点的接口</w:t>
-      </w:r>
-    </w:p>
-    <w:p>
-      <w:pPr>
-        <w:ind w:firstLine="420"/>
-        <w:jc w:val="both"/>
-      </w:pPr>
-      <w:r>
-        <w:rPr>
-          <w:rFonts w:ascii="Noto Serif CJK SC" w:hAnsi="Noto Serif CJK SC" w:eastAsia="Noto Serif CJK SC"/>
-          <w:b w:val="0"/>
-          <w:color w:val="000000"/>
-          <w:sz w:val="21"/>
-        </w:rPr>
-        <w:t>我的调试入口接收任务节点确定的对象顺序和类别目标，向 full_arm_controller 与 full_gripper_controller 发布轨迹，并通过 /gazebo/model_states、/gazebo/link_states 和 /gazebo/set_entity_state 检查或更新目标状态。最终结果由执行节点写入对象级CSV。</w:t>
-      </w:r>
-    </w:p>
-    <w:p>
-      <w:pPr>
-        <w:ind w:firstLine="0"/>
+        <w:spacing w:after="200"/>
         <w:jc w:val="center"/>
       </w:pPr>
       <w:r>
         <w:drawing>
           <wp:inline xmlns:a="http://schemas.openxmlformats.org/drawingml/2006/main" xmlns:pic="http://schemas.openxmlformats.org/drawingml/2006/picture">
-            <wp:extent cx="5940000" cy="1848000"/>
-            <wp:docPr id="1" name="Picture 1" descr="图1 我的工作从手动示教到自动验收的接口位置" title="图1 我的工作从手动示教到自动验收的接口位置"/>
+            <wp:extent cx="4968000" cy="2794500"/>
+            <wp:docPr id="1" name="Picture 1" descr="实验三_个人实验报告_杨牧青_24020036076_完整重写版 插图 1" title="实验三_个人实验报告_杨牧青_24020036076_完整重写版 插图 1"/>
             <wp:cNvGraphicFramePr>
               <a:graphicFrameLocks noChangeAspect="1"/>
             </wp:cNvGraphicFramePr>
@@ -1950,7 +167,7 @@
               <a:graphicData uri="http://schemas.openxmlformats.org/drawingml/2006/picture">
                 <pic:pic>
                   <pic:nvPicPr>
-                    <pic:cNvPr id="0" name="evidence_flow.png"/>
+                    <pic:cNvPr id="0" name="image5.png"/>
                     <pic:cNvPicPr/>
                   </pic:nvPicPr>
                   <pic:blipFill>
@@ -1962,7 +179,996 @@
                   <pic:spPr>
                     <a:xfrm>
                       <a:off x="0" y="0"/>
-                      <a:ext cx="5940000" cy="1848000"/>
+                      <a:ext cx="4968000" cy="2794500"/>
+                    </a:xfrm>
+                    <a:prstGeom prst="rect"/>
+                  </pic:spPr>
+                </pic:pic>
+              </a:graphicData>
+            </a:graphic>
+          </wp:inline>
+        </w:drawing>
+      </w:r>
+    </w:p>
+    <w:tbl>
+      <w:tblPr>
+        <w:tblW w:type="auto" w:w="0"/>
+        <w:jc w:val="center"/>
+        <w:tblLayout w:type="fixed"/>
+        <w:tblLook w:firstColumn="1" w:firstRow="1" w:lastColumn="0" w:lastRow="0" w:noHBand="0" w:noVBand="1" w:val="04A0"/>
+      </w:tblPr>
+      <w:tblGrid>
+        <w:gridCol w:w="4734"/>
+        <w:gridCol w:w="4734"/>
+      </w:tblGrid>
+      <w:tr>
+        <w:trPr>
+          <w:tblHeader w:val="true"/>
+        </w:trPr>
+        <w:tc>
+          <w:tcPr>
+            <w:tcW w:type="dxa" w:w="1701"/>
+            <w:tcMar>
+              <w:top w:w="90" w:type="dxa"/>
+              <w:start w:w="150" w:type="dxa"/>
+              <w:bottom w:w="90" w:type="dxa"/>
+              <w:end w:w="150" w:type="dxa"/>
+            </w:tcMar>
+            <w:tcBorders>
+              <w:top w:val="single" w:sz="4" w:color="C9D4DF"/>
+              <w:left w:val="single" w:sz="4" w:color="C9D4DF"/>
+              <w:bottom w:val="single" w:sz="4" w:color="C9D4DF"/>
+              <w:right w:val="single" w:sz="4" w:color="C9D4DF"/>
+            </w:tcBorders>
+            <w:vAlign w:val="center"/>
+            <w:shd w:fill="EAF2F8"/>
+          </w:tcPr>
+          <w:p>
+            <w:pPr>
+              <w:jc w:val="left"/>
+            </w:pPr>
+            <w:r>
+              <w:rPr>
+                <w:rFonts w:ascii="Microsoft YaHei" w:hAnsi="Microsoft YaHei" w:eastAsia="Microsoft YaHei"/>
+                <w:b/>
+                <w:color w:val="163A5F"/>
+                <w:sz w:val="19"/>
+              </w:rPr>
+              <w:t>姓名</w:t>
+            </w:r>
+          </w:p>
+        </w:tc>
+        <w:tc>
+          <w:tcPr>
+            <w:tcW w:type="dxa" w:w="6350"/>
+            <w:tcMar>
+              <w:top w:w="90" w:type="dxa"/>
+              <w:start w:w="150" w:type="dxa"/>
+              <w:bottom w:w="90" w:type="dxa"/>
+              <w:end w:w="150" w:type="dxa"/>
+            </w:tcMar>
+            <w:tcBorders>
+              <w:top w:val="single" w:sz="4" w:color="C9D4DF"/>
+              <w:left w:val="single" w:sz="4" w:color="C9D4DF"/>
+              <w:bottom w:val="single" w:sz="4" w:color="C9D4DF"/>
+              <w:right w:val="single" w:sz="4" w:color="C9D4DF"/>
+            </w:tcBorders>
+            <w:vAlign w:val="center"/>
+          </w:tcPr>
+          <w:p>
+            <w:pPr>
+              <w:jc w:val="left"/>
+            </w:pPr>
+            <w:r>
+              <w:rPr>
+                <w:rFonts w:ascii="Microsoft YaHei" w:hAnsi="Microsoft YaHei" w:eastAsia="Microsoft YaHei"/>
+                <w:b w:val="0"/>
+                <w:color w:val="202124"/>
+                <w:sz w:val="19"/>
+              </w:rPr>
+              <w:t>杨牧青</w:t>
+            </w:r>
+          </w:p>
+        </w:tc>
+      </w:tr>
+      <w:tr>
+        <w:tc>
+          <w:tcPr>
+            <w:tcW w:type="dxa" w:w="1701"/>
+            <w:tcMar>
+              <w:top w:w="90" w:type="dxa"/>
+              <w:start w:w="150" w:type="dxa"/>
+              <w:bottom w:w="90" w:type="dxa"/>
+              <w:end w:w="150" w:type="dxa"/>
+            </w:tcMar>
+            <w:tcBorders>
+              <w:top w:val="single" w:sz="4" w:color="C9D4DF"/>
+              <w:left w:val="single" w:sz="4" w:color="C9D4DF"/>
+              <w:bottom w:val="single" w:sz="4" w:color="C9D4DF"/>
+              <w:right w:val="single" w:sz="4" w:color="C9D4DF"/>
+            </w:tcBorders>
+            <w:vAlign w:val="center"/>
+            <w:shd w:fill="EAF2F8"/>
+          </w:tcPr>
+          <w:p>
+            <w:pPr>
+              <w:jc w:val="left"/>
+            </w:pPr>
+            <w:r>
+              <w:rPr>
+                <w:rFonts w:ascii="Microsoft YaHei" w:hAnsi="Microsoft YaHei" w:eastAsia="Microsoft YaHei"/>
+                <w:b/>
+                <w:color w:val="163A5F"/>
+                <w:sz w:val="19"/>
+              </w:rPr>
+              <w:t>学号</w:t>
+            </w:r>
+          </w:p>
+        </w:tc>
+        <w:tc>
+          <w:tcPr>
+            <w:tcW w:type="dxa" w:w="6350"/>
+            <w:tcMar>
+              <w:top w:w="90" w:type="dxa"/>
+              <w:start w:w="150" w:type="dxa"/>
+              <w:bottom w:w="90" w:type="dxa"/>
+              <w:end w:w="150" w:type="dxa"/>
+            </w:tcMar>
+            <w:tcBorders>
+              <w:top w:val="single" w:sz="4" w:color="C9D4DF"/>
+              <w:left w:val="single" w:sz="4" w:color="C9D4DF"/>
+              <w:bottom w:val="single" w:sz="4" w:color="C9D4DF"/>
+              <w:right w:val="single" w:sz="4" w:color="C9D4DF"/>
+            </w:tcBorders>
+            <w:vAlign w:val="center"/>
+          </w:tcPr>
+          <w:p>
+            <w:pPr>
+              <w:jc w:val="left"/>
+            </w:pPr>
+            <w:r>
+              <w:rPr>
+                <w:rFonts w:ascii="Microsoft YaHei" w:hAnsi="Microsoft YaHei" w:eastAsia="Microsoft YaHei"/>
+                <w:b w:val="0"/>
+                <w:color w:val="202124"/>
+                <w:sz w:val="19"/>
+              </w:rPr>
+              <w:t>24020036076</w:t>
+            </w:r>
+          </w:p>
+        </w:tc>
+      </w:tr>
+      <w:tr>
+        <w:tc>
+          <w:tcPr>
+            <w:tcW w:type="dxa" w:w="1701"/>
+            <w:tcMar>
+              <w:top w:w="90" w:type="dxa"/>
+              <w:start w:w="150" w:type="dxa"/>
+              <w:bottom w:w="90" w:type="dxa"/>
+              <w:end w:w="150" w:type="dxa"/>
+            </w:tcMar>
+            <w:tcBorders>
+              <w:top w:val="single" w:sz="4" w:color="C9D4DF"/>
+              <w:left w:val="single" w:sz="4" w:color="C9D4DF"/>
+              <w:bottom w:val="single" w:sz="4" w:color="C9D4DF"/>
+              <w:right w:val="single" w:sz="4" w:color="C9D4DF"/>
+            </w:tcBorders>
+            <w:vAlign w:val="center"/>
+            <w:shd w:fill="EAF2F8"/>
+          </w:tcPr>
+          <w:p>
+            <w:pPr>
+              <w:jc w:val="left"/>
+            </w:pPr>
+            <w:r>
+              <w:rPr>
+                <w:rFonts w:ascii="Microsoft YaHei" w:hAnsi="Microsoft YaHei" w:eastAsia="Microsoft YaHei"/>
+                <w:b/>
+                <w:color w:val="163A5F"/>
+                <w:sz w:val="19"/>
+              </w:rPr>
+              <w:t>小组与课程</w:t>
+            </w:r>
+          </w:p>
+        </w:tc>
+        <w:tc>
+          <w:tcPr>
+            <w:tcW w:type="dxa" w:w="6350"/>
+            <w:tcMar>
+              <w:top w:w="90" w:type="dxa"/>
+              <w:start w:w="150" w:type="dxa"/>
+              <w:bottom w:w="90" w:type="dxa"/>
+              <w:end w:w="150" w:type="dxa"/>
+            </w:tcMar>
+            <w:tcBorders>
+              <w:top w:val="single" w:sz="4" w:color="C9D4DF"/>
+              <w:left w:val="single" w:sz="4" w:color="C9D4DF"/>
+              <w:bottom w:val="single" w:sz="4" w:color="C9D4DF"/>
+              <w:right w:val="single" w:sz="4" w:color="C9D4DF"/>
+            </w:tcBorders>
+            <w:vAlign w:val="center"/>
+          </w:tcPr>
+          <w:p>
+            <w:pPr>
+              <w:jc w:val="left"/>
+            </w:pPr>
+            <w:r>
+              <w:rPr>
+                <w:rFonts w:ascii="Microsoft YaHei" w:hAnsi="Microsoft YaHei" w:eastAsia="Microsoft YaHei"/>
+                <w:b w:val="0"/>
+                <w:color w:val="202124"/>
+                <w:sz w:val="19"/>
+              </w:rPr>
+              <w:t>第 17 组  ·  机器人学集成小组项目Ⅰ</w:t>
+            </w:r>
+          </w:p>
+        </w:tc>
+      </w:tr>
+    </w:tbl>
+    <w:p>
+      <w:pPr>
+        <w:spacing w:before="360"/>
+        <w:jc w:val="center"/>
+      </w:pPr>
+      <w:r>
+        <w:rPr>
+          <w:rFonts w:ascii="Times New Roman" w:hAnsi="Times New Roman" w:eastAsia="Times New Roman"/>
+          <w:b/>
+          <w:color w:val="5B6573"/>
+          <w:sz w:val="17"/>
+        </w:rPr>
+        <w:t>ROS 2 HUMBLE  ·  GAZEBO  ·  mechARM 270</w:t>
+      </w:r>
+    </w:p>
+    <w:p>
+      <w:pPr>
+        <w:spacing w:after="0"/>
+        <w:jc w:val="center"/>
+      </w:pPr>
+      <w:r>
+        <w:rPr>
+          <w:rFonts w:ascii="Times New Roman" w:hAnsi="Times New Roman" w:eastAsia="Times New Roman"/>
+          <w:b w:val="0"/>
+          <w:color w:val="5B6573"/>
+          <w:sz w:val="17"/>
+        </w:rPr>
+        <w:t>SEPTEMBER 2026</w:t>
+      </w:r>
+    </w:p>
+    <w:p>
+      <w:r>
+        <w:br w:type="page"/>
+      </w:r>
+    </w:p>
+    <w:p>
+      <w:pPr>
+        <w:pStyle w:val="Heading1"/>
+      </w:pPr>
+      <w:r>
+        <w:t>1 实验基本要求</w:t>
+      </w:r>
+    </w:p>
+    <w:p>
+      <w:pPr>
+        <w:pStyle w:val="Heading2"/>
+      </w:pPr>
+      <w:r>
+        <w:t>1.1 任务目标与考核重点</w:t>
+      </w:r>
+    </w:p>
+    <w:p>
+      <w:r>
+        <w:rPr>
+          <w:rFonts w:ascii="Microsoft YaHei" w:hAnsi="Microsoft YaHei" w:eastAsia="Microsoft YaHei"/>
+          <w:b w:val="0"/>
+          <w:color w:val="202124"/>
+          <w:sz w:val="21"/>
+        </w:rPr>
+        <w:t>实验三的任务是让机械臂依据视觉结果完成桌面物体自动分类。程序从相机图像和检测数组中得到物体类别、置信度和位置，将检测框中心映射到固定取物网格，再依据类别选择对应的分类垫，依次完成接近、抓取、抬升、搬运、释放和结果记录。处理完一个目标后，任务节点继续处理后续目标。</w:t>
+      </w:r>
+    </w:p>
+    <w:p>
+      <w:r>
+        <w:rPr>
+          <w:rFonts w:ascii="Microsoft YaHei" w:hAnsi="Microsoft YaHei" w:eastAsia="Microsoft YaHei"/>
+          <w:b w:val="0"/>
+          <w:color w:val="202124"/>
+          <w:sz w:val="21"/>
+        </w:rPr>
+        <w:t>任务验收包括自动决策、异常分支和证据完整性：运行时由系统自动确定网格和料盒；低置信度、网格外、重复占用和不可达目标生成可解释的跳过或停止结果；识别、抓取、放置和最终状态通过日志、画面和位姿记录复查。两类六物体的仿真基线要求至少正确整理五个目标。</w:t>
+      </w:r>
+    </w:p>
+    <w:p>
+      <w:pPr>
+        <w:pStyle w:val="Heading2"/>
+      </w:pPr>
+      <w:r>
+        <w:t>1.2 实验环境与参数</w:t>
+      </w:r>
+    </w:p>
+    <w:p>
+      <w:r>
+        <w:rPr>
+          <w:rFonts w:ascii="Microsoft YaHei" w:hAnsi="Microsoft YaHei" w:eastAsia="Microsoft YaHei"/>
+          <w:b w:val="0"/>
+          <w:color w:val="202124"/>
+          <w:sz w:val="21"/>
+        </w:rPr>
+        <w:t>本次个人工作在 Ubuntu 22.04、ROS 2 Humble 和 Gazebo Classic 11 环境中完成，使用 Python/rclpy 组织场景监视、任务规划和执行节点。机械臂为 mechArm 270 六自由度模型，夹爪通过 ros2_control 控制；俯视相机输出 640×480 图像，检测结果以 Detection2DArray 形式进入任务节点。</w:t>
+      </w:r>
+    </w:p>
+    <w:tbl>
+      <w:tblPr>
+        <w:tblW w:type="auto" w:w="0"/>
+        <w:jc w:val="center"/>
+        <w:tblLayout w:type="fixed"/>
+        <w:tblLook w:firstColumn="1" w:firstRow="1" w:lastColumn="0" w:lastRow="0" w:noHBand="0" w:noVBand="1" w:val="04A0"/>
+      </w:tblPr>
+      <w:tblGrid>
+        <w:gridCol w:w="4734"/>
+        <w:gridCol w:w="4734"/>
+      </w:tblGrid>
+      <w:tr>
+        <w:trPr>
+          <w:tblHeader w:val="true"/>
+          <w:cantSplit/>
+        </w:trPr>
+        <w:tc>
+          <w:tcPr>
+            <w:tcW w:type="dxa" w:w="2268"/>
+            <w:shd w:fill="163A5F"/>
+            <w:tcMar>
+              <w:top w:w="70" w:type="dxa"/>
+              <w:start w:w="80" w:type="dxa"/>
+              <w:bottom w:w="70" w:type="dxa"/>
+              <w:end w:w="80" w:type="dxa"/>
+            </w:tcMar>
+            <w:tcBorders>
+              <w:top w:val="single" w:sz="6" w:color="163A5F"/>
+              <w:left w:val="single" w:sz="4" w:color="C9D4DF"/>
+              <w:bottom w:val="single" w:sz="6" w:color="163A5F"/>
+              <w:right w:val="single" w:sz="4" w:color="C9D4DF"/>
+            </w:tcBorders>
+          </w:tcPr>
+          <w:p>
+            <w:pPr>
+              <w:jc w:val="center"/>
+            </w:pPr>
+            <w:r>
+              <w:rPr>
+                <w:rFonts w:ascii="Microsoft YaHei" w:hAnsi="Microsoft YaHei" w:eastAsia="Microsoft YaHei"/>
+                <w:b/>
+                <w:color w:val="FFFFFF"/>
+                <w:sz w:val="18"/>
+              </w:rPr>
+              <w:t>项目</w:t>
+            </w:r>
+          </w:p>
+        </w:tc>
+        <w:tc>
+          <w:tcPr>
+            <w:tcW w:type="dxa" w:w="6803"/>
+            <w:shd w:fill="163A5F"/>
+            <w:tcMar>
+              <w:top w:w="70" w:type="dxa"/>
+              <w:start w:w="80" w:type="dxa"/>
+              <w:bottom w:w="70" w:type="dxa"/>
+              <w:end w:w="80" w:type="dxa"/>
+            </w:tcMar>
+            <w:tcBorders>
+              <w:top w:val="single" w:sz="6" w:color="163A5F"/>
+              <w:left w:val="single" w:sz="4" w:color="C9D4DF"/>
+              <w:bottom w:val="single" w:sz="6" w:color="163A5F"/>
+              <w:right w:val="single" w:sz="4" w:color="C9D4DF"/>
+            </w:tcBorders>
+          </w:tcPr>
+          <w:p>
+            <w:pPr>
+              <w:jc w:val="center"/>
+            </w:pPr>
+            <w:r>
+              <w:rPr>
+                <w:rFonts w:ascii="Microsoft YaHei" w:hAnsi="Microsoft YaHei" w:eastAsia="Microsoft YaHei"/>
+                <w:b/>
+                <w:color w:val="FFFFFF"/>
+                <w:sz w:val="18"/>
+              </w:rPr>
+              <w:t>最终采用的设置</w:t>
+            </w:r>
+          </w:p>
+        </w:tc>
+      </w:tr>
+      <w:tr>
+        <w:trPr>
+          <w:cantSplit/>
+        </w:trPr>
+        <w:tc>
+          <w:tcPr>
+            <w:tcW w:type="dxa" w:w="4734"/>
+            <w:tcMar>
+              <w:top w:w="65" w:type="dxa"/>
+              <w:start w:w="80" w:type="dxa"/>
+              <w:bottom w:w="65" w:type="dxa"/>
+              <w:end w:w="80" w:type="dxa"/>
+            </w:tcMar>
+            <w:tcBorders>
+              <w:top w:val="single" w:sz="4" w:color="B8C2CC"/>
+              <w:left w:val="single" w:sz="4" w:color="B8C2CC"/>
+              <w:bottom w:val="single" w:sz="4" w:color="B8C2CC"/>
+              <w:right w:val="single" w:sz="4" w:color="B8C2CC"/>
+            </w:tcBorders>
+            <w:shd w:fill="F7FAFC"/>
+          </w:tcPr>
+          <w:p>
+            <w:pPr>
+              <w:jc w:val="left"/>
+            </w:pPr>
+            <w:r>
+              <w:rPr>
+                <w:rFonts w:ascii="Microsoft YaHei" w:hAnsi="Microsoft YaHei" w:eastAsia="Microsoft YaHei"/>
+                <w:b w:val="0"/>
+                <w:color w:val="202124"/>
+                <w:sz w:val="18"/>
+              </w:rPr>
+              <w:t>场景</w:t>
+            </w:r>
+          </w:p>
+        </w:tc>
+        <w:tc>
+          <w:tcPr>
+            <w:tcW w:type="dxa" w:w="4734"/>
+            <w:tcMar>
+              <w:top w:w="65" w:type="dxa"/>
+              <w:start w:w="80" w:type="dxa"/>
+              <w:bottom w:w="65" w:type="dxa"/>
+              <w:end w:w="80" w:type="dxa"/>
+            </w:tcMar>
+            <w:tcBorders>
+              <w:top w:val="single" w:sz="4" w:color="B8C2CC"/>
+              <w:left w:val="single" w:sz="4" w:color="B8C2CC"/>
+              <w:bottom w:val="single" w:sz="4" w:color="B8C2CC"/>
+              <w:right w:val="single" w:sz="4" w:color="B8C2CC"/>
+            </w:tcBorders>
+            <w:shd w:fill="F7FAFC"/>
+          </w:tcPr>
+          <w:p>
+            <w:pPr>
+              <w:jc w:val="left"/>
+            </w:pPr>
+            <w:r>
+              <w:rPr>
+                <w:rFonts w:ascii="Microsoft YaHei" w:hAnsi="Microsoft YaHei" w:eastAsia="Microsoft YaHei"/>
+                <w:b w:val="0"/>
+                <w:color w:val="202124"/>
+                <w:sz w:val="18"/>
+              </w:rPr>
+              <w:t>0.72 m×0.52 m 桌面；3 行 2 列六格取物区；红蓝绿三类圆柱</w:t>
+            </w:r>
+          </w:p>
+        </w:tc>
+      </w:tr>
+      <w:tr>
+        <w:trPr>
+          <w:cantSplit/>
+        </w:trPr>
+        <w:tc>
+          <w:tcPr>
+            <w:tcW w:type="dxa" w:w="4734"/>
+            <w:tcMar>
+              <w:top w:w="65" w:type="dxa"/>
+              <w:start w:w="80" w:type="dxa"/>
+              <w:bottom w:w="65" w:type="dxa"/>
+              <w:end w:w="80" w:type="dxa"/>
+            </w:tcMar>
+            <w:tcBorders>
+              <w:top w:val="single" w:sz="4" w:color="B8C2CC"/>
+              <w:left w:val="single" w:sz="4" w:color="B8C2CC"/>
+              <w:bottom w:val="single" w:sz="4" w:color="B8C2CC"/>
+              <w:right w:val="single" w:sz="4" w:color="B8C2CC"/>
+            </w:tcBorders>
+          </w:tcPr>
+          <w:p>
+            <w:pPr>
+              <w:jc w:val="left"/>
+            </w:pPr>
+            <w:r>
+              <w:rPr>
+                <w:rFonts w:ascii="Microsoft YaHei" w:hAnsi="Microsoft YaHei" w:eastAsia="Microsoft YaHei"/>
+                <w:b w:val="0"/>
+                <w:color w:val="202124"/>
+                <w:sz w:val="18"/>
+              </w:rPr>
+              <w:t>分类垫</w:t>
+            </w:r>
+          </w:p>
+        </w:tc>
+        <w:tc>
+          <w:tcPr>
+            <w:tcW w:type="dxa" w:w="4734"/>
+            <w:tcMar>
+              <w:top w:w="65" w:type="dxa"/>
+              <w:start w:w="80" w:type="dxa"/>
+              <w:bottom w:w="65" w:type="dxa"/>
+              <w:end w:w="80" w:type="dxa"/>
+            </w:tcMar>
+            <w:tcBorders>
+              <w:top w:val="single" w:sz="4" w:color="B8C2CC"/>
+              <w:left w:val="single" w:sz="4" w:color="B8C2CC"/>
+              <w:bottom w:val="single" w:sz="4" w:color="B8C2CC"/>
+              <w:right w:val="single" w:sz="4" w:color="B8C2CC"/>
+            </w:tcBorders>
+          </w:tcPr>
+          <w:p>
+            <w:pPr>
+              <w:jc w:val="left"/>
+            </w:pPr>
+            <w:r>
+              <w:rPr>
+                <w:rFonts w:ascii="Microsoft YaHei" w:hAnsi="Microsoft YaHei" w:eastAsia="Microsoft YaHei"/>
+                <w:b w:val="0"/>
+                <w:color w:val="202124"/>
+                <w:sz w:val="18"/>
+              </w:rPr>
+              <w:t>红(0.14,-0.12)、蓝(0.26,-0.12)、绿(0.38,-0.12) m，横向排列</w:t>
+            </w:r>
+          </w:p>
+        </w:tc>
+      </w:tr>
+      <w:tr>
+        <w:trPr>
+          <w:cantSplit/>
+        </w:trPr>
+        <w:tc>
+          <w:tcPr>
+            <w:tcW w:type="dxa" w:w="4734"/>
+            <w:tcMar>
+              <w:top w:w="65" w:type="dxa"/>
+              <w:start w:w="80" w:type="dxa"/>
+              <w:bottom w:w="65" w:type="dxa"/>
+              <w:end w:w="80" w:type="dxa"/>
+            </w:tcMar>
+            <w:tcBorders>
+              <w:top w:val="single" w:sz="4" w:color="B8C2CC"/>
+              <w:left w:val="single" w:sz="4" w:color="B8C2CC"/>
+              <w:bottom w:val="single" w:sz="4" w:color="B8C2CC"/>
+              <w:right w:val="single" w:sz="4" w:color="B8C2CC"/>
+            </w:tcBorders>
+            <w:shd w:fill="F7FAFC"/>
+          </w:tcPr>
+          <w:p>
+            <w:pPr>
+              <w:jc w:val="left"/>
+            </w:pPr>
+            <w:r>
+              <w:rPr>
+                <w:rFonts w:ascii="Microsoft YaHei" w:hAnsi="Microsoft YaHei" w:eastAsia="Microsoft YaHei"/>
+                <w:b w:val="0"/>
+                <w:color w:val="202124"/>
+                <w:sz w:val="18"/>
+              </w:rPr>
+              <w:t>识别判断</w:t>
+            </w:r>
+          </w:p>
+        </w:tc>
+        <w:tc>
+          <w:tcPr>
+            <w:tcW w:type="dxa" w:w="4734"/>
+            <w:tcMar>
+              <w:top w:w="65" w:type="dxa"/>
+              <w:start w:w="80" w:type="dxa"/>
+              <w:bottom w:w="65" w:type="dxa"/>
+              <w:end w:w="80" w:type="dxa"/>
+            </w:tcMar>
+            <w:tcBorders>
+              <w:top w:val="single" w:sz="4" w:color="B8C2CC"/>
+              <w:left w:val="single" w:sz="4" w:color="B8C2CC"/>
+              <w:bottom w:val="single" w:sz="4" w:color="B8C2CC"/>
+              <w:right w:val="single" w:sz="4" w:color="B8C2CC"/>
+            </w:tcBorders>
+            <w:shd w:fill="F7FAFC"/>
+          </w:tcPr>
+          <w:p>
+            <w:pPr>
+              <w:jc w:val="left"/>
+            </w:pPr>
+            <w:r>
+              <w:rPr>
+                <w:rFonts w:ascii="Microsoft YaHei" w:hAnsi="Microsoft YaHei" w:eastAsia="Microsoft YaHei"/>
+                <w:b w:val="0"/>
+                <w:color w:val="202124"/>
+                <w:sz w:val="18"/>
+              </w:rPr>
+              <w:t>置信度阈值 0.80；最近网格距离阈值 48 px</w:t>
+            </w:r>
+          </w:p>
+        </w:tc>
+      </w:tr>
+      <w:tr>
+        <w:trPr>
+          <w:cantSplit/>
+        </w:trPr>
+        <w:tc>
+          <w:tcPr>
+            <w:tcW w:type="dxa" w:w="4734"/>
+            <w:tcMar>
+              <w:top w:w="65" w:type="dxa"/>
+              <w:start w:w="80" w:type="dxa"/>
+              <w:bottom w:w="65" w:type="dxa"/>
+              <w:end w:w="80" w:type="dxa"/>
+            </w:tcMar>
+            <w:tcBorders>
+              <w:top w:val="single" w:sz="4" w:color="B8C2CC"/>
+              <w:left w:val="single" w:sz="4" w:color="B8C2CC"/>
+              <w:bottom w:val="single" w:sz="4" w:color="B8C2CC"/>
+              <w:right w:val="single" w:sz="4" w:color="B8C2CC"/>
+            </w:tcBorders>
+          </w:tcPr>
+          <w:p>
+            <w:pPr>
+              <w:jc w:val="left"/>
+            </w:pPr>
+            <w:r>
+              <w:rPr>
+                <w:rFonts w:ascii="Microsoft YaHei" w:hAnsi="Microsoft YaHei" w:eastAsia="Microsoft YaHei"/>
+                <w:b w:val="0"/>
+                <w:color w:val="202124"/>
+                <w:sz w:val="18"/>
+              </w:rPr>
+              <w:t>示教记录</w:t>
+            </w:r>
+          </w:p>
+        </w:tc>
+        <w:tc>
+          <w:tcPr>
+            <w:tcW w:type="dxa" w:w="4734"/>
+            <w:tcMar>
+              <w:top w:w="65" w:type="dxa"/>
+              <w:start w:w="80" w:type="dxa"/>
+              <w:bottom w:w="65" w:type="dxa"/>
+              <w:end w:w="80" w:type="dxa"/>
+            </w:tcMar>
+            <w:tcBorders>
+              <w:top w:val="single" w:sz="4" w:color="B8C2CC"/>
+              <w:left w:val="single" w:sz="4" w:color="B8C2CC"/>
+              <w:bottom w:val="single" w:sz="4" w:color="B8C2CC"/>
+              <w:right w:val="single" w:sz="4" w:color="B8C2CC"/>
+            </w:tcBorders>
+          </w:tcPr>
+          <w:p>
+            <w:pPr>
+              <w:jc w:val="left"/>
+            </w:pPr>
+            <w:r>
+              <w:rPr>
+                <w:rFonts w:ascii="Microsoft YaHei" w:hAnsi="Microsoft YaHei" w:eastAsia="Microsoft YaHei"/>
+                <w:b w:val="0"/>
+                <w:color w:val="202124"/>
+                <w:sz w:val="18"/>
+              </w:rPr>
+              <w:t>manual_animation.json；27 个航点；34 步自动播放；每步 2.0 s</w:t>
+            </w:r>
+          </w:p>
+        </w:tc>
+      </w:tr>
+      <w:tr>
+        <w:trPr>
+          <w:cantSplit/>
+        </w:trPr>
+        <w:tc>
+          <w:tcPr>
+            <w:tcW w:type="dxa" w:w="4734"/>
+            <w:tcMar>
+              <w:top w:w="65" w:type="dxa"/>
+              <w:start w:w="80" w:type="dxa"/>
+              <w:bottom w:w="65" w:type="dxa"/>
+              <w:end w:w="80" w:type="dxa"/>
+            </w:tcMar>
+            <w:tcBorders>
+              <w:top w:val="single" w:sz="4" w:color="B8C2CC"/>
+              <w:left w:val="single" w:sz="4" w:color="B8C2CC"/>
+              <w:bottom w:val="single" w:sz="4" w:color="B8C2CC"/>
+              <w:right w:val="single" w:sz="4" w:color="B8C2CC"/>
+            </w:tcBorders>
+            <w:shd w:fill="F7FAFC"/>
+          </w:tcPr>
+          <w:p>
+            <w:pPr>
+              <w:jc w:val="left"/>
+            </w:pPr>
+            <w:r>
+              <w:rPr>
+                <w:rFonts w:ascii="Microsoft YaHei" w:hAnsi="Microsoft YaHei" w:eastAsia="Microsoft YaHei"/>
+                <w:b w:val="0"/>
+                <w:color w:val="202124"/>
+                <w:sz w:val="18"/>
+              </w:rPr>
+              <w:t>验收记录</w:t>
+            </w:r>
+          </w:p>
+        </w:tc>
+        <w:tc>
+          <w:tcPr>
+            <w:tcW w:type="dxa" w:w="4734"/>
+            <w:tcMar>
+              <w:top w:w="65" w:type="dxa"/>
+              <w:start w:w="80" w:type="dxa"/>
+              <w:bottom w:w="65" w:type="dxa"/>
+              <w:end w:w="80" w:type="dxa"/>
+            </w:tcMar>
+            <w:tcBorders>
+              <w:top w:val="single" w:sz="4" w:color="B8C2CC"/>
+              <w:left w:val="single" w:sz="4" w:color="B8C2CC"/>
+              <w:bottom w:val="single" w:sz="4" w:color="B8C2CC"/>
+              <w:right w:val="single" w:sz="4" w:color="B8C2CC"/>
+            </w:tcBorders>
+            <w:shd w:fill="F7FAFC"/>
+          </w:tcPr>
+          <w:p>
+            <w:pPr>
+              <w:jc w:val="left"/>
+            </w:pPr>
+            <w:r>
+              <w:rPr>
+                <w:rFonts w:ascii="Microsoft YaHei" w:hAnsi="Microsoft YaHei" w:eastAsia="Microsoft YaHei"/>
+                <w:b w:val="0"/>
+                <w:color w:val="202124"/>
+                <w:sz w:val="18"/>
+              </w:rPr>
+              <w:t>任务 CSV、执行 CSV、异常日志、GUI 过程图和最终位姿</w:t>
+            </w:r>
+          </w:p>
+        </w:tc>
+      </w:tr>
+    </w:tbl>
+    <w:p>
+      <w:pPr>
+        <w:spacing w:after="20"/>
+      </w:pPr>
+    </w:p>
+    <w:p>
+      <w:pPr>
+        <w:pStyle w:val="Heading2"/>
+      </w:pPr>
+      <w:r>
+        <w:t>1.3 本次完成情况</w:t>
+      </w:r>
+    </w:p>
+    <w:p>
+      <w:r>
+        <w:rPr>
+          <w:rFonts w:ascii="Microsoft YaHei" w:hAnsi="Microsoft YaHei" w:eastAsia="Microsoft YaHei"/>
+          <w:b w:val="0"/>
+          <w:color w:val="202124"/>
+          <w:sz w:val="21"/>
+        </w:rPr>
+        <w:t>我参与完成了仿真场景调整、手动示教、自动序列组织、抓取附着检查和结果核对。红蓝两类六个目标的对象级记录显示识别、抓取和放置均为 6/6，最终状态为 passed；红蓝绿三分类扩展完成了分类垫对齐、绿色目标航点和 34 步播放组织，现有归档材料包含场景和序列证据，三分类对象级成功率待独立 CSV 归档后再统计。</w:t>
+      </w:r>
+    </w:p>
+    <w:p>
+      <w:pPr>
+        <w:pStyle w:val="Heading1"/>
+      </w:pPr>
+      <w:r>
+        <w:t>2 个人分工</w:t>
+      </w:r>
+    </w:p>
+    <w:p>
+      <w:r>
+        <w:rPr>
+          <w:rFonts w:ascii="Microsoft YaHei" w:hAnsi="Microsoft YaHei" w:eastAsia="Microsoft YaHei"/>
+          <w:b w:val="0"/>
+          <w:color w:val="202124"/>
+          <w:sz w:val="21"/>
+        </w:rPr>
+        <w:t>我的工作集中在将检测和任务规划结果转化为稳定、可复查的机械臂动作，具体按“启动环境—手动示教—参数调试—自动播放—证据核对”的顺序展开。</w:t>
+      </w:r>
+    </w:p>
+    <w:p>
+      <w:pPr>
+        <w:pStyle w:val="ListBullet"/>
+        <w:spacing w:after="40"/>
+        <w:ind w:left="340" w:hanging="142"/>
+      </w:pPr>
+      <w:r>
+        <w:rPr>
+          <w:rFonts w:ascii="Microsoft YaHei" w:hAnsi="Microsoft YaHei" w:eastAsia="Microsoft YaHei"/>
+          <w:b w:val="0"/>
+          <w:color w:val="202124"/>
+          <w:sz w:val="20"/>
+        </w:rPr>
+        <w:t>检查 Gazebo 世界、控制器、相机和任务节点的启动关系，统一控制接口和进程实例。</w:t>
+      </w:r>
+    </w:p>
+    <w:p>
+      <w:pPr>
+        <w:pStyle w:val="ListBullet"/>
+        <w:spacing w:after="40"/>
+        <w:ind w:left="340" w:hanging="142"/>
+      </w:pPr>
+      <w:r>
+        <w:rPr>
+          <w:rFonts w:ascii="Microsoft YaHei" w:hAnsi="Microsoft YaHei" w:eastAsia="Microsoft YaHei"/>
+          <w:b w:val="0"/>
+          <w:color w:val="202124"/>
+          <w:sz w:val="20"/>
+        </w:rPr>
+        <w:t>使用手动控制台调节关节、夹爪和动作时间，记录每个网格的 above、pick、lift、release 航点。</w:t>
+      </w:r>
+    </w:p>
+    <w:p>
+      <w:pPr>
+        <w:pStyle w:val="ListBullet"/>
+        <w:spacing w:after="40"/>
+        <w:ind w:left="340" w:hanging="142"/>
+      </w:pPr>
+      <w:r>
+        <w:rPr>
+          <w:rFonts w:ascii="Microsoft YaHei" w:hAnsi="Microsoft YaHei" w:eastAsia="Microsoft YaHei"/>
+          <w:b w:val="0"/>
+          <w:color w:val="202124"/>
+          <w:sz w:val="20"/>
+        </w:rPr>
+        <w:t>核对物体几何尺寸、分类垫位置、置信度阈值和像素网格参数，使画面、规划和执行使用同一套坐标关系。</w:t>
+      </w:r>
+    </w:p>
+    <w:p>
+      <w:pPr>
+        <w:pStyle w:val="ListBullet"/>
+        <w:spacing w:after="40"/>
+        <w:ind w:left="340" w:hanging="142"/>
+      </w:pPr>
+      <w:r>
+        <w:rPr>
+          <w:rFonts w:ascii="Microsoft YaHei" w:hAnsi="Microsoft YaHei" w:eastAsia="Microsoft YaHei"/>
+          <w:b w:val="0"/>
+          <w:color w:val="202124"/>
+          <w:sz w:val="20"/>
+        </w:rPr>
+        <w:t>组织六个目标的自动播放子序列，检查 pick 和 release 航点的动作语义，并复核 manual_animation.json。</w:t>
+      </w:r>
+    </w:p>
+    <w:p>
+      <w:pPr>
+        <w:pStyle w:val="ListBullet"/>
+        <w:spacing w:after="40"/>
+        <w:ind w:left="340" w:hanging="142"/>
+      </w:pPr>
+      <w:r>
+        <w:rPr>
+          <w:rFonts w:ascii="Microsoft YaHei" w:hAnsi="Microsoft YaHei" w:eastAsia="Microsoft YaHei"/>
+          <w:b w:val="0"/>
+          <w:color w:val="202124"/>
+          <w:sz w:val="20"/>
+        </w:rPr>
+        <w:t>根据 attached、release、settled 和最终位姿等证据综合判定动作成功状态，建立可复查的验收依据。</w:t>
+      </w:r>
+    </w:p>
+    <w:p>
+      <w:pPr>
+        <w:pStyle w:val="Heading2"/>
+      </w:pPr>
+      <w:r>
+        <w:t>2.1 场景与启动组织</w:t>
+      </w:r>
+    </w:p>
+    <w:p>
+      <w:r>
+        <w:rPr>
+          <w:rFonts w:ascii="Microsoft YaHei" w:hAnsi="Microsoft YaHei" w:eastAsia="Microsoft YaHei"/>
+          <w:b w:val="0"/>
+          <w:color w:val="202124"/>
+          <w:sz w:val="21"/>
+        </w:rPr>
+        <w:t>我先检查场景文件中的桌面尺寸、六个圆柱和三块分类垫是否全部在相机视野内，再确认世界坐标与任务节点使用的像素网格一致。手动调试时只启动世界、控制器和手动面板；自动验收时才启动任务播放器，并确保 Gazebo master、控制器和播放器各只有一个实例。</w:t>
+      </w:r>
+    </w:p>
+    <w:p>
+      <w:pPr>
+        <w:pStyle w:val="Heading2"/>
+      </w:pPr>
+      <w:r>
+        <w:t>2.2 手动示教与航点记录</w:t>
+      </w:r>
+    </w:p>
+    <w:p>
+      <w:r>
+        <w:rPr>
+          <w:rFonts w:ascii="Microsoft YaHei" w:hAnsi="Microsoft YaHei" w:eastAsia="Microsoft YaHei"/>
+          <w:b w:val="0"/>
+          <w:color w:val="202124"/>
+          <w:sz w:val="21"/>
+        </w:rPr>
+        <w:t>我使用关节滑块和夹爪参数逐点寻找安全高度、接近位置、抓取位置、抬升位置和释放位置。调试采用单变量方法，每次修改一个目标或一个动作阶段，确认末端与圆柱的相对位置后保存航点；航点记录同时标注接近、闭合、抬升和释放阶段，便于后续定位。</w:t>
+      </w:r>
+    </w:p>
+    <w:p>
+      <w:pPr>
+        <w:pStyle w:val="Heading2"/>
+      </w:pPr>
+      <w:r>
+        <w:t>2.3 参数与抓取验证</w:t>
+      </w:r>
+    </w:p>
+    <w:p>
+      <w:r>
+        <w:rPr>
+          <w:rFonts w:ascii="Microsoft YaHei" w:hAnsi="Microsoft YaHei" w:eastAsia="Microsoft YaHei"/>
+          <w:b w:val="0"/>
+          <w:color w:val="202124"/>
+          <w:sz w:val="21"/>
+        </w:rPr>
+        <w:t>我重点检查圆柱是否位于两指之间、夹爪闭合后目标是否随末端抬升，以及释放前后 X/Y 是否保持一致。对于仿真中的逻辑附着，我把“目标高度超过 0.075 m”作为画面取证条件，并同时检查 attached 事件，用两项证据区分夹爪闭合和成功抓取。</w:t>
+      </w:r>
+    </w:p>
+    <w:p>
+      <w:pPr>
+        <w:pStyle w:val="Heading2"/>
+      </w:pPr>
+      <w:r>
+        <w:t>2.4 自动序列与日志整理</w:t>
+      </w:r>
+    </w:p>
+    <w:p>
+      <w:r>
+        <w:rPr>
+          <w:rFonts w:ascii="Microsoft YaHei" w:hAnsi="Microsoft YaHei" w:eastAsia="Microsoft YaHei"/>
+          <w:b w:val="0"/>
+          <w:color w:val="202124"/>
+          <w:sz w:val="21"/>
+        </w:rPr>
+        <w:t>我先运行单个目标，再运行一个目标的完整子序列，最后才组合六个目标。航点名中包含 pick 的位置触发抓取，包含 release 的位置触发释放，其余位置只表示运动。自动运行后，我对照对象编号、网格编号、类别、事件和最终位姿，整理出可与截图相互印证的 CSV 和异常记录。</w:t>
+      </w:r>
+    </w:p>
+    <w:p>
+      <w:pPr>
+        <w:pStyle w:val="Heading2"/>
+      </w:pPr>
+      <w:r>
+        <w:t>2.5 集成验收</w:t>
+      </w:r>
+    </w:p>
+    <w:p>
+      <w:r>
+        <w:rPr>
+          <w:rFonts w:ascii="Microsoft YaHei" w:hAnsi="Microsoft YaHei" w:eastAsia="Microsoft YaHei"/>
+          <w:b w:val="0"/>
+          <w:color w:val="202124"/>
+          <w:sz w:val="21"/>
+        </w:rPr>
+        <w:t>最后我用红蓝六目标场景进行对象级基线检查，再单独检查红蓝绿扩展场景的分类垫排列和自动播放顺序。扩展结果按场景证据、接口工作和对象级数据分别归档，红蓝基线的 6/6 结果单独列示。</w:t>
+      </w:r>
+    </w:p>
+    <w:p>
+      <w:pPr>
+        <w:spacing w:before="80" w:after="40"/>
+        <w:jc w:val="center"/>
+      </w:pPr>
+      <w:r>
+        <w:drawing>
+          <wp:inline xmlns:a="http://schemas.openxmlformats.org/drawingml/2006/main" xmlns:pic="http://schemas.openxmlformats.org/drawingml/2006/picture">
+            <wp:extent cx="5004000" cy="1556800"/>
+            <wp:docPr id="2" name="Picture 2" descr="实验三_个人实验报告_杨牧青_24020036076_完整重写版 插图 2" title="实验三_个人实验报告_杨牧青_24020036076_完整重写版 插图 2"/>
+            <wp:cNvGraphicFramePr>
+              <a:graphicFrameLocks noChangeAspect="1"/>
+            </wp:cNvGraphicFramePr>
+            <a:graphic>
+              <a:graphicData uri="http://schemas.openxmlformats.org/drawingml/2006/picture">
+                <pic:pic>
+                  <pic:nvPicPr>
+                    <pic:cNvPr id="0" name="image1.png"/>
+                    <pic:cNvPicPr/>
+                  </pic:nvPicPr>
+                  <pic:blipFill>
+                    <a:blip r:embed="rId12"/>
+                    <a:stretch>
+                      <a:fillRect/>
+                    </a:stretch>
+                  </pic:blipFill>
+                  <pic:spPr>
+                    <a:xfrm>
+                      <a:off x="0" y="0"/>
+                      <a:ext cx="5004000" cy="1556800"/>
                     </a:xfrm>
                     <a:prstGeom prst="rect"/>
                   </pic:spPr>
@@ -1975,49 +1181,49 @@
     </w:p>
     <w:p>
       <w:pPr>
-        <w:spacing w:before="60" w:after="120"/>
-        <w:ind w:firstLine="0"/>
-        <w:jc w:val="center"/>
+        <w:pStyle w:val="CaptionCustom"/>
       </w:pPr>
       <w:r>
-        <w:rPr>
-          <w:rFonts w:ascii="Noto Serif CJK SC" w:hAnsi="Noto Serif CJK SC" w:eastAsia="Noto Serif CJK SC"/>
-          <w:b w:val="0"/>
-          <w:color w:val="48515A"/>
-          <w:sz w:val="17"/>
-        </w:rPr>
-        <w:t>图1 我的工作从手动示教到自动验收的接口位置</w:t>
-      </w:r>
-    </w:p>
-    <w:p>
-      <w:r>
-        <w:br w:type="page"/>
+        <w:t>图 1  我的工作在手动示教到对象级验收链路中的位置</w:t>
       </w:r>
     </w:p>
     <w:p>
       <w:pPr>
         <w:pStyle w:val="Heading1"/>
-        <w:ind w:firstLine="0"/>
       </w:pPr>
       <w:r>
-        <w:rPr>
-          <w:rFonts w:ascii="Noto Sans CJK SC" w:hAnsi="Noto Sans CJK SC" w:eastAsia="Noto Sans CJK SC"/>
-          <w:color w:val="000000"/>
-          <w:sz w:val="30"/>
-        </w:rPr>
         <w:t>3 项目实现原理</w:t>
       </w:r>
     </w:p>
     <w:p>
       <w:pPr>
-        <w:ind w:firstLine="0"/>
+        <w:pStyle w:val="Heading2"/>
+      </w:pPr>
+      <w:r>
+        <w:t>3.1 系统组成与数据流</w:t>
+      </w:r>
+    </w:p>
+    <w:p>
+      <w:r>
+        <w:rPr>
+          <w:rFonts w:ascii="Microsoft YaHei" w:hAnsi="Microsoft YaHei" w:eastAsia="Microsoft YaHei"/>
+          <w:b w:val="0"/>
+          <w:color w:val="202124"/>
+          <w:sz w:val="21"/>
+        </w:rPr>
+        <w:t>从个人调试角度看，系统可以分为场景、感知、规划、执行和证据五层。Gazebo 提供桌面、圆柱、分类垫和机械臂模型；监视节点发布 Image 和 Detection2DArray；任务节点完成置信度筛选、网格匹配、类别查询和队列去重；执行节点读取队列并完成抓取和释放；GUI、事件日志、CSV 和最终位姿共同组成验收证据。</w:t>
+      </w:r>
+    </w:p>
+    <w:p>
+      <w:pPr>
+        <w:spacing w:before="80" w:after="40"/>
         <w:jc w:val="center"/>
       </w:pPr>
       <w:r>
         <w:drawing>
           <wp:inline xmlns:a="http://schemas.openxmlformats.org/drawingml/2006/main" xmlns:pic="http://schemas.openxmlformats.org/drawingml/2006/picture">
-            <wp:extent cx="5976000" cy="1950063"/>
-            <wp:docPr id="2" name="Picture 2" descr="图2 实验三数据流与我的仿真执行模块" title="图2 实验三数据流与我的仿真执行模块"/>
+            <wp:extent cx="4932000" cy="1609389"/>
+            <wp:docPr id="3" name="Picture 3" descr="实验三_个人实验报告_杨牧青_24020036076_完整重写版 插图 3" title="实验三_个人实验报告_杨牧青_24020036076_完整重写版 插图 3"/>
             <wp:cNvGraphicFramePr>
               <a:graphicFrameLocks noChangeAspect="1"/>
             </wp:cNvGraphicFramePr>
@@ -2025,11 +1231,11 @@
               <a:graphicData uri="http://schemas.openxmlformats.org/drawingml/2006/picture">
                 <pic:pic>
                   <pic:nvPicPr>
-                    <pic:cNvPr id="0" name="system_flow.png"/>
+                    <pic:cNvPr id="0" name="image2.png"/>
                     <pic:cNvPicPr/>
                   </pic:nvPicPr>
                   <pic:blipFill>
-                    <a:blip r:embed="rId12"/>
+                    <a:blip r:embed="rId13"/>
                     <a:stretch>
                       <a:fillRect/>
                     </a:stretch>
@@ -2037,7 +1243,7 @@
                   <pic:spPr>
                     <a:xfrm>
                       <a:off x="0" y="0"/>
-                      <a:ext cx="5976000" cy="1950063"/>
+                      <a:ext cx="4932000" cy="1609389"/>
                     </a:xfrm>
                     <a:prstGeom prst="rect"/>
                   </pic:spPr>
@@ -2050,59 +1256,41 @@
     </w:p>
     <w:p>
       <w:pPr>
-        <w:spacing w:before="60" w:after="120"/>
-        <w:ind w:firstLine="0"/>
-        <w:jc w:val="center"/>
+        <w:pStyle w:val="CaptionCustom"/>
       </w:pPr>
       <w:r>
-        <w:rPr>
-          <w:rFonts w:ascii="Noto Serif CJK SC" w:hAnsi="Noto Serif CJK SC" w:eastAsia="Noto Serif CJK SC"/>
-          <w:b w:val="0"/>
-          <w:color w:val="48515A"/>
-          <w:sz w:val="17"/>
-        </w:rPr>
-        <w:t>图2 实验三数据流与我的仿真执行模块</w:t>
+        <w:t>图 2  仿真系统中识别、网格定位、分类和执行模块的连接</w:t>
       </w:r>
     </w:p>
     <w:p>
       <w:pPr>
         <w:pStyle w:val="Heading2"/>
-        <w:ind w:firstLine="0"/>
       </w:pPr>
       <w:r>
+        <w:t>3.2 网格定位与分类决策</w:t>
+      </w:r>
+    </w:p>
+    <w:p>
+      <w:r>
         <w:rPr>
-          <w:rFonts w:ascii="Noto Sans CJK SC" w:hAnsi="Noto Sans CJK SC" w:eastAsia="Noto Sans CJK SC"/>
-          <w:color w:val="000000"/>
-          <w:sz w:val="24"/>
+          <w:rFonts w:ascii="Microsoft YaHei" w:hAnsi="Microsoft YaHei" w:eastAsia="Microsoft YaHei"/>
+          <w:b w:val="0"/>
+          <w:color w:val="202124"/>
+          <w:sz w:val="21"/>
         </w:rPr>
-        <w:t>3.1 网格与分类</w:t>
+        <w:t>我参与核对的核心关系是“检测框中心—最近网格—类别—分类垫”。任务节点把检测框中心投影到图像坐标，并与 3 行 2 列的固定格点比较；最近格点距离不超过 48 px 才生成 grid_id。类别 red、blue、green 通过显式配置表分别指向 red_sort_bin、blue_sort_bin 和 green_sort_bin。未知类别、低置信度结果和同一网格重复检测被标记为 skipped，并生成对应原因。</w:t>
       </w:r>
     </w:p>
     <w:p>
       <w:pPr>
-        <w:ind w:firstLine="420"/>
-        <w:jc w:val="both"/>
-      </w:pPr>
-      <w:r>
-        <w:rPr>
-          <w:rFonts w:ascii="Noto Serif CJK SC" w:hAnsi="Noto Serif CJK SC" w:eastAsia="Noto Serif CJK SC"/>
-          <w:b w:val="0"/>
-          <w:color w:val="000000"/>
-          <w:sz w:val="21"/>
-        </w:rPr>
-        <w:t>检测节点输出类别、0.99置信度和检测框中心。任务节点以最近邻方式把中心映射到固定网格，并用48像素阈值拒绝网格外目标。类别通过显式字典映射到对应分类垫。红蓝两类六物体的对象级基线已完成6/6验收；后续绿色类别用于三分类自动演示，没有独立对象级CSV，因此不合并计算新的成功率。</w:t>
-      </w:r>
-    </w:p>
-    <w:p>
-      <w:pPr>
-        <w:ind w:firstLine="0"/>
+        <w:spacing w:before="80" w:after="40"/>
         <w:jc w:val="center"/>
       </w:pPr>
       <w:r>
         <w:drawing>
           <wp:inline xmlns:a="http://schemas.openxmlformats.org/drawingml/2006/main" xmlns:pic="http://schemas.openxmlformats.org/drawingml/2006/picture">
-            <wp:extent cx="5832000" cy="3175200"/>
-            <wp:docPr id="3" name="Picture 3" descr="图3 红蓝两类六物体定量基线的网格和分类映射" title="图3 红蓝两类六物体定量基线的网格和分类映射"/>
+            <wp:extent cx="4788000" cy="2606800"/>
+            <wp:docPr id="4" name="Picture 4" descr="实验三_个人实验报告_杨牧青_24020036076_完整重写版 插图 4" title="实验三_个人实验报告_杨牧青_24020036076_完整重写版 插图 4"/>
             <wp:cNvGraphicFramePr>
               <a:graphicFrameLocks noChangeAspect="1"/>
             </wp:cNvGraphicFramePr>
@@ -2110,11 +1298,11 @@
               <a:graphicData uri="http://schemas.openxmlformats.org/drawingml/2006/picture">
                 <pic:pic>
                   <pic:nvPicPr>
-                    <pic:cNvPr id="0" name="grid_mapping.png"/>
+                    <pic:cNvPr id="0" name="image3.png"/>
                     <pic:cNvPicPr/>
                   </pic:nvPicPr>
                   <pic:blipFill>
-                    <a:blip r:embed="rId13"/>
+                    <a:blip r:embed="rId14"/>
                     <a:stretch>
                       <a:fillRect/>
                     </a:stretch>
@@ -2122,7 +1310,7 @@
                   <pic:spPr>
                     <a:xfrm>
                       <a:off x="0" y="0"/>
-                      <a:ext cx="5832000" cy="3175200"/>
+                      <a:ext cx="4788000" cy="2606800"/>
                     </a:xfrm>
                     <a:prstGeom prst="rect"/>
                   </pic:spPr>
@@ -2135,59 +1323,41 @@
     </w:p>
     <w:p>
       <w:pPr>
-        <w:spacing w:before="60" w:after="120"/>
-        <w:ind w:firstLine="0"/>
-        <w:jc w:val="center"/>
+        <w:pStyle w:val="CaptionCustom"/>
       </w:pPr>
       <w:r>
-        <w:rPr>
-          <w:rFonts w:ascii="Noto Serif CJK SC" w:hAnsi="Noto Serif CJK SC" w:eastAsia="Noto Serif CJK SC"/>
-          <w:b w:val="0"/>
-          <w:color w:val="48515A"/>
-          <w:sz w:val="17"/>
-        </w:rPr>
-        <w:t>图3 红蓝两类六物体定量基线的网格和分类映射</w:t>
-      </w:r>
-    </w:p>
-    <w:p>
-      <w:pPr>
-        <w:ind w:firstLine="420"/>
-        <w:jc w:val="both"/>
-      </w:pPr>
-      <w:r>
-        <w:rPr>
-          <w:rFonts w:ascii="Noto Serif CJK SC" w:hAnsi="Noto Serif CJK SC" w:eastAsia="Noto Serif CJK SC"/>
-          <w:b w:val="0"/>
-          <w:color w:val="000000"/>
-          <w:sz w:val="21"/>
-        </w:rPr>
-        <w:t>我在调整场景世界坐标后，会同步核对相机投影公式与像素格点。该步骤非常关键：如果只把圆柱在 Gazebo 中移到新位置，却不更新网格像素坐标，GUI看起来对齐，任务节点却会把目标判为网格外或重复网格。</w:t>
+        <w:t>图 3  我参与核对的六个网格、类别和分类垫关系</w:t>
       </w:r>
     </w:p>
     <w:p>
       <w:pPr>
         <w:pStyle w:val="Heading2"/>
-        <w:ind w:firstLine="0"/>
       </w:pPr>
       <w:r>
+        <w:t>3.3 抓取与搬运动作链</w:t>
+      </w:r>
+    </w:p>
+    <w:p>
+      <w:r>
         <w:rPr>
-          <w:rFonts w:ascii="Noto Sans CJK SC" w:hAnsi="Noto Sans CJK SC" w:eastAsia="Noto Sans CJK SC"/>
-          <w:color w:val="000000"/>
-          <w:sz w:val="24"/>
+          <w:rFonts w:ascii="Microsoft YaHei" w:hAnsi="Microsoft YaHei" w:eastAsia="Microsoft YaHei"/>
+          <w:b w:val="0"/>
+          <w:color w:val="202124"/>
+          <w:sz w:val="21"/>
         </w:rPr>
-        <w:t>3.2 抓取和释放</w:t>
+        <w:t>一个可复现的抓取被拆成六个阶段：先到安全高度 above，再下降到 pick，闭合夹爪后检查末端与目标距离，确认附着后 lift，最后搬运到分类垫上方。搬运过程中保存并更新目标相对夹爪的偏移，使目标持续跟随末端运动。</w:t>
       </w:r>
     </w:p>
     <w:p>
       <w:pPr>
-        <w:ind w:firstLine="0"/>
+        <w:spacing w:before="80" w:after="40"/>
         <w:jc w:val="center"/>
       </w:pPr>
       <w:r>
         <w:drawing>
           <wp:inline xmlns:a="http://schemas.openxmlformats.org/drawingml/2006/main" xmlns:pic="http://schemas.openxmlformats.org/drawingml/2006/picture">
-            <wp:extent cx="5903999" cy="2237305"/>
-            <wp:docPr id="4" name="Picture 4" descr="图4 我调试的对准、闭合、校验、附着与抬升流程" title="图4 我调试的对准、闭合、校验、附着与抬升流程"/>
+            <wp:extent cx="4968000" cy="1882611"/>
+            <wp:docPr id="5" name="Picture 5" descr="实验三_个人实验报告_杨牧青_24020036076_完整重写版 插图 5" title="实验三_个人实验报告_杨牧青_24020036076_完整重写版 插图 5"/>
             <wp:cNvGraphicFramePr>
               <a:graphicFrameLocks noChangeAspect="1"/>
             </wp:cNvGraphicFramePr>
@@ -2195,11 +1365,11 @@
               <a:graphicData uri="http://schemas.openxmlformats.org/drawingml/2006/picture">
                 <pic:pic>
                   <pic:nvPicPr>
-                    <pic:cNvPr id="0" name="grasp_stages.png"/>
+                    <pic:cNvPr id="0" name="image4.png"/>
                     <pic:cNvPicPr/>
                   </pic:nvPicPr>
                   <pic:blipFill>
-                    <a:blip r:embed="rId14"/>
+                    <a:blip r:embed="rId15"/>
                     <a:stretch>
                       <a:fillRect/>
                     </a:stretch>
@@ -2207,7 +1377,7 @@
                   <pic:spPr>
                     <a:xfrm>
                       <a:off x="0" y="0"/>
-                      <a:ext cx="5903999" cy="2237305"/>
+                      <a:ext cx="4968000" cy="1882611"/>
                     </a:xfrm>
                     <a:prstGeom prst="rect"/>
                   </pic:spPr>
@@ -2220,264 +1390,41 @@
     </w:p>
     <w:p>
       <w:pPr>
-        <w:spacing w:before="60" w:after="120"/>
-        <w:ind w:firstLine="0"/>
-        <w:jc w:val="center"/>
+        <w:pStyle w:val="CaptionCustom"/>
       </w:pPr>
       <w:r>
-        <w:rPr>
-          <w:rFonts w:ascii="Noto Serif CJK SC" w:hAnsi="Noto Serif CJK SC" w:eastAsia="Noto Serif CJK SC"/>
-          <w:b w:val="0"/>
-          <w:color w:val="48515A"/>
-          <w:sz w:val="17"/>
-        </w:rPr>
-        <w:t>图4 我调试的对准、闭合、校验、附着与抬升流程</w:t>
-      </w:r>
-    </w:p>
-    <w:p>
-      <w:pPr>
-        <w:ind w:firstLine="420"/>
-        <w:jc w:val="both"/>
-      </w:pPr>
-      <w:r>
-        <w:rPr>
-          <w:rFonts w:ascii="Noto Serif CJK SC" w:hAnsi="Noto Serif CJK SC" w:eastAsia="Noto Serif CJK SC"/>
-          <w:b w:val="0"/>
-          <w:color w:val="000000"/>
-          <w:sz w:val="21"/>
-        </w:rPr>
-        <w:t>机械臂按上方位、下降位、闭合位、抬升位、分类垫上方、释放位和回撤位执行。仿真中夹爪先完成可见闭合，随后程序核对夹爪参考点与目标距离并附着目标；搬运过程中更新目标位姿。释放时读取当前末端与目标偏移，保持X/Y不变，只改变Z完成短时垂直下落，使画面中的释放过程连续且同色目标能够落到不同单元。</w:t>
-      </w:r>
-    </w:p>
-    <w:tbl>
-      <w:tblPr>
-        <w:tblW w:type="auto" w:w="0"/>
-        <w:jc w:val="center"/>
-        <w:tblLayout w:type="fixed"/>
-        <w:tblLook w:firstColumn="1" w:firstRow="1" w:lastColumn="0" w:lastRow="0" w:noHBand="0" w:noVBand="1" w:val="04A0"/>
-      </w:tblPr>
-      <w:tblGrid>
-        <w:gridCol w:w="4819"/>
-        <w:gridCol w:w="4819"/>
-      </w:tblGrid>
-      <w:tr>
-        <w:tc>
-          <w:tcPr>
-            <w:tcW w:type="dxa" w:w="4592"/>
-            <w:tcMar>
-              <w:top w:w="50" w:type="dxa"/>
-              <w:start w:w="50" w:type="dxa"/>
-              <w:bottom w:w="50" w:type="dxa"/>
-              <w:end w:w="50" w:type="dxa"/>
-            </w:tcMar>
-          </w:tcPr>
-          <w:p>
-            <w:pPr>
-              <w:ind w:firstLine="0"/>
-              <w:jc w:val="center"/>
-            </w:pPr>
-            <w:r>
-              <w:drawing>
-                <wp:inline xmlns:a="http://schemas.openxmlformats.org/drawingml/2006/main" xmlns:pic="http://schemas.openxmlformats.org/drawingml/2006/picture">
-                  <wp:extent cx="2592000" cy="1458000"/>
-                  <wp:docPr id="5" name="Picture 5" descr="图5 蓝色圆柱被夹持并抬离桌面" title="图5 蓝色圆柱被夹持并抬离桌面"/>
-                  <wp:cNvGraphicFramePr>
-                    <a:graphicFrameLocks noChangeAspect="1"/>
-                  </wp:cNvGraphicFramePr>
-                  <a:graphic>
-                    <a:graphicData uri="http://schemas.openxmlformats.org/drawingml/2006/picture">
-                      <pic:pic>
-                        <pic:nvPicPr>
-                          <pic:cNvPr id="0" name="blue_cylinder_grasp_verified.png"/>
-                          <pic:cNvPicPr/>
-                        </pic:nvPicPr>
-                        <pic:blipFill>
-                          <a:blip r:embed="rId15"/>
-                          <a:stretch>
-                            <a:fillRect/>
-                          </a:stretch>
-                        </pic:blipFill>
-                        <pic:spPr>
-                          <a:xfrm>
-                            <a:off x="0" y="0"/>
-                            <a:ext cx="2592000" cy="1458000"/>
-                          </a:xfrm>
-                          <a:prstGeom prst="rect"/>
-                        </pic:spPr>
-                      </pic:pic>
-                    </a:graphicData>
-                  </a:graphic>
-                </wp:inline>
-              </w:drawing>
-            </w:r>
-          </w:p>
-        </w:tc>
-        <w:tc>
-          <w:tcPr>
-            <w:tcW w:type="dxa" w:w="4592"/>
-            <w:tcMar>
-              <w:top w:w="50" w:type="dxa"/>
-              <w:start w:w="50" w:type="dxa"/>
-              <w:bottom w:w="50" w:type="dxa"/>
-              <w:end w:w="50" w:type="dxa"/>
-            </w:tcMar>
-          </w:tcPr>
-          <w:p>
-            <w:pPr>
-              <w:ind w:firstLine="0"/>
-              <w:jc w:val="center"/>
-            </w:pPr>
-            <w:r>
-              <w:drawing>
-                <wp:inline xmlns:a="http://schemas.openxmlformats.org/drawingml/2006/main" xmlns:pic="http://schemas.openxmlformats.org/drawingml/2006/picture">
-                  <wp:extent cx="2592000" cy="1008000"/>
-                  <wp:docPr id="6" name="Picture 6" descr="图6 释放时保持XY并仅降低Z" title="图6 释放时保持XY并仅降低Z"/>
-                  <wp:cNvGraphicFramePr>
-                    <a:graphicFrameLocks noChangeAspect="1"/>
-                  </wp:cNvGraphicFramePr>
-                  <a:graphic>
-                    <a:graphicData uri="http://schemas.openxmlformats.org/drawingml/2006/picture">
-                      <pic:pic>
-                        <pic:nvPicPr>
-                          <pic:cNvPr id="0" name="release_stages.png"/>
-                          <pic:cNvPicPr/>
-                        </pic:nvPicPr>
-                        <pic:blipFill>
-                          <a:blip r:embed="rId16"/>
-                          <a:stretch>
-                            <a:fillRect/>
-                          </a:stretch>
-                        </pic:blipFill>
-                        <pic:spPr>
-                          <a:xfrm>
-                            <a:off x="0" y="0"/>
-                            <a:ext cx="2592000" cy="1008000"/>
-                          </a:xfrm>
-                          <a:prstGeom prst="rect"/>
-                        </pic:spPr>
-                      </pic:pic>
-                    </a:graphicData>
-                  </a:graphic>
-                </wp:inline>
-              </w:drawing>
-            </w:r>
-          </w:p>
-        </w:tc>
-      </w:tr>
-      <w:tr>
-        <w:tc>
-          <w:tcPr>
-            <w:tcW w:type="dxa" w:w="4819"/>
-            <w:tcMar>
-              <w:top w:w="50" w:type="dxa"/>
-              <w:start w:w="50" w:type="dxa"/>
-              <w:bottom w:w="50" w:type="dxa"/>
-              <w:end w:w="50" w:type="dxa"/>
-            </w:tcMar>
-          </w:tcPr>
-          <w:p>
-            <w:pPr>
-              <w:ind w:firstLine="0"/>
-              <w:jc w:val="center"/>
-            </w:pPr>
-            <w:r>
-              <w:rPr>
-                <w:rFonts w:ascii="Noto Serif CJK SC" w:hAnsi="Noto Serif CJK SC" w:eastAsia="Noto Serif CJK SC"/>
-                <w:b w:val="0"/>
-                <w:color w:val="48515A"/>
-                <w:sz w:val="16"/>
-              </w:rPr>
-              <w:t>图5 蓝色圆柱被夹持并抬离桌面</w:t>
-            </w:r>
-          </w:p>
-        </w:tc>
-        <w:tc>
-          <w:tcPr>
-            <w:tcW w:type="dxa" w:w="4819"/>
-            <w:tcMar>
-              <w:top w:w="50" w:type="dxa"/>
-              <w:start w:w="50" w:type="dxa"/>
-              <w:bottom w:w="50" w:type="dxa"/>
-              <w:end w:w="50" w:type="dxa"/>
-            </w:tcMar>
-          </w:tcPr>
-          <w:p>
-            <w:pPr>
-              <w:ind w:firstLine="0"/>
-              <w:jc w:val="center"/>
-            </w:pPr>
-            <w:r>
-              <w:rPr>
-                <w:rFonts w:ascii="Noto Serif CJK SC" w:hAnsi="Noto Serif CJK SC" w:eastAsia="Noto Serif CJK SC"/>
-                <w:b w:val="0"/>
-                <w:color w:val="48515A"/>
-                <w:sz w:val="16"/>
-              </w:rPr>
-              <w:t>图6 释放时保持XY并仅降低Z</w:t>
-            </w:r>
-          </w:p>
-        </w:tc>
-      </w:tr>
-    </w:tbl>
-    <w:p>
-      <w:pPr>
-        <w:ind w:firstLine="420"/>
-        <w:jc w:val="both"/>
-      </w:pPr>
-      <w:r>
-        <w:rPr>
-          <w:rFonts w:ascii="Noto Serif CJK SC" w:hAnsi="Noto Serif CJK SC" w:eastAsia="Noto Serif CJK SC"/>
-          <w:b w:val="0"/>
-          <w:color w:val="000000"/>
-          <w:sz w:val="21"/>
-        </w:rPr>
-        <w:t>图5不是夹爪接近圆柱的帧，而是专用取证节点在蓝色圆柱 z 超过0.075 m后保存的帧。选用帧高度约0.171 m，因此能同时证明“位于两指之间”和“已离开桌面”。</w:t>
-      </w:r>
-    </w:p>
-    <w:p>
-      <w:r>
-        <w:br w:type="page"/>
+        <w:t>图 4  我调试的接近、闭合、检查、附着和抬升动作</w:t>
       </w:r>
     </w:p>
     <w:p>
       <w:pPr>
         <w:pStyle w:val="Heading2"/>
-        <w:ind w:firstLine="0"/>
       </w:pPr>
       <w:r>
+        <w:t>3.4 垂直释放与落点检查</w:t>
+      </w:r>
+    </w:p>
+    <w:p>
+      <w:r>
         <w:rPr>
-          <w:rFonts w:ascii="Noto Sans CJK SC" w:hAnsi="Noto Sans CJK SC" w:eastAsia="Noto Sans CJK SC"/>
-          <w:color w:val="000000"/>
-          <w:sz w:val="24"/>
+          <w:rFonts w:ascii="Microsoft YaHei" w:hAnsi="Microsoft YaHei" w:eastAsia="Microsoft YaHei"/>
+          <w:b w:val="0"/>
+          <w:color w:val="202124"/>
+          <w:sz w:val="21"/>
         </w:rPr>
-        <w:t>3.3 手动控制台</w:t>
+        <w:t>释放阶段读取当前末端位置，保持 X/Y 对齐并沿 Z 方向下降；解除附着后等待目标稳定，再读取最终位姿。对于同一颜色的多个目标，为它们分配不同落点，形成清晰的放置顺序。</w:t>
       </w:r>
     </w:p>
     <w:p>
       <w:pPr>
-        <w:ind w:firstLine="420"/>
-        <w:jc w:val="both"/>
-      </w:pPr>
-      <w:r>
-        <w:rPr>
-          <w:rFonts w:ascii="Noto Serif CJK SC" w:hAnsi="Noto Serif CJK SC" w:eastAsia="Noto Serif CJK SC"/>
-          <w:b w:val="0"/>
-          <w:color w:val="000000"/>
-          <w:sz w:val="21"/>
-        </w:rPr>
-        <w:t>控制台允许调节六个关节、夹爪、接触垫参数和动作时间，支持保存点位、加入序列、执行单点、播放序列和复位六个分类物体。点位写入 manual_animation.json；覆盖前保留 .bak 文件，便于追溯。</w:t>
-      </w:r>
-    </w:p>
-    <w:p>
-      <w:pPr>
-        <w:ind w:firstLine="0"/>
+        <w:spacing w:before="80" w:after="40"/>
         <w:jc w:val="center"/>
       </w:pPr>
       <w:r>
         <w:drawing>
           <wp:inline xmlns:a="http://schemas.openxmlformats.org/drawingml/2006/main" xmlns:pic="http://schemas.openxmlformats.org/drawingml/2006/picture">
-            <wp:extent cx="5580000" cy="3429089"/>
-            <wp:docPr id="7" name="Picture 7" descr="图7 当前手动控制台和航点序列编辑区" title="图7 当前手动控制台和航点序列编辑区"/>
+            <wp:extent cx="4968000" cy="1932000"/>
+            <wp:docPr id="6" name="Picture 6" descr="实验三_个人实验报告_杨牧青_24020036076_完整重写版 插图 6" title="实验三_个人实验报告_杨牧青_24020036076_完整重写版 插图 6"/>
             <wp:cNvGraphicFramePr>
               <a:graphicFrameLocks noChangeAspect="1"/>
             </wp:cNvGraphicFramePr>
@@ -2485,11 +1432,11 @@
               <a:graphicData uri="http://schemas.openxmlformats.org/drawingml/2006/picture">
                 <pic:pic>
                   <pic:nvPicPr>
-                    <pic:cNvPr id="0" name="manual_control_panel_current.png"/>
+                    <pic:cNvPr id="0" name="image6.png"/>
                     <pic:cNvPicPr/>
                   </pic:nvPicPr>
                   <pic:blipFill>
-                    <a:blip r:embed="rId17"/>
+                    <a:blip r:embed="rId16"/>
                     <a:stretch>
                       <a:fillRect/>
                     </a:stretch>
@@ -2497,7 +1444,7 @@
                   <pic:spPr>
                     <a:xfrm>
                       <a:off x="0" y="0"/>
-                      <a:ext cx="5580000" cy="3429089"/>
+                      <a:ext cx="4968000" cy="1932000"/>
                     </a:xfrm>
                     <a:prstGeom prst="rect"/>
                   </pic:spPr>
@@ -2510,124 +1457,41 @@
     </w:p>
     <w:p>
       <w:pPr>
-        <w:spacing w:before="60" w:after="120"/>
-        <w:ind w:firstLine="0"/>
-        <w:jc w:val="center"/>
+        <w:pStyle w:val="CaptionCustom"/>
       </w:pPr>
       <w:r>
-        <w:rPr>
-          <w:rFonts w:ascii="Noto Serif CJK SC" w:hAnsi="Noto Serif CJK SC" w:eastAsia="Noto Serif CJK SC"/>
-          <w:b w:val="0"/>
-          <w:color w:val="48515A"/>
-          <w:sz w:val="17"/>
-        </w:rPr>
-        <w:t>图7 当前手动控制台和航点序列编辑区</w:t>
-      </w:r>
-    </w:p>
-    <w:p>
-      <w:pPr>
-        <w:pStyle w:val="ListNumber"/>
-        <w:spacing w:after="40"/>
-        <w:ind w:left="510" w:hanging="227"/>
-      </w:pPr>
-      <w:r>
-        <w:rPr>
-          <w:rFonts w:ascii="Noto Serif CJK SC" w:hAnsi="Noto Serif CJK SC" w:eastAsia="Noto Serif CJK SC"/>
-          <w:b w:val="0"/>
-          <w:color w:val="000000"/>
-          <w:sz w:val="20"/>
-        </w:rPr>
-        <w:t>将物体复位到3×2网格，从initial位姿开始调试。</w:t>
-      </w:r>
-    </w:p>
-    <w:p>
-      <w:pPr>
-        <w:pStyle w:val="ListNumber"/>
-        <w:spacing w:after="40"/>
-        <w:ind w:left="510" w:hanging="227"/>
-      </w:pPr>
-      <w:r>
-        <w:rPr>
-          <w:rFonts w:ascii="Noto Serif CJK SC" w:hAnsi="Noto Serif CJK SC" w:eastAsia="Noto Serif CJK SC"/>
-          <w:b w:val="0"/>
-          <w:color w:val="000000"/>
-          <w:sz w:val="20"/>
-        </w:rPr>
-        <w:t>先找above安全位，再以小步长调整到pick位，在GUI中观察指垫与圆柱。</w:t>
-      </w:r>
-    </w:p>
-    <w:p>
-      <w:pPr>
-        <w:pStyle w:val="ListNumber"/>
-        <w:spacing w:after="40"/>
-        <w:ind w:left="510" w:hanging="227"/>
-      </w:pPr>
-      <w:r>
-        <w:rPr>
-          <w:rFonts w:ascii="Noto Serif CJK SC" w:hAnsi="Noto Serif CJK SC" w:eastAsia="Noto Serif CJK SC"/>
-          <w:b w:val="0"/>
-          <w:color w:val="000000"/>
-          <w:sz w:val="20"/>
-        </w:rPr>
-        <w:t>发送夹爪闭合命令，单独执行lift和释放点，确认不碰桌面或其他物体。</w:t>
-      </w:r>
-    </w:p>
-    <w:p>
-      <w:pPr>
-        <w:pStyle w:val="ListNumber"/>
-        <w:spacing w:after="40"/>
-        <w:ind w:left="510" w:hanging="227"/>
-      </w:pPr>
-      <w:r>
-        <w:rPr>
-          <w:rFonts w:ascii="Noto Serif CJK SC" w:hAnsi="Noto Serif CJK SC" w:eastAsia="Noto Serif CJK SC"/>
-          <w:b w:val="0"/>
-          <w:color w:val="000000"/>
-          <w:sz w:val="20"/>
-        </w:rPr>
-        <w:t>用具有语义的名称保存航点，pick用于触发抓取，release用于触发释放。</w:t>
-      </w:r>
-    </w:p>
-    <w:p>
-      <w:pPr>
-        <w:pStyle w:val="ListNumber"/>
-        <w:spacing w:after="40"/>
-        <w:ind w:left="510" w:hanging="227"/>
-      </w:pPr>
-      <w:r>
-        <w:rPr>
-          <w:rFonts w:ascii="Noto Serif CJK SC" w:hAnsi="Noto Serif CJK SC" w:eastAsia="Noto Serif CJK SC"/>
-          <w:b w:val="0"/>
-          <w:color w:val="000000"/>
-          <w:sz w:val="20"/>
-        </w:rPr>
-        <w:t>先播放单个物体子序列，再组合为六物体完整序列，最终统一为每步2秒。</w:t>
+        <w:t>图 5  垂直解除附着和落点检查流程</w:t>
       </w:r>
     </w:p>
     <w:p>
       <w:pPr>
         <w:pStyle w:val="Heading2"/>
-        <w:ind w:firstLine="0"/>
       </w:pPr>
       <w:r>
+        <w:t>3.5 航点语义与状态证据</w:t>
+      </w:r>
+    </w:p>
+    <w:p>
+      <w:r>
         <w:rPr>
-          <w:rFonts w:ascii="Noto Sans CJK SC" w:hAnsi="Noto Sans CJK SC" w:eastAsia="Noto Sans CJK SC"/>
-          <w:color w:val="000000"/>
-          <w:sz w:val="24"/>
+          <w:rFonts w:ascii="Microsoft YaHei" w:hAnsi="Microsoft YaHei" w:eastAsia="Microsoft YaHei"/>
+          <w:b w:val="0"/>
+          <w:color w:val="202124"/>
+          <w:sz w:val="21"/>
         </w:rPr>
-        <w:t>3.4 自动序列执行</w:t>
+        <w:t>manual_animation.json 保存已经验证过的航点和动作顺序，任务节点负责类别决策。播放器根据包含 pick、release 的航点名触发相应语义，其余航点承担运动。一次任务通过的条件包括 GUI 几何关系、状态反馈、attached/release 事件和最终位姿检查，四类证据共同确认结果。</w:t>
       </w:r>
     </w:p>
     <w:p>
       <w:pPr>
-        <w:ind w:firstLine="0"/>
+        <w:spacing w:before="80" w:after="40"/>
         <w:jc w:val="center"/>
       </w:pPr>
       <w:r>
         <w:drawing>
           <wp:inline xmlns:a="http://schemas.openxmlformats.org/drawingml/2006/main" xmlns:pic="http://schemas.openxmlformats.org/drawingml/2006/picture">
-            <wp:extent cx="5760000" cy="2880000"/>
-            <wp:docPr id="8" name="Picture 8" descr="图8 六对象子序列与34步顺序" title="图8 六对象子序列与34步顺序"/>
+            <wp:extent cx="4932000" cy="3030872"/>
+            <wp:docPr id="7" name="Picture 7" descr="实验三_个人实验报告_杨牧青_24020036076_完整重写版 插图 7" title="实验三_个人实验报告_杨牧青_24020036076_完整重写版 插图 7"/>
             <wp:cNvGraphicFramePr>
               <a:graphicFrameLocks noChangeAspect="1"/>
             </wp:cNvGraphicFramePr>
@@ -2635,11 +1499,11 @@
               <a:graphicData uri="http://schemas.openxmlformats.org/drawingml/2006/picture">
                 <pic:pic>
                   <pic:nvPicPr>
-                    <pic:cNvPr id="0" name="sequence_cycles.png"/>
+                    <pic:cNvPr id="0" name="image7.png"/>
                     <pic:cNvPicPr/>
                   </pic:nvPicPr>
                   <pic:blipFill>
-                    <a:blip r:embed="rId18"/>
+                    <a:blip r:embed="rId17"/>
                     <a:stretch>
                       <a:fillRect/>
                     </a:stretch>
@@ -2647,7 +1511,7 @@
                   <pic:spPr>
                     <a:xfrm>
                       <a:off x="0" y="0"/>
-                      <a:ext cx="5760000" cy="2880000"/>
+                      <a:ext cx="4932000" cy="3030872"/>
                     </a:xfrm>
                     <a:prstGeom prst="rect"/>
                   </pic:spPr>
@@ -2660,212 +1524,22 @@
     </w:p>
     <w:p>
       <w:pPr>
-        <w:spacing w:before="60" w:after="120"/>
-        <w:ind w:firstLine="0"/>
-        <w:jc w:val="center"/>
+        <w:pStyle w:val="CaptionCustom"/>
       </w:pPr>
       <w:r>
-        <w:rPr>
-          <w:rFonts w:ascii="Noto Serif CJK SC" w:hAnsi="Noto Serif CJK SC" w:eastAsia="Noto Serif CJK SC"/>
-          <w:b w:val="0"/>
-          <w:color w:val="48515A"/>
-          <w:sz w:val="17"/>
-        </w:rPr>
-        <w:t>图8 六对象子序列与34步顺序</w:t>
+        <w:t>图 6  手动控制台中的关节、夹爪和航点列表</w:t>
       </w:r>
     </w:p>
     <w:p>
       <w:pPr>
-        <w:ind w:firstLine="420"/>
-        <w:jc w:val="both"/>
-      </w:pPr>
-      <w:r>
-        <w:rPr>
-          <w:rFonts w:ascii="Noto Serif CJK SC" w:hAnsi="Noto Serif CJK SC" w:eastAsia="Noto Serif CJK SC"/>
-          <w:b w:val="0"/>
-          <w:color w:val="000000"/>
-          <w:sz w:val="21"/>
-        </w:rPr>
-        <w:t>播放器启动后先等待机械臂与夹爪控制器，再通过set_entity_state把六个对象复位到网格。每个航点发布关节轨迹和夹爪轨迹，并在航点时长内持续更新附着目标或释放下落动画。到达pick或release名称的航点后再触发对应抓放逻辑，最后输出playback completed。</w:t>
-      </w:r>
-    </w:p>
-    <w:p>
-      <w:r>
-        <w:br w:type="page"/>
-      </w:r>
-    </w:p>
-    <w:p>
-      <w:pPr>
-        <w:pStyle w:val="Heading1"/>
-        <w:ind w:firstLine="0"/>
-      </w:pPr>
-      <w:r>
-        <w:rPr>
-          <w:rFonts w:ascii="Noto Sans CJK SC" w:hAnsi="Noto Sans CJK SC" w:eastAsia="Noto Sans CJK SC"/>
-          <w:color w:val="000000"/>
-          <w:sz w:val="30"/>
-        </w:rPr>
-        <w:t>4 问题与解决方法 一</w:t>
-      </w:r>
-    </w:p>
-    <w:p>
-      <w:pPr>
-        <w:pStyle w:val="Heading2"/>
-        <w:ind w:firstLine="0"/>
-      </w:pPr>
-      <w:r>
-        <w:rPr>
-          <w:rFonts w:ascii="Noto Sans CJK SC" w:hAnsi="Noto Sans CJK SC" w:eastAsia="Noto Sans CJK SC"/>
-          <w:color w:val="000000"/>
-          <w:sz w:val="24"/>
-        </w:rPr>
-        <w:t>4.1 关节姿态与原A-B流程不一致</w:t>
-      </w:r>
-    </w:p>
-    <w:p>
-      <w:pPr>
-        <w:ind w:firstLine="420"/>
-        <w:jc w:val="both"/>
-      </w:pPr>
-      <w:r>
-        <w:rPr>
-          <w:rFonts w:ascii="Noto Serif CJK SC" w:hAnsi="Noto Serif CJK SC" w:eastAsia="Noto Serif CJK SC"/>
-          <w:b w:val="0"/>
-          <w:color w:val="000000"/>
-          <w:sz w:val="21"/>
-        </w:rPr>
-        <w:t>现象：分类场景最初使用默认姿态，机械臂关节角度与实验二已验证的A-B流程明显不同，夹爪与圆柱存在较大偏差。</w:t>
-      </w:r>
-    </w:p>
-    <w:p>
-      <w:pPr>
-        <w:ind w:firstLine="420"/>
-        <w:jc w:val="both"/>
-      </w:pPr>
-      <w:r>
-        <w:rPr>
-          <w:rFonts w:ascii="Noto Serif CJK SC" w:hAnsi="Noto Serif CJK SC" w:eastAsia="Noto Serif CJK SC"/>
-          <w:b w:val="0"/>
-          <w:color w:val="000000"/>
-          <w:sz w:val="21"/>
-        </w:rPr>
-        <w:t>排查：我把自动序列、sorting_executor和manual_animation.json中的姿态逐项对照，并在Gazebo GUI中观察末端相对圆柱的位置，而不是只看关节数值。</w:t>
-      </w:r>
-    </w:p>
-    <w:p>
-      <w:pPr>
-        <w:ind w:firstLine="420"/>
-        <w:jc w:val="both"/>
-      </w:pPr>
-      <w:r>
-        <w:rPr>
-          <w:rFonts w:ascii="Noto Serif CJK SC" w:hAnsi="Noto Serif CJK SC" w:eastAsia="Noto Serif CJK SC"/>
-          <w:b w:val="0"/>
-          <w:color w:val="000000"/>
-          <w:sz w:val="21"/>
-        </w:rPr>
-        <w:t>处理：把执行器改回用户验证过的A-B姿态族，再对每个网格建立专用above和pick点，保留home、搬运和释放的安全过渡。</w:t>
-      </w:r>
-    </w:p>
-    <w:p>
-      <w:pPr>
-        <w:ind w:firstLine="420"/>
-        <w:jc w:val="both"/>
-      </w:pPr>
-      <w:r>
-        <w:rPr>
-          <w:rFonts w:ascii="Noto Serif CJK SC" w:hAnsi="Noto Serif CJK SC" w:eastAsia="Noto Serif CJK SC"/>
-          <w:b w:val="0"/>
-          <w:color w:val="000000"/>
-          <w:sz w:val="21"/>
-        </w:rPr>
-        <w:t>验证：前四个目标的抓取距离恢复到可接受范围，后续序列能够按指定顺序执行。</w:t>
-      </w:r>
-    </w:p>
-    <w:p>
-      <w:pPr>
-        <w:pStyle w:val="Heading2"/>
-        <w:ind w:firstLine="0"/>
-      </w:pPr>
-      <w:r>
-        <w:rPr>
-          <w:rFonts w:ascii="Noto Sans CJK SC" w:hAnsi="Noto Sans CJK SC" w:eastAsia="Noto Sans CJK SC"/>
-          <w:color w:val="000000"/>
-          <w:sz w:val="24"/>
-        </w:rPr>
-        <w:t>4.2 夹爪闭合但物体不随动</w:t>
-      </w:r>
-    </w:p>
-    <w:p>
-      <w:pPr>
-        <w:ind w:firstLine="420"/>
-        <w:jc w:val="both"/>
-      </w:pPr>
-      <w:r>
-        <w:rPr>
-          <w:rFonts w:ascii="Noto Serif CJK SC" w:hAnsi="Noto Serif CJK SC" w:eastAsia="Noto Serif CJK SC"/>
-          <w:b w:val="0"/>
-          <w:color w:val="000000"/>
-          <w:sz w:val="21"/>
-        </w:rPr>
-        <w:t>现象：自动播放器日志显示pick和release均执行，但GUI中的圆柱没有随夹爪抬升。</w:t>
-      </w:r>
-    </w:p>
-    <w:p>
-      <w:pPr>
-        <w:ind w:firstLine="420"/>
-        <w:jc w:val="both"/>
-      </w:pPr>
-      <w:r>
-        <w:rPr>
-          <w:rFonts w:ascii="Noto Serif CJK SC" w:hAnsi="Noto Serif CJK SC" w:eastAsia="Noto Serif CJK SC"/>
-          <w:b w:val="0"/>
-          <w:color w:val="000000"/>
-          <w:sz w:val="21"/>
-        </w:rPr>
-        <w:t>排查：检查发现播放器只切换了真空服务和夹爪命令，没有把目标物体与末端状态连接；部分目标模型还处于不适合跟随的状态。</w:t>
-      </w:r>
-    </w:p>
-    <w:p>
-      <w:pPr>
-        <w:ind w:firstLine="420"/>
-        <w:jc w:val="both"/>
-      </w:pPr>
-      <w:r>
-        <w:rPr>
-          <w:rFonts w:ascii="Noto Serif CJK SC" w:hAnsi="Noto Serif CJK SC" w:eastAsia="Noto Serif CJK SC"/>
-          <w:b w:val="0"/>
-          <w:color w:val="000000"/>
-          <w:sz w:val="21"/>
-        </w:rPr>
-        <w:t>处理：订阅Gazebo模型状态与末端链接状态，在pick点根据预期对象和夹爪参考点距离选择目标，保存相对偏移并在搬运期间持续更新。</w:t>
-      </w:r>
-    </w:p>
-    <w:p>
-      <w:pPr>
-        <w:ind w:firstLine="420"/>
-        <w:jc w:val="both"/>
-      </w:pPr>
-      <w:r>
-        <w:rPr>
-          <w:rFonts w:ascii="Noto Serif CJK SC" w:hAnsi="Noto Serif CJK SC" w:eastAsia="Noto Serif CJK SC"/>
-          <w:b w:val="0"/>
-          <w:color w:val="000000"/>
-          <w:sz w:val="21"/>
-        </w:rPr>
-        <w:t>验证：GUI中圆柱能够从桌面抬起并跟随夹爪，日志出现visual grasp attached和对应对象名。</w:t>
-      </w:r>
-    </w:p>
-    <w:p>
-      <w:pPr>
-        <w:ind w:firstLine="0"/>
+        <w:spacing w:before="80" w:after="40"/>
         <w:jc w:val="center"/>
       </w:pPr>
       <w:r>
         <w:drawing>
           <wp:inline xmlns:a="http://schemas.openxmlformats.org/drawingml/2006/main" xmlns:pic="http://schemas.openxmlformats.org/drawingml/2006/picture">
-            <wp:extent cx="4824000" cy="2713500"/>
-            <wp:docPr id="9" name="Picture 9" descr="图9 修复后蓝色圆柱位于两指之间并随夹爪抬升" title="图9 修复后蓝色圆柱位于两指之间并随夹爪抬升"/>
+            <wp:extent cx="4968000" cy="2484000"/>
+            <wp:docPr id="8" name="Picture 8" descr="实验三_个人实验报告_杨牧青_24020036076_完整重写版 插图 8" title="实验三_个人实验报告_杨牧青_24020036076_完整重写版 插图 8"/>
             <wp:cNvGraphicFramePr>
               <a:graphicFrameLocks noChangeAspect="1"/>
             </wp:cNvGraphicFramePr>
@@ -2873,11 +1547,11 @@
               <a:graphicData uri="http://schemas.openxmlformats.org/drawingml/2006/picture">
                 <pic:pic>
                   <pic:nvPicPr>
-                    <pic:cNvPr id="0" name="blue_cylinder_grasp_verified.png"/>
+                    <pic:cNvPr id="0" name="image8.png"/>
                     <pic:cNvPicPr/>
                   </pic:nvPicPr>
                   <pic:blipFill>
-                    <a:blip r:embed="rId15"/>
+                    <a:blip r:embed="rId18"/>
                     <a:stretch>
                       <a:fillRect/>
                     </a:stretch>
@@ -2885,7 +1559,7 @@
                   <pic:spPr>
                     <a:xfrm>
                       <a:off x="0" y="0"/>
-                      <a:ext cx="4824000" cy="2713500"/>
+                      <a:ext cx="4968000" cy="2484000"/>
                     </a:xfrm>
                     <a:prstGeom prst="rect"/>
                   </pic:spPr>
@@ -2898,260 +1572,79 @@
     </w:p>
     <w:p>
       <w:pPr>
-        <w:spacing w:before="60" w:after="120"/>
-        <w:ind w:firstLine="0"/>
-        <w:jc w:val="center"/>
+        <w:pStyle w:val="CaptionCustom"/>
       </w:pPr>
       <w:r>
-        <w:rPr>
-          <w:rFonts w:ascii="Noto Serif CJK SC" w:hAnsi="Noto Serif CJK SC" w:eastAsia="Noto Serif CJK SC"/>
-          <w:b w:val="0"/>
-          <w:color w:val="48515A"/>
-          <w:sz w:val="17"/>
-        </w:rPr>
-        <w:t>图9 修复后蓝色圆柱位于两指之间并随夹爪抬升</w:t>
-      </w:r>
-    </w:p>
-    <w:p>
-      <w:r>
-        <w:br w:type="page"/>
+        <w:t>图 7  六个目标的自动播放子序列</w:t>
       </w:r>
     </w:p>
     <w:p>
       <w:pPr>
         <w:pStyle w:val="Heading1"/>
-        <w:ind w:firstLine="0"/>
       </w:pPr>
       <w:r>
+        <w:t>4 项目中遇到的问题和解决方法</w:t>
+      </w:r>
+    </w:p>
+    <w:p>
+      <w:r>
         <w:rPr>
-          <w:rFonts w:ascii="Noto Sans CJK SC" w:hAnsi="Noto Sans CJK SC" w:eastAsia="Noto Sans CJK SC"/>
-          <w:color w:val="000000"/>
-          <w:sz w:val="30"/>
+          <w:rFonts w:ascii="Microsoft YaHei" w:hAnsi="Microsoft YaHei" w:eastAsia="Microsoft YaHei"/>
+          <w:b w:val="0"/>
+          <w:color w:val="202124"/>
+          <w:sz w:val="21"/>
         </w:rPr>
-        <w:t>4 问题与解决方法 二</w:t>
+        <w:t>本节沿用实验二个人报告的写法，将每个问题记录为“现象—调查—处理—验证”，判断依据具体落实到坐标、日志事件和场景状态。</w:t>
       </w:r>
     </w:p>
     <w:p>
       <w:pPr>
         <w:pStyle w:val="Heading2"/>
-        <w:ind w:firstLine="0"/>
       </w:pPr>
       <w:r>
-        <w:rPr>
-          <w:rFonts w:ascii="Noto Sans CJK SC" w:hAnsi="Noto Sans CJK SC" w:eastAsia="Noto Sans CJK SC"/>
-          <w:color w:val="000000"/>
-          <w:sz w:val="24"/>
-        </w:rPr>
-        <w:t>4.3 释放位置混乱且同色物体重合</w:t>
+        <w:t>4.1 默认姿态导致夹爪偏离目标</w:t>
       </w:r>
     </w:p>
     <w:p>
-      <w:pPr>
-        <w:ind w:firstLine="420"/>
-        <w:jc w:val="both"/>
-      </w:pPr>
       <w:r>
         <w:rPr>
-          <w:rFonts w:ascii="Noto Serif CJK SC" w:hAnsi="Noto Serif CJK SC" w:eastAsia="Noto Serif CJK SC"/>
+          <w:rFonts w:ascii="Microsoft YaHei" w:hAnsi="Microsoft YaHei" w:eastAsia="Microsoft YaHei"/>
           <w:b w:val="0"/>
-          <w:color w:val="000000"/>
+          <w:color w:val="202124"/>
           <w:sz w:val="21"/>
         </w:rPr>
-        <w:t>现象：初版按固定分类垫中心写死落点，导致物体横向跳变；同色圆柱最终坐标完全相同，画面相互穿插。</w:t>
-      </w:r>
-    </w:p>
-    <w:p>
-      <w:pPr>
-        <w:ind w:firstLine="420"/>
-        <w:jc w:val="both"/>
-      </w:pPr>
-      <w:r>
-        <w:rPr>
-          <w:rFonts w:ascii="Noto Serif CJK SC" w:hAnsi="Noto Serif CJK SC" w:eastAsia="Noto Serif CJK SC"/>
-          <w:b w:val="0"/>
-          <w:color w:val="000000"/>
-          <w:sz w:val="21"/>
-        </w:rPr>
-        <w:t>排查：我对比释放前后的末端X/Y和目标位姿，确认直接赋值掩盖了机械臂实际运动，并且每类只有一个目标坐标。</w:t>
-      </w:r>
-    </w:p>
-    <w:p>
-      <w:pPr>
-        <w:ind w:firstLine="420"/>
-        <w:jc w:val="both"/>
-      </w:pPr>
-      <w:r>
-        <w:rPr>
-          <w:rFonts w:ascii="Noto Serif CJK SC" w:hAnsi="Noto Serif CJK SC" w:eastAsia="Noto Serif CJK SC"/>
-          <w:b w:val="0"/>
-          <w:color w:val="000000"/>
-          <w:sz w:val="21"/>
-        </w:rPr>
-        <w:t>处理：释放改为从当前末端位置沿Z方向下落；每种颜色建立多个落点单元，按该类别已完成数量选择下一个单元。</w:t>
-      </w:r>
-    </w:p>
-    <w:p>
-      <w:pPr>
-        <w:ind w:firstLine="420"/>
-        <w:jc w:val="both"/>
-      </w:pPr>
-      <w:r>
-        <w:rPr>
-          <w:rFonts w:ascii="Noto Serif CJK SC" w:hAnsi="Noto Serif CJK SC" w:eastAsia="Noto Serif CJK SC"/>
-          <w:b w:val="0"/>
-          <w:color w:val="000000"/>
-          <w:sz w:val="21"/>
-        </w:rPr>
-        <w:t>验证：释放过程能够看到“解除附着—垂直下降—稳定”，同色物体不再完全重叠。</w:t>
+        <w:t>现象：三分类场景沿用默认关节姿态后，夹爪没有落在圆柱中心，下降时会擦到目标边缘。调查：我在 GUI 中暂停于 above 和 pick，比较末端与圆柱中心的相对位置，并逐个检查六个网格的接近方向。处理：以已验证的 A-B 动作为参照，为每个网格重新调节 above 和 pick 航点，先单目标验证，再并入总序列。验证：修正后前几个目标能够按顺序对准并抬升，航点名称和控制台记录保持一致。</w:t>
       </w:r>
     </w:p>
     <w:p>
       <w:pPr>
         <w:pStyle w:val="Heading2"/>
-        <w:ind w:firstLine="0"/>
       </w:pPr>
       <w:r>
+        <w:t>4.2 夹爪闭合但物体没有离桌</w:t>
+      </w:r>
+    </w:p>
+    <w:p>
+      <w:r>
         <w:rPr>
-          <w:rFonts w:ascii="Noto Sans CJK SC" w:hAnsi="Noto Sans CJK SC" w:eastAsia="Noto Sans CJK SC"/>
-          <w:color w:val="000000"/>
-          <w:sz w:val="24"/>
+          <w:rFonts w:ascii="Microsoft YaHei" w:hAnsi="Microsoft YaHei" w:eastAsia="Microsoft YaHei"/>
+          <w:b w:val="0"/>
+          <w:color w:val="202124"/>
+          <w:sz w:val="21"/>
         </w:rPr>
-        <w:t>4.4 场景坐标修改后网格识别错误</w:t>
+        <w:t>现象：日志显示 pick 已触发，但圆柱仍停在桌面，夹爪抬升后目标没有跟随。调查：我将动作拆成闭合、距离检查和抬升三段，发现播放器只发送夹爪命令，没有保存目标与末端的相对位姿。处理：增加目标选择和附着跟随逻辑，在搬运中持续更新相对偏移，并把目标高度超过 0.075 m 作为画面取证条件。验证：夹爪闭合后目标位于两指之间并离开桌面，同时出现 attached 事件。</w:t>
       </w:r>
     </w:p>
     <w:p>
       <w:pPr>
-        <w:ind w:firstLine="420"/>
-        <w:jc w:val="both"/>
-      </w:pPr>
-      <w:r>
-        <w:rPr>
-          <w:rFonts w:ascii="Noto Serif CJK SC" w:hAnsi="Noto Serif CJK SC" w:eastAsia="Noto Serif CJK SC"/>
-          <w:b w:val="0"/>
-          <w:color w:val="000000"/>
-          <w:sz w:val="21"/>
-        </w:rPr>
-        <w:t>现象：物体已经对齐到实验二A点附近，但完整任务只规划出2个目标。</w:t>
-      </w:r>
-    </w:p>
-    <w:p>
-      <w:pPr>
-        <w:ind w:firstLine="420"/>
-        <w:jc w:val="both"/>
-      </w:pPr>
-      <w:r>
-        <w:rPr>
-          <w:rFonts w:ascii="Noto Serif CJK SC" w:hAnsi="Noto Serif CJK SC" w:eastAsia="Noto Serif CJK SC"/>
-          <w:b w:val="0"/>
-          <w:color w:val="000000"/>
-          <w:sz w:val="21"/>
-        </w:rPr>
-        <w:t>排查：我根据监视器投影公式手算像素位置，发现任务节点仍使用旧的图像行坐标。</w:t>
-      </w:r>
-    </w:p>
-    <w:p>
-      <w:pPr>
-        <w:ind w:firstLine="420"/>
-        <w:jc w:val="both"/>
-      </w:pPr>
-      <w:r>
-        <w:rPr>
-          <w:rFonts w:ascii="Noto Serif CJK SC" w:hAnsi="Noto Serif CJK SC" w:eastAsia="Noto Serif CJK SC"/>
-          <w:b w:val="0"/>
-          <w:color w:val="000000"/>
-          <w:sz w:val="21"/>
-        </w:rPr>
-        <w:t>处理：把网格行更新为186、240、294像素，并重新编译、重启单一Gazebo实例。</w:t>
-      </w:r>
-    </w:p>
-    <w:p>
-      <w:pPr>
-        <w:ind w:firstLine="420"/>
-        <w:jc w:val="both"/>
-      </w:pPr>
-      <w:r>
-        <w:rPr>
-          <w:rFonts w:ascii="Noto Serif CJK SC" w:hAnsi="Noto Serif CJK SC" w:eastAsia="Noto Serif CJK SC"/>
-          <w:b w:val="0"/>
-          <w:color w:val="000000"/>
-          <w:sz w:val="21"/>
-        </w:rPr>
-        <w:t>验证：六个目标均能得到唯一grid_id，量化基线运行恢复为6/6。</w:t>
-      </w:r>
-    </w:p>
-    <w:p>
-      <w:pPr>
-        <w:pStyle w:val="Heading2"/>
-        <w:ind w:firstLine="0"/>
-      </w:pPr>
-      <w:r>
-        <w:rPr>
-          <w:rFonts w:ascii="Noto Sans CJK SC" w:hAnsi="Noto Sans CJK SC" w:eastAsia="Noto Sans CJK SC"/>
-          <w:color w:val="000000"/>
-          <w:sz w:val="24"/>
-        </w:rPr>
-        <w:t>4.5 重复启动造成控制器冲突</w:t>
-      </w:r>
-    </w:p>
-    <w:p>
-      <w:pPr>
-        <w:ind w:firstLine="420"/>
-        <w:jc w:val="both"/>
-      </w:pPr>
-      <w:r>
-        <w:rPr>
-          <w:rFonts w:ascii="Noto Serif CJK SC" w:hAnsi="Noto Serif CJK SC" w:eastAsia="Noto Serif CJK SC"/>
-          <w:b w:val="0"/>
-          <w:color w:val="000000"/>
-          <w:sz w:val="21"/>
-        </w:rPr>
-        <w:t>现象：Gazebo界面存在但自动播放不动作，终端提示机器人已存在或控制器配置失败。</w:t>
-      </w:r>
-    </w:p>
-    <w:p>
-      <w:pPr>
-        <w:ind w:firstLine="420"/>
-        <w:jc w:val="both"/>
-      </w:pPr>
-      <w:r>
-        <w:rPr>
-          <w:rFonts w:ascii="Noto Serif CJK SC" w:hAnsi="Noto Serif CJK SC" w:eastAsia="Noto Serif CJK SC"/>
-          <w:b w:val="0"/>
-          <w:color w:val="000000"/>
-          <w:sz w:val="21"/>
-        </w:rPr>
-        <w:t>处理与验证：结束旧播放器和旧Gazebo master，只保留一个世界；若GUI已经存在，则不重复launch而直接启动播放器。之后控制器连接正常，序列恢复播放。</w:t>
-      </w:r>
-    </w:p>
-    <w:p>
-      <w:r>
-        <w:br w:type="page"/>
-      </w:r>
-    </w:p>
-    <w:p>
-      <w:pPr>
-        <w:pStyle w:val="Heading1"/>
-        <w:ind w:firstLine="0"/>
-      </w:pPr>
-      <w:r>
-        <w:rPr>
-          <w:rFonts w:ascii="Noto Sans CJK SC" w:hAnsi="Noto Sans CJK SC" w:eastAsia="Noto Sans CJK SC"/>
-          <w:color w:val="000000"/>
-          <w:sz w:val="30"/>
-        </w:rPr>
-        <w:t>5 实验结果与个人验证</w:t>
-      </w:r>
-    </w:p>
-    <w:p>
-      <w:pPr>
-        <w:ind w:firstLine="0"/>
+        <w:spacing w:before="80" w:after="40"/>
         <w:jc w:val="center"/>
       </w:pPr>
       <w:r>
         <w:drawing>
           <wp:inline xmlns:a="http://schemas.openxmlformats.org/drawingml/2006/main" xmlns:pic="http://schemas.openxmlformats.org/drawingml/2006/picture">
-            <wp:extent cx="5903999" cy="2361600"/>
-            <wp:docPr id="10" name="Picture 10" descr="图10 我使用的GUI、状态、事件、位姿和CSV证据链" title="图10 我使用的GUI、状态、事件、位姿和CSV证据链"/>
+            <wp:extent cx="4968000" cy="2794500"/>
+            <wp:docPr id="9" name="Picture 9" descr="实验三_个人实验报告_杨牧青_24020036076_完整重写版 插图 9" title="实验三_个人实验报告_杨牧青_24020036076_完整重写版 插图 9"/>
             <wp:cNvGraphicFramePr>
               <a:graphicFrameLocks noChangeAspect="1"/>
             </wp:cNvGraphicFramePr>
@@ -3159,7 +1652,7 @@
               <a:graphicData uri="http://schemas.openxmlformats.org/drawingml/2006/picture">
                 <pic:pic>
                   <pic:nvPicPr>
-                    <pic:cNvPr id="0" name="evidence_chain.png"/>
+                    <pic:cNvPr id="0" name="image10.png"/>
                     <pic:cNvPicPr/>
                   </pic:nvPicPr>
                   <pic:blipFill>
@@ -3171,7 +1664,7 @@
                   <pic:spPr>
                     <a:xfrm>
                       <a:off x="0" y="0"/>
-                      <a:ext cx="5903999" cy="2361600"/>
+                      <a:ext cx="4968000" cy="2794500"/>
                     </a:xfrm>
                     <a:prstGeom prst="rect"/>
                   </pic:spPr>
@@ -3184,47 +1677,86 @@
     </w:p>
     <w:p>
       <w:pPr>
-        <w:spacing w:before="60" w:after="120"/>
-        <w:ind w:firstLine="0"/>
-        <w:jc w:val="center"/>
+        <w:pStyle w:val="CaptionCustom"/>
       </w:pPr>
       <w:r>
-        <w:rPr>
-          <w:rFonts w:ascii="Noto Serif CJK SC" w:hAnsi="Noto Serif CJK SC" w:eastAsia="Noto Serif CJK SC"/>
-          <w:b w:val="0"/>
-          <w:color w:val="48515A"/>
-          <w:sz w:val="17"/>
-        </w:rPr>
-        <w:t>图10 我使用的GUI、状态、事件、位姿和CSV证据链</w:t>
+        <w:t>图 8  夹爪闭合、目标位于两指之间且已离开桌面的验证画面</w:t>
       </w:r>
     </w:p>
     <w:p>
       <w:pPr>
         <w:pStyle w:val="Heading2"/>
-        <w:ind w:firstLine="0"/>
       </w:pPr>
       <w:r>
+        <w:t>4.3 释放跳变和同色目标重叠</w:t>
+      </w:r>
+    </w:p>
+    <w:p>
+      <w:r>
         <w:rPr>
-          <w:rFonts w:ascii="Noto Sans CJK SC" w:hAnsi="Noto Sans CJK SC" w:eastAsia="Noto Sans CJK SC"/>
-          <w:color w:val="000000"/>
-          <w:sz w:val="24"/>
+          <w:rFonts w:ascii="Microsoft YaHei" w:hAnsi="Microsoft YaHei" w:eastAsia="Microsoft YaHei"/>
+          <w:b w:val="0"/>
+          <w:color w:val="202124"/>
+          <w:sz w:val="21"/>
         </w:rPr>
-        <w:t>5.1 正常案例</w:t>
+        <w:t>现象：目标直接写到分类垫中心时，画面缺少真实释放过程；同色目标会落在完全相同的位置。调查：我分别观察释放前后的末端坐标、目标高度和横向位移，确认横向跳变会让落点受瞬时速度影响。处理：从当前末端位置开始，保持 X/Y 不变，解除附着后只沿 Z 方向下落，并给同色目标分配不同落点。验证：画面连续呈现对准、解除附着、下落和稳定四个阶段，最终落点形成清晰间隔。</w:t>
       </w:r>
     </w:p>
     <w:p>
       <w:pPr>
-        <w:ind w:firstLine="420"/>
-        <w:jc w:val="both"/>
+        <w:pStyle w:val="Heading2"/>
       </w:pPr>
       <w:r>
+        <w:t>4.4 世界坐标和像素网格不同步</w:t>
+      </w:r>
+    </w:p>
+    <w:p>
+      <w:r>
         <w:rPr>
-          <w:rFonts w:ascii="Noto Serif CJK SC" w:hAnsi="Noto Serif CJK SC" w:eastAsia="Noto Serif CJK SC"/>
+          <w:rFonts w:ascii="Microsoft YaHei" w:hAnsi="Microsoft YaHei" w:eastAsia="Microsoft YaHei"/>
           <w:b w:val="0"/>
-          <w:color w:val="000000"/>
+          <w:color w:val="202124"/>
           <w:sz w:val="21"/>
         </w:rPr>
-        <w:t>对象级验收日志记录两类六物体全部通过。每个对象包含规划网格、目标分类垫、grasp_attached、release和object_complete事件，最终JSON为status=passed、success_count=6、count=6。这个结果满足任务书至少5个正确整理的标准。</w:t>
+        <w:t>现象：调整场景坐标后，任务节点只识别到少数目标，完整计划中出现空缺。调查：我对比世界中三行目标的位置和监视节点使用的像素行坐标，发现场景已经变化而旧网格参数仍被加载。处理：根据投影关系重新计算三行像素坐标 186、240、294，并清理旧实例后重新启动。验证：六个目标都得到唯一 grid_id，任务队列的对象顺序与俯视图一致。</w:t>
+      </w:r>
+    </w:p>
+    <w:p>
+      <w:pPr>
+        <w:pStyle w:val="Heading2"/>
+      </w:pPr>
+      <w:r>
+        <w:t>4.5 重复启动导致动作不发送</w:t>
+      </w:r>
+    </w:p>
+    <w:p>
+      <w:r>
+        <w:rPr>
+          <w:rFonts w:ascii="Microsoft YaHei" w:hAnsi="Microsoft YaHei" w:eastAsia="Microsoft YaHei"/>
+          <w:b w:val="0"/>
+          <w:color w:val="202124"/>
+          <w:sz w:val="21"/>
+        </w:rPr>
+        <w:t>现象：界面看起来正常，但播放器发送动作后机械臂没有响应，或者同一动作被重复触发。调查：我检查 world、controller 和播放器进程，发现旧 Gazebo master 与新实例同时存在。处理：结束旧进程，只保留一个世界；手动 GUI 已打开时直接连接播放器。验证：控制器只收到一套命令，单目标测试和整序列播放都按预期推进。</w:t>
+      </w:r>
+    </w:p>
+    <w:p>
+      <w:pPr>
+        <w:pStyle w:val="Heading2"/>
+      </w:pPr>
+      <w:r>
+        <w:t>4.6 节点启动日志报错</w:t>
+      </w:r>
+    </w:p>
+    <w:p>
+      <w:r>
+        <w:rPr>
+          <w:rFonts w:ascii="Microsoft YaHei" w:hAnsi="Microsoft YaHei" w:eastAsia="Microsoft YaHei"/>
+          <w:b w:val="0"/>
+          <w:color w:val="202124"/>
+          <w:sz w:val="21"/>
+        </w:rPr>
+        <w:t>现象：任务节点启动后立即退出，终端提示日志调用参数不兼容。调查：我定位到 Humble Python logger 的调用方式与当前代码不一致，错误发生在真正进入任务状态机之前。处理：改用兼容的 f-string 日志写法，重新构建并在干净终端中启动节点。验证：节点保持运行并继续发布状态，抓取问题可以在稳定的启动环境中单独分析。</w:t>
       </w:r>
     </w:p>
     <w:tbl>
@@ -3235,12 +1767,9 @@
         <w:tblLook w:firstColumn="1" w:firstRow="1" w:lastColumn="0" w:lastRow="0" w:noHBand="0" w:noVBand="1" w:val="04A0"/>
       </w:tblPr>
       <w:tblGrid>
-        <w:gridCol w:w="1606"/>
-        <w:gridCol w:w="1606"/>
-        <w:gridCol w:w="1606"/>
-        <w:gridCol w:w="1606"/>
-        <w:gridCol w:w="1606"/>
-        <w:gridCol w:w="1606"/>
+        <w:gridCol w:w="3156"/>
+        <w:gridCol w:w="3156"/>
+        <w:gridCol w:w="3156"/>
       </w:tblGrid>
       <w:tr>
         <w:trPr>
@@ -3249,107 +1778,842 @@
         </w:trPr>
         <w:tc>
           <w:tcPr>
-            <w:tcW w:type="dxa" w:w="2268"/>
-            <w:shd w:fill="173A5E"/>
+            <w:tcW w:type="dxa" w:w="1928"/>
+            <w:shd w:fill="163A5F"/>
+            <w:tcMar>
+              <w:top w:w="70" w:type="dxa"/>
+              <w:start w:w="80" w:type="dxa"/>
+              <w:bottom w:w="70" w:type="dxa"/>
+              <w:end w:w="80" w:type="dxa"/>
+            </w:tcMar>
             <w:tcBorders>
-              <w:top w:val="single" w:sz="6" w:color="D9D9D9"/>
-              <w:left w:val="single" w:sz="6" w:color="D9D9D9"/>
-              <w:bottom w:val="single" w:sz="6" w:color="D9D9D9"/>
-              <w:right w:val="single" w:sz="6" w:color="D9D9D9"/>
-              <w:insideH w:val="single" w:sz="6" w:color="D9D9D9"/>
-              <w:insideV w:val="single" w:sz="6" w:color="D9D9D9"/>
+              <w:top w:val="single" w:sz="6" w:color="163A5F"/>
+              <w:left w:val="single" w:sz="4" w:color="C9D4DF"/>
+              <w:bottom w:val="single" w:sz="6" w:color="163A5F"/>
+              <w:right w:val="single" w:sz="4" w:color="C9D4DF"/>
             </w:tcBorders>
-            <w:tcMar>
-              <w:top w:w="90" w:type="dxa"/>
-              <w:start w:w="90" w:type="dxa"/>
-              <w:bottom w:w="90" w:type="dxa"/>
-              <w:end w:w="90" w:type="dxa"/>
-            </w:tcMar>
-            <w:vAlign w:val="center"/>
           </w:tcPr>
           <w:p>
             <w:pPr>
-              <w:ind w:firstLine="0"/>
               <w:jc w:val="center"/>
             </w:pPr>
             <w:r>
               <w:rPr>
-                <w:rFonts w:ascii="Noto Sans CJK SC" w:hAnsi="Noto Sans CJK SC" w:eastAsia="Noto Sans CJK SC"/>
+                <w:rFonts w:ascii="Microsoft YaHei" w:hAnsi="Microsoft YaHei" w:eastAsia="Microsoft YaHei"/>
                 <w:b/>
                 <w:color w:val="FFFFFF"/>
-                <w:sz w:val="17"/>
+                <w:sz w:val="18"/>
               </w:rPr>
-              <w:t>对象组</w:t>
+              <w:t>问题</w:t>
+            </w:r>
+          </w:p>
+        </w:tc>
+        <w:tc>
+          <w:tcPr>
+            <w:tcW w:type="dxa" w:w="3969"/>
+            <w:shd w:fill="163A5F"/>
+            <w:tcMar>
+              <w:top w:w="70" w:type="dxa"/>
+              <w:start w:w="80" w:type="dxa"/>
+              <w:bottom w:w="70" w:type="dxa"/>
+              <w:end w:w="80" w:type="dxa"/>
+            </w:tcMar>
+            <w:tcBorders>
+              <w:top w:val="single" w:sz="6" w:color="163A5F"/>
+              <w:left w:val="single" w:sz="4" w:color="C9D4DF"/>
+              <w:bottom w:val="single" w:sz="6" w:color="163A5F"/>
+              <w:right w:val="single" w:sz="4" w:color="C9D4DF"/>
+            </w:tcBorders>
+          </w:tcPr>
+          <w:p>
+            <w:pPr>
+              <w:jc w:val="center"/>
+            </w:pPr>
+            <w:r>
+              <w:rPr>
+                <w:rFonts w:ascii="Microsoft YaHei" w:hAnsi="Microsoft YaHei" w:eastAsia="Microsoft YaHei"/>
+                <w:b/>
+                <w:color w:val="FFFFFF"/>
+                <w:sz w:val="18"/>
+              </w:rPr>
+              <w:t>我的判断依据</w:t>
+            </w:r>
+          </w:p>
+        </w:tc>
+        <w:tc>
+          <w:tcPr>
+            <w:tcW w:type="dxa" w:w="3175"/>
+            <w:shd w:fill="163A5F"/>
+            <w:tcMar>
+              <w:top w:w="70" w:type="dxa"/>
+              <w:start w:w="80" w:type="dxa"/>
+              <w:bottom w:w="70" w:type="dxa"/>
+              <w:end w:w="80" w:type="dxa"/>
+            </w:tcMar>
+            <w:tcBorders>
+              <w:top w:val="single" w:sz="6" w:color="163A5F"/>
+              <w:left w:val="single" w:sz="4" w:color="C9D4DF"/>
+              <w:bottom w:val="single" w:sz="6" w:color="163A5F"/>
+              <w:right w:val="single" w:sz="4" w:color="C9D4DF"/>
+            </w:tcBorders>
+          </w:tcPr>
+          <w:p>
+            <w:pPr>
+              <w:jc w:val="center"/>
+            </w:pPr>
+            <w:r>
+              <w:rPr>
+                <w:rFonts w:ascii="Microsoft YaHei" w:hAnsi="Microsoft YaHei" w:eastAsia="Microsoft YaHei"/>
+                <w:b/>
+                <w:color w:val="FFFFFF"/>
+                <w:sz w:val="18"/>
+              </w:rPr>
+              <w:t>修复后的检查</w:t>
+            </w:r>
+          </w:p>
+        </w:tc>
+      </w:tr>
+      <w:tr>
+        <w:trPr>
+          <w:cantSplit/>
+        </w:trPr>
+        <w:tc>
+          <w:tcPr>
+            <w:tcW w:type="dxa" w:w="3156"/>
+            <w:tcMar>
+              <w:top w:w="65" w:type="dxa"/>
+              <w:start w:w="80" w:type="dxa"/>
+              <w:bottom w:w="65" w:type="dxa"/>
+              <w:end w:w="80" w:type="dxa"/>
+            </w:tcMar>
+            <w:tcBorders>
+              <w:top w:val="single" w:sz="4" w:color="B8C2CC"/>
+              <w:left w:val="single" w:sz="4" w:color="B8C2CC"/>
+              <w:bottom w:val="single" w:sz="4" w:color="B8C2CC"/>
+              <w:right w:val="single" w:sz="4" w:color="B8C2CC"/>
+            </w:tcBorders>
+            <w:shd w:fill="F7FAFC"/>
+          </w:tcPr>
+          <w:p>
+            <w:pPr>
+              <w:jc w:val="left"/>
+            </w:pPr>
+            <w:r>
+              <w:rPr>
+                <w:rFonts w:ascii="Microsoft YaHei" w:hAnsi="Microsoft YaHei" w:eastAsia="Microsoft YaHei"/>
+                <w:b w:val="0"/>
+                <w:color w:val="202124"/>
+                <w:sz w:val="18"/>
+              </w:rPr>
+              <w:t>姿态不准</w:t>
+            </w:r>
+          </w:p>
+        </w:tc>
+        <w:tc>
+          <w:tcPr>
+            <w:tcW w:type="dxa" w:w="3156"/>
+            <w:tcMar>
+              <w:top w:w="65" w:type="dxa"/>
+              <w:start w:w="80" w:type="dxa"/>
+              <w:bottom w:w="65" w:type="dxa"/>
+              <w:end w:w="80" w:type="dxa"/>
+            </w:tcMar>
+            <w:tcBorders>
+              <w:top w:val="single" w:sz="4" w:color="B8C2CC"/>
+              <w:left w:val="single" w:sz="4" w:color="B8C2CC"/>
+              <w:bottom w:val="single" w:sz="4" w:color="B8C2CC"/>
+              <w:right w:val="single" w:sz="4" w:color="B8C2CC"/>
+            </w:tcBorders>
+            <w:shd w:fill="F7FAFC"/>
+          </w:tcPr>
+          <w:p>
+            <w:pPr>
+              <w:jc w:val="left"/>
+            </w:pPr>
+            <w:r>
+              <w:rPr>
+                <w:rFonts w:ascii="Microsoft YaHei" w:hAnsi="Microsoft YaHei" w:eastAsia="Microsoft YaHei"/>
+                <w:b w:val="0"/>
+                <w:color w:val="202124"/>
+                <w:sz w:val="18"/>
+              </w:rPr>
+              <w:t>末端与目标的相对位置</w:t>
+            </w:r>
+          </w:p>
+        </w:tc>
+        <w:tc>
+          <w:tcPr>
+            <w:tcW w:type="dxa" w:w="3156"/>
+            <w:tcMar>
+              <w:top w:w="65" w:type="dxa"/>
+              <w:start w:w="80" w:type="dxa"/>
+              <w:bottom w:w="65" w:type="dxa"/>
+              <w:end w:w="80" w:type="dxa"/>
+            </w:tcMar>
+            <w:tcBorders>
+              <w:top w:val="single" w:sz="4" w:color="B8C2CC"/>
+              <w:left w:val="single" w:sz="4" w:color="B8C2CC"/>
+              <w:bottom w:val="single" w:sz="4" w:color="B8C2CC"/>
+              <w:right w:val="single" w:sz="4" w:color="B8C2CC"/>
+            </w:tcBorders>
+            <w:shd w:fill="F7FAFC"/>
+          </w:tcPr>
+          <w:p>
+            <w:pPr>
+              <w:jc w:val="left"/>
+            </w:pPr>
+            <w:r>
+              <w:rPr>
+                <w:rFonts w:ascii="Microsoft YaHei" w:hAnsi="Microsoft YaHei" w:eastAsia="Microsoft YaHei"/>
+                <w:b w:val="0"/>
+                <w:color w:val="202124"/>
+                <w:sz w:val="18"/>
+              </w:rPr>
+              <w:t>抓取距离与对准画面</w:t>
+            </w:r>
+          </w:p>
+        </w:tc>
+      </w:tr>
+      <w:tr>
+        <w:trPr>
+          <w:cantSplit/>
+        </w:trPr>
+        <w:tc>
+          <w:tcPr>
+            <w:tcW w:type="dxa" w:w="3156"/>
+            <w:tcMar>
+              <w:top w:w="65" w:type="dxa"/>
+              <w:start w:w="80" w:type="dxa"/>
+              <w:bottom w:w="65" w:type="dxa"/>
+              <w:end w:w="80" w:type="dxa"/>
+            </w:tcMar>
+            <w:tcBorders>
+              <w:top w:val="single" w:sz="4" w:color="B8C2CC"/>
+              <w:left w:val="single" w:sz="4" w:color="B8C2CC"/>
+              <w:bottom w:val="single" w:sz="4" w:color="B8C2CC"/>
+              <w:right w:val="single" w:sz="4" w:color="B8C2CC"/>
+            </w:tcBorders>
+          </w:tcPr>
+          <w:p>
+            <w:pPr>
+              <w:jc w:val="left"/>
+            </w:pPr>
+            <w:r>
+              <w:rPr>
+                <w:rFonts w:ascii="Microsoft YaHei" w:hAnsi="Microsoft YaHei" w:eastAsia="Microsoft YaHei"/>
+                <w:b w:val="0"/>
+                <w:color w:val="202124"/>
+                <w:sz w:val="18"/>
+              </w:rPr>
+              <w:t>未附着</w:t>
+            </w:r>
+          </w:p>
+        </w:tc>
+        <w:tc>
+          <w:tcPr>
+            <w:tcW w:type="dxa" w:w="3156"/>
+            <w:tcMar>
+              <w:top w:w="65" w:type="dxa"/>
+              <w:start w:w="80" w:type="dxa"/>
+              <w:bottom w:w="65" w:type="dxa"/>
+              <w:end w:w="80" w:type="dxa"/>
+            </w:tcMar>
+            <w:tcBorders>
+              <w:top w:val="single" w:sz="4" w:color="B8C2CC"/>
+              <w:left w:val="single" w:sz="4" w:color="B8C2CC"/>
+              <w:bottom w:val="single" w:sz="4" w:color="B8C2CC"/>
+              <w:right w:val="single" w:sz="4" w:color="B8C2CC"/>
+            </w:tcBorders>
+          </w:tcPr>
+          <w:p>
+            <w:pPr>
+              <w:jc w:val="left"/>
+            </w:pPr>
+            <w:r>
+              <w:rPr>
+                <w:rFonts w:ascii="Microsoft YaHei" w:hAnsi="Microsoft YaHei" w:eastAsia="Microsoft YaHei"/>
+                <w:b w:val="0"/>
+                <w:color w:val="202124"/>
+                <w:sz w:val="18"/>
+              </w:rPr>
+              <w:t>目标高度和 attached 事件</w:t>
+            </w:r>
+          </w:p>
+        </w:tc>
+        <w:tc>
+          <w:tcPr>
+            <w:tcW w:type="dxa" w:w="3156"/>
+            <w:tcMar>
+              <w:top w:w="65" w:type="dxa"/>
+              <w:start w:w="80" w:type="dxa"/>
+              <w:bottom w:w="65" w:type="dxa"/>
+              <w:end w:w="80" w:type="dxa"/>
+            </w:tcMar>
+            <w:tcBorders>
+              <w:top w:val="single" w:sz="4" w:color="B8C2CC"/>
+              <w:left w:val="single" w:sz="4" w:color="B8C2CC"/>
+              <w:bottom w:val="single" w:sz="4" w:color="B8C2CC"/>
+              <w:right w:val="single" w:sz="4" w:color="B8C2CC"/>
+            </w:tcBorders>
+          </w:tcPr>
+          <w:p>
+            <w:pPr>
+              <w:jc w:val="left"/>
+            </w:pPr>
+            <w:r>
+              <w:rPr>
+                <w:rFonts w:ascii="Microsoft YaHei" w:hAnsi="Microsoft YaHei" w:eastAsia="Microsoft YaHei"/>
+                <w:b w:val="0"/>
+                <w:color w:val="202124"/>
+                <w:sz w:val="18"/>
+              </w:rPr>
+              <w:t>目标随夹爪抬升</w:t>
+            </w:r>
+          </w:p>
+        </w:tc>
+      </w:tr>
+      <w:tr>
+        <w:trPr>
+          <w:cantSplit/>
+        </w:trPr>
+        <w:tc>
+          <w:tcPr>
+            <w:tcW w:type="dxa" w:w="3156"/>
+            <w:tcMar>
+              <w:top w:w="65" w:type="dxa"/>
+              <w:start w:w="80" w:type="dxa"/>
+              <w:bottom w:w="65" w:type="dxa"/>
+              <w:end w:w="80" w:type="dxa"/>
+            </w:tcMar>
+            <w:tcBorders>
+              <w:top w:val="single" w:sz="4" w:color="B8C2CC"/>
+              <w:left w:val="single" w:sz="4" w:color="B8C2CC"/>
+              <w:bottom w:val="single" w:sz="4" w:color="B8C2CC"/>
+              <w:right w:val="single" w:sz="4" w:color="B8C2CC"/>
+            </w:tcBorders>
+            <w:shd w:fill="F7FAFC"/>
+          </w:tcPr>
+          <w:p>
+            <w:pPr>
+              <w:jc w:val="left"/>
+            </w:pPr>
+            <w:r>
+              <w:rPr>
+                <w:rFonts w:ascii="Microsoft YaHei" w:hAnsi="Microsoft YaHei" w:eastAsia="Microsoft YaHei"/>
+                <w:b w:val="0"/>
+                <w:color w:val="202124"/>
+                <w:sz w:val="18"/>
+              </w:rPr>
+              <w:t>释放异常</w:t>
+            </w:r>
+          </w:p>
+        </w:tc>
+        <w:tc>
+          <w:tcPr>
+            <w:tcW w:type="dxa" w:w="3156"/>
+            <w:tcMar>
+              <w:top w:w="65" w:type="dxa"/>
+              <w:start w:w="80" w:type="dxa"/>
+              <w:bottom w:w="65" w:type="dxa"/>
+              <w:end w:w="80" w:type="dxa"/>
+            </w:tcMar>
+            <w:tcBorders>
+              <w:top w:val="single" w:sz="4" w:color="B8C2CC"/>
+              <w:left w:val="single" w:sz="4" w:color="B8C2CC"/>
+              <w:bottom w:val="single" w:sz="4" w:color="B8C2CC"/>
+              <w:right w:val="single" w:sz="4" w:color="B8C2CC"/>
+            </w:tcBorders>
+            <w:shd w:fill="F7FAFC"/>
+          </w:tcPr>
+          <w:p>
+            <w:pPr>
+              <w:jc w:val="left"/>
+            </w:pPr>
+            <w:r>
+              <w:rPr>
+                <w:rFonts w:ascii="Microsoft YaHei" w:hAnsi="Microsoft YaHei" w:eastAsia="Microsoft YaHei"/>
+                <w:b w:val="0"/>
+                <w:color w:val="202124"/>
+                <w:sz w:val="18"/>
+              </w:rPr>
+              <w:t>释放前后 X/Y、Z 变化</w:t>
+            </w:r>
+          </w:p>
+        </w:tc>
+        <w:tc>
+          <w:tcPr>
+            <w:tcW w:type="dxa" w:w="3156"/>
+            <w:tcMar>
+              <w:top w:w="65" w:type="dxa"/>
+              <w:start w:w="80" w:type="dxa"/>
+              <w:bottom w:w="65" w:type="dxa"/>
+              <w:end w:w="80" w:type="dxa"/>
+            </w:tcMar>
+            <w:tcBorders>
+              <w:top w:val="single" w:sz="4" w:color="B8C2CC"/>
+              <w:left w:val="single" w:sz="4" w:color="B8C2CC"/>
+              <w:bottom w:val="single" w:sz="4" w:color="B8C2CC"/>
+              <w:right w:val="single" w:sz="4" w:color="B8C2CC"/>
+            </w:tcBorders>
+            <w:shd w:fill="F7FAFC"/>
+          </w:tcPr>
+          <w:p>
+            <w:pPr>
+              <w:jc w:val="left"/>
+            </w:pPr>
+            <w:r>
+              <w:rPr>
+                <w:rFonts w:ascii="Microsoft YaHei" w:hAnsi="Microsoft YaHei" w:eastAsia="Microsoft YaHei"/>
+                <w:b w:val="0"/>
+                <w:color w:val="202124"/>
+                <w:sz w:val="18"/>
+              </w:rPr>
+              <w:t>垂直下落和分离落点</w:t>
+            </w:r>
+          </w:p>
+        </w:tc>
+      </w:tr>
+      <w:tr>
+        <w:trPr>
+          <w:cantSplit/>
+        </w:trPr>
+        <w:tc>
+          <w:tcPr>
+            <w:tcW w:type="dxa" w:w="3156"/>
+            <w:tcMar>
+              <w:top w:w="65" w:type="dxa"/>
+              <w:start w:w="80" w:type="dxa"/>
+              <w:bottom w:w="65" w:type="dxa"/>
+              <w:end w:w="80" w:type="dxa"/>
+            </w:tcMar>
+            <w:tcBorders>
+              <w:top w:val="single" w:sz="4" w:color="B8C2CC"/>
+              <w:left w:val="single" w:sz="4" w:color="B8C2CC"/>
+              <w:bottom w:val="single" w:sz="4" w:color="B8C2CC"/>
+              <w:right w:val="single" w:sz="4" w:color="B8C2CC"/>
+            </w:tcBorders>
+          </w:tcPr>
+          <w:p>
+            <w:pPr>
+              <w:jc w:val="left"/>
+            </w:pPr>
+            <w:r>
+              <w:rPr>
+                <w:rFonts w:ascii="Microsoft YaHei" w:hAnsi="Microsoft YaHei" w:eastAsia="Microsoft YaHei"/>
+                <w:b w:val="0"/>
+                <w:color w:val="202124"/>
+                <w:sz w:val="18"/>
+              </w:rPr>
+              <w:t>网格错误</w:t>
+            </w:r>
+          </w:p>
+        </w:tc>
+        <w:tc>
+          <w:tcPr>
+            <w:tcW w:type="dxa" w:w="3156"/>
+            <w:tcMar>
+              <w:top w:w="65" w:type="dxa"/>
+              <w:start w:w="80" w:type="dxa"/>
+              <w:bottom w:w="65" w:type="dxa"/>
+              <w:end w:w="80" w:type="dxa"/>
+            </w:tcMar>
+            <w:tcBorders>
+              <w:top w:val="single" w:sz="4" w:color="B8C2CC"/>
+              <w:left w:val="single" w:sz="4" w:color="B8C2CC"/>
+              <w:bottom w:val="single" w:sz="4" w:color="B8C2CC"/>
+              <w:right w:val="single" w:sz="4" w:color="B8C2CC"/>
+            </w:tcBorders>
+          </w:tcPr>
+          <w:p>
+            <w:pPr>
+              <w:jc w:val="left"/>
+            </w:pPr>
+            <w:r>
+              <w:rPr>
+                <w:rFonts w:ascii="Microsoft YaHei" w:hAnsi="Microsoft YaHei" w:eastAsia="Microsoft YaHei"/>
+                <w:b w:val="0"/>
+                <w:color w:val="202124"/>
+                <w:sz w:val="18"/>
+              </w:rPr>
+              <w:t>投影像素与 grid_id</w:t>
+            </w:r>
+          </w:p>
+        </w:tc>
+        <w:tc>
+          <w:tcPr>
+            <w:tcW w:type="dxa" w:w="3156"/>
+            <w:tcMar>
+              <w:top w:w="65" w:type="dxa"/>
+              <w:start w:w="80" w:type="dxa"/>
+              <w:bottom w:w="65" w:type="dxa"/>
+              <w:end w:w="80" w:type="dxa"/>
+            </w:tcMar>
+            <w:tcBorders>
+              <w:top w:val="single" w:sz="4" w:color="B8C2CC"/>
+              <w:left w:val="single" w:sz="4" w:color="B8C2CC"/>
+              <w:bottom w:val="single" w:sz="4" w:color="B8C2CC"/>
+              <w:right w:val="single" w:sz="4" w:color="B8C2CC"/>
+            </w:tcBorders>
+          </w:tcPr>
+          <w:p>
+            <w:pPr>
+              <w:jc w:val="left"/>
+            </w:pPr>
+            <w:r>
+              <w:rPr>
+                <w:rFonts w:ascii="Microsoft YaHei" w:hAnsi="Microsoft YaHei" w:eastAsia="Microsoft YaHei"/>
+                <w:b w:val="0"/>
+                <w:color w:val="202124"/>
+                <w:sz w:val="18"/>
+              </w:rPr>
+              <w:t>六个目标唯一编号</w:t>
+            </w:r>
+          </w:p>
+        </w:tc>
+      </w:tr>
+      <w:tr>
+        <w:trPr>
+          <w:cantSplit/>
+        </w:trPr>
+        <w:tc>
+          <w:tcPr>
+            <w:tcW w:type="dxa" w:w="3156"/>
+            <w:tcMar>
+              <w:top w:w="65" w:type="dxa"/>
+              <w:start w:w="80" w:type="dxa"/>
+              <w:bottom w:w="65" w:type="dxa"/>
+              <w:end w:w="80" w:type="dxa"/>
+            </w:tcMar>
+            <w:tcBorders>
+              <w:top w:val="single" w:sz="4" w:color="B8C2CC"/>
+              <w:left w:val="single" w:sz="4" w:color="B8C2CC"/>
+              <w:bottom w:val="single" w:sz="4" w:color="B8C2CC"/>
+              <w:right w:val="single" w:sz="4" w:color="B8C2CC"/>
+            </w:tcBorders>
+            <w:shd w:fill="F7FAFC"/>
+          </w:tcPr>
+          <w:p>
+            <w:pPr>
+              <w:jc w:val="left"/>
+            </w:pPr>
+            <w:r>
+              <w:rPr>
+                <w:rFonts w:ascii="Microsoft YaHei" w:hAnsi="Microsoft YaHei" w:eastAsia="Microsoft YaHei"/>
+                <w:b w:val="0"/>
+                <w:color w:val="202124"/>
+                <w:sz w:val="18"/>
+              </w:rPr>
+              <w:t>运行冲突</w:t>
+            </w:r>
+          </w:p>
+        </w:tc>
+        <w:tc>
+          <w:tcPr>
+            <w:tcW w:type="dxa" w:w="3156"/>
+            <w:tcMar>
+              <w:top w:w="65" w:type="dxa"/>
+              <w:start w:w="80" w:type="dxa"/>
+              <w:bottom w:w="65" w:type="dxa"/>
+              <w:end w:w="80" w:type="dxa"/>
+            </w:tcMar>
+            <w:tcBorders>
+              <w:top w:val="single" w:sz="4" w:color="B8C2CC"/>
+              <w:left w:val="single" w:sz="4" w:color="B8C2CC"/>
+              <w:bottom w:val="single" w:sz="4" w:color="B8C2CC"/>
+              <w:right w:val="single" w:sz="4" w:color="B8C2CC"/>
+            </w:tcBorders>
+            <w:shd w:fill="F7FAFC"/>
+          </w:tcPr>
+          <w:p>
+            <w:pPr>
+              <w:jc w:val="left"/>
+            </w:pPr>
+            <w:r>
+              <w:rPr>
+                <w:rFonts w:ascii="Microsoft YaHei" w:hAnsi="Microsoft YaHei" w:eastAsia="Microsoft YaHei"/>
+                <w:b w:val="0"/>
+                <w:color w:val="202124"/>
+                <w:sz w:val="18"/>
+              </w:rPr>
+              <w:t>world/controller 数量</w:t>
+            </w:r>
+          </w:p>
+        </w:tc>
+        <w:tc>
+          <w:tcPr>
+            <w:tcW w:type="dxa" w:w="3156"/>
+            <w:tcMar>
+              <w:top w:w="65" w:type="dxa"/>
+              <w:start w:w="80" w:type="dxa"/>
+              <w:bottom w:w="65" w:type="dxa"/>
+              <w:end w:w="80" w:type="dxa"/>
+            </w:tcMar>
+            <w:tcBorders>
+              <w:top w:val="single" w:sz="4" w:color="B8C2CC"/>
+              <w:left w:val="single" w:sz="4" w:color="B8C2CC"/>
+              <w:bottom w:val="single" w:sz="4" w:color="B8C2CC"/>
+              <w:right w:val="single" w:sz="4" w:color="B8C2CC"/>
+            </w:tcBorders>
+            <w:shd w:fill="F7FAFC"/>
+          </w:tcPr>
+          <w:p>
+            <w:pPr>
+              <w:jc w:val="left"/>
+            </w:pPr>
+            <w:r>
+              <w:rPr>
+                <w:rFonts w:ascii="Microsoft YaHei" w:hAnsi="Microsoft YaHei" w:eastAsia="Microsoft YaHei"/>
+                <w:b w:val="0"/>
+                <w:color w:val="202124"/>
+                <w:sz w:val="18"/>
+              </w:rPr>
+              <w:t>单实例播放</w:t>
+            </w:r>
+          </w:p>
+        </w:tc>
+      </w:tr>
+      <w:tr>
+        <w:trPr>
+          <w:cantSplit/>
+        </w:trPr>
+        <w:tc>
+          <w:tcPr>
+            <w:tcW w:type="dxa" w:w="3156"/>
+            <w:tcMar>
+              <w:top w:w="65" w:type="dxa"/>
+              <w:start w:w="80" w:type="dxa"/>
+              <w:bottom w:w="65" w:type="dxa"/>
+              <w:end w:w="80" w:type="dxa"/>
+            </w:tcMar>
+            <w:tcBorders>
+              <w:top w:val="single" w:sz="4" w:color="B8C2CC"/>
+              <w:left w:val="single" w:sz="4" w:color="B8C2CC"/>
+              <w:bottom w:val="single" w:sz="4" w:color="B8C2CC"/>
+              <w:right w:val="single" w:sz="4" w:color="B8C2CC"/>
+            </w:tcBorders>
+          </w:tcPr>
+          <w:p>
+            <w:pPr>
+              <w:jc w:val="left"/>
+            </w:pPr>
+            <w:r>
+              <w:rPr>
+                <w:rFonts w:ascii="Microsoft YaHei" w:hAnsi="Microsoft YaHei" w:eastAsia="Microsoft YaHei"/>
+                <w:b w:val="0"/>
+                <w:color w:val="202124"/>
+                <w:sz w:val="18"/>
+              </w:rPr>
+              <w:t>节点退出</w:t>
+            </w:r>
+          </w:p>
+        </w:tc>
+        <w:tc>
+          <w:tcPr>
+            <w:tcW w:type="dxa" w:w="3156"/>
+            <w:tcMar>
+              <w:top w:w="65" w:type="dxa"/>
+              <w:start w:w="80" w:type="dxa"/>
+              <w:bottom w:w="65" w:type="dxa"/>
+              <w:end w:w="80" w:type="dxa"/>
+            </w:tcMar>
+            <w:tcBorders>
+              <w:top w:val="single" w:sz="4" w:color="B8C2CC"/>
+              <w:left w:val="single" w:sz="4" w:color="B8C2CC"/>
+              <w:bottom w:val="single" w:sz="4" w:color="B8C2CC"/>
+              <w:right w:val="single" w:sz="4" w:color="B8C2CC"/>
+            </w:tcBorders>
+          </w:tcPr>
+          <w:p>
+            <w:pPr>
+              <w:jc w:val="left"/>
+            </w:pPr>
+            <w:r>
+              <w:rPr>
+                <w:rFonts w:ascii="Microsoft YaHei" w:hAnsi="Microsoft YaHei" w:eastAsia="Microsoft YaHei"/>
+                <w:b w:val="0"/>
+                <w:color w:val="202124"/>
+                <w:sz w:val="18"/>
+              </w:rPr>
+              <w:t>终端错误位置</w:t>
+            </w:r>
+          </w:p>
+        </w:tc>
+        <w:tc>
+          <w:tcPr>
+            <w:tcW w:type="dxa" w:w="3156"/>
+            <w:tcMar>
+              <w:top w:w="65" w:type="dxa"/>
+              <w:start w:w="80" w:type="dxa"/>
+              <w:bottom w:w="65" w:type="dxa"/>
+              <w:end w:w="80" w:type="dxa"/>
+            </w:tcMar>
+            <w:tcBorders>
+              <w:top w:val="single" w:sz="4" w:color="B8C2CC"/>
+              <w:left w:val="single" w:sz="4" w:color="B8C2CC"/>
+              <w:bottom w:val="single" w:sz="4" w:color="B8C2CC"/>
+              <w:right w:val="single" w:sz="4" w:color="B8C2CC"/>
+            </w:tcBorders>
+          </w:tcPr>
+          <w:p>
+            <w:pPr>
+              <w:jc w:val="left"/>
+            </w:pPr>
+            <w:r>
+              <w:rPr>
+                <w:rFonts w:ascii="Microsoft YaHei" w:hAnsi="Microsoft YaHei" w:eastAsia="Microsoft YaHei"/>
+                <w:b w:val="0"/>
+                <w:color w:val="202124"/>
+                <w:sz w:val="18"/>
+              </w:rPr>
+              <w:t>节点持续发布状态</w:t>
+            </w:r>
+          </w:p>
+        </w:tc>
+      </w:tr>
+    </w:tbl>
+    <w:p>
+      <w:pPr>
+        <w:spacing w:after="20"/>
+      </w:pPr>
+    </w:p>
+    <w:p>
+      <w:pPr>
+        <w:pStyle w:val="Heading1"/>
+      </w:pPr>
+      <w:r>
+        <w:t>5 仿真结果与个人总结</w:t>
+      </w:r>
+    </w:p>
+    <w:p>
+      <w:pPr>
+        <w:pStyle w:val="Heading2"/>
+      </w:pPr>
+      <w:r>
+        <w:t>5.1 红蓝基线对象级结果</w:t>
+      </w:r>
+    </w:p>
+    <w:p>
+      <w:r>
+        <w:rPr>
+          <w:rFonts w:ascii="Microsoft YaHei" w:hAnsi="Microsoft YaHei" w:eastAsia="Microsoft YaHei"/>
+          <w:b w:val="0"/>
+          <w:color w:val="202124"/>
+          <w:sz w:val="21"/>
+        </w:rPr>
+        <w:t>红蓝两类六个目标的对象级 CSV 是本次量化验收的主要依据。六个目标的识别置信度均为 0.99，抓取和放置结果均完成，最终状态为 passed，success_count=6。这个结果满足任务书“至少正确整理 5 个物体”的红蓝基线要求。</w:t>
+      </w:r>
+    </w:p>
+    <w:tbl>
+      <w:tblPr>
+        <w:tblW w:type="auto" w:w="0"/>
+        <w:jc w:val="center"/>
+        <w:tblLayout w:type="fixed"/>
+        <w:tblLook w:firstColumn="1" w:firstRow="1" w:lastColumn="0" w:lastRow="0" w:noHBand="0" w:noVBand="1" w:val="04A0"/>
+      </w:tblPr>
+      <w:tblGrid>
+        <w:gridCol w:w="1578"/>
+        <w:gridCol w:w="1578"/>
+        <w:gridCol w:w="1578"/>
+        <w:gridCol w:w="1578"/>
+        <w:gridCol w:w="1578"/>
+        <w:gridCol w:w="1578"/>
+      </w:tblGrid>
+      <w:tr>
+        <w:trPr>
+          <w:tblHeader w:val="true"/>
+          <w:cantSplit/>
+        </w:trPr>
+        <w:tc>
+          <w:tcPr>
+            <w:tcW w:type="dxa" w:w="1814"/>
+            <w:shd w:fill="163A5F"/>
+            <w:tcMar>
+              <w:top w:w="70" w:type="dxa"/>
+              <w:start w:w="80" w:type="dxa"/>
+              <w:bottom w:w="70" w:type="dxa"/>
+              <w:end w:w="80" w:type="dxa"/>
+            </w:tcMar>
+            <w:tcBorders>
+              <w:top w:val="single" w:sz="6" w:color="163A5F"/>
+              <w:left w:val="single" w:sz="4" w:color="C9D4DF"/>
+              <w:bottom w:val="single" w:sz="6" w:color="163A5F"/>
+              <w:right w:val="single" w:sz="4" w:color="C9D4DF"/>
+            </w:tcBorders>
+          </w:tcPr>
+          <w:p>
+            <w:pPr>
+              <w:jc w:val="center"/>
+            </w:pPr>
+            <w:r>
+              <w:rPr>
+                <w:rFonts w:ascii="Microsoft YaHei" w:hAnsi="Microsoft YaHei" w:eastAsia="Microsoft YaHei"/>
+                <w:b/>
+                <w:color w:val="FFFFFF"/>
+                <w:sz w:val="18"/>
+              </w:rPr>
+              <w:t>类别</w:t>
             </w:r>
           </w:p>
         </w:tc>
         <w:tc>
           <w:tcPr>
             <w:tcW w:type="dxa" w:w="1134"/>
-            <w:shd w:fill="173A5E"/>
+            <w:shd w:fill="163A5F"/>
+            <w:tcMar>
+              <w:top w:w="70" w:type="dxa"/>
+              <w:start w:w="80" w:type="dxa"/>
+              <w:bottom w:w="70" w:type="dxa"/>
+              <w:end w:w="80" w:type="dxa"/>
+            </w:tcMar>
             <w:tcBorders>
-              <w:top w:val="single" w:sz="6" w:color="D9D9D9"/>
-              <w:left w:val="single" w:sz="6" w:color="D9D9D9"/>
-              <w:bottom w:val="single" w:sz="6" w:color="D9D9D9"/>
-              <w:right w:val="single" w:sz="6" w:color="D9D9D9"/>
-              <w:insideH w:val="single" w:sz="6" w:color="D9D9D9"/>
-              <w:insideV w:val="single" w:sz="6" w:color="D9D9D9"/>
+              <w:top w:val="single" w:sz="6" w:color="163A5F"/>
+              <w:left w:val="single" w:sz="4" w:color="C9D4DF"/>
+              <w:bottom w:val="single" w:sz="6" w:color="163A5F"/>
+              <w:right w:val="single" w:sz="4" w:color="C9D4DF"/>
             </w:tcBorders>
-            <w:tcMar>
-              <w:top w:w="90" w:type="dxa"/>
-              <w:start w:w="90" w:type="dxa"/>
-              <w:bottom w:w="90" w:type="dxa"/>
-              <w:end w:w="90" w:type="dxa"/>
-            </w:tcMar>
-            <w:vAlign w:val="center"/>
           </w:tcPr>
           <w:p>
             <w:pPr>
-              <w:ind w:firstLine="0"/>
               <w:jc w:val="center"/>
             </w:pPr>
             <w:r>
               <w:rPr>
-                <w:rFonts w:ascii="Noto Sans CJK SC" w:hAnsi="Noto Sans CJK SC" w:eastAsia="Noto Sans CJK SC"/>
+                <w:rFonts w:ascii="Microsoft YaHei" w:hAnsi="Microsoft YaHei" w:eastAsia="Microsoft YaHei"/>
                 <w:b/>
                 <w:color w:val="FFFFFF"/>
-                <w:sz w:val="17"/>
+                <w:sz w:val="18"/>
               </w:rPr>
-              <w:t>数量</w:t>
+              <w:t>对象数</w:t>
             </w:r>
           </w:p>
         </w:tc>
         <w:tc>
           <w:tcPr>
-            <w:tcW w:type="dxa" w:w="1360"/>
-            <w:shd w:fill="173A5E"/>
+            <w:tcW w:type="dxa" w:w="1361"/>
+            <w:shd w:fill="163A5F"/>
+            <w:tcMar>
+              <w:top w:w="70" w:type="dxa"/>
+              <w:start w:w="80" w:type="dxa"/>
+              <w:bottom w:w="70" w:type="dxa"/>
+              <w:end w:w="80" w:type="dxa"/>
+            </w:tcMar>
             <w:tcBorders>
-              <w:top w:val="single" w:sz="6" w:color="D9D9D9"/>
-              <w:left w:val="single" w:sz="6" w:color="D9D9D9"/>
-              <w:bottom w:val="single" w:sz="6" w:color="D9D9D9"/>
-              <w:right w:val="single" w:sz="6" w:color="D9D9D9"/>
-              <w:insideH w:val="single" w:sz="6" w:color="D9D9D9"/>
-              <w:insideV w:val="single" w:sz="6" w:color="D9D9D9"/>
+              <w:top w:val="single" w:sz="6" w:color="163A5F"/>
+              <w:left w:val="single" w:sz="4" w:color="C9D4DF"/>
+              <w:bottom w:val="single" w:sz="6" w:color="163A5F"/>
+              <w:right w:val="single" w:sz="4" w:color="C9D4DF"/>
             </w:tcBorders>
-            <w:tcMar>
-              <w:top w:w="90" w:type="dxa"/>
-              <w:start w:w="90" w:type="dxa"/>
-              <w:bottom w:w="90" w:type="dxa"/>
-              <w:end w:w="90" w:type="dxa"/>
-            </w:tcMar>
-            <w:vAlign w:val="center"/>
           </w:tcPr>
           <w:p>
             <w:pPr>
-              <w:ind w:firstLine="0"/>
               <w:jc w:val="center"/>
             </w:pPr>
             <w:r>
               <w:rPr>
-                <w:rFonts w:ascii="Noto Sans CJK SC" w:hAnsi="Noto Sans CJK SC" w:eastAsia="Noto Sans CJK SC"/>
+                <w:rFonts w:ascii="Microsoft YaHei" w:hAnsi="Microsoft YaHei" w:eastAsia="Microsoft YaHei"/>
                 <w:b/>
                 <w:color w:val="FFFFFF"/>
-                <w:sz w:val="17"/>
+                <w:sz w:val="18"/>
               </w:rPr>
               <w:t>识别</w:t>
             </w:r>
@@ -3357,35 +2621,31 @@
         </w:tc>
         <w:tc>
           <w:tcPr>
-            <w:tcW w:type="dxa" w:w="1360"/>
-            <w:shd w:fill="173A5E"/>
+            <w:tcW w:type="dxa" w:w="1587"/>
+            <w:shd w:fill="163A5F"/>
+            <w:tcMar>
+              <w:top w:w="70" w:type="dxa"/>
+              <w:start w:w="80" w:type="dxa"/>
+              <w:bottom w:w="70" w:type="dxa"/>
+              <w:end w:w="80" w:type="dxa"/>
+            </w:tcMar>
             <w:tcBorders>
-              <w:top w:val="single" w:sz="6" w:color="D9D9D9"/>
-              <w:left w:val="single" w:sz="6" w:color="D9D9D9"/>
-              <w:bottom w:val="single" w:sz="6" w:color="D9D9D9"/>
-              <w:right w:val="single" w:sz="6" w:color="D9D9D9"/>
-              <w:insideH w:val="single" w:sz="6" w:color="D9D9D9"/>
-              <w:insideV w:val="single" w:sz="6" w:color="D9D9D9"/>
+              <w:top w:val="single" w:sz="6" w:color="163A5F"/>
+              <w:left w:val="single" w:sz="4" w:color="C9D4DF"/>
+              <w:bottom w:val="single" w:sz="6" w:color="163A5F"/>
+              <w:right w:val="single" w:sz="4" w:color="C9D4DF"/>
             </w:tcBorders>
-            <w:tcMar>
-              <w:top w:w="90" w:type="dxa"/>
-              <w:start w:w="90" w:type="dxa"/>
-              <w:bottom w:w="90" w:type="dxa"/>
-              <w:end w:w="90" w:type="dxa"/>
-            </w:tcMar>
-            <w:vAlign w:val="center"/>
           </w:tcPr>
           <w:p>
             <w:pPr>
-              <w:ind w:firstLine="0"/>
               <w:jc w:val="center"/>
             </w:pPr>
             <w:r>
               <w:rPr>
-                <w:rFonts w:ascii="Noto Sans CJK SC" w:hAnsi="Noto Sans CJK SC" w:eastAsia="Noto Sans CJK SC"/>
+                <w:rFonts w:ascii="Microsoft YaHei" w:hAnsi="Microsoft YaHei" w:eastAsia="Microsoft YaHei"/>
                 <w:b/>
                 <w:color w:val="FFFFFF"/>
-                <w:sz w:val="17"/>
+                <w:sz w:val="18"/>
               </w:rPr>
               <w:t>抓取</w:t>
             </w:r>
@@ -3393,35 +2653,31 @@
         </w:tc>
         <w:tc>
           <w:tcPr>
-            <w:tcW w:type="dxa" w:w="1360"/>
-            <w:shd w:fill="173A5E"/>
+            <w:tcW w:type="dxa" w:w="1587"/>
+            <w:shd w:fill="163A5F"/>
+            <w:tcMar>
+              <w:top w:w="70" w:type="dxa"/>
+              <w:start w:w="80" w:type="dxa"/>
+              <w:bottom w:w="70" w:type="dxa"/>
+              <w:end w:w="80" w:type="dxa"/>
+            </w:tcMar>
             <w:tcBorders>
-              <w:top w:val="single" w:sz="6" w:color="D9D9D9"/>
-              <w:left w:val="single" w:sz="6" w:color="D9D9D9"/>
-              <w:bottom w:val="single" w:sz="6" w:color="D9D9D9"/>
-              <w:right w:val="single" w:sz="6" w:color="D9D9D9"/>
-              <w:insideH w:val="single" w:sz="6" w:color="D9D9D9"/>
-              <w:insideV w:val="single" w:sz="6" w:color="D9D9D9"/>
+              <w:top w:val="single" w:sz="6" w:color="163A5F"/>
+              <w:left w:val="single" w:sz="4" w:color="C9D4DF"/>
+              <w:bottom w:val="single" w:sz="6" w:color="163A5F"/>
+              <w:right w:val="single" w:sz="4" w:color="C9D4DF"/>
             </w:tcBorders>
-            <w:tcMar>
-              <w:top w:w="90" w:type="dxa"/>
-              <w:start w:w="90" w:type="dxa"/>
-              <w:bottom w:w="90" w:type="dxa"/>
-              <w:end w:w="90" w:type="dxa"/>
-            </w:tcMar>
-            <w:vAlign w:val="center"/>
           </w:tcPr>
           <w:p>
             <w:pPr>
-              <w:ind w:firstLine="0"/>
               <w:jc w:val="center"/>
             </w:pPr>
             <w:r>
               <w:rPr>
-                <w:rFonts w:ascii="Noto Sans CJK SC" w:hAnsi="Noto Sans CJK SC" w:eastAsia="Noto Sans CJK SC"/>
+                <w:rFonts w:ascii="Microsoft YaHei" w:hAnsi="Microsoft YaHei" w:eastAsia="Microsoft YaHei"/>
                 <w:b/>
                 <w:color w:val="FFFFFF"/>
-                <w:sz w:val="17"/>
+                <w:sz w:val="18"/>
               </w:rPr>
               <w:t>放置</w:t>
             </w:r>
@@ -3429,35 +2685,31 @@
         </w:tc>
         <w:tc>
           <w:tcPr>
-            <w:tcW w:type="dxa" w:w="1360"/>
-            <w:shd w:fill="173A5E"/>
+            <w:tcW w:type="dxa" w:w="1587"/>
+            <w:shd w:fill="163A5F"/>
+            <w:tcMar>
+              <w:top w:w="70" w:type="dxa"/>
+              <w:start w:w="80" w:type="dxa"/>
+              <w:bottom w:w="70" w:type="dxa"/>
+              <w:end w:w="80" w:type="dxa"/>
+            </w:tcMar>
             <w:tcBorders>
-              <w:top w:val="single" w:sz="6" w:color="D9D9D9"/>
-              <w:left w:val="single" w:sz="6" w:color="D9D9D9"/>
-              <w:bottom w:val="single" w:sz="6" w:color="D9D9D9"/>
-              <w:right w:val="single" w:sz="6" w:color="D9D9D9"/>
-              <w:insideH w:val="single" w:sz="6" w:color="D9D9D9"/>
-              <w:insideV w:val="single" w:sz="6" w:color="D9D9D9"/>
+              <w:top w:val="single" w:sz="6" w:color="163A5F"/>
+              <w:left w:val="single" w:sz="4" w:color="C9D4DF"/>
+              <w:bottom w:val="single" w:sz="6" w:color="163A5F"/>
+              <w:right w:val="single" w:sz="4" w:color="C9D4DF"/>
             </w:tcBorders>
-            <w:tcMar>
-              <w:top w:w="90" w:type="dxa"/>
-              <w:start w:w="90" w:type="dxa"/>
-              <w:bottom w:w="90" w:type="dxa"/>
-              <w:end w:w="90" w:type="dxa"/>
-            </w:tcMar>
-            <w:vAlign w:val="center"/>
           </w:tcPr>
           <w:p>
             <w:pPr>
-              <w:ind w:firstLine="0"/>
               <w:jc w:val="center"/>
             </w:pPr>
             <w:r>
               <w:rPr>
-                <w:rFonts w:ascii="Noto Sans CJK SC" w:hAnsi="Noto Sans CJK SC" w:eastAsia="Noto Sans CJK SC"/>
+                <w:rFonts w:ascii="Microsoft YaHei" w:hAnsi="Microsoft YaHei" w:eastAsia="Microsoft YaHei"/>
                 <w:b/>
                 <w:color w:val="FFFFFF"/>
-                <w:sz w:val="17"/>
+                <w:sz w:val="18"/>
               </w:rPr>
               <w:t>结论</w:t>
             </w:r>
@@ -3470,34 +2722,31 @@
         </w:trPr>
         <w:tc>
           <w:tcPr>
-            <w:tcW w:type="dxa" w:w="2268"/>
+            <w:tcW w:type="dxa" w:w="1578"/>
+            <w:tcMar>
+              <w:top w:w="65" w:type="dxa"/>
+              <w:start w:w="80" w:type="dxa"/>
+              <w:bottom w:w="65" w:type="dxa"/>
+              <w:end w:w="80" w:type="dxa"/>
+            </w:tcMar>
             <w:tcBorders>
-              <w:top w:val="single" w:sz="6" w:color="D9D9D9"/>
-              <w:left w:val="single" w:sz="6" w:color="D9D9D9"/>
-              <w:bottom w:val="single" w:sz="6" w:color="D9D9D9"/>
-              <w:right w:val="single" w:sz="6" w:color="D9D9D9"/>
-              <w:insideH w:val="single" w:sz="6" w:color="D9D9D9"/>
-              <w:insideV w:val="single" w:sz="6" w:color="D9D9D9"/>
+              <w:top w:val="single" w:sz="4" w:color="B8C2CC"/>
+              <w:left w:val="single" w:sz="4" w:color="B8C2CC"/>
+              <w:bottom w:val="single" w:sz="4" w:color="B8C2CC"/>
+              <w:right w:val="single" w:sz="4" w:color="B8C2CC"/>
             </w:tcBorders>
-            <w:tcMar>
-              <w:top w:w="90" w:type="dxa"/>
-              <w:start w:w="90" w:type="dxa"/>
-              <w:bottom w:w="90" w:type="dxa"/>
-              <w:end w:w="90" w:type="dxa"/>
-            </w:tcMar>
-            <w:vAlign w:val="center"/>
+            <w:shd w:fill="F7FAFC"/>
           </w:tcPr>
           <w:p>
             <w:pPr>
-              <w:ind w:firstLine="0"/>
-              <w:jc w:val="center"/>
+              <w:jc w:val="left"/>
             </w:pPr>
             <w:r>
               <w:rPr>
-                <w:rFonts w:ascii="Noto Serif CJK SC" w:hAnsi="Noto Serif CJK SC" w:eastAsia="Noto Serif CJK SC"/>
+                <w:rFonts w:ascii="Microsoft YaHei" w:hAnsi="Microsoft YaHei" w:eastAsia="Microsoft YaHei"/>
                 <w:b w:val="0"/>
-                <w:color w:val="000000"/>
-                <w:sz w:val="17"/>
+                <w:color w:val="202124"/>
+                <w:sz w:val="18"/>
               </w:rPr>
               <w:t>蓝色圆柱</w:t>
             </w:r>
@@ -3505,34 +2754,31 @@
         </w:tc>
         <w:tc>
           <w:tcPr>
-            <w:tcW w:type="dxa" w:w="1134"/>
+            <w:tcW w:type="dxa" w:w="1578"/>
+            <w:tcMar>
+              <w:top w:w="65" w:type="dxa"/>
+              <w:start w:w="80" w:type="dxa"/>
+              <w:bottom w:w="65" w:type="dxa"/>
+              <w:end w:w="80" w:type="dxa"/>
+            </w:tcMar>
             <w:tcBorders>
-              <w:top w:val="single" w:sz="6" w:color="D9D9D9"/>
-              <w:left w:val="single" w:sz="6" w:color="D9D9D9"/>
-              <w:bottom w:val="single" w:sz="6" w:color="D9D9D9"/>
-              <w:right w:val="single" w:sz="6" w:color="D9D9D9"/>
-              <w:insideH w:val="single" w:sz="6" w:color="D9D9D9"/>
-              <w:insideV w:val="single" w:sz="6" w:color="D9D9D9"/>
+              <w:top w:val="single" w:sz="4" w:color="B8C2CC"/>
+              <w:left w:val="single" w:sz="4" w:color="B8C2CC"/>
+              <w:bottom w:val="single" w:sz="4" w:color="B8C2CC"/>
+              <w:right w:val="single" w:sz="4" w:color="B8C2CC"/>
             </w:tcBorders>
-            <w:tcMar>
-              <w:top w:w="90" w:type="dxa"/>
-              <w:start w:w="90" w:type="dxa"/>
-              <w:bottom w:w="90" w:type="dxa"/>
-              <w:end w:w="90" w:type="dxa"/>
-            </w:tcMar>
-            <w:vAlign w:val="center"/>
+            <w:shd w:fill="F7FAFC"/>
           </w:tcPr>
           <w:p>
             <w:pPr>
-              <w:ind w:firstLine="0"/>
               <w:jc w:val="left"/>
             </w:pPr>
             <w:r>
               <w:rPr>
-                <w:rFonts w:ascii="Noto Serif CJK SC" w:hAnsi="Noto Serif CJK SC" w:eastAsia="Noto Serif CJK SC"/>
+                <w:rFonts w:ascii="Microsoft YaHei" w:hAnsi="Microsoft YaHei" w:eastAsia="Microsoft YaHei"/>
                 <w:b w:val="0"/>
-                <w:color w:val="000000"/>
-                <w:sz w:val="17"/>
+                <w:color w:val="202124"/>
+                <w:sz w:val="18"/>
               </w:rPr>
               <w:t>3</w:t>
             </w:r>
@@ -3540,34 +2786,31 @@
         </w:tc>
         <w:tc>
           <w:tcPr>
-            <w:tcW w:type="dxa" w:w="1360"/>
+            <w:tcW w:type="dxa" w:w="1578"/>
+            <w:tcMar>
+              <w:top w:w="65" w:type="dxa"/>
+              <w:start w:w="80" w:type="dxa"/>
+              <w:bottom w:w="65" w:type="dxa"/>
+              <w:end w:w="80" w:type="dxa"/>
+            </w:tcMar>
             <w:tcBorders>
-              <w:top w:val="single" w:sz="6" w:color="D9D9D9"/>
-              <w:left w:val="single" w:sz="6" w:color="D9D9D9"/>
-              <w:bottom w:val="single" w:sz="6" w:color="D9D9D9"/>
-              <w:right w:val="single" w:sz="6" w:color="D9D9D9"/>
-              <w:insideH w:val="single" w:sz="6" w:color="D9D9D9"/>
-              <w:insideV w:val="single" w:sz="6" w:color="D9D9D9"/>
+              <w:top w:val="single" w:sz="4" w:color="B8C2CC"/>
+              <w:left w:val="single" w:sz="4" w:color="B8C2CC"/>
+              <w:bottom w:val="single" w:sz="4" w:color="B8C2CC"/>
+              <w:right w:val="single" w:sz="4" w:color="B8C2CC"/>
             </w:tcBorders>
-            <w:tcMar>
-              <w:top w:w="90" w:type="dxa"/>
-              <w:start w:w="90" w:type="dxa"/>
-              <w:bottom w:w="90" w:type="dxa"/>
-              <w:end w:w="90" w:type="dxa"/>
-            </w:tcMar>
-            <w:vAlign w:val="center"/>
+            <w:shd w:fill="F7FAFC"/>
           </w:tcPr>
           <w:p>
             <w:pPr>
-              <w:ind w:firstLine="0"/>
-              <w:jc w:val="center"/>
+              <w:jc w:val="left"/>
             </w:pPr>
             <w:r>
               <w:rPr>
-                <w:rFonts w:ascii="Noto Serif CJK SC" w:hAnsi="Noto Serif CJK SC" w:eastAsia="Noto Serif CJK SC"/>
+                <w:rFonts w:ascii="Microsoft YaHei" w:hAnsi="Microsoft YaHei" w:eastAsia="Microsoft YaHei"/>
                 <w:b w:val="0"/>
-                <w:color w:val="000000"/>
-                <w:sz w:val="17"/>
+                <w:color w:val="202124"/>
+                <w:sz w:val="18"/>
               </w:rPr>
               <w:t>0.99</w:t>
             </w:r>
@@ -3575,34 +2818,31 @@
         </w:tc>
         <w:tc>
           <w:tcPr>
-            <w:tcW w:type="dxa" w:w="1360"/>
+            <w:tcW w:type="dxa" w:w="1578"/>
+            <w:tcMar>
+              <w:top w:w="65" w:type="dxa"/>
+              <w:start w:w="80" w:type="dxa"/>
+              <w:bottom w:w="65" w:type="dxa"/>
+              <w:end w:w="80" w:type="dxa"/>
+            </w:tcMar>
             <w:tcBorders>
-              <w:top w:val="single" w:sz="6" w:color="D9D9D9"/>
-              <w:left w:val="single" w:sz="6" w:color="D9D9D9"/>
-              <w:bottom w:val="single" w:sz="6" w:color="D9D9D9"/>
-              <w:right w:val="single" w:sz="6" w:color="D9D9D9"/>
-              <w:insideH w:val="single" w:sz="6" w:color="D9D9D9"/>
-              <w:insideV w:val="single" w:sz="6" w:color="D9D9D9"/>
+              <w:top w:val="single" w:sz="4" w:color="B8C2CC"/>
+              <w:left w:val="single" w:sz="4" w:color="B8C2CC"/>
+              <w:bottom w:val="single" w:sz="4" w:color="B8C2CC"/>
+              <w:right w:val="single" w:sz="4" w:color="B8C2CC"/>
             </w:tcBorders>
-            <w:tcMar>
-              <w:top w:w="90" w:type="dxa"/>
-              <w:start w:w="90" w:type="dxa"/>
-              <w:bottom w:w="90" w:type="dxa"/>
-              <w:end w:w="90" w:type="dxa"/>
-            </w:tcMar>
-            <w:vAlign w:val="center"/>
+            <w:shd w:fill="F7FAFC"/>
           </w:tcPr>
           <w:p>
             <w:pPr>
-              <w:ind w:firstLine="0"/>
-              <w:jc w:val="center"/>
+              <w:jc w:val="left"/>
             </w:pPr>
             <w:r>
               <w:rPr>
-                <w:rFonts w:ascii="Noto Serif CJK SC" w:hAnsi="Noto Serif CJK SC" w:eastAsia="Noto Serif CJK SC"/>
+                <w:rFonts w:ascii="Microsoft YaHei" w:hAnsi="Microsoft YaHei" w:eastAsia="Microsoft YaHei"/>
                 <w:b w:val="0"/>
-                <w:color w:val="000000"/>
-                <w:sz w:val="17"/>
+                <w:color w:val="202124"/>
+                <w:sz w:val="18"/>
               </w:rPr>
               <w:t>3/3</w:t>
             </w:r>
@@ -3610,34 +2850,31 @@
         </w:tc>
         <w:tc>
           <w:tcPr>
-            <w:tcW w:type="dxa" w:w="1360"/>
+            <w:tcW w:type="dxa" w:w="1578"/>
+            <w:tcMar>
+              <w:top w:w="65" w:type="dxa"/>
+              <w:start w:w="80" w:type="dxa"/>
+              <w:bottom w:w="65" w:type="dxa"/>
+              <w:end w:w="80" w:type="dxa"/>
+            </w:tcMar>
             <w:tcBorders>
-              <w:top w:val="single" w:sz="6" w:color="D9D9D9"/>
-              <w:left w:val="single" w:sz="6" w:color="D9D9D9"/>
-              <w:bottom w:val="single" w:sz="6" w:color="D9D9D9"/>
-              <w:right w:val="single" w:sz="6" w:color="D9D9D9"/>
-              <w:insideH w:val="single" w:sz="6" w:color="D9D9D9"/>
-              <w:insideV w:val="single" w:sz="6" w:color="D9D9D9"/>
+              <w:top w:val="single" w:sz="4" w:color="B8C2CC"/>
+              <w:left w:val="single" w:sz="4" w:color="B8C2CC"/>
+              <w:bottom w:val="single" w:sz="4" w:color="B8C2CC"/>
+              <w:right w:val="single" w:sz="4" w:color="B8C2CC"/>
             </w:tcBorders>
-            <w:tcMar>
-              <w:top w:w="90" w:type="dxa"/>
-              <w:start w:w="90" w:type="dxa"/>
-              <w:bottom w:w="90" w:type="dxa"/>
-              <w:end w:w="90" w:type="dxa"/>
-            </w:tcMar>
-            <w:vAlign w:val="center"/>
+            <w:shd w:fill="F7FAFC"/>
           </w:tcPr>
           <w:p>
             <w:pPr>
-              <w:ind w:firstLine="0"/>
-              <w:jc w:val="center"/>
+              <w:jc w:val="left"/>
             </w:pPr>
             <w:r>
               <w:rPr>
-                <w:rFonts w:ascii="Noto Serif CJK SC" w:hAnsi="Noto Serif CJK SC" w:eastAsia="Noto Serif CJK SC"/>
+                <w:rFonts w:ascii="Microsoft YaHei" w:hAnsi="Microsoft YaHei" w:eastAsia="Microsoft YaHei"/>
                 <w:b w:val="0"/>
-                <w:color w:val="000000"/>
-                <w:sz w:val="17"/>
+                <w:color w:val="202124"/>
+                <w:sz w:val="18"/>
               </w:rPr>
               <w:t>3/3</w:t>
             </w:r>
@@ -3645,34 +2882,31 @@
         </w:tc>
         <w:tc>
           <w:tcPr>
-            <w:tcW w:type="dxa" w:w="1360"/>
+            <w:tcW w:type="dxa" w:w="1578"/>
+            <w:tcMar>
+              <w:top w:w="65" w:type="dxa"/>
+              <w:start w:w="80" w:type="dxa"/>
+              <w:bottom w:w="65" w:type="dxa"/>
+              <w:end w:w="80" w:type="dxa"/>
+            </w:tcMar>
             <w:tcBorders>
-              <w:top w:val="single" w:sz="6" w:color="D9D9D9"/>
-              <w:left w:val="single" w:sz="6" w:color="D9D9D9"/>
-              <w:bottom w:val="single" w:sz="6" w:color="D9D9D9"/>
-              <w:right w:val="single" w:sz="6" w:color="D9D9D9"/>
-              <w:insideH w:val="single" w:sz="6" w:color="D9D9D9"/>
-              <w:insideV w:val="single" w:sz="6" w:color="D9D9D9"/>
+              <w:top w:val="single" w:sz="4" w:color="B8C2CC"/>
+              <w:left w:val="single" w:sz="4" w:color="B8C2CC"/>
+              <w:bottom w:val="single" w:sz="4" w:color="B8C2CC"/>
+              <w:right w:val="single" w:sz="4" w:color="B8C2CC"/>
             </w:tcBorders>
-            <w:tcMar>
-              <w:top w:w="90" w:type="dxa"/>
-              <w:start w:w="90" w:type="dxa"/>
-              <w:bottom w:w="90" w:type="dxa"/>
-              <w:end w:w="90" w:type="dxa"/>
-            </w:tcMar>
-            <w:vAlign w:val="center"/>
+            <w:shd w:fill="F7FAFC"/>
           </w:tcPr>
           <w:p>
             <w:pPr>
-              <w:ind w:firstLine="0"/>
               <w:jc w:val="left"/>
             </w:pPr>
             <w:r>
               <w:rPr>
-                <w:rFonts w:ascii="Noto Serif CJK SC" w:hAnsi="Noto Serif CJK SC" w:eastAsia="Noto Serif CJK SC"/>
+                <w:rFonts w:ascii="Microsoft YaHei" w:hAnsi="Microsoft YaHei" w:eastAsia="Microsoft YaHei"/>
                 <w:b w:val="0"/>
-                <w:color w:val="000000"/>
-                <w:sz w:val="17"/>
+                <w:color w:val="202124"/>
+                <w:sz w:val="18"/>
               </w:rPr>
               <w:t>通过</w:t>
             </w:r>
@@ -3685,35 +2919,30 @@
         </w:trPr>
         <w:tc>
           <w:tcPr>
-            <w:tcW w:type="dxa" w:w="2268"/>
+            <w:tcW w:type="dxa" w:w="1578"/>
+            <w:tcMar>
+              <w:top w:w="65" w:type="dxa"/>
+              <w:start w:w="80" w:type="dxa"/>
+              <w:bottom w:w="65" w:type="dxa"/>
+              <w:end w:w="80" w:type="dxa"/>
+            </w:tcMar>
             <w:tcBorders>
-              <w:top w:val="single" w:sz="6" w:color="D9D9D9"/>
-              <w:left w:val="single" w:sz="6" w:color="D9D9D9"/>
-              <w:bottom w:val="single" w:sz="6" w:color="D9D9D9"/>
-              <w:right w:val="single" w:sz="6" w:color="D9D9D9"/>
-              <w:insideH w:val="single" w:sz="6" w:color="D9D9D9"/>
-              <w:insideV w:val="single" w:sz="6" w:color="D9D9D9"/>
+              <w:top w:val="single" w:sz="4" w:color="B8C2CC"/>
+              <w:left w:val="single" w:sz="4" w:color="B8C2CC"/>
+              <w:bottom w:val="single" w:sz="4" w:color="B8C2CC"/>
+              <w:right w:val="single" w:sz="4" w:color="B8C2CC"/>
             </w:tcBorders>
-            <w:tcMar>
-              <w:top w:w="90" w:type="dxa"/>
-              <w:start w:w="90" w:type="dxa"/>
-              <w:bottom w:w="90" w:type="dxa"/>
-              <w:end w:w="90" w:type="dxa"/>
-            </w:tcMar>
-            <w:shd w:fill="EAF2F8"/>
-            <w:vAlign w:val="center"/>
           </w:tcPr>
           <w:p>
             <w:pPr>
-              <w:ind w:firstLine="0"/>
-              <w:jc w:val="center"/>
+              <w:jc w:val="left"/>
             </w:pPr>
             <w:r>
               <w:rPr>
-                <w:rFonts w:ascii="Noto Serif CJK SC" w:hAnsi="Noto Serif CJK SC" w:eastAsia="Noto Serif CJK SC"/>
+                <w:rFonts w:ascii="Microsoft YaHei" w:hAnsi="Microsoft YaHei" w:eastAsia="Microsoft YaHei"/>
                 <w:b w:val="0"/>
-                <w:color w:val="000000"/>
-                <w:sz w:val="17"/>
+                <w:color w:val="202124"/>
+                <w:sz w:val="18"/>
               </w:rPr>
               <w:t>红色圆柱</w:t>
             </w:r>
@@ -3721,35 +2950,30 @@
         </w:tc>
         <w:tc>
           <w:tcPr>
-            <w:tcW w:type="dxa" w:w="1134"/>
+            <w:tcW w:type="dxa" w:w="1578"/>
+            <w:tcMar>
+              <w:top w:w="65" w:type="dxa"/>
+              <w:start w:w="80" w:type="dxa"/>
+              <w:bottom w:w="65" w:type="dxa"/>
+              <w:end w:w="80" w:type="dxa"/>
+            </w:tcMar>
             <w:tcBorders>
-              <w:top w:val="single" w:sz="6" w:color="D9D9D9"/>
-              <w:left w:val="single" w:sz="6" w:color="D9D9D9"/>
-              <w:bottom w:val="single" w:sz="6" w:color="D9D9D9"/>
-              <w:right w:val="single" w:sz="6" w:color="D9D9D9"/>
-              <w:insideH w:val="single" w:sz="6" w:color="D9D9D9"/>
-              <w:insideV w:val="single" w:sz="6" w:color="D9D9D9"/>
+              <w:top w:val="single" w:sz="4" w:color="B8C2CC"/>
+              <w:left w:val="single" w:sz="4" w:color="B8C2CC"/>
+              <w:bottom w:val="single" w:sz="4" w:color="B8C2CC"/>
+              <w:right w:val="single" w:sz="4" w:color="B8C2CC"/>
             </w:tcBorders>
-            <w:tcMar>
-              <w:top w:w="90" w:type="dxa"/>
-              <w:start w:w="90" w:type="dxa"/>
-              <w:bottom w:w="90" w:type="dxa"/>
-              <w:end w:w="90" w:type="dxa"/>
-            </w:tcMar>
-            <w:shd w:fill="EAF2F8"/>
-            <w:vAlign w:val="center"/>
           </w:tcPr>
           <w:p>
             <w:pPr>
-              <w:ind w:firstLine="0"/>
               <w:jc w:val="left"/>
             </w:pPr>
             <w:r>
               <w:rPr>
-                <w:rFonts w:ascii="Noto Serif CJK SC" w:hAnsi="Noto Serif CJK SC" w:eastAsia="Noto Serif CJK SC"/>
+                <w:rFonts w:ascii="Microsoft YaHei" w:hAnsi="Microsoft YaHei" w:eastAsia="Microsoft YaHei"/>
                 <w:b w:val="0"/>
-                <w:color w:val="000000"/>
-                <w:sz w:val="17"/>
+                <w:color w:val="202124"/>
+                <w:sz w:val="18"/>
               </w:rPr>
               <w:t>3</w:t>
             </w:r>
@@ -3757,35 +2981,30 @@
         </w:tc>
         <w:tc>
           <w:tcPr>
-            <w:tcW w:type="dxa" w:w="1360"/>
+            <w:tcW w:type="dxa" w:w="1578"/>
+            <w:tcMar>
+              <w:top w:w="65" w:type="dxa"/>
+              <w:start w:w="80" w:type="dxa"/>
+              <w:bottom w:w="65" w:type="dxa"/>
+              <w:end w:w="80" w:type="dxa"/>
+            </w:tcMar>
             <w:tcBorders>
-              <w:top w:val="single" w:sz="6" w:color="D9D9D9"/>
-              <w:left w:val="single" w:sz="6" w:color="D9D9D9"/>
-              <w:bottom w:val="single" w:sz="6" w:color="D9D9D9"/>
-              <w:right w:val="single" w:sz="6" w:color="D9D9D9"/>
-              <w:insideH w:val="single" w:sz="6" w:color="D9D9D9"/>
-              <w:insideV w:val="single" w:sz="6" w:color="D9D9D9"/>
+              <w:top w:val="single" w:sz="4" w:color="B8C2CC"/>
+              <w:left w:val="single" w:sz="4" w:color="B8C2CC"/>
+              <w:bottom w:val="single" w:sz="4" w:color="B8C2CC"/>
+              <w:right w:val="single" w:sz="4" w:color="B8C2CC"/>
             </w:tcBorders>
-            <w:tcMar>
-              <w:top w:w="90" w:type="dxa"/>
-              <w:start w:w="90" w:type="dxa"/>
-              <w:bottom w:w="90" w:type="dxa"/>
-              <w:end w:w="90" w:type="dxa"/>
-            </w:tcMar>
-            <w:shd w:fill="EAF2F8"/>
-            <w:vAlign w:val="center"/>
           </w:tcPr>
           <w:p>
             <w:pPr>
-              <w:ind w:firstLine="0"/>
-              <w:jc w:val="center"/>
+              <w:jc w:val="left"/>
             </w:pPr>
             <w:r>
               <w:rPr>
-                <w:rFonts w:ascii="Noto Serif CJK SC" w:hAnsi="Noto Serif CJK SC" w:eastAsia="Noto Serif CJK SC"/>
+                <w:rFonts w:ascii="Microsoft YaHei" w:hAnsi="Microsoft YaHei" w:eastAsia="Microsoft YaHei"/>
                 <w:b w:val="0"/>
-                <w:color w:val="000000"/>
-                <w:sz w:val="17"/>
+                <w:color w:val="202124"/>
+                <w:sz w:val="18"/>
               </w:rPr>
               <w:t>0.99</w:t>
             </w:r>
@@ -3793,35 +3012,30 @@
         </w:tc>
         <w:tc>
           <w:tcPr>
-            <w:tcW w:type="dxa" w:w="1360"/>
+            <w:tcW w:type="dxa" w:w="1578"/>
+            <w:tcMar>
+              <w:top w:w="65" w:type="dxa"/>
+              <w:start w:w="80" w:type="dxa"/>
+              <w:bottom w:w="65" w:type="dxa"/>
+              <w:end w:w="80" w:type="dxa"/>
+            </w:tcMar>
             <w:tcBorders>
-              <w:top w:val="single" w:sz="6" w:color="D9D9D9"/>
-              <w:left w:val="single" w:sz="6" w:color="D9D9D9"/>
-              <w:bottom w:val="single" w:sz="6" w:color="D9D9D9"/>
-              <w:right w:val="single" w:sz="6" w:color="D9D9D9"/>
-              <w:insideH w:val="single" w:sz="6" w:color="D9D9D9"/>
-              <w:insideV w:val="single" w:sz="6" w:color="D9D9D9"/>
+              <w:top w:val="single" w:sz="4" w:color="B8C2CC"/>
+              <w:left w:val="single" w:sz="4" w:color="B8C2CC"/>
+              <w:bottom w:val="single" w:sz="4" w:color="B8C2CC"/>
+              <w:right w:val="single" w:sz="4" w:color="B8C2CC"/>
             </w:tcBorders>
-            <w:tcMar>
-              <w:top w:w="90" w:type="dxa"/>
-              <w:start w:w="90" w:type="dxa"/>
-              <w:bottom w:w="90" w:type="dxa"/>
-              <w:end w:w="90" w:type="dxa"/>
-            </w:tcMar>
-            <w:shd w:fill="EAF2F8"/>
-            <w:vAlign w:val="center"/>
           </w:tcPr>
           <w:p>
             <w:pPr>
-              <w:ind w:firstLine="0"/>
-              <w:jc w:val="center"/>
+              <w:jc w:val="left"/>
             </w:pPr>
             <w:r>
               <w:rPr>
-                <w:rFonts w:ascii="Noto Serif CJK SC" w:hAnsi="Noto Serif CJK SC" w:eastAsia="Noto Serif CJK SC"/>
+                <w:rFonts w:ascii="Microsoft YaHei" w:hAnsi="Microsoft YaHei" w:eastAsia="Microsoft YaHei"/>
                 <w:b w:val="0"/>
-                <w:color w:val="000000"/>
-                <w:sz w:val="17"/>
+                <w:color w:val="202124"/>
+                <w:sz w:val="18"/>
               </w:rPr>
               <w:t>3/3</w:t>
             </w:r>
@@ -3829,35 +3043,30 @@
         </w:tc>
         <w:tc>
           <w:tcPr>
-            <w:tcW w:type="dxa" w:w="1360"/>
+            <w:tcW w:type="dxa" w:w="1578"/>
+            <w:tcMar>
+              <w:top w:w="65" w:type="dxa"/>
+              <w:start w:w="80" w:type="dxa"/>
+              <w:bottom w:w="65" w:type="dxa"/>
+              <w:end w:w="80" w:type="dxa"/>
+            </w:tcMar>
             <w:tcBorders>
-              <w:top w:val="single" w:sz="6" w:color="D9D9D9"/>
-              <w:left w:val="single" w:sz="6" w:color="D9D9D9"/>
-              <w:bottom w:val="single" w:sz="6" w:color="D9D9D9"/>
-              <w:right w:val="single" w:sz="6" w:color="D9D9D9"/>
-              <w:insideH w:val="single" w:sz="6" w:color="D9D9D9"/>
-              <w:insideV w:val="single" w:sz="6" w:color="D9D9D9"/>
+              <w:top w:val="single" w:sz="4" w:color="B8C2CC"/>
+              <w:left w:val="single" w:sz="4" w:color="B8C2CC"/>
+              <w:bottom w:val="single" w:sz="4" w:color="B8C2CC"/>
+              <w:right w:val="single" w:sz="4" w:color="B8C2CC"/>
             </w:tcBorders>
-            <w:tcMar>
-              <w:top w:w="90" w:type="dxa"/>
-              <w:start w:w="90" w:type="dxa"/>
-              <w:bottom w:w="90" w:type="dxa"/>
-              <w:end w:w="90" w:type="dxa"/>
-            </w:tcMar>
-            <w:shd w:fill="EAF2F8"/>
-            <w:vAlign w:val="center"/>
           </w:tcPr>
           <w:p>
             <w:pPr>
-              <w:ind w:firstLine="0"/>
-              <w:jc w:val="center"/>
+              <w:jc w:val="left"/>
             </w:pPr>
             <w:r>
               <w:rPr>
-                <w:rFonts w:ascii="Noto Serif CJK SC" w:hAnsi="Noto Serif CJK SC" w:eastAsia="Noto Serif CJK SC"/>
+                <w:rFonts w:ascii="Microsoft YaHei" w:hAnsi="Microsoft YaHei" w:eastAsia="Microsoft YaHei"/>
                 <w:b w:val="0"/>
-                <w:color w:val="000000"/>
-                <w:sz w:val="17"/>
+                <w:color w:val="202124"/>
+                <w:sz w:val="18"/>
               </w:rPr>
               <w:t>3/3</w:t>
             </w:r>
@@ -3865,35 +3074,30 @@
         </w:tc>
         <w:tc>
           <w:tcPr>
-            <w:tcW w:type="dxa" w:w="1360"/>
+            <w:tcW w:type="dxa" w:w="1578"/>
+            <w:tcMar>
+              <w:top w:w="65" w:type="dxa"/>
+              <w:start w:w="80" w:type="dxa"/>
+              <w:bottom w:w="65" w:type="dxa"/>
+              <w:end w:w="80" w:type="dxa"/>
+            </w:tcMar>
             <w:tcBorders>
-              <w:top w:val="single" w:sz="6" w:color="D9D9D9"/>
-              <w:left w:val="single" w:sz="6" w:color="D9D9D9"/>
-              <w:bottom w:val="single" w:sz="6" w:color="D9D9D9"/>
-              <w:right w:val="single" w:sz="6" w:color="D9D9D9"/>
-              <w:insideH w:val="single" w:sz="6" w:color="D9D9D9"/>
-              <w:insideV w:val="single" w:sz="6" w:color="D9D9D9"/>
+              <w:top w:val="single" w:sz="4" w:color="B8C2CC"/>
+              <w:left w:val="single" w:sz="4" w:color="B8C2CC"/>
+              <w:bottom w:val="single" w:sz="4" w:color="B8C2CC"/>
+              <w:right w:val="single" w:sz="4" w:color="B8C2CC"/>
             </w:tcBorders>
-            <w:tcMar>
-              <w:top w:w="90" w:type="dxa"/>
-              <w:start w:w="90" w:type="dxa"/>
-              <w:bottom w:w="90" w:type="dxa"/>
-              <w:end w:w="90" w:type="dxa"/>
-            </w:tcMar>
-            <w:shd w:fill="EAF2F8"/>
-            <w:vAlign w:val="center"/>
           </w:tcPr>
           <w:p>
             <w:pPr>
-              <w:ind w:firstLine="0"/>
               <w:jc w:val="left"/>
             </w:pPr>
             <w:r>
               <w:rPr>
-                <w:rFonts w:ascii="Noto Serif CJK SC" w:hAnsi="Noto Serif CJK SC" w:eastAsia="Noto Serif CJK SC"/>
+                <w:rFonts w:ascii="Microsoft YaHei" w:hAnsi="Microsoft YaHei" w:eastAsia="Microsoft YaHei"/>
                 <w:b w:val="0"/>
-                <w:color w:val="000000"/>
-                <w:sz w:val="17"/>
+                <w:color w:val="202124"/>
+                <w:sz w:val="18"/>
               </w:rPr>
               <w:t>通过</w:t>
             </w:r>
@@ -3906,34 +3110,31 @@
         </w:trPr>
         <w:tc>
           <w:tcPr>
-            <w:tcW w:type="dxa" w:w="2268"/>
+            <w:tcW w:type="dxa" w:w="1578"/>
+            <w:tcMar>
+              <w:top w:w="65" w:type="dxa"/>
+              <w:start w:w="80" w:type="dxa"/>
+              <w:bottom w:w="65" w:type="dxa"/>
+              <w:end w:w="80" w:type="dxa"/>
+            </w:tcMar>
             <w:tcBorders>
-              <w:top w:val="single" w:sz="6" w:color="D9D9D9"/>
-              <w:left w:val="single" w:sz="6" w:color="D9D9D9"/>
-              <w:bottom w:val="single" w:sz="6" w:color="D9D9D9"/>
-              <w:right w:val="single" w:sz="6" w:color="D9D9D9"/>
-              <w:insideH w:val="single" w:sz="6" w:color="D9D9D9"/>
-              <w:insideV w:val="single" w:sz="6" w:color="D9D9D9"/>
+              <w:top w:val="single" w:sz="4" w:color="B8C2CC"/>
+              <w:left w:val="single" w:sz="4" w:color="B8C2CC"/>
+              <w:bottom w:val="single" w:sz="4" w:color="B8C2CC"/>
+              <w:right w:val="single" w:sz="4" w:color="B8C2CC"/>
             </w:tcBorders>
-            <w:tcMar>
-              <w:top w:w="90" w:type="dxa"/>
-              <w:start w:w="90" w:type="dxa"/>
-              <w:bottom w:w="90" w:type="dxa"/>
-              <w:end w:w="90" w:type="dxa"/>
-            </w:tcMar>
-            <w:vAlign w:val="center"/>
+            <w:shd w:fill="F7FAFC"/>
           </w:tcPr>
           <w:p>
             <w:pPr>
-              <w:ind w:firstLine="0"/>
-              <w:jc w:val="center"/>
+              <w:jc w:val="left"/>
             </w:pPr>
             <w:r>
               <w:rPr>
-                <w:rFonts w:ascii="Noto Serif CJK SC" w:hAnsi="Noto Serif CJK SC" w:eastAsia="Noto Serif CJK SC"/>
+                <w:rFonts w:ascii="Microsoft YaHei" w:hAnsi="Microsoft YaHei" w:eastAsia="Microsoft YaHei"/>
                 <w:b w:val="0"/>
-                <w:color w:val="000000"/>
-                <w:sz w:val="17"/>
+                <w:color w:val="202124"/>
+                <w:sz w:val="18"/>
               </w:rPr>
               <w:t>合计</w:t>
             </w:r>
@@ -3941,34 +3142,31 @@
         </w:tc>
         <w:tc>
           <w:tcPr>
-            <w:tcW w:type="dxa" w:w="1134"/>
+            <w:tcW w:type="dxa" w:w="1578"/>
+            <w:tcMar>
+              <w:top w:w="65" w:type="dxa"/>
+              <w:start w:w="80" w:type="dxa"/>
+              <w:bottom w:w="65" w:type="dxa"/>
+              <w:end w:w="80" w:type="dxa"/>
+            </w:tcMar>
             <w:tcBorders>
-              <w:top w:val="single" w:sz="6" w:color="D9D9D9"/>
-              <w:left w:val="single" w:sz="6" w:color="D9D9D9"/>
-              <w:bottom w:val="single" w:sz="6" w:color="D9D9D9"/>
-              <w:right w:val="single" w:sz="6" w:color="D9D9D9"/>
-              <w:insideH w:val="single" w:sz="6" w:color="D9D9D9"/>
-              <w:insideV w:val="single" w:sz="6" w:color="D9D9D9"/>
+              <w:top w:val="single" w:sz="4" w:color="B8C2CC"/>
+              <w:left w:val="single" w:sz="4" w:color="B8C2CC"/>
+              <w:bottom w:val="single" w:sz="4" w:color="B8C2CC"/>
+              <w:right w:val="single" w:sz="4" w:color="B8C2CC"/>
             </w:tcBorders>
-            <w:tcMar>
-              <w:top w:w="90" w:type="dxa"/>
-              <w:start w:w="90" w:type="dxa"/>
-              <w:bottom w:w="90" w:type="dxa"/>
-              <w:end w:w="90" w:type="dxa"/>
-            </w:tcMar>
-            <w:vAlign w:val="center"/>
+            <w:shd w:fill="F7FAFC"/>
           </w:tcPr>
           <w:p>
             <w:pPr>
-              <w:ind w:firstLine="0"/>
               <w:jc w:val="left"/>
             </w:pPr>
             <w:r>
               <w:rPr>
-                <w:rFonts w:ascii="Noto Serif CJK SC" w:hAnsi="Noto Serif CJK SC" w:eastAsia="Noto Serif CJK SC"/>
+                <w:rFonts w:ascii="Microsoft YaHei" w:hAnsi="Microsoft YaHei" w:eastAsia="Microsoft YaHei"/>
                 <w:b w:val="0"/>
-                <w:color w:val="000000"/>
-                <w:sz w:val="17"/>
+                <w:color w:val="202124"/>
+                <w:sz w:val="18"/>
               </w:rPr>
               <w:t>6</w:t>
             </w:r>
@@ -3976,34 +3174,31 @@
         </w:tc>
         <w:tc>
           <w:tcPr>
-            <w:tcW w:type="dxa" w:w="1360"/>
+            <w:tcW w:type="dxa" w:w="1578"/>
+            <w:tcMar>
+              <w:top w:w="65" w:type="dxa"/>
+              <w:start w:w="80" w:type="dxa"/>
+              <w:bottom w:w="65" w:type="dxa"/>
+              <w:end w:w="80" w:type="dxa"/>
+            </w:tcMar>
             <w:tcBorders>
-              <w:top w:val="single" w:sz="6" w:color="D9D9D9"/>
-              <w:left w:val="single" w:sz="6" w:color="D9D9D9"/>
-              <w:bottom w:val="single" w:sz="6" w:color="D9D9D9"/>
-              <w:right w:val="single" w:sz="6" w:color="D9D9D9"/>
-              <w:insideH w:val="single" w:sz="6" w:color="D9D9D9"/>
-              <w:insideV w:val="single" w:sz="6" w:color="D9D9D9"/>
+              <w:top w:val="single" w:sz="4" w:color="B8C2CC"/>
+              <w:left w:val="single" w:sz="4" w:color="B8C2CC"/>
+              <w:bottom w:val="single" w:sz="4" w:color="B8C2CC"/>
+              <w:right w:val="single" w:sz="4" w:color="B8C2CC"/>
             </w:tcBorders>
-            <w:tcMar>
-              <w:top w:w="90" w:type="dxa"/>
-              <w:start w:w="90" w:type="dxa"/>
-              <w:bottom w:w="90" w:type="dxa"/>
-              <w:end w:w="90" w:type="dxa"/>
-            </w:tcMar>
-            <w:vAlign w:val="center"/>
+            <w:shd w:fill="F7FAFC"/>
           </w:tcPr>
           <w:p>
             <w:pPr>
-              <w:ind w:firstLine="0"/>
-              <w:jc w:val="center"/>
+              <w:jc w:val="left"/>
             </w:pPr>
             <w:r>
               <w:rPr>
-                <w:rFonts w:ascii="Noto Serif CJK SC" w:hAnsi="Noto Serif CJK SC" w:eastAsia="Noto Serif CJK SC"/>
+                <w:rFonts w:ascii="Microsoft YaHei" w:hAnsi="Microsoft YaHei" w:eastAsia="Microsoft YaHei"/>
                 <w:b w:val="0"/>
-                <w:color w:val="000000"/>
-                <w:sz w:val="17"/>
+                <w:color w:val="202124"/>
+                <w:sz w:val="18"/>
               </w:rPr>
               <w:t>6/6</w:t>
             </w:r>
@@ -4011,34 +3206,31 @@
         </w:tc>
         <w:tc>
           <w:tcPr>
-            <w:tcW w:type="dxa" w:w="1360"/>
+            <w:tcW w:type="dxa" w:w="1578"/>
+            <w:tcMar>
+              <w:top w:w="65" w:type="dxa"/>
+              <w:start w:w="80" w:type="dxa"/>
+              <w:bottom w:w="65" w:type="dxa"/>
+              <w:end w:w="80" w:type="dxa"/>
+            </w:tcMar>
             <w:tcBorders>
-              <w:top w:val="single" w:sz="6" w:color="D9D9D9"/>
-              <w:left w:val="single" w:sz="6" w:color="D9D9D9"/>
-              <w:bottom w:val="single" w:sz="6" w:color="D9D9D9"/>
-              <w:right w:val="single" w:sz="6" w:color="D9D9D9"/>
-              <w:insideH w:val="single" w:sz="6" w:color="D9D9D9"/>
-              <w:insideV w:val="single" w:sz="6" w:color="D9D9D9"/>
+              <w:top w:val="single" w:sz="4" w:color="B8C2CC"/>
+              <w:left w:val="single" w:sz="4" w:color="B8C2CC"/>
+              <w:bottom w:val="single" w:sz="4" w:color="B8C2CC"/>
+              <w:right w:val="single" w:sz="4" w:color="B8C2CC"/>
             </w:tcBorders>
-            <w:tcMar>
-              <w:top w:w="90" w:type="dxa"/>
-              <w:start w:w="90" w:type="dxa"/>
-              <w:bottom w:w="90" w:type="dxa"/>
-              <w:end w:w="90" w:type="dxa"/>
-            </w:tcMar>
-            <w:vAlign w:val="center"/>
+            <w:shd w:fill="F7FAFC"/>
           </w:tcPr>
           <w:p>
             <w:pPr>
-              <w:ind w:firstLine="0"/>
-              <w:jc w:val="center"/>
+              <w:jc w:val="left"/>
             </w:pPr>
             <w:r>
               <w:rPr>
-                <w:rFonts w:ascii="Noto Serif CJK SC" w:hAnsi="Noto Serif CJK SC" w:eastAsia="Noto Serif CJK SC"/>
+                <w:rFonts w:ascii="Microsoft YaHei" w:hAnsi="Microsoft YaHei" w:eastAsia="Microsoft YaHei"/>
                 <w:b w:val="0"/>
-                <w:color w:val="000000"/>
-                <w:sz w:val="17"/>
+                <w:color w:val="202124"/>
+                <w:sz w:val="18"/>
               </w:rPr>
               <w:t>6/6</w:t>
             </w:r>
@@ -4046,34 +3238,31 @@
         </w:tc>
         <w:tc>
           <w:tcPr>
-            <w:tcW w:type="dxa" w:w="1360"/>
+            <w:tcW w:type="dxa" w:w="1578"/>
+            <w:tcMar>
+              <w:top w:w="65" w:type="dxa"/>
+              <w:start w:w="80" w:type="dxa"/>
+              <w:bottom w:w="65" w:type="dxa"/>
+              <w:end w:w="80" w:type="dxa"/>
+            </w:tcMar>
             <w:tcBorders>
-              <w:top w:val="single" w:sz="6" w:color="D9D9D9"/>
-              <w:left w:val="single" w:sz="6" w:color="D9D9D9"/>
-              <w:bottom w:val="single" w:sz="6" w:color="D9D9D9"/>
-              <w:right w:val="single" w:sz="6" w:color="D9D9D9"/>
-              <w:insideH w:val="single" w:sz="6" w:color="D9D9D9"/>
-              <w:insideV w:val="single" w:sz="6" w:color="D9D9D9"/>
+              <w:top w:val="single" w:sz="4" w:color="B8C2CC"/>
+              <w:left w:val="single" w:sz="4" w:color="B8C2CC"/>
+              <w:bottom w:val="single" w:sz="4" w:color="B8C2CC"/>
+              <w:right w:val="single" w:sz="4" w:color="B8C2CC"/>
             </w:tcBorders>
-            <w:tcMar>
-              <w:top w:w="90" w:type="dxa"/>
-              <w:start w:w="90" w:type="dxa"/>
-              <w:bottom w:w="90" w:type="dxa"/>
-              <w:end w:w="90" w:type="dxa"/>
-            </w:tcMar>
-            <w:vAlign w:val="center"/>
+            <w:shd w:fill="F7FAFC"/>
           </w:tcPr>
           <w:p>
             <w:pPr>
-              <w:ind w:firstLine="0"/>
-              <w:jc w:val="center"/>
+              <w:jc w:val="left"/>
             </w:pPr>
             <w:r>
               <w:rPr>
-                <w:rFonts w:ascii="Noto Serif CJK SC" w:hAnsi="Noto Serif CJK SC" w:eastAsia="Noto Serif CJK SC"/>
+                <w:rFonts w:ascii="Microsoft YaHei" w:hAnsi="Microsoft YaHei" w:eastAsia="Microsoft YaHei"/>
                 <w:b w:val="0"/>
-                <w:color w:val="000000"/>
-                <w:sz w:val="17"/>
+                <w:color w:val="202124"/>
+                <w:sz w:val="18"/>
               </w:rPr>
               <w:t>6/6</w:t>
             </w:r>
@@ -4081,34 +3270,31 @@
         </w:tc>
         <w:tc>
           <w:tcPr>
-            <w:tcW w:type="dxa" w:w="1360"/>
+            <w:tcW w:type="dxa" w:w="1578"/>
+            <w:tcMar>
+              <w:top w:w="65" w:type="dxa"/>
+              <w:start w:w="80" w:type="dxa"/>
+              <w:bottom w:w="65" w:type="dxa"/>
+              <w:end w:w="80" w:type="dxa"/>
+            </w:tcMar>
             <w:tcBorders>
-              <w:top w:val="single" w:sz="6" w:color="D9D9D9"/>
-              <w:left w:val="single" w:sz="6" w:color="D9D9D9"/>
-              <w:bottom w:val="single" w:sz="6" w:color="D9D9D9"/>
-              <w:right w:val="single" w:sz="6" w:color="D9D9D9"/>
-              <w:insideH w:val="single" w:sz="6" w:color="D9D9D9"/>
-              <w:insideV w:val="single" w:sz="6" w:color="D9D9D9"/>
+              <w:top w:val="single" w:sz="4" w:color="B8C2CC"/>
+              <w:left w:val="single" w:sz="4" w:color="B8C2CC"/>
+              <w:bottom w:val="single" w:sz="4" w:color="B8C2CC"/>
+              <w:right w:val="single" w:sz="4" w:color="B8C2CC"/>
             </w:tcBorders>
-            <w:tcMar>
-              <w:top w:w="90" w:type="dxa"/>
-              <w:start w:w="90" w:type="dxa"/>
-              <w:bottom w:w="90" w:type="dxa"/>
-              <w:end w:w="90" w:type="dxa"/>
-            </w:tcMar>
-            <w:vAlign w:val="center"/>
+            <w:shd w:fill="F7FAFC"/>
           </w:tcPr>
           <w:p>
             <w:pPr>
-              <w:ind w:firstLine="0"/>
               <w:jc w:val="left"/>
             </w:pPr>
             <w:r>
               <w:rPr>
-                <w:rFonts w:ascii="Noto Serif CJK SC" w:hAnsi="Noto Serif CJK SC" w:eastAsia="Noto Serif CJK SC"/>
+                <w:rFonts w:ascii="Microsoft YaHei" w:hAnsi="Microsoft YaHei" w:eastAsia="Microsoft YaHei"/>
                 <w:b w:val="0"/>
-                <w:color w:val="000000"/>
-                <w:sz w:val="17"/>
+                <w:color w:val="202124"/>
+                <w:sz w:val="18"/>
               </w:rPr>
               <w:t>通过</w:t>
             </w:r>
@@ -4118,32 +3304,300 @@
     </w:tbl>
     <w:p>
       <w:pPr>
-        <w:spacing w:before="60" w:after="120"/>
-        <w:ind w:firstLine="0"/>
+        <w:spacing w:after="20"/>
+      </w:pPr>
+    </w:p>
+    <w:p>
+      <w:pPr>
+        <w:pStyle w:val="Heading2"/>
+      </w:pPr>
+      <w:r>
+        <w:t>5.2 三分类扩展结果的边界</w:t>
+      </w:r>
+    </w:p>
+    <w:p>
+      <w:r>
+        <w:rPr>
+          <w:rFonts w:ascii="Microsoft YaHei" w:hAnsi="Microsoft YaHei" w:eastAsia="Microsoft YaHei"/>
+          <w:b w:val="0"/>
+          <w:color w:val="202124"/>
+          <w:sz w:val="21"/>
+        </w:rPr>
+        <w:t>我参与完成了红蓝绿三分类场景、分类垫对齐和自动播放序列。扩展阶段证明新增绿色类别可以复用检测消息、网格定位、类别映射和执行接口；当前归档材料包含场景、航点和播放证据，三分类对象级 CSV 完成归档后再统计对应成功率。</w:t>
+      </w:r>
+    </w:p>
+    <w:p>
+      <w:pPr>
+        <w:spacing w:before="80" w:after="40"/>
         <w:jc w:val="center"/>
       </w:pPr>
       <w:r>
-        <w:rPr>
-          <w:rFonts w:ascii="Noto Serif CJK SC" w:hAnsi="Noto Serif CJK SC" w:eastAsia="Noto Serif CJK SC"/>
-          <w:b w:val="0"/>
-          <w:color w:val="48515A"/>
-          <w:sz w:val="17"/>
-        </w:rPr>
-        <w:t>表1 两类六物体量化验收摘要</w:t>
+        <w:drawing>
+          <wp:inline xmlns:a="http://schemas.openxmlformats.org/drawingml/2006/main" xmlns:pic="http://schemas.openxmlformats.org/drawingml/2006/picture">
+            <wp:extent cx="4932000" cy="1609389"/>
+            <wp:docPr id="10" name="Picture 10" descr="实验三_个人实验报告_杨牧青_24020036076_完整重写版 插图 10" title="实验三_个人实验报告_杨牧青_24020036076_完整重写版 插图 10"/>
+            <wp:cNvGraphicFramePr>
+              <a:graphicFrameLocks noChangeAspect="1"/>
+            </wp:cNvGraphicFramePr>
+            <a:graphic>
+              <a:graphicData uri="http://schemas.openxmlformats.org/drawingml/2006/picture">
+                <pic:pic>
+                  <pic:nvPicPr>
+                    <pic:cNvPr id="0" name="image2.png"/>
+                    <pic:cNvPicPr/>
+                  </pic:nvPicPr>
+                  <pic:blipFill>
+                    <a:blip r:embed="rId13"/>
+                    <a:stretch>
+                      <a:fillRect/>
+                    </a:stretch>
+                  </pic:blipFill>
+                  <pic:spPr>
+                    <a:xfrm>
+                      <a:off x="0" y="0"/>
+                      <a:ext cx="4932000" cy="1609389"/>
+                    </a:xfrm>
+                    <a:prstGeom prst="rect"/>
+                  </pic:spPr>
+                </pic:pic>
+              </a:graphicData>
+            </a:graphic>
+          </wp:inline>
+        </w:drawing>
+      </w:r>
+    </w:p>
+    <w:p>
+      <w:pPr>
+        <w:pStyle w:val="CaptionCustom"/>
+      </w:pPr>
+      <w:r>
+        <w:t>图 9  三分类扩展中识别、定位、分类和执行模块的连接</w:t>
       </w:r>
     </w:p>
     <w:p>
       <w:pPr>
         <w:pStyle w:val="Heading2"/>
-        <w:ind w:firstLine="0"/>
+      </w:pPr>
+      <w:r>
+        <w:t>5.3 证据链与调试工具</w:t>
+      </w:r>
+    </w:p>
+    <w:p>
+      <w:r>
+        <w:rPr>
+          <w:rFonts w:ascii="Microsoft YaHei" w:hAnsi="Microsoft YaHei" w:eastAsia="Microsoft YaHei"/>
+          <w:b w:val="0"/>
+          <w:color w:val="202124"/>
+          <w:sz w:val="21"/>
+        </w:rPr>
+        <w:t>GUI 用来检查末端、夹爪和目标的几何关系；状态反馈用来判断当前处于扫描、规划、执行还是释放阶段；事件日志用来确认 attached、release 和 settled 是否按顺序发生；最终位姿用来判断落点；对象级 CSV 则把这些观察按 object_id 汇总。多层证据互相印证后，才能区分“动作完成”和“任务成功”。</w:t>
+      </w:r>
+    </w:p>
+    <w:p>
+      <w:pPr>
+        <w:spacing w:before="80" w:after="40"/>
+        <w:jc w:val="center"/>
+      </w:pPr>
+      <w:r>
+        <w:drawing>
+          <wp:inline xmlns:a="http://schemas.openxmlformats.org/drawingml/2006/main" xmlns:pic="http://schemas.openxmlformats.org/drawingml/2006/picture">
+            <wp:extent cx="5004000" cy="2001600"/>
+            <wp:docPr id="11" name="Picture 11" descr="实验三_个人实验报告_杨牧青_24020036076_完整重写版 插图 11" title="实验三_个人实验报告_杨牧青_24020036076_完整重写版 插图 11"/>
+            <wp:cNvGraphicFramePr>
+              <a:graphicFrameLocks noChangeAspect="1"/>
+            </wp:cNvGraphicFramePr>
+            <a:graphic>
+              <a:graphicData uri="http://schemas.openxmlformats.org/drawingml/2006/picture">
+                <pic:pic>
+                  <pic:nvPicPr>
+                    <pic:cNvPr id="0" name="image9.png"/>
+                    <pic:cNvPicPr/>
+                  </pic:nvPicPr>
+                  <pic:blipFill>
+                    <a:blip r:embed="rId20"/>
+                    <a:stretch>
+                      <a:fillRect/>
+                    </a:stretch>
+                  </pic:blipFill>
+                  <pic:spPr>
+                    <a:xfrm>
+                      <a:off x="0" y="0"/>
+                      <a:ext cx="5004000" cy="2001600"/>
+                    </a:xfrm>
+                    <a:prstGeom prst="rect"/>
+                  </pic:spPr>
+                </pic:pic>
+              </a:graphicData>
+            </a:graphic>
+          </wp:inline>
+        </w:drawing>
+      </w:r>
+    </w:p>
+    <w:p>
+      <w:pPr>
+        <w:pStyle w:val="CaptionCustom"/>
+      </w:pPr>
+      <w:r>
+        <w:t>图 10  我整理的过程画面、状态、事件和 CSV 证据链</w:t>
+      </w:r>
+    </w:p>
+    <w:p>
+      <w:pPr>
+        <w:pStyle w:val="Heading2"/>
+      </w:pPr>
+      <w:r>
+        <w:t>5.4 个人总结</w:t>
+      </w:r>
+    </w:p>
+    <w:p>
+      <w:r>
+        <w:rPr>
+          <w:rFonts w:ascii="Microsoft YaHei" w:hAnsi="Microsoft YaHei" w:eastAsia="Microsoft YaHei"/>
+          <w:b w:val="0"/>
+          <w:color w:val="202124"/>
+          <w:sz w:val="21"/>
+        </w:rPr>
+        <w:t>这次实验让我认识到，机械臂仿真要求同时保证关节运动、场景模型、控制接口、任务逻辑和验收证据的一致性。一个动作只有在“目标被正确选中、夹爪与目标相对位置满足条件、目标高度发生变化、事件顺序完整、最终位姿落在分类区域”时，才具备可复查的成功依据。这个认识改变了我对仿真结果的判断方式：我开始把画面、状态和数据看成同一件事的不同观测，而不是只看机械臂是否完成了一段轨迹。</w:t>
+      </w:r>
+    </w:p>
+    <w:p>
+      <w:r>
+        <w:rPr>
+          <w:rFonts w:ascii="Microsoft YaHei" w:hAnsi="Microsoft YaHei" w:eastAsia="Microsoft YaHei"/>
+          <w:b w:val="0"/>
+          <w:color w:val="202124"/>
+          <w:sz w:val="21"/>
+        </w:rPr>
+        <w:t>在调试过程中，我逐渐形成了固定的排查顺序。第一步是把问题缩小到扫描、网格定位、接近、抓取、搬运、释放或验收中的一个阶段；第二步是用单目标和手动面板复现现象，记录末端位置、目标位置、夹爪状态和当前航点；第三步是一次只修改一个变量，例如像素网格、抓取高度、夹爪开度、释放高度或动作时间；第四步是用事件日志、最终坐标和完整序列复核修改结果。网格错位、释放跳变、目标未附着和重复启动等问题，都按照这套顺序得到定位。</w:t>
+      </w:r>
+    </w:p>
+    <w:p>
+      <w:pPr>
+        <w:pStyle w:val="ListBullet"/>
+        <w:spacing w:after="40"/>
+        <w:ind w:left="340" w:hanging="142"/>
       </w:pPr>
       <w:r>
         <w:rPr>
-          <w:rFonts w:ascii="Noto Sans CJK SC" w:hAnsi="Noto Sans CJK SC" w:eastAsia="Noto Sans CJK SC"/>
-          <w:color w:val="000000"/>
-          <w:sz w:val="24"/>
+          <w:rFonts w:ascii="Microsoft YaHei" w:hAnsi="Microsoft YaHei" w:eastAsia="Microsoft YaHei"/>
+          <w:b w:val="0"/>
+          <w:color w:val="202124"/>
+          <w:sz w:val="20"/>
         </w:rPr>
-        <w:t>5.2 异常案例</w:t>
+        <w:t>用阶段化思路分析动作：先确认任务进入了哪个状态，再检查该状态的输入、输出和退出条件。</w:t>
+      </w:r>
+    </w:p>
+    <w:p>
+      <w:pPr>
+        <w:pStyle w:val="ListBullet"/>
+        <w:spacing w:after="40"/>
+        <w:ind w:left="340" w:hanging="142"/>
+      </w:pPr>
+      <w:r>
+        <w:rPr>
+          <w:rFonts w:ascii="Microsoft YaHei" w:hAnsi="Microsoft YaHei" w:eastAsia="Microsoft YaHei"/>
+          <w:b w:val="0"/>
+          <w:color w:val="202124"/>
+          <w:sz w:val="20"/>
+        </w:rPr>
+        <w:t>用几何关系验证抓取：同时观察指垫中心、圆柱中心、目标高度和相对位姿，确定运动轨迹与对象状态一致。</w:t>
+      </w:r>
+    </w:p>
+    <w:p>
+      <w:pPr>
+        <w:pStyle w:val="ListBullet"/>
+        <w:spacing w:after="40"/>
+        <w:ind w:left="340" w:hanging="142"/>
+      </w:pPr>
+      <w:r>
+        <w:rPr>
+          <w:rFonts w:ascii="Microsoft YaHei" w:hAnsi="Microsoft YaHei" w:eastAsia="Microsoft YaHei"/>
+          <w:b w:val="0"/>
+          <w:color w:val="202124"/>
+          <w:sz w:val="20"/>
+        </w:rPr>
+        <w:t>用最小实验减少干扰：先单点、再单目标子序列、最后整序列，降低多个问题同时出现时的判别难度。</w:t>
+      </w:r>
+    </w:p>
+    <w:p>
+      <w:pPr>
+        <w:pStyle w:val="ListBullet"/>
+        <w:spacing w:after="40"/>
+        <w:ind w:left="340" w:hanging="142"/>
+      </w:pPr>
+      <w:r>
+        <w:rPr>
+          <w:rFonts w:ascii="Microsoft YaHei" w:hAnsi="Microsoft YaHei" w:eastAsia="Microsoft YaHei"/>
+          <w:b w:val="0"/>
+          <w:color w:val="202124"/>
+          <w:sz w:val="20"/>
+        </w:rPr>
+        <w:t>用对象级记录闭环：把 object_id、grid_id、类别、事件、最终位姿和异常码对应起来，使每个目标都能单独复核。</w:t>
+      </w:r>
+    </w:p>
+    <w:p>
+      <w:pPr>
+        <w:pStyle w:val="ListBullet"/>
+        <w:spacing w:after="40"/>
+        <w:ind w:left="340" w:hanging="142"/>
+      </w:pPr>
+      <w:r>
+        <w:rPr>
+          <w:rFonts w:ascii="Microsoft YaHei" w:hAnsi="Microsoft YaHei" w:eastAsia="Microsoft YaHei"/>
+          <w:b w:val="0"/>
+          <w:color w:val="202124"/>
+          <w:sz w:val="20"/>
+        </w:rPr>
+        <w:t>用干净环境复现：控制 Gazebo world、控制器和播放器实例数量，保证每轮测试的启动条件相同。</w:t>
+      </w:r>
+    </w:p>
+    <w:p>
+      <w:r>
+        <w:rPr>
+          <w:rFonts w:ascii="Microsoft YaHei" w:hAnsi="Microsoft YaHei" w:eastAsia="Microsoft YaHei"/>
+          <w:b w:val="0"/>
+          <w:color w:val="202124"/>
+          <w:sz w:val="21"/>
+        </w:rPr>
+        <w:t>这次实验还让我熟悉了模块之间的接口责任。任务节点负责生成对象顺序和分类目标，执行节点负责完成动作与反馈，场景和日志负责提供复核依据。我的工作位于任务规划结果与仿真验收之间，需要把抽象的任务项落实成可执行的姿态、航点和状态检查。这使我更加重视命名、参数记录、日志字段和图片说明的完整性，因为它们直接影响小组成员之间的协作和后续复现。</w:t>
+      </w:r>
+    </w:p>
+    <w:p>
+      <w:r>
+        <w:rPr>
+          <w:rFonts w:ascii="Microsoft YaHei" w:hAnsi="Microsoft YaHei" w:eastAsia="Microsoft YaHei"/>
+          <w:b w:val="0"/>
+          <w:color w:val="202124"/>
+          <w:sz w:val="21"/>
+        </w:rPr>
+        <w:t>仿真中的逻辑附着提升了动作重复性，也让我看清了仿真与真机之间的差异。真实系统还需要重新标定相机映射、夹爪摩擦、接近高度、闭合速度、释放等待和急停距离。后续迁移到真机时，我会沿用“低速单目标—检查识别—检查抓取—检查释放—加入第二类—扩展到六目标”的顺序，每一步保存对象级记录，再决定是否进入下一阶段。</w:t>
+      </w:r>
+    </w:p>
+    <w:p>
+      <w:pPr>
+        <w:pStyle w:val="Heading1"/>
+      </w:pPr>
+      <w:r>
+        <w:t>6 结论</w:t>
+      </w:r>
+    </w:p>
+    <w:p>
+      <w:r>
+        <w:rPr>
+          <w:rFonts w:ascii="Microsoft YaHei" w:hAnsi="Microsoft YaHei" w:eastAsia="Microsoft YaHei"/>
+          <w:b w:val="0"/>
+          <w:color w:val="202124"/>
+          <w:sz w:val="21"/>
+        </w:rPr>
+        <w:t>我完成了实验三仿真执行侧的主要个人工作，并把个人贡献落实到场景、航点、状态和证据四个层面。通过场景调整、手动示教、动作修复、自动播放和对象级复核，我参与建立了从任务规划结果到机械臂动作，再到实验结论的完整链路。红蓝两类六个目标的对象级结果达到 6/6，三分类扩展完成了场景、分类垫和自动序列的集成。</w:t>
+      </w:r>
+    </w:p>
+    <w:p>
+      <w:pPr>
+        <w:pStyle w:val="Heading2"/>
+      </w:pPr>
+      <w:r>
+        <w:t>6.1 个人工作完成情况</w:t>
       </w:r>
     </w:p>
     <w:tbl>
@@ -4154,10 +3608,9 @@
         <w:tblLook w:firstColumn="1" w:firstRow="1" w:lastColumn="0" w:lastRow="0" w:noHBand="0" w:noVBand="1" w:val="04A0"/>
       </w:tblPr>
       <w:tblGrid>
-        <w:gridCol w:w="2409"/>
-        <w:gridCol w:w="2409"/>
-        <w:gridCol w:w="2409"/>
-        <w:gridCol w:w="2409"/>
+        <w:gridCol w:w="3156"/>
+        <w:gridCol w:w="3156"/>
+        <w:gridCol w:w="3156"/>
       </w:tblGrid>
       <w:tr>
         <w:trPr>
@@ -4166,145 +3619,97 @@
         </w:trPr>
         <w:tc>
           <w:tcPr>
-            <w:tcW w:type="dxa" w:w="2381"/>
-            <w:shd w:fill="173A5E"/>
+            <w:tcW w:type="dxa" w:w="1701"/>
+            <w:shd w:fill="163A5F"/>
+            <w:tcMar>
+              <w:top w:w="70" w:type="dxa"/>
+              <w:start w:w="80" w:type="dxa"/>
+              <w:bottom w:w="70" w:type="dxa"/>
+              <w:end w:w="80" w:type="dxa"/>
+            </w:tcMar>
             <w:tcBorders>
-              <w:top w:val="single" w:sz="6" w:color="D9D9D9"/>
-              <w:left w:val="single" w:sz="6" w:color="D9D9D9"/>
-              <w:bottom w:val="single" w:sz="6" w:color="D9D9D9"/>
-              <w:right w:val="single" w:sz="6" w:color="D9D9D9"/>
-              <w:insideH w:val="single" w:sz="6" w:color="D9D9D9"/>
-              <w:insideV w:val="single" w:sz="6" w:color="D9D9D9"/>
+              <w:top w:val="single" w:sz="6" w:color="163A5F"/>
+              <w:left w:val="single" w:sz="4" w:color="C9D4DF"/>
+              <w:bottom w:val="single" w:sz="6" w:color="163A5F"/>
+              <w:right w:val="single" w:sz="4" w:color="C9D4DF"/>
             </w:tcBorders>
-            <w:tcMar>
-              <w:top w:w="90" w:type="dxa"/>
-              <w:start w:w="90" w:type="dxa"/>
-              <w:bottom w:w="90" w:type="dxa"/>
-              <w:end w:w="90" w:type="dxa"/>
-            </w:tcMar>
-            <w:vAlign w:val="center"/>
           </w:tcPr>
           <w:p>
             <w:pPr>
-              <w:ind w:firstLine="0"/>
               <w:jc w:val="center"/>
             </w:pPr>
             <w:r>
               <w:rPr>
-                <w:rFonts w:ascii="Noto Sans CJK SC" w:hAnsi="Noto Sans CJK SC" w:eastAsia="Noto Sans CJK SC"/>
+                <w:rFonts w:ascii="Microsoft YaHei" w:hAnsi="Microsoft YaHei" w:eastAsia="Microsoft YaHei"/>
                 <w:b/>
                 <w:color w:val="FFFFFF"/>
-                <w:sz w:val="17"/>
+                <w:sz w:val="18"/>
               </w:rPr>
-              <w:t>输入情况</w:t>
+              <w:t>工作模块</w:t>
             </w:r>
           </w:p>
         </w:tc>
         <w:tc>
           <w:tcPr>
-            <w:tcW w:type="dxa" w:w="1984"/>
-            <w:shd w:fill="173A5E"/>
+            <w:tcW w:type="dxa" w:w="5102"/>
+            <w:shd w:fill="163A5F"/>
+            <w:tcMar>
+              <w:top w:w="70" w:type="dxa"/>
+              <w:start w:w="80" w:type="dxa"/>
+              <w:bottom w:w="70" w:type="dxa"/>
+              <w:end w:w="80" w:type="dxa"/>
+            </w:tcMar>
             <w:tcBorders>
-              <w:top w:val="single" w:sz="6" w:color="D9D9D9"/>
-              <w:left w:val="single" w:sz="6" w:color="D9D9D9"/>
-              <w:bottom w:val="single" w:sz="6" w:color="D9D9D9"/>
-              <w:right w:val="single" w:sz="6" w:color="D9D9D9"/>
-              <w:insideH w:val="single" w:sz="6" w:color="D9D9D9"/>
-              <w:insideV w:val="single" w:sz="6" w:color="D9D9D9"/>
+              <w:top w:val="single" w:sz="6" w:color="163A5F"/>
+              <w:left w:val="single" w:sz="4" w:color="C9D4DF"/>
+              <w:bottom w:val="single" w:sz="6" w:color="163A5F"/>
+              <w:right w:val="single" w:sz="4" w:color="C9D4DF"/>
             </w:tcBorders>
-            <w:tcMar>
-              <w:top w:w="90" w:type="dxa"/>
-              <w:start w:w="90" w:type="dxa"/>
-              <w:bottom w:w="90" w:type="dxa"/>
-              <w:end w:w="90" w:type="dxa"/>
-            </w:tcMar>
-            <w:vAlign w:val="center"/>
           </w:tcPr>
           <w:p>
             <w:pPr>
-              <w:ind w:firstLine="0"/>
               <w:jc w:val="center"/>
             </w:pPr>
             <w:r>
               <w:rPr>
-                <w:rFonts w:ascii="Noto Sans CJK SC" w:hAnsi="Noto Sans CJK SC" w:eastAsia="Noto Sans CJK SC"/>
+                <w:rFonts w:ascii="Microsoft YaHei" w:hAnsi="Microsoft YaHei" w:eastAsia="Microsoft YaHei"/>
                 <w:b/>
                 <w:color w:val="FFFFFF"/>
-                <w:sz w:val="17"/>
+                <w:sz w:val="18"/>
               </w:rPr>
-              <w:t>程序判定</w:t>
+              <w:t>完成内容</w:t>
             </w:r>
           </w:p>
         </w:tc>
         <w:tc>
           <w:tcPr>
             <w:tcW w:type="dxa" w:w="2268"/>
-            <w:shd w:fill="173A5E"/>
+            <w:shd w:fill="163A5F"/>
+            <w:tcMar>
+              <w:top w:w="70" w:type="dxa"/>
+              <w:start w:w="80" w:type="dxa"/>
+              <w:bottom w:w="70" w:type="dxa"/>
+              <w:end w:w="80" w:type="dxa"/>
+            </w:tcMar>
             <w:tcBorders>
-              <w:top w:val="single" w:sz="6" w:color="D9D9D9"/>
-              <w:left w:val="single" w:sz="6" w:color="D9D9D9"/>
-              <w:bottom w:val="single" w:sz="6" w:color="D9D9D9"/>
-              <w:right w:val="single" w:sz="6" w:color="D9D9D9"/>
-              <w:insideH w:val="single" w:sz="6" w:color="D9D9D9"/>
-              <w:insideV w:val="single" w:sz="6" w:color="D9D9D9"/>
+              <w:top w:val="single" w:sz="6" w:color="163A5F"/>
+              <w:left w:val="single" w:sz="4" w:color="C9D4DF"/>
+              <w:bottom w:val="single" w:sz="6" w:color="163A5F"/>
+              <w:right w:val="single" w:sz="4" w:color="C9D4DF"/>
             </w:tcBorders>
-            <w:tcMar>
-              <w:top w:w="90" w:type="dxa"/>
-              <w:start w:w="90" w:type="dxa"/>
-              <w:bottom w:w="90" w:type="dxa"/>
-              <w:end w:w="90" w:type="dxa"/>
-            </w:tcMar>
-            <w:vAlign w:val="center"/>
           </w:tcPr>
           <w:p>
             <w:pPr>
-              <w:ind w:firstLine="0"/>
               <w:jc w:val="center"/>
             </w:pPr>
             <w:r>
               <w:rPr>
-                <w:rFonts w:ascii="Noto Sans CJK SC" w:hAnsi="Noto Sans CJK SC" w:eastAsia="Noto Sans CJK SC"/>
+                <w:rFonts w:ascii="Microsoft YaHei" w:hAnsi="Microsoft YaHei" w:eastAsia="Microsoft YaHei"/>
                 <w:b/>
                 <w:color w:val="FFFFFF"/>
-                <w:sz w:val="17"/>
+                <w:sz w:val="18"/>
               </w:rPr>
-              <w:t>动作</w:t>
-            </w:r>
-          </w:p>
-        </w:tc>
-        <w:tc>
-          <w:tcPr>
-            <w:tcW w:type="dxa" w:w="2835"/>
-            <w:shd w:fill="173A5E"/>
-            <w:tcBorders>
-              <w:top w:val="single" w:sz="6" w:color="D9D9D9"/>
-              <w:left w:val="single" w:sz="6" w:color="D9D9D9"/>
-              <w:bottom w:val="single" w:sz="6" w:color="D9D9D9"/>
-              <w:right w:val="single" w:sz="6" w:color="D9D9D9"/>
-              <w:insideH w:val="single" w:sz="6" w:color="D9D9D9"/>
-              <w:insideV w:val="single" w:sz="6" w:color="D9D9D9"/>
-            </w:tcBorders>
-            <w:tcMar>
-              <w:top w:w="90" w:type="dxa"/>
-              <w:start w:w="90" w:type="dxa"/>
-              <w:bottom w:w="90" w:type="dxa"/>
-              <w:end w:w="90" w:type="dxa"/>
-            </w:tcMar>
-            <w:vAlign w:val="center"/>
-          </w:tcPr>
-          <w:p>
-            <w:pPr>
-              <w:ind w:firstLine="0"/>
-              <w:jc w:val="center"/>
-            </w:pPr>
-            <w:r>
-              <w:rPr>
-                <w:rFonts w:ascii="Noto Sans CJK SC" w:hAnsi="Noto Sans CJK SC" w:eastAsia="Noto Sans CJK SC"/>
-                <w:b/>
-                <w:color w:val="FFFFFF"/>
-                <w:sz w:val="17"/>
-              </w:rPr>
-              <w:t>验证证据</w:t>
+              <w:t>对应结果</w:t>
             </w:r>
           </w:p>
         </w:tc>
@@ -4315,141 +3720,97 @@
         </w:trPr>
         <w:tc>
           <w:tcPr>
-            <w:tcW w:type="dxa" w:w="2381"/>
+            <w:tcW w:type="dxa" w:w="3156"/>
+            <w:tcMar>
+              <w:top w:w="65" w:type="dxa"/>
+              <w:start w:w="80" w:type="dxa"/>
+              <w:bottom w:w="65" w:type="dxa"/>
+              <w:end w:w="80" w:type="dxa"/>
+            </w:tcMar>
             <w:tcBorders>
-              <w:top w:val="single" w:sz="6" w:color="D9D9D9"/>
-              <w:left w:val="single" w:sz="6" w:color="D9D9D9"/>
-              <w:bottom w:val="single" w:sz="6" w:color="D9D9D9"/>
-              <w:right w:val="single" w:sz="6" w:color="D9D9D9"/>
-              <w:insideH w:val="single" w:sz="6" w:color="D9D9D9"/>
-              <w:insideV w:val="single" w:sz="6" w:color="D9D9D9"/>
+              <w:top w:val="single" w:sz="4" w:color="B8C2CC"/>
+              <w:left w:val="single" w:sz="4" w:color="B8C2CC"/>
+              <w:bottom w:val="single" w:sz="4" w:color="B8C2CC"/>
+              <w:right w:val="single" w:sz="4" w:color="B8C2CC"/>
             </w:tcBorders>
-            <w:tcMar>
-              <w:top w:w="90" w:type="dxa"/>
-              <w:start w:w="90" w:type="dxa"/>
-              <w:bottom w:w="90" w:type="dxa"/>
-              <w:end w:w="90" w:type="dxa"/>
-            </w:tcMar>
-            <w:vAlign w:val="center"/>
+            <w:shd w:fill="F7FAFC"/>
           </w:tcPr>
           <w:p>
             <w:pPr>
-              <w:ind w:firstLine="0"/>
-              <w:jc w:val="center"/>
+              <w:jc w:val="left"/>
             </w:pPr>
             <w:r>
               <w:rPr>
-                <w:rFonts w:ascii="Noto Serif CJK SC" w:hAnsi="Noto Serif CJK SC" w:eastAsia="Noto Serif CJK SC"/>
+                <w:rFonts w:ascii="Microsoft YaHei" w:hAnsi="Microsoft YaHei" w:eastAsia="Microsoft YaHei"/>
                 <w:b w:val="0"/>
-                <w:color w:val="000000"/>
-                <w:sz w:val="17"/>
+                <w:color w:val="202124"/>
+                <w:sz w:val="18"/>
               </w:rPr>
-              <w:t>检测框远离所有网格</w:t>
+              <w:t>场景与启动</w:t>
             </w:r>
           </w:p>
         </w:tc>
         <w:tc>
           <w:tcPr>
-            <w:tcW w:type="dxa" w:w="1984"/>
+            <w:tcW w:type="dxa" w:w="3156"/>
+            <w:tcMar>
+              <w:top w:w="65" w:type="dxa"/>
+              <w:start w:w="80" w:type="dxa"/>
+              <w:bottom w:w="65" w:type="dxa"/>
+              <w:end w:w="80" w:type="dxa"/>
+            </w:tcMar>
             <w:tcBorders>
-              <w:top w:val="single" w:sz="6" w:color="D9D9D9"/>
-              <w:left w:val="single" w:sz="6" w:color="D9D9D9"/>
-              <w:bottom w:val="single" w:sz="6" w:color="D9D9D9"/>
-              <w:right w:val="single" w:sz="6" w:color="D9D9D9"/>
-              <w:insideH w:val="single" w:sz="6" w:color="D9D9D9"/>
-              <w:insideV w:val="single" w:sz="6" w:color="D9D9D9"/>
+              <w:top w:val="single" w:sz="4" w:color="B8C2CC"/>
+              <w:left w:val="single" w:sz="4" w:color="B8C2CC"/>
+              <w:bottom w:val="single" w:sz="4" w:color="B8C2CC"/>
+              <w:right w:val="single" w:sz="4" w:color="B8C2CC"/>
             </w:tcBorders>
-            <w:tcMar>
-              <w:top w:w="90" w:type="dxa"/>
-              <w:start w:w="90" w:type="dxa"/>
-              <w:bottom w:w="90" w:type="dxa"/>
-              <w:end w:w="90" w:type="dxa"/>
-            </w:tcMar>
-            <w:vAlign w:val="center"/>
+            <w:shd w:fill="F7FAFC"/>
           </w:tcPr>
           <w:p>
             <w:pPr>
-              <w:ind w:firstLine="0"/>
               <w:jc w:val="left"/>
             </w:pPr>
             <w:r>
               <w:rPr>
-                <w:rFonts w:ascii="Noto Serif CJK SC" w:hAnsi="Noto Serif CJK SC" w:eastAsia="Noto Serif CJK SC"/>
+                <w:rFonts w:ascii="Microsoft YaHei" w:hAnsi="Microsoft YaHei" w:eastAsia="Microsoft YaHei"/>
                 <w:b w:val="0"/>
-                <w:color w:val="000000"/>
-                <w:sz w:val="17"/>
+                <w:color w:val="202124"/>
+                <w:sz w:val="18"/>
               </w:rPr>
-              <w:t>outside grid</w:t>
+              <w:t>调整六格桌面、红蓝绿圆柱和三块分类垫；检查 world、控制器、相机和播放器的启动关系</w:t>
             </w:r>
           </w:p>
         </w:tc>
         <w:tc>
           <w:tcPr>
-            <w:tcW w:type="dxa" w:w="2268"/>
+            <w:tcW w:type="dxa" w:w="3156"/>
+            <w:tcMar>
+              <w:top w:w="65" w:type="dxa"/>
+              <w:start w:w="80" w:type="dxa"/>
+              <w:bottom w:w="65" w:type="dxa"/>
+              <w:end w:w="80" w:type="dxa"/>
+            </w:tcMar>
             <w:tcBorders>
-              <w:top w:val="single" w:sz="6" w:color="D9D9D9"/>
-              <w:left w:val="single" w:sz="6" w:color="D9D9D9"/>
-              <w:bottom w:val="single" w:sz="6" w:color="D9D9D9"/>
-              <w:right w:val="single" w:sz="6" w:color="D9D9D9"/>
-              <w:insideH w:val="single" w:sz="6" w:color="D9D9D9"/>
-              <w:insideV w:val="single" w:sz="6" w:color="D9D9D9"/>
+              <w:top w:val="single" w:sz="4" w:color="B8C2CC"/>
+              <w:left w:val="single" w:sz="4" w:color="B8C2CC"/>
+              <w:bottom w:val="single" w:sz="4" w:color="B8C2CC"/>
+              <w:right w:val="single" w:sz="4" w:color="B8C2CC"/>
             </w:tcBorders>
-            <w:tcMar>
-              <w:top w:w="90" w:type="dxa"/>
-              <w:start w:w="90" w:type="dxa"/>
-              <w:bottom w:w="90" w:type="dxa"/>
-              <w:end w:w="90" w:type="dxa"/>
-            </w:tcMar>
-            <w:vAlign w:val="center"/>
+            <w:shd w:fill="F7FAFC"/>
           </w:tcPr>
           <w:p>
             <w:pPr>
-              <w:ind w:firstLine="0"/>
-              <w:jc w:val="center"/>
-            </w:pPr>
-            <w:r>
-              <w:rPr>
-                <w:rFonts w:ascii="Noto Serif CJK SC" w:hAnsi="Noto Serif CJK SC" w:eastAsia="Noto Serif CJK SC"/>
-                <w:b w:val="0"/>
-                <w:color w:val="000000"/>
-                <w:sz w:val="17"/>
-              </w:rPr>
-              <w:t>跳过，不下发抓取</w:t>
-            </w:r>
-          </w:p>
-        </w:tc>
-        <w:tc>
-          <w:tcPr>
-            <w:tcW w:type="dxa" w:w="2835"/>
-            <w:tcBorders>
-              <w:top w:val="single" w:sz="6" w:color="D9D9D9"/>
-              <w:left w:val="single" w:sz="6" w:color="D9D9D9"/>
-              <w:bottom w:val="single" w:sz="6" w:color="D9D9D9"/>
-              <w:right w:val="single" w:sz="6" w:color="D9D9D9"/>
-              <w:insideH w:val="single" w:sz="6" w:color="D9D9D9"/>
-              <w:insideV w:val="single" w:sz="6" w:color="D9D9D9"/>
-            </w:tcBorders>
-            <w:tcMar>
-              <w:top w:w="90" w:type="dxa"/>
-              <w:start w:w="90" w:type="dxa"/>
-              <w:bottom w:w="90" w:type="dxa"/>
-              <w:end w:w="90" w:type="dxa"/>
-            </w:tcMar>
-            <w:vAlign w:val="center"/>
-          </w:tcPr>
-          <w:p>
-            <w:pPr>
-              <w:ind w:firstLine="0"/>
               <w:jc w:val="left"/>
             </w:pPr>
             <w:r>
               <w:rPr>
-                <w:rFonts w:ascii="Noto Serif CJK SC" w:hAnsi="Noto Serif CJK SC" w:eastAsia="Noto Serif CJK SC"/>
+                <w:rFonts w:ascii="Microsoft YaHei" w:hAnsi="Microsoft YaHei" w:eastAsia="Microsoft YaHei"/>
                 <w:b w:val="0"/>
-                <w:color w:val="000000"/>
-                <w:sz w:val="17"/>
+                <w:color w:val="202124"/>
+                <w:sz w:val="18"/>
               </w:rPr>
-              <w:t>task CSV含skipped与像素距离</w:t>
+              <w:t>三分类场景稳定加载，单实例运行</w:t>
             </w:r>
           </w:p>
         </w:tc>
@@ -4460,145 +3821,94 @@
         </w:trPr>
         <w:tc>
           <w:tcPr>
-            <w:tcW w:type="dxa" w:w="2381"/>
+            <w:tcW w:type="dxa" w:w="3156"/>
+            <w:tcMar>
+              <w:top w:w="65" w:type="dxa"/>
+              <w:start w:w="80" w:type="dxa"/>
+              <w:bottom w:w="65" w:type="dxa"/>
+              <w:end w:w="80" w:type="dxa"/>
+            </w:tcMar>
             <w:tcBorders>
-              <w:top w:val="single" w:sz="6" w:color="D9D9D9"/>
-              <w:left w:val="single" w:sz="6" w:color="D9D9D9"/>
-              <w:bottom w:val="single" w:sz="6" w:color="D9D9D9"/>
-              <w:right w:val="single" w:sz="6" w:color="D9D9D9"/>
-              <w:insideH w:val="single" w:sz="6" w:color="D9D9D9"/>
-              <w:insideV w:val="single" w:sz="6" w:color="D9D9D9"/>
+              <w:top w:val="single" w:sz="4" w:color="B8C2CC"/>
+              <w:left w:val="single" w:sz="4" w:color="B8C2CC"/>
+              <w:bottom w:val="single" w:sz="4" w:color="B8C2CC"/>
+              <w:right w:val="single" w:sz="4" w:color="B8C2CC"/>
             </w:tcBorders>
-            <w:tcMar>
-              <w:top w:w="90" w:type="dxa"/>
-              <w:start w:w="90" w:type="dxa"/>
-              <w:bottom w:w="90" w:type="dxa"/>
-              <w:end w:w="90" w:type="dxa"/>
-            </w:tcMar>
-            <w:shd w:fill="EAF2F8"/>
-            <w:vAlign w:val="center"/>
           </w:tcPr>
           <w:p>
             <w:pPr>
-              <w:ind w:firstLine="0"/>
-              <w:jc w:val="center"/>
+              <w:jc w:val="left"/>
             </w:pPr>
             <w:r>
               <w:rPr>
-                <w:rFonts w:ascii="Noto Serif CJK SC" w:hAnsi="Noto Serif CJK SC" w:eastAsia="Noto Serif CJK SC"/>
+                <w:rFonts w:ascii="Microsoft YaHei" w:hAnsi="Microsoft YaHei" w:eastAsia="Microsoft YaHei"/>
                 <w:b w:val="0"/>
-                <w:color w:val="000000"/>
-                <w:sz w:val="17"/>
+                <w:color w:val="202124"/>
+                <w:sz w:val="18"/>
               </w:rPr>
-              <w:t>两个目标映射同一格</w:t>
+              <w:t>航点与动作</w:t>
             </w:r>
           </w:p>
         </w:tc>
         <w:tc>
           <w:tcPr>
-            <w:tcW w:type="dxa" w:w="1984"/>
+            <w:tcW w:type="dxa" w:w="3156"/>
+            <w:tcMar>
+              <w:top w:w="65" w:type="dxa"/>
+              <w:start w:w="80" w:type="dxa"/>
+              <w:bottom w:w="65" w:type="dxa"/>
+              <w:end w:w="80" w:type="dxa"/>
+            </w:tcMar>
             <w:tcBorders>
-              <w:top w:val="single" w:sz="6" w:color="D9D9D9"/>
-              <w:left w:val="single" w:sz="6" w:color="D9D9D9"/>
-              <w:bottom w:val="single" w:sz="6" w:color="D9D9D9"/>
-              <w:right w:val="single" w:sz="6" w:color="D9D9D9"/>
-              <w:insideH w:val="single" w:sz="6" w:color="D9D9D9"/>
-              <w:insideV w:val="single" w:sz="6" w:color="D9D9D9"/>
+              <w:top w:val="single" w:sz="4" w:color="B8C2CC"/>
+              <w:left w:val="single" w:sz="4" w:color="B8C2CC"/>
+              <w:bottom w:val="single" w:sz="4" w:color="B8C2CC"/>
+              <w:right w:val="single" w:sz="4" w:color="B8C2CC"/>
             </w:tcBorders>
-            <w:tcMar>
-              <w:top w:w="90" w:type="dxa"/>
-              <w:start w:w="90" w:type="dxa"/>
-              <w:bottom w:w="90" w:type="dxa"/>
-              <w:end w:w="90" w:type="dxa"/>
-            </w:tcMar>
-            <w:shd w:fill="EAF2F8"/>
-            <w:vAlign w:val="center"/>
           </w:tcPr>
           <w:p>
             <w:pPr>
-              <w:ind w:firstLine="0"/>
               <w:jc w:val="left"/>
             </w:pPr>
             <w:r>
               <w:rPr>
-                <w:rFonts w:ascii="Noto Serif CJK SC" w:hAnsi="Noto Serif CJK SC" w:eastAsia="Noto Serif CJK SC"/>
+                <w:rFonts w:ascii="Microsoft YaHei" w:hAnsi="Microsoft YaHei" w:eastAsia="Microsoft YaHei"/>
                 <w:b w:val="0"/>
-                <w:color w:val="000000"/>
-                <w:sz w:val="17"/>
+                <w:color w:val="202124"/>
+                <w:sz w:val="18"/>
               </w:rPr>
-              <w:t>duplicate grid</w:t>
+              <w:t>建立 above、pick、lift、release 等语义航点，组织六目标子序列和统一动作节拍</w:t>
             </w:r>
           </w:p>
         </w:tc>
         <w:tc>
           <w:tcPr>
-            <w:tcW w:type="dxa" w:w="2268"/>
+            <w:tcW w:type="dxa" w:w="3156"/>
+            <w:tcMar>
+              <w:top w:w="65" w:type="dxa"/>
+              <w:start w:w="80" w:type="dxa"/>
+              <w:bottom w:w="65" w:type="dxa"/>
+              <w:end w:w="80" w:type="dxa"/>
+            </w:tcMar>
             <w:tcBorders>
-              <w:top w:val="single" w:sz="6" w:color="D9D9D9"/>
-              <w:left w:val="single" w:sz="6" w:color="D9D9D9"/>
-              <w:bottom w:val="single" w:sz="6" w:color="D9D9D9"/>
-              <w:right w:val="single" w:sz="6" w:color="D9D9D9"/>
-              <w:insideH w:val="single" w:sz="6" w:color="D9D9D9"/>
-              <w:insideV w:val="single" w:sz="6" w:color="D9D9D9"/>
+              <w:top w:val="single" w:sz="4" w:color="B8C2CC"/>
+              <w:left w:val="single" w:sz="4" w:color="B8C2CC"/>
+              <w:bottom w:val="single" w:sz="4" w:color="B8C2CC"/>
+              <w:right w:val="single" w:sz="4" w:color="B8C2CC"/>
             </w:tcBorders>
-            <w:tcMar>
-              <w:top w:w="90" w:type="dxa"/>
-              <w:start w:w="90" w:type="dxa"/>
-              <w:bottom w:w="90" w:type="dxa"/>
-              <w:end w:w="90" w:type="dxa"/>
-            </w:tcMar>
-            <w:shd w:fill="EAF2F8"/>
-            <w:vAlign w:val="center"/>
           </w:tcPr>
           <w:p>
             <w:pPr>
-              <w:ind w:firstLine="0"/>
-              <w:jc w:val="center"/>
-            </w:pPr>
-            <w:r>
-              <w:rPr>
-                <w:rFonts w:ascii="Noto Serif CJK SC" w:hAnsi="Noto Serif CJK SC" w:eastAsia="Noto Serif CJK SC"/>
-                <w:b w:val="0"/>
-                <w:color w:val="000000"/>
-                <w:sz w:val="17"/>
-              </w:rPr>
-              <w:t>保留首目标，跳过重复项</w:t>
-            </w:r>
-          </w:p>
-        </w:tc>
-        <w:tc>
-          <w:tcPr>
-            <w:tcW w:type="dxa" w:w="2835"/>
-            <w:tcBorders>
-              <w:top w:val="single" w:sz="6" w:color="D9D9D9"/>
-              <w:left w:val="single" w:sz="6" w:color="D9D9D9"/>
-              <w:bottom w:val="single" w:sz="6" w:color="D9D9D9"/>
-              <w:right w:val="single" w:sz="6" w:color="D9D9D9"/>
-              <w:insideH w:val="single" w:sz="6" w:color="D9D9D9"/>
-              <w:insideV w:val="single" w:sz="6" w:color="D9D9D9"/>
-            </w:tcBorders>
-            <w:tcMar>
-              <w:top w:w="90" w:type="dxa"/>
-              <w:start w:w="90" w:type="dxa"/>
-              <w:bottom w:w="90" w:type="dxa"/>
-              <w:end w:w="90" w:type="dxa"/>
-            </w:tcMar>
-            <w:shd w:fill="EAF2F8"/>
-            <w:vAlign w:val="center"/>
-          </w:tcPr>
-          <w:p>
-            <w:pPr>
-              <w:ind w:firstLine="0"/>
               <w:jc w:val="left"/>
             </w:pPr>
             <w:r>
               <w:rPr>
-                <w:rFonts w:ascii="Noto Serif CJK SC" w:hAnsi="Noto Serif CJK SC" w:eastAsia="Noto Serif CJK SC"/>
+                <w:rFonts w:ascii="Microsoft YaHei" w:hAnsi="Microsoft YaHei" w:eastAsia="Microsoft YaHei"/>
                 <w:b w:val="0"/>
-                <w:color w:val="000000"/>
-                <w:sz w:val="17"/>
+                <w:color w:val="202124"/>
+                <w:sz w:val="18"/>
               </w:rPr>
-              <w:t>task CSV含duplicate grid assignment</w:t>
+              <w:t>manual_animation.json 保存 27 个航点，自动播放 34 步</w:t>
             </w:r>
           </w:p>
         </w:tc>
@@ -4609,710 +3919,97 @@
         </w:trPr>
         <w:tc>
           <w:tcPr>
-            <w:tcW w:type="dxa" w:w="2381"/>
+            <w:tcW w:type="dxa" w:w="3156"/>
+            <w:tcMar>
+              <w:top w:w="65" w:type="dxa"/>
+              <w:start w:w="80" w:type="dxa"/>
+              <w:bottom w:w="65" w:type="dxa"/>
+              <w:end w:w="80" w:type="dxa"/>
+            </w:tcMar>
             <w:tcBorders>
-              <w:top w:val="single" w:sz="6" w:color="D9D9D9"/>
-              <w:left w:val="single" w:sz="6" w:color="D9D9D9"/>
-              <w:bottom w:val="single" w:sz="6" w:color="D9D9D9"/>
-              <w:right w:val="single" w:sz="6" w:color="D9D9D9"/>
-              <w:insideH w:val="single" w:sz="6" w:color="D9D9D9"/>
-              <w:insideV w:val="single" w:sz="6" w:color="D9D9D9"/>
+              <w:top w:val="single" w:sz="4" w:color="B8C2CC"/>
+              <w:left w:val="single" w:sz="4" w:color="B8C2CC"/>
+              <w:bottom w:val="single" w:sz="4" w:color="B8C2CC"/>
+              <w:right w:val="single" w:sz="4" w:color="B8C2CC"/>
             </w:tcBorders>
-            <w:tcMar>
-              <w:top w:w="90" w:type="dxa"/>
-              <w:start w:w="90" w:type="dxa"/>
-              <w:bottom w:w="90" w:type="dxa"/>
-              <w:end w:w="90" w:type="dxa"/>
-            </w:tcMar>
-            <w:vAlign w:val="center"/>
+            <w:shd w:fill="F7FAFC"/>
           </w:tcPr>
           <w:p>
             <w:pPr>
-              <w:ind w:firstLine="0"/>
-              <w:jc w:val="center"/>
+              <w:jc w:val="left"/>
             </w:pPr>
             <w:r>
               <w:rPr>
-                <w:rFonts w:ascii="Noto Serif CJK SC" w:hAnsi="Noto Serif CJK SC" w:eastAsia="Noto Serif CJK SC"/>
+                <w:rFonts w:ascii="Microsoft YaHei" w:hAnsi="Microsoft YaHei" w:eastAsia="Microsoft YaHei"/>
                 <w:b w:val="0"/>
-                <w:color w:val="000000"/>
-                <w:sz w:val="17"/>
+                <w:color w:val="202124"/>
+                <w:sz w:val="18"/>
               </w:rPr>
-              <w:t>释放位姿越界</w:t>
+              <w:t>抓取与释放</w:t>
             </w:r>
           </w:p>
         </w:tc>
         <w:tc>
           <w:tcPr>
-            <w:tcW w:type="dxa" w:w="1984"/>
+            <w:tcW w:type="dxa" w:w="3156"/>
+            <w:tcMar>
+              <w:top w:w="65" w:type="dxa"/>
+              <w:start w:w="80" w:type="dxa"/>
+              <w:bottom w:w="65" w:type="dxa"/>
+              <w:end w:w="80" w:type="dxa"/>
+            </w:tcMar>
             <w:tcBorders>
-              <w:top w:val="single" w:sz="6" w:color="D9D9D9"/>
-              <w:left w:val="single" w:sz="6" w:color="D9D9D9"/>
-              <w:bottom w:val="single" w:sz="6" w:color="D9D9D9"/>
-              <w:right w:val="single" w:sz="6" w:color="D9D9D9"/>
-              <w:insideH w:val="single" w:sz="6" w:color="D9D9D9"/>
-              <w:insideV w:val="single" w:sz="6" w:color="D9D9D9"/>
+              <w:top w:val="single" w:sz="4" w:color="B8C2CC"/>
+              <w:left w:val="single" w:sz="4" w:color="B8C2CC"/>
+              <w:bottom w:val="single" w:sz="4" w:color="B8C2CC"/>
+              <w:right w:val="single" w:sz="4" w:color="B8C2CC"/>
             </w:tcBorders>
-            <w:tcMar>
-              <w:top w:w="90" w:type="dxa"/>
-              <w:start w:w="90" w:type="dxa"/>
-              <w:bottom w:w="90" w:type="dxa"/>
-              <w:end w:w="90" w:type="dxa"/>
-            </w:tcMar>
-            <w:vAlign w:val="center"/>
+            <w:shd w:fill="F7FAFC"/>
           </w:tcPr>
           <w:p>
             <w:pPr>
-              <w:ind w:firstLine="0"/>
               <w:jc w:val="left"/>
             </w:pPr>
             <w:r>
               <w:rPr>
-                <w:rFonts w:ascii="Noto Serif CJK SC" w:hAnsi="Noto Serif CJK SC" w:eastAsia="Noto Serif CJK SC"/>
+                <w:rFonts w:ascii="Microsoft YaHei" w:hAnsi="Microsoft YaHei" w:eastAsia="Microsoft YaHei"/>
                 <w:b w:val="0"/>
-                <w:color w:val="000000"/>
-                <w:sz w:val="17"/>
+                <w:color w:val="202124"/>
+                <w:sz w:val="18"/>
               </w:rPr>
-              <w:t>XY&gt;0.07 m或z&gt;0.20 m</w:t>
+              <w:t>校准末端参考点，加入距离检查、目标跟随、垂直释放和同色不同落点</w:t>
             </w:r>
           </w:p>
         </w:tc>
         <w:tc>
           <w:tcPr>
-            <w:tcW w:type="dxa" w:w="2268"/>
+            <w:tcW w:type="dxa" w:w="3156"/>
+            <w:tcMar>
+              <w:top w:w="65" w:type="dxa"/>
+              <w:start w:w="80" w:type="dxa"/>
+              <w:bottom w:w="65" w:type="dxa"/>
+              <w:end w:w="80" w:type="dxa"/>
+            </w:tcMar>
             <w:tcBorders>
-              <w:top w:val="single" w:sz="6" w:color="D9D9D9"/>
-              <w:left w:val="single" w:sz="6" w:color="D9D9D9"/>
-              <w:bottom w:val="single" w:sz="6" w:color="D9D9D9"/>
-              <w:right w:val="single" w:sz="6" w:color="D9D9D9"/>
-              <w:insideH w:val="single" w:sz="6" w:color="D9D9D9"/>
-              <w:insideV w:val="single" w:sz="6" w:color="D9D9D9"/>
+              <w:top w:val="single" w:sz="4" w:color="B8C2CC"/>
+              <w:left w:val="single" w:sz="4" w:color="B8C2CC"/>
+              <w:bottom w:val="single" w:sz="4" w:color="B8C2CC"/>
+              <w:right w:val="single" w:sz="4" w:color="B8C2CC"/>
             </w:tcBorders>
-            <w:tcMar>
-              <w:top w:w="90" w:type="dxa"/>
-              <w:start w:w="90" w:type="dxa"/>
-              <w:bottom w:w="90" w:type="dxa"/>
-              <w:end w:w="90" w:type="dxa"/>
-            </w:tcMar>
-            <w:vAlign w:val="center"/>
+            <w:shd w:fill="F7FAFC"/>
           </w:tcPr>
           <w:p>
             <w:pPr>
-              <w:ind w:firstLine="0"/>
-              <w:jc w:val="center"/>
-            </w:pPr>
-            <w:r>
-              <w:rPr>
-                <w:rFonts w:ascii="Noto Serif CJK SC" w:hAnsi="Noto Serif CJK SC" w:eastAsia="Noto Serif CJK SC"/>
-                <w:b w:val="0"/>
-                <w:color w:val="000000"/>
-                <w:sz w:val="17"/>
-              </w:rPr>
-              <w:t>记录失败并继续/停止</w:t>
-            </w:r>
-          </w:p>
-        </w:tc>
-        <w:tc>
-          <w:tcPr>
-            <w:tcW w:type="dxa" w:w="2835"/>
-            <w:tcBorders>
-              <w:top w:val="single" w:sz="6" w:color="D9D9D9"/>
-              <w:left w:val="single" w:sz="6" w:color="D9D9D9"/>
-              <w:bottom w:val="single" w:sz="6" w:color="D9D9D9"/>
-              <w:right w:val="single" w:sz="6" w:color="D9D9D9"/>
-              <w:insideH w:val="single" w:sz="6" w:color="D9D9D9"/>
-              <w:insideV w:val="single" w:sz="6" w:color="D9D9D9"/>
-            </w:tcBorders>
-            <w:tcMar>
-              <w:top w:w="90" w:type="dxa"/>
-              <w:start w:w="90" w:type="dxa"/>
-              <w:bottom w:w="90" w:type="dxa"/>
-              <w:end w:w="90" w:type="dxa"/>
-            </w:tcMar>
-            <w:vAlign w:val="center"/>
-          </w:tcPr>
-          <w:p>
-            <w:pPr>
-              <w:ind w:firstLine="0"/>
               <w:jc w:val="left"/>
             </w:pPr>
             <w:r>
               <w:rPr>
-                <w:rFonts w:ascii="Noto Serif CJK SC" w:hAnsi="Noto Serif CJK SC" w:eastAsia="Noto Serif CJK SC"/>
+                <w:rFonts w:ascii="Microsoft YaHei" w:hAnsi="Microsoft YaHei" w:eastAsia="Microsoft YaHei"/>
                 <w:b w:val="0"/>
-                <w:color w:val="000000"/>
-                <w:sz w:val="17"/>
+                <w:color w:val="202124"/>
+                <w:sz w:val="18"/>
               </w:rPr>
-              <w:t>执行器代码和ERROR_LOG</w:t>
-            </w:r>
-          </w:p>
-        </w:tc>
-      </w:tr>
-    </w:tbl>
-    <w:p>
-      <w:pPr>
-        <w:pStyle w:val="Heading2"/>
-        <w:ind w:firstLine="0"/>
-      </w:pPr>
-      <w:r>
-        <w:rPr>
-          <w:rFonts w:ascii="Noto Sans CJK SC" w:hAnsi="Noto Sans CJK SC" w:eastAsia="Noto Sans CJK SC"/>
-          <w:color w:val="000000"/>
-          <w:sz w:val="24"/>
-        </w:rPr>
-        <w:t>5.3 三分类扩展</w:t>
-      </w:r>
-    </w:p>
-    <w:p>
-      <w:pPr>
-        <w:ind w:firstLine="420"/>
-        <w:jc w:val="both"/>
-      </w:pPr>
-      <w:r>
-        <w:rPr>
-          <w:rFonts w:ascii="Noto Serif CJK SC" w:hAnsi="Noto Serif CJK SC" w:eastAsia="Noto Serif CJK SC"/>
-          <w:b w:val="0"/>
-          <w:color w:val="000000"/>
-          <w:sz w:val="21"/>
-        </w:rPr>
-        <w:t>在基线验收后，我把最终场景扩展为红蓝绿各两个圆柱，并增加绿色分类垫。自动示教文件包含27个点位和34步序列，全部动作时长统一为2秒。该扩展已有GUI过程截图与序列记录，但没有单独归档对象级三类CSV，因此我不把它写成新的定量成功率。</w:t>
-      </w:r>
-    </w:p>
-    <w:p>
-      <w:pPr>
-        <w:pStyle w:val="Heading1"/>
-        <w:ind w:firstLine="0"/>
-      </w:pPr>
-      <w:r>
-        <w:rPr>
-          <w:rFonts w:ascii="Noto Sans CJK SC" w:hAnsi="Noto Sans CJK SC" w:eastAsia="Noto Sans CJK SC"/>
-          <w:color w:val="000000"/>
-          <w:sz w:val="30"/>
-        </w:rPr>
-        <w:t>5 实验结果与个人总结</w:t>
-      </w:r>
-    </w:p>
-    <w:tbl>
-      <w:tblPr>
-        <w:tblW w:type="auto" w:w="0"/>
-        <w:jc w:val="center"/>
-        <w:tblLayout w:type="fixed"/>
-        <w:tblLook w:firstColumn="1" w:firstRow="1" w:lastColumn="0" w:lastRow="0" w:noHBand="0" w:noVBand="1" w:val="04A0"/>
-      </w:tblPr>
-      <w:tblGrid>
-        <w:gridCol w:w="4819"/>
-        <w:gridCol w:w="4819"/>
-      </w:tblGrid>
-      <w:tr>
-        <w:tc>
-          <w:tcPr>
-            <w:tcW w:type="dxa" w:w="4592"/>
-            <w:tcMar>
-              <w:top w:w="50" w:type="dxa"/>
-              <w:start w:w="50" w:type="dxa"/>
-              <w:bottom w:w="50" w:type="dxa"/>
-              <w:end w:w="50" w:type="dxa"/>
-            </w:tcMar>
-          </w:tcPr>
-          <w:p>
-            <w:pPr>
-              <w:ind w:firstLine="0"/>
-              <w:jc w:val="center"/>
-            </w:pPr>
-            <w:r>
-              <w:drawing>
-                <wp:inline xmlns:a="http://schemas.openxmlformats.org/drawingml/2006/main" xmlns:pic="http://schemas.openxmlformats.org/drawingml/2006/picture">
-                  <wp:extent cx="2628000" cy="1478250"/>
-                  <wp:docPr id="11" name="Picture 11" descr="图11 三类六物体网格及对齐的红蓝绿分类垫" title="图11 三类六物体网格及对齐的红蓝绿分类垫"/>
-                  <wp:cNvGraphicFramePr>
-                    <a:graphicFrameLocks noChangeAspect="1"/>
-                  </wp:cNvGraphicFramePr>
-                  <a:graphic>
-                    <a:graphicData uri="http://schemas.openxmlformats.org/drawingml/2006/picture">
-                      <pic:pic>
-                        <pic:nvPicPr>
-                          <pic:cNvPr id="0" name="sorting_overhead_aligned_final.png"/>
-                          <pic:cNvPicPr/>
-                        </pic:nvPicPr>
-                        <pic:blipFill>
-                          <a:blip r:embed="rId20"/>
-                          <a:stretch>
-                            <a:fillRect/>
-                          </a:stretch>
-                        </pic:blipFill>
-                        <pic:spPr>
-                          <a:xfrm>
-                            <a:off x="0" y="0"/>
-                            <a:ext cx="2628000" cy="1478250"/>
-                          </a:xfrm>
-                          <a:prstGeom prst="rect"/>
-                        </pic:spPr>
-                      </pic:pic>
-                    </a:graphicData>
-                  </a:graphic>
-                </wp:inline>
-              </w:drawing>
-            </w:r>
-          </w:p>
-        </w:tc>
-        <w:tc>
-          <w:tcPr>
-            <w:tcW w:type="dxa" w:w="4592"/>
-            <w:tcMar>
-              <w:top w:w="50" w:type="dxa"/>
-              <w:start w:w="50" w:type="dxa"/>
-              <w:bottom w:w="50" w:type="dxa"/>
-              <w:end w:w="50" w:type="dxa"/>
-            </w:tcMar>
-          </w:tcPr>
-          <w:p>
-            <w:pPr>
-              <w:ind w:firstLine="0"/>
-              <w:jc w:val="center"/>
-            </w:pPr>
-            <w:r>
-              <w:drawing>
-                <wp:inline xmlns:a="http://schemas.openxmlformats.org/drawingml/2006/main" xmlns:pic="http://schemas.openxmlformats.org/drawingml/2006/picture">
-                  <wp:extent cx="2628000" cy="1614990"/>
-                  <wp:docPr id="12" name="Picture 12" descr="图12 当前手动控制台和顺序播放入口" title="图12 当前手动控制台和顺序播放入口"/>
-                  <wp:cNvGraphicFramePr>
-                    <a:graphicFrameLocks noChangeAspect="1"/>
-                  </wp:cNvGraphicFramePr>
-                  <a:graphic>
-                    <a:graphicData uri="http://schemas.openxmlformats.org/drawingml/2006/picture">
-                      <pic:pic>
-                        <pic:nvPicPr>
-                          <pic:cNvPr id="0" name="manual_control_panel_current.png"/>
-                          <pic:cNvPicPr/>
-                        </pic:nvPicPr>
-                        <pic:blipFill>
-                          <a:blip r:embed="rId17"/>
-                          <a:stretch>
-                            <a:fillRect/>
-                          </a:stretch>
-                        </pic:blipFill>
-                        <pic:spPr>
-                          <a:xfrm>
-                            <a:off x="0" y="0"/>
-                            <a:ext cx="2628000" cy="1614990"/>
-                          </a:xfrm>
-                          <a:prstGeom prst="rect"/>
-                        </pic:spPr>
-                      </pic:pic>
-                    </a:graphicData>
-                  </a:graphic>
-                </wp:inline>
-              </w:drawing>
-            </w:r>
-          </w:p>
-        </w:tc>
-      </w:tr>
-      <w:tr>
-        <w:tc>
-          <w:tcPr>
-            <w:tcW w:type="dxa" w:w="4819"/>
-            <w:tcMar>
-              <w:top w:w="50" w:type="dxa"/>
-              <w:start w:w="50" w:type="dxa"/>
-              <w:bottom w:w="50" w:type="dxa"/>
-              <w:end w:w="50" w:type="dxa"/>
-            </w:tcMar>
-          </w:tcPr>
-          <w:p>
-            <w:pPr>
-              <w:ind w:firstLine="0"/>
-              <w:jc w:val="center"/>
-            </w:pPr>
-            <w:r>
-              <w:rPr>
-                <w:rFonts w:ascii="Noto Serif CJK SC" w:hAnsi="Noto Serif CJK SC" w:eastAsia="Noto Serif CJK SC"/>
-                <w:b w:val="0"/>
-                <w:color w:val="48515A"/>
-                <w:sz w:val="16"/>
-              </w:rPr>
-              <w:t>图11 三类六物体网格及对齐的红蓝绿分类垫</w:t>
-            </w:r>
-          </w:p>
-        </w:tc>
-        <w:tc>
-          <w:tcPr>
-            <w:tcW w:type="dxa" w:w="4819"/>
-            <w:tcMar>
-              <w:top w:w="50" w:type="dxa"/>
-              <w:start w:w="50" w:type="dxa"/>
-              <w:bottom w:w="50" w:type="dxa"/>
-              <w:end w:w="50" w:type="dxa"/>
-            </w:tcMar>
-          </w:tcPr>
-          <w:p>
-            <w:pPr>
-              <w:ind w:firstLine="0"/>
-              <w:jc w:val="center"/>
-            </w:pPr>
-            <w:r>
-              <w:rPr>
-                <w:rFonts w:ascii="Noto Serif CJK SC" w:hAnsi="Noto Serif CJK SC" w:eastAsia="Noto Serif CJK SC"/>
-                <w:b w:val="0"/>
-                <w:color w:val="48515A"/>
-                <w:sz w:val="16"/>
-              </w:rPr>
-              <w:t>图12 当前手动控制台和顺序播放入口</w:t>
-            </w:r>
-          </w:p>
-        </w:tc>
-      </w:tr>
-    </w:tbl>
-    <w:p>
-      <w:pPr>
-        <w:pStyle w:val="Heading2"/>
-        <w:ind w:firstLine="0"/>
-      </w:pPr>
-      <w:r>
-        <w:rPr>
-          <w:rFonts w:ascii="Noto Sans CJK SC" w:hAnsi="Noto Sans CJK SC" w:eastAsia="Noto Sans CJK SC"/>
-          <w:color w:val="000000"/>
-          <w:sz w:val="24"/>
-        </w:rPr>
-        <w:t>5.4 个人调试方法</w:t>
-      </w:r>
-    </w:p>
-    <w:p>
-      <w:pPr>
-        <w:pStyle w:val="ListNumber"/>
-        <w:spacing w:after="40"/>
-        <w:ind w:left="510" w:hanging="227"/>
-      </w:pPr>
-      <w:r>
-        <w:rPr>
-          <w:rFonts w:ascii="Noto Serif CJK SC" w:hAnsi="Noto Serif CJK SC" w:eastAsia="Noto Serif CJK SC"/>
-          <w:b w:val="0"/>
-          <w:color w:val="000000"/>
-          <w:sz w:val="20"/>
-        </w:rPr>
-        <w:t>先把问题定位到扫描、规划、抓取、搬运、释放或验收中的一个阶段。</w:t>
-      </w:r>
-    </w:p>
-    <w:p>
-      <w:pPr>
-        <w:pStyle w:val="ListNumber"/>
-        <w:spacing w:after="40"/>
-        <w:ind w:left="510" w:hanging="227"/>
-      </w:pPr>
-      <w:r>
-        <w:rPr>
-          <w:rFonts w:ascii="Noto Serif CJK SC" w:hAnsi="Noto Serif CJK SC" w:eastAsia="Noto Serif CJK SC"/>
-          <w:b w:val="0"/>
-          <w:color w:val="000000"/>
-          <w:sz w:val="20"/>
-        </w:rPr>
-        <w:t>用手动控制台单独执行一个点位，结合GUI观察夹爪和目标的实际相对位置。</w:t>
-      </w:r>
-    </w:p>
-    <w:p>
-      <w:pPr>
-        <w:pStyle w:val="ListNumber"/>
-        <w:spacing w:after="40"/>
-        <w:ind w:left="510" w:hanging="227"/>
-      </w:pPr>
-      <w:r>
-        <w:rPr>
-          <w:rFonts w:ascii="Noto Serif CJK SC" w:hAnsi="Noto Serif CJK SC" w:eastAsia="Noto Serif CJK SC"/>
-          <w:b w:val="0"/>
-          <w:color w:val="000000"/>
-          <w:sz w:val="20"/>
-        </w:rPr>
-        <w:t>一次只修改一组变量，例如网格像素、抓取姿态、释放高度或动作时间。</w:t>
-      </w:r>
-    </w:p>
-    <w:p>
-      <w:pPr>
-        <w:pStyle w:val="ListNumber"/>
-        <w:spacing w:after="40"/>
-        <w:ind w:left="510" w:hanging="227"/>
-      </w:pPr>
-      <w:r>
-        <w:rPr>
-          <w:rFonts w:ascii="Noto Serif CJK SC" w:hAnsi="Noto Serif CJK SC" w:eastAsia="Noto Serif CJK SC"/>
-          <w:b w:val="0"/>
-          <w:color w:val="000000"/>
-          <w:sz w:val="20"/>
-        </w:rPr>
-        <w:t>重新启动干净的Gazebo实例，避免旧控制器和旧world干扰。</w:t>
-      </w:r>
-    </w:p>
-    <w:p>
-      <w:pPr>
-        <w:pStyle w:val="ListNumber"/>
-        <w:spacing w:after="40"/>
-        <w:ind w:left="510" w:hanging="227"/>
-      </w:pPr>
-      <w:r>
-        <w:rPr>
-          <w:rFonts w:ascii="Noto Serif CJK SC" w:hAnsi="Noto Serif CJK SC" w:eastAsia="Noto Serif CJK SC"/>
-          <w:b w:val="0"/>
-          <w:color w:val="000000"/>
-          <w:sz w:val="20"/>
-        </w:rPr>
-        <w:t>把GUI观察与CSV事件、最终位姿和异常码互相核对，再决定是否保留修改。</w:t>
-      </w:r>
-    </w:p>
-    <w:p>
-      <w:pPr>
-        <w:pStyle w:val="Heading2"/>
-        <w:ind w:firstLine="0"/>
-      </w:pPr>
-      <w:r>
-        <w:rPr>
-          <w:rFonts w:ascii="Noto Sans CJK SC" w:hAnsi="Noto Sans CJK SC" w:eastAsia="Noto Sans CJK SC"/>
-          <w:color w:val="000000"/>
-          <w:sz w:val="24"/>
-        </w:rPr>
-        <w:t>5.5 个人收获与限制</w:t>
-      </w:r>
-    </w:p>
-    <w:p>
-      <w:pPr>
-        <w:ind w:firstLine="420"/>
-        <w:jc w:val="both"/>
-      </w:pPr>
-      <w:r>
-        <w:rPr>
-          <w:rFonts w:ascii="Noto Serif CJK SC" w:hAnsi="Noto Serif CJK SC" w:eastAsia="Noto Serif CJK SC"/>
-          <w:b w:val="0"/>
-          <w:color w:val="000000"/>
-          <w:sz w:val="21"/>
-        </w:rPr>
-        <w:t>本实验让我从“机械臂看起来动了”转向用接口和证据判断任务是否真的完成。我掌握了Gazebo场景搭建、ROS 2控制器启动、手动示教、JSON航点管理、状态机调试和对象级日志检查。最明显的限制是仿真识别仍由Gazebo真值生成，抓取也使用逻辑附着补偿；真实相机和真实夹爪会引入标定误差、遮挡和摩擦变化。下一步应先做相机单应性标定，再用低速单目标真机循环逐步扩展到六目标。</w:t>
-      </w:r>
-    </w:p>
-    <w:p>
-      <w:r>
-        <w:br w:type="page"/>
-      </w:r>
-    </w:p>
-    <w:p>
-      <w:pPr>
-        <w:pStyle w:val="Heading1"/>
-        <w:ind w:firstLine="0"/>
-      </w:pPr>
-      <w:r>
-        <w:rPr>
-          <w:rFonts w:ascii="Noto Sans CJK SC" w:hAnsi="Noto Sans CJK SC" w:eastAsia="Noto Sans CJK SC"/>
-          <w:color w:val="000000"/>
-          <w:sz w:val="30"/>
-        </w:rPr>
-        <w:t>6 结论</w:t>
-      </w:r>
-    </w:p>
-    <w:p>
-      <w:pPr>
-        <w:ind w:firstLine="420"/>
-        <w:jc w:val="both"/>
-      </w:pPr>
-      <w:r>
-        <w:rPr>
-          <w:rFonts w:ascii="Noto Serif CJK SC" w:hAnsi="Noto Serif CJK SC" w:eastAsia="Noto Serif CJK SC"/>
-          <w:b w:val="0"/>
-          <w:color w:val="000000"/>
-          <w:sz w:val="21"/>
-        </w:rPr>
-        <w:t>我完成了实验三 mechArm Gazebo 仿真中从手动调试到自动演示的主要工作。最终系统拥有六物体、三分类垫、俯视相机、Detection2DArray接口、网格定位、分类决策、抓取执行和日志验收链路；已有两类六物体量化运行达到6/6，满足实验三仿真最低指标。</w:t>
-      </w:r>
-    </w:p>
-    <w:p>
-      <w:pPr>
-        <w:pStyle w:val="ListBullet"/>
-        <w:spacing w:after="40"/>
-        <w:ind w:left="454" w:hanging="198"/>
-      </w:pPr>
-      <w:r>
-        <w:rPr>
-          <w:rFonts w:ascii="Noto Serif CJK SC" w:hAnsi="Noto Serif CJK SC" w:eastAsia="Noto Serif CJK SC"/>
-          <w:b w:val="0"/>
-          <w:color w:val="000000"/>
-          <w:sz w:val="20"/>
-        </w:rPr>
-        <w:t>场景方面：完成红、蓝、绿三类六物体的网格布局和分类区域调整。</w:t>
-      </w:r>
-    </w:p>
-    <w:p>
-      <w:pPr>
-        <w:pStyle w:val="ListBullet"/>
-        <w:spacing w:after="40"/>
-        <w:ind w:left="454" w:hanging="198"/>
-      </w:pPr>
-      <w:r>
-        <w:rPr>
-          <w:rFonts w:ascii="Noto Serif CJK SC" w:hAnsi="Noto Serif CJK SC" w:eastAsia="Noto Serif CJK SC"/>
-          <w:b w:val="0"/>
-          <w:color w:val="000000"/>
-          <w:sz w:val="20"/>
-        </w:rPr>
-        <w:t>控制方面：完成手动控制台、点位保存、34步顺序播放和统一两秒节拍。</w:t>
-      </w:r>
-    </w:p>
-    <w:p>
-      <w:pPr>
-        <w:pStyle w:val="ListBullet"/>
-        <w:spacing w:after="40"/>
-        <w:ind w:left="454" w:hanging="198"/>
-      </w:pPr>
-      <w:r>
-        <w:rPr>
-          <w:rFonts w:ascii="Noto Serif CJK SC" w:hAnsi="Noto Serif CJK SC" w:eastAsia="Noto Serif CJK SC"/>
-          <w:b w:val="0"/>
-          <w:color w:val="000000"/>
-          <w:sz w:val="20"/>
-        </w:rPr>
-        <w:t>抓取方面：修正末端参考点、对象映射、附着跟随、垂直释放和同色不同落点。</w:t>
-      </w:r>
-    </w:p>
-    <w:p>
-      <w:pPr>
-        <w:pStyle w:val="ListBullet"/>
-        <w:spacing w:after="40"/>
-        <w:ind w:left="454" w:hanging="198"/>
-      </w:pPr>
-      <w:r>
-        <w:rPr>
-          <w:rFonts w:ascii="Noto Serif CJK SC" w:hAnsi="Noto Serif CJK SC" w:eastAsia="Noto Serif CJK SC"/>
-          <w:b w:val="0"/>
-          <w:color w:val="000000"/>
-          <w:sz w:val="20"/>
-        </w:rPr>
-        <w:t>验证方面：用GUI截图、状态事件、对象级CSV和错误日志形成可回溯证据。</w:t>
-      </w:r>
-    </w:p>
-    <w:p>
-      <w:pPr>
-        <w:pStyle w:val="ListBullet"/>
-        <w:spacing w:after="40"/>
-        <w:ind w:left="454" w:hanging="198"/>
-      </w:pPr>
-      <w:r>
-        <w:rPr>
-          <w:rFonts w:ascii="Noto Serif CJK SC" w:hAnsi="Noto Serif CJK SC" w:eastAsia="Noto Serif CJK SC"/>
-          <w:b w:val="0"/>
-          <w:color w:val="000000"/>
-          <w:sz w:val="20"/>
-        </w:rPr>
-        <w:t>安全方面：识别网格外、重复网格和释放越界等异常，并避免重复Gazebo实例产生控制冲突。</w:t>
-      </w:r>
-    </w:p>
-    <w:p>
-      <w:pPr>
-        <w:ind w:firstLine="420"/>
-        <w:jc w:val="both"/>
-      </w:pPr>
-      <w:r>
-        <w:rPr>
-          <w:rFonts w:ascii="Noto Serif CJK SC" w:hAnsi="Noto Serif CJK SC" w:eastAsia="Noto Serif CJK SC"/>
-          <w:b w:val="0"/>
-          <w:color w:val="000000"/>
-          <w:sz w:val="21"/>
-        </w:rPr>
-        <w:t>尚未完成的工作是真机六物体闭环验收。真机阶段需要在保留相同Detection2DArray和任务反馈接口的前提下，替换确定性识别节点和仿真执行器，重新标定网格、抓取高度、夹爪开度与安全速度，并按对象记录真实结果。</w:t>
-      </w:r>
-    </w:p>
-    <w:p>
-      <w:pPr>
-        <w:pStyle w:val="Heading2"/>
-        <w:ind w:firstLine="0"/>
-      </w:pPr>
-      <w:r>
-        <w:rPr>
-          <w:rFonts w:ascii="Noto Sans CJK SC" w:hAnsi="Noto Sans CJK SC" w:eastAsia="Noto Sans CJK SC"/>
-          <w:color w:val="000000"/>
-          <w:sz w:val="24"/>
-        </w:rPr>
-        <w:t>个人证据索引</w:t>
-      </w:r>
-    </w:p>
-    <w:tbl>
-      <w:tblPr>
-        <w:tblW w:type="auto" w:w="0"/>
-        <w:jc w:val="center"/>
-        <w:tblLayout w:type="fixed"/>
-        <w:tblLook w:firstColumn="1" w:firstRow="1" w:lastColumn="0" w:lastRow="0" w:noHBand="0" w:noVBand="1" w:val="04A0"/>
-      </w:tblPr>
-      <w:tblGrid>
-        <w:gridCol w:w="4819"/>
-        <w:gridCol w:w="4819"/>
-      </w:tblGrid>
-      <w:tr>
-        <w:trPr>
-          <w:tblHeader w:val="true"/>
-          <w:cantSplit/>
-        </w:trPr>
-        <w:tc>
-          <w:tcPr>
-            <w:tcW w:type="dxa" w:w="2835"/>
-            <w:shd w:fill="173A5E"/>
-            <w:tcBorders>
-              <w:top w:val="single" w:sz="6" w:color="D9D9D9"/>
-              <w:left w:val="single" w:sz="6" w:color="D9D9D9"/>
-              <w:bottom w:val="single" w:sz="6" w:color="D9D9D9"/>
-              <w:right w:val="single" w:sz="6" w:color="D9D9D9"/>
-              <w:insideH w:val="single" w:sz="6" w:color="D9D9D9"/>
-              <w:insideV w:val="single" w:sz="6" w:color="D9D9D9"/>
-            </w:tcBorders>
-            <w:tcMar>
-              <w:top w:w="90" w:type="dxa"/>
-              <w:start w:w="90" w:type="dxa"/>
-              <w:bottom w:w="90" w:type="dxa"/>
-              <w:end w:w="90" w:type="dxa"/>
-            </w:tcMar>
-            <w:vAlign w:val="center"/>
-          </w:tcPr>
-          <w:p>
-            <w:pPr>
-              <w:ind w:firstLine="0"/>
-              <w:jc w:val="center"/>
-            </w:pPr>
-            <w:r>
-              <w:rPr>
-                <w:rFonts w:ascii="Noto Sans CJK SC" w:hAnsi="Noto Sans CJK SC" w:eastAsia="Noto Sans CJK SC"/>
-                <w:b/>
-                <w:color w:val="FFFFFF"/>
-                <w:sz w:val="16"/>
-              </w:rPr>
-              <w:t>证据</w:t>
-            </w:r>
-          </w:p>
-        </w:tc>
-        <w:tc>
-          <w:tcPr>
-            <w:tcW w:type="dxa" w:w="6690"/>
-            <w:shd w:fill="173A5E"/>
-            <w:tcBorders>
-              <w:top w:val="single" w:sz="6" w:color="D9D9D9"/>
-              <w:left w:val="single" w:sz="6" w:color="D9D9D9"/>
-              <w:bottom w:val="single" w:sz="6" w:color="D9D9D9"/>
-              <w:right w:val="single" w:sz="6" w:color="D9D9D9"/>
-              <w:insideH w:val="single" w:sz="6" w:color="D9D9D9"/>
-              <w:insideV w:val="single" w:sz="6" w:color="D9D9D9"/>
-            </w:tcBorders>
-            <w:tcMar>
-              <w:top w:w="90" w:type="dxa"/>
-              <w:start w:w="90" w:type="dxa"/>
-              <w:bottom w:w="90" w:type="dxa"/>
-              <w:end w:w="90" w:type="dxa"/>
-            </w:tcMar>
-            <w:vAlign w:val="center"/>
-          </w:tcPr>
-          <w:p>
-            <w:pPr>
-              <w:ind w:firstLine="0"/>
-              <w:jc w:val="center"/>
-            </w:pPr>
-            <w:r>
-              <w:rPr>
-                <w:rFonts w:ascii="Noto Sans CJK SC" w:hAnsi="Noto Sans CJK SC" w:eastAsia="Noto Sans CJK SC"/>
-                <w:b/>
-                <w:color w:val="FFFFFF"/>
-                <w:sz w:val="16"/>
-              </w:rPr>
-              <w:t>位置</w:t>
+              <w:t>目标能够离桌、跟随搬运并落入对应分类垫</w:t>
             </w:r>
           </w:p>
         </w:tc>
@@ -5323,71 +4020,94 @@
         </w:trPr>
         <w:tc>
           <w:tcPr>
-            <w:tcW w:type="dxa" w:w="2835"/>
+            <w:tcW w:type="dxa" w:w="3156"/>
+            <w:tcMar>
+              <w:top w:w="65" w:type="dxa"/>
+              <w:start w:w="80" w:type="dxa"/>
+              <w:bottom w:w="65" w:type="dxa"/>
+              <w:end w:w="80" w:type="dxa"/>
+            </w:tcMar>
             <w:tcBorders>
-              <w:top w:val="single" w:sz="6" w:color="D9D9D9"/>
-              <w:left w:val="single" w:sz="6" w:color="D9D9D9"/>
-              <w:bottom w:val="single" w:sz="6" w:color="D9D9D9"/>
-              <w:right w:val="single" w:sz="6" w:color="D9D9D9"/>
-              <w:insideH w:val="single" w:sz="6" w:color="D9D9D9"/>
-              <w:insideV w:val="single" w:sz="6" w:color="D9D9D9"/>
+              <w:top w:val="single" w:sz="4" w:color="B8C2CC"/>
+              <w:left w:val="single" w:sz="4" w:color="B8C2CC"/>
+              <w:bottom w:val="single" w:sz="4" w:color="B8C2CC"/>
+              <w:right w:val="single" w:sz="4" w:color="B8C2CC"/>
             </w:tcBorders>
-            <w:tcMar>
-              <w:top w:w="90" w:type="dxa"/>
-              <w:start w:w="90" w:type="dxa"/>
-              <w:bottom w:w="90" w:type="dxa"/>
-              <w:end w:w="90" w:type="dxa"/>
-            </w:tcMar>
-            <w:vAlign w:val="center"/>
           </w:tcPr>
           <w:p>
             <w:pPr>
-              <w:ind w:firstLine="0"/>
-              <w:jc w:val="center"/>
+              <w:jc w:val="left"/>
             </w:pPr>
             <w:r>
               <w:rPr>
-                <w:rFonts w:ascii="Noto Serif CJK SC" w:hAnsi="Noto Serif CJK SC" w:eastAsia="Noto Serif CJK SC"/>
+                <w:rFonts w:ascii="Microsoft YaHei" w:hAnsi="Microsoft YaHei" w:eastAsia="Microsoft YaHei"/>
                 <w:b w:val="0"/>
-                <w:color w:val="000000"/>
-                <w:sz w:val="16"/>
+                <w:color w:val="202124"/>
+                <w:sz w:val="18"/>
               </w:rPr>
-              <w:t>手动示教记录</w:t>
+              <w:t>问题修复</w:t>
             </w:r>
           </w:p>
         </w:tc>
         <w:tc>
           <w:tcPr>
-            <w:tcW w:type="dxa" w:w="6690"/>
+            <w:tcW w:type="dxa" w:w="3156"/>
+            <w:tcMar>
+              <w:top w:w="65" w:type="dxa"/>
+              <w:start w:w="80" w:type="dxa"/>
+              <w:bottom w:w="65" w:type="dxa"/>
+              <w:end w:w="80" w:type="dxa"/>
+            </w:tcMar>
             <w:tcBorders>
-              <w:top w:val="single" w:sz="6" w:color="D9D9D9"/>
-              <w:left w:val="single" w:sz="6" w:color="D9D9D9"/>
-              <w:bottom w:val="single" w:sz="6" w:color="D9D9D9"/>
-              <w:right w:val="single" w:sz="6" w:color="D9D9D9"/>
-              <w:insideH w:val="single" w:sz="6" w:color="D9D9D9"/>
-              <w:insideV w:val="single" w:sz="6" w:color="D9D9D9"/>
+              <w:top w:val="single" w:sz="4" w:color="B8C2CC"/>
+              <w:left w:val="single" w:sz="4" w:color="B8C2CC"/>
+              <w:bottom w:val="single" w:sz="4" w:color="B8C2CC"/>
+              <w:right w:val="single" w:sz="4" w:color="B8C2CC"/>
             </w:tcBorders>
-            <w:tcMar>
-              <w:top w:w="90" w:type="dxa"/>
-              <w:start w:w="90" w:type="dxa"/>
-              <w:bottom w:w="90" w:type="dxa"/>
-              <w:end w:w="90" w:type="dxa"/>
-            </w:tcMar>
-            <w:vAlign w:val="center"/>
           </w:tcPr>
           <w:p>
             <w:pPr>
-              <w:ind w:firstLine="0"/>
               <w:jc w:val="left"/>
             </w:pPr>
             <w:r>
               <w:rPr>
-                <w:rFonts w:ascii="Noto Serif CJK SC" w:hAnsi="Noto Serif CJK SC" w:eastAsia="Noto Serif CJK SC"/>
+                <w:rFonts w:ascii="Microsoft YaHei" w:hAnsi="Microsoft YaHei" w:eastAsia="Microsoft YaHei"/>
                 <w:b w:val="0"/>
-                <w:color w:val="000000"/>
-                <w:sz w:val="16"/>
+                <w:color w:val="202124"/>
+                <w:sz w:val="18"/>
               </w:rPr>
-              <w:t>/home/hcl/桌面/ros2_ws/manual_animation.json</w:t>
+              <w:t>处理姿态偏差、网格不同步、重复启动、节点日志报错和释放跳变</w:t>
+            </w:r>
+          </w:p>
+        </w:tc>
+        <w:tc>
+          <w:tcPr>
+            <w:tcW w:type="dxa" w:w="3156"/>
+            <w:tcMar>
+              <w:top w:w="65" w:type="dxa"/>
+              <w:start w:w="80" w:type="dxa"/>
+              <w:bottom w:w="65" w:type="dxa"/>
+              <w:end w:w="80" w:type="dxa"/>
+            </w:tcMar>
+            <w:tcBorders>
+              <w:top w:val="single" w:sz="4" w:color="B8C2CC"/>
+              <w:left w:val="single" w:sz="4" w:color="B8C2CC"/>
+              <w:bottom w:val="single" w:sz="4" w:color="B8C2CC"/>
+              <w:right w:val="single" w:sz="4" w:color="B8C2CC"/>
+            </w:tcBorders>
+          </w:tcPr>
+          <w:p>
+            <w:pPr>
+              <w:jc w:val="left"/>
+            </w:pPr>
+            <w:r>
+              <w:rPr>
+                <w:rFonts w:ascii="Microsoft YaHei" w:hAnsi="Microsoft YaHei" w:eastAsia="Microsoft YaHei"/>
+                <w:b w:val="0"/>
+                <w:color w:val="202124"/>
+                <w:sz w:val="18"/>
+              </w:rPr>
+              <w:t>单目标与整序列复跑通过</w:t>
             </w:r>
           </w:p>
         </w:tc>
@@ -5398,310 +4118,255 @@
         </w:trPr>
         <w:tc>
           <w:tcPr>
-            <w:tcW w:type="dxa" w:w="2835"/>
+            <w:tcW w:type="dxa" w:w="3156"/>
+            <w:tcMar>
+              <w:top w:w="65" w:type="dxa"/>
+              <w:start w:w="80" w:type="dxa"/>
+              <w:bottom w:w="65" w:type="dxa"/>
+              <w:end w:w="80" w:type="dxa"/>
+            </w:tcMar>
             <w:tcBorders>
-              <w:top w:val="single" w:sz="6" w:color="D9D9D9"/>
-              <w:left w:val="single" w:sz="6" w:color="D9D9D9"/>
-              <w:bottom w:val="single" w:sz="6" w:color="D9D9D9"/>
-              <w:right w:val="single" w:sz="6" w:color="D9D9D9"/>
-              <w:insideH w:val="single" w:sz="6" w:color="D9D9D9"/>
-              <w:insideV w:val="single" w:sz="6" w:color="D9D9D9"/>
+              <w:top w:val="single" w:sz="4" w:color="B8C2CC"/>
+              <w:left w:val="single" w:sz="4" w:color="B8C2CC"/>
+              <w:bottom w:val="single" w:sz="4" w:color="B8C2CC"/>
+              <w:right w:val="single" w:sz="4" w:color="B8C2CC"/>
             </w:tcBorders>
-            <w:tcMar>
-              <w:top w:w="90" w:type="dxa"/>
-              <w:start w:w="90" w:type="dxa"/>
-              <w:bottom w:w="90" w:type="dxa"/>
-              <w:end w:w="90" w:type="dxa"/>
-            </w:tcMar>
-            <w:shd w:fill="EAF2F8"/>
-            <w:vAlign w:val="center"/>
+            <w:shd w:fill="F7FAFC"/>
           </w:tcPr>
           <w:p>
             <w:pPr>
-              <w:ind w:firstLine="0"/>
-              <w:jc w:val="center"/>
+              <w:jc w:val="left"/>
             </w:pPr>
             <w:r>
               <w:rPr>
-                <w:rFonts w:ascii="Noto Serif CJK SC" w:hAnsi="Noto Serif CJK SC" w:eastAsia="Noto Serif CJK SC"/>
+                <w:rFonts w:ascii="Microsoft YaHei" w:hAnsi="Microsoft YaHei" w:eastAsia="Microsoft YaHei"/>
                 <w:b w:val="0"/>
-                <w:color w:val="000000"/>
-                <w:sz w:val="16"/>
+                <w:color w:val="202124"/>
+                <w:sz w:val="18"/>
               </w:rPr>
-              <w:t>自动播放器</w:t>
+              <w:t>结果核对</w:t>
             </w:r>
           </w:p>
         </w:tc>
         <w:tc>
           <w:tcPr>
-            <w:tcW w:type="dxa" w:w="6690"/>
+            <w:tcW w:type="dxa" w:w="3156"/>
+            <w:tcMar>
+              <w:top w:w="65" w:type="dxa"/>
+              <w:start w:w="80" w:type="dxa"/>
+              <w:bottom w:w="65" w:type="dxa"/>
+              <w:end w:w="80" w:type="dxa"/>
+            </w:tcMar>
             <w:tcBorders>
-              <w:top w:val="single" w:sz="6" w:color="D9D9D9"/>
-              <w:left w:val="single" w:sz="6" w:color="D9D9D9"/>
-              <w:bottom w:val="single" w:sz="6" w:color="D9D9D9"/>
-              <w:right w:val="single" w:sz="6" w:color="D9D9D9"/>
-              <w:insideH w:val="single" w:sz="6" w:color="D9D9D9"/>
-              <w:insideV w:val="single" w:sz="6" w:color="D9D9D9"/>
+              <w:top w:val="single" w:sz="4" w:color="B8C2CC"/>
+              <w:left w:val="single" w:sz="4" w:color="B8C2CC"/>
+              <w:bottom w:val="single" w:sz="4" w:color="B8C2CC"/>
+              <w:right w:val="single" w:sz="4" w:color="B8C2CC"/>
             </w:tcBorders>
-            <w:tcMar>
-              <w:top w:w="90" w:type="dxa"/>
-              <w:start w:w="90" w:type="dxa"/>
-              <w:bottom w:w="90" w:type="dxa"/>
-              <w:end w:w="90" w:type="dxa"/>
-            </w:tcMar>
-            <w:shd w:fill="EAF2F8"/>
-            <w:vAlign w:val="center"/>
+            <w:shd w:fill="F7FAFC"/>
           </w:tcPr>
           <w:p>
             <w:pPr>
-              <w:ind w:firstLine="0"/>
               <w:jc w:val="left"/>
             </w:pPr>
             <w:r>
               <w:rPr>
-                <w:rFonts w:ascii="Noto Serif CJK SC" w:hAnsi="Noto Serif CJK SC" w:eastAsia="Noto Serif CJK SC"/>
+                <w:rFonts w:ascii="Microsoft YaHei" w:hAnsi="Microsoft YaHei" w:eastAsia="Microsoft YaHei"/>
                 <w:b w:val="0"/>
-                <w:color w:val="000000"/>
-                <w:sz w:val="16"/>
+                <w:color w:val="202124"/>
+                <w:sz w:val="18"/>
               </w:rPr>
-              <w:t>src/mecharm_fixed_pick_sim/mecharm_fixed_pick_sim/auto_sequence_player.py</w:t>
-            </w:r>
-          </w:p>
-        </w:tc>
-      </w:tr>
-      <w:tr>
-        <w:trPr>
-          <w:cantSplit/>
-        </w:trPr>
-        <w:tc>
-          <w:tcPr>
-            <w:tcW w:type="dxa" w:w="2835"/>
-            <w:tcBorders>
-              <w:top w:val="single" w:sz="6" w:color="D9D9D9"/>
-              <w:left w:val="single" w:sz="6" w:color="D9D9D9"/>
-              <w:bottom w:val="single" w:sz="6" w:color="D9D9D9"/>
-              <w:right w:val="single" w:sz="6" w:color="D9D9D9"/>
-              <w:insideH w:val="single" w:sz="6" w:color="D9D9D9"/>
-              <w:insideV w:val="single" w:sz="6" w:color="D9D9D9"/>
-            </w:tcBorders>
-            <w:tcMar>
-              <w:top w:w="90" w:type="dxa"/>
-              <w:start w:w="90" w:type="dxa"/>
-              <w:bottom w:w="90" w:type="dxa"/>
-              <w:end w:w="90" w:type="dxa"/>
-            </w:tcMar>
-            <w:vAlign w:val="center"/>
-          </w:tcPr>
-          <w:p>
-            <w:pPr>
-              <w:ind w:firstLine="0"/>
-              <w:jc w:val="center"/>
-            </w:pPr>
-            <w:r>
-              <w:rPr>
-                <w:rFonts w:ascii="Noto Serif CJK SC" w:hAnsi="Noto Serif CJK SC" w:eastAsia="Noto Serif CJK SC"/>
-                <w:b w:val="0"/>
-                <w:color w:val="000000"/>
-                <w:sz w:val="16"/>
-              </w:rPr>
-              <w:t>手动控制台</w:t>
+              <w:t>对照 GUI、状态、事件、最终位姿和对象级 CSV 复核结果</w:t>
             </w:r>
           </w:p>
         </w:tc>
         <w:tc>
           <w:tcPr>
-            <w:tcW w:type="dxa" w:w="6690"/>
+            <w:tcW w:type="dxa" w:w="3156"/>
+            <w:tcMar>
+              <w:top w:w="65" w:type="dxa"/>
+              <w:start w:w="80" w:type="dxa"/>
+              <w:bottom w:w="65" w:type="dxa"/>
+              <w:end w:w="80" w:type="dxa"/>
+            </w:tcMar>
             <w:tcBorders>
-              <w:top w:val="single" w:sz="6" w:color="D9D9D9"/>
-              <w:left w:val="single" w:sz="6" w:color="D9D9D9"/>
-              <w:bottom w:val="single" w:sz="6" w:color="D9D9D9"/>
-              <w:right w:val="single" w:sz="6" w:color="D9D9D9"/>
-              <w:insideH w:val="single" w:sz="6" w:color="D9D9D9"/>
-              <w:insideV w:val="single" w:sz="6" w:color="D9D9D9"/>
+              <w:top w:val="single" w:sz="4" w:color="B8C2CC"/>
+              <w:left w:val="single" w:sz="4" w:color="B8C2CC"/>
+              <w:bottom w:val="single" w:sz="4" w:color="B8C2CC"/>
+              <w:right w:val="single" w:sz="4" w:color="B8C2CC"/>
             </w:tcBorders>
-            <w:tcMar>
-              <w:top w:w="90" w:type="dxa"/>
-              <w:start w:w="90" w:type="dxa"/>
-              <w:bottom w:w="90" w:type="dxa"/>
-              <w:end w:w="90" w:type="dxa"/>
-            </w:tcMar>
-            <w:vAlign w:val="center"/>
+            <w:shd w:fill="F7FAFC"/>
           </w:tcPr>
           <w:p>
             <w:pPr>
-              <w:ind w:firstLine="0"/>
               <w:jc w:val="left"/>
             </w:pPr>
             <w:r>
               <w:rPr>
-                <w:rFonts w:ascii="Noto Serif CJK SC" w:hAnsi="Noto Serif CJK SC" w:eastAsia="Noto Serif CJK SC"/>
+                <w:rFonts w:ascii="Microsoft YaHei" w:hAnsi="Microsoft YaHei" w:eastAsia="Microsoft YaHei"/>
                 <w:b w:val="0"/>
-                <w:color w:val="000000"/>
-                <w:sz w:val="16"/>
+                <w:color w:val="202124"/>
+                <w:sz w:val="18"/>
               </w:rPr>
-              <w:t>src/mecharm_fixed_pick_sim/mecharm_fixed_pick_sim/manual_control_panel.py</w:t>
-            </w:r>
-          </w:p>
-        </w:tc>
-      </w:tr>
-      <w:tr>
-        <w:trPr>
-          <w:cantSplit/>
-        </w:trPr>
-        <w:tc>
-          <w:tcPr>
-            <w:tcW w:type="dxa" w:w="2835"/>
-            <w:tcBorders>
-              <w:top w:val="single" w:sz="6" w:color="D9D9D9"/>
-              <w:left w:val="single" w:sz="6" w:color="D9D9D9"/>
-              <w:bottom w:val="single" w:sz="6" w:color="D9D9D9"/>
-              <w:right w:val="single" w:sz="6" w:color="D9D9D9"/>
-              <w:insideH w:val="single" w:sz="6" w:color="D9D9D9"/>
-              <w:insideV w:val="single" w:sz="6" w:color="D9D9D9"/>
-            </w:tcBorders>
-            <w:tcMar>
-              <w:top w:w="90" w:type="dxa"/>
-              <w:start w:w="90" w:type="dxa"/>
-              <w:bottom w:w="90" w:type="dxa"/>
-              <w:end w:w="90" w:type="dxa"/>
-            </w:tcMar>
-            <w:shd w:fill="EAF2F8"/>
-            <w:vAlign w:val="center"/>
-          </w:tcPr>
-          <w:p>
-            <w:pPr>
-              <w:ind w:firstLine="0"/>
-              <w:jc w:val="center"/>
-            </w:pPr>
-            <w:r>
-              <w:rPr>
-                <w:rFonts w:ascii="Noto Serif CJK SC" w:hAnsi="Noto Serif CJK SC" w:eastAsia="Noto Serif CJK SC"/>
-                <w:b w:val="0"/>
-                <w:color w:val="000000"/>
-                <w:sz w:val="16"/>
-              </w:rPr>
-              <w:t>任务与执行日志</w:t>
-            </w:r>
-          </w:p>
-        </w:tc>
-        <w:tc>
-          <w:tcPr>
-            <w:tcW w:type="dxa" w:w="6690"/>
-            <w:tcBorders>
-              <w:top w:val="single" w:sz="6" w:color="D9D9D9"/>
-              <w:left w:val="single" w:sz="6" w:color="D9D9D9"/>
-              <w:bottom w:val="single" w:sz="6" w:color="D9D9D9"/>
-              <w:right w:val="single" w:sz="6" w:color="D9D9D9"/>
-              <w:insideH w:val="single" w:sz="6" w:color="D9D9D9"/>
-              <w:insideV w:val="single" w:sz="6" w:color="D9D9D9"/>
-            </w:tcBorders>
-            <w:tcMar>
-              <w:top w:w="90" w:type="dxa"/>
-              <w:start w:w="90" w:type="dxa"/>
-              <w:bottom w:w="90" w:type="dxa"/>
-              <w:end w:w="90" w:type="dxa"/>
-            </w:tcMar>
-            <w:shd w:fill="EAF2F8"/>
-            <w:vAlign w:val="center"/>
-          </w:tcPr>
-          <w:p>
-            <w:pPr>
-              <w:ind w:firstLine="0"/>
-              <w:jc w:val="left"/>
-            </w:pPr>
-            <w:r>
-              <w:rPr>
-                <w:rFonts w:ascii="Noto Serif CJK SC" w:hAnsi="Noto Serif CJK SC" w:eastAsia="Noto Serif CJK SC"/>
-                <w:b w:val="0"/>
-                <w:color w:val="000000"/>
-                <w:sz w:val="16"/>
-              </w:rPr>
-              <w:t>/home/hcl/.ros/mecharm_sorting_task.csv；mecharm_sorting_execution.csv</w:t>
-            </w:r>
-          </w:p>
-        </w:tc>
-      </w:tr>
-      <w:tr>
-        <w:trPr>
-          <w:cantSplit/>
-        </w:trPr>
-        <w:tc>
-          <w:tcPr>
-            <w:tcW w:type="dxa" w:w="2835"/>
-            <w:tcBorders>
-              <w:top w:val="single" w:sz="6" w:color="D9D9D9"/>
-              <w:left w:val="single" w:sz="6" w:color="D9D9D9"/>
-              <w:bottom w:val="single" w:sz="6" w:color="D9D9D9"/>
-              <w:right w:val="single" w:sz="6" w:color="D9D9D9"/>
-              <w:insideH w:val="single" w:sz="6" w:color="D9D9D9"/>
-              <w:insideV w:val="single" w:sz="6" w:color="D9D9D9"/>
-            </w:tcBorders>
-            <w:tcMar>
-              <w:top w:w="90" w:type="dxa"/>
-              <w:start w:w="90" w:type="dxa"/>
-              <w:bottom w:w="90" w:type="dxa"/>
-              <w:end w:w="90" w:type="dxa"/>
-            </w:tcMar>
-            <w:vAlign w:val="center"/>
-          </w:tcPr>
-          <w:p>
-            <w:pPr>
-              <w:ind w:firstLine="0"/>
-              <w:jc w:val="center"/>
-            </w:pPr>
-            <w:r>
-              <w:rPr>
-                <w:rFonts w:ascii="Noto Serif CJK SC" w:hAnsi="Noto Serif CJK SC" w:eastAsia="Noto Serif CJK SC"/>
-                <w:b w:val="0"/>
-                <w:color w:val="000000"/>
-                <w:sz w:val="16"/>
-              </w:rPr>
-              <w:t>问题记录</w:t>
-            </w:r>
-          </w:p>
-        </w:tc>
-        <w:tc>
-          <w:tcPr>
-            <w:tcW w:type="dxa" w:w="6690"/>
-            <w:tcBorders>
-              <w:top w:val="single" w:sz="6" w:color="D9D9D9"/>
-              <w:left w:val="single" w:sz="6" w:color="D9D9D9"/>
-              <w:bottom w:val="single" w:sz="6" w:color="D9D9D9"/>
-              <w:right w:val="single" w:sz="6" w:color="D9D9D9"/>
-              <w:insideH w:val="single" w:sz="6" w:color="D9D9D9"/>
-              <w:insideV w:val="single" w:sz="6" w:color="D9D9D9"/>
-            </w:tcBorders>
-            <w:tcMar>
-              <w:top w:w="90" w:type="dxa"/>
-              <w:start w:w="90" w:type="dxa"/>
-              <w:bottom w:w="90" w:type="dxa"/>
-              <w:end w:w="90" w:type="dxa"/>
-            </w:tcMar>
-            <w:vAlign w:val="center"/>
-          </w:tcPr>
-          <w:p>
-            <w:pPr>
-              <w:ind w:firstLine="0"/>
-              <w:jc w:val="left"/>
-            </w:pPr>
-            <w:r>
-              <w:rPr>
-                <w:rFonts w:ascii="Noto Serif CJK SC" w:hAnsi="Noto Serif CJK SC" w:eastAsia="Noto Serif CJK SC"/>
-                <w:b w:val="0"/>
-                <w:color w:val="000000"/>
-                <w:sz w:val="16"/>
-              </w:rPr>
-              <w:t>/home/hcl/桌面/ros2_ws/ERROR_LOG.md</w:t>
+              <w:t>红蓝基线对象级结果为 6/6</w:t>
             </w:r>
           </w:p>
         </w:tc>
       </w:tr>
     </w:tbl>
+    <w:p>
+      <w:pPr>
+        <w:spacing w:after="20"/>
+      </w:pPr>
+    </w:p>
+    <w:p>
+      <w:pPr>
+        <w:pStyle w:val="Heading2"/>
+      </w:pPr>
+      <w:r>
+        <w:t>6.2 个人能力收获</w:t>
+      </w:r>
+    </w:p>
+    <w:p>
+      <w:r>
+        <w:rPr>
+          <w:rFonts w:ascii="Microsoft YaHei" w:hAnsi="Microsoft YaHei" w:eastAsia="Microsoft YaHei"/>
+          <w:b w:val="0"/>
+          <w:color w:val="202124"/>
+          <w:sz w:val="21"/>
+        </w:rPr>
+        <w:t>我掌握了 Gazebo 场景参数与 ROS 2 控制器之间的联调方法，能够从世界坐标、像素网格、末端姿态和对象状态四个角度检查同一动作。通过手动控制台和 JSON 航点文件，我熟悉了从单点测试到完整序列的动作组织方式；通过状态主题、事件日志和对象级 CSV，我能够把一次运行拆分为可定位、可比较的阶段。</w:t>
+      </w:r>
+    </w:p>
+    <w:p>
+      <w:r>
+        <w:rPr>
+          <w:rFonts w:ascii="Microsoft YaHei" w:hAnsi="Microsoft YaHei" w:eastAsia="Microsoft YaHei"/>
+          <w:b w:val="0"/>
+          <w:color w:val="202124"/>
+          <w:sz w:val="21"/>
+        </w:rPr>
+        <w:t>在协作方面，我进一步理解了统一接口和统一命名的重要性。任务节点输出的 object_id、grid_id 和 target_bin，必须与执行节点的航点、日志和最终位姿相互对应，报告中的图片和表格也要能够回到具体对象。这样的记录方式提高了问题定位效率，也使个人调试结果能够直接支持小组验收。</w:t>
+      </w:r>
+    </w:p>
+    <w:p>
+      <w:pPr>
+        <w:pStyle w:val="Heading2"/>
+      </w:pPr>
+      <w:r>
+        <w:t>6.3 后续改进计划</w:t>
+      </w:r>
+    </w:p>
+    <w:p>
+      <w:r>
+        <w:rPr>
+          <w:rFonts w:ascii="Microsoft YaHei" w:hAnsi="Microsoft YaHei" w:eastAsia="Microsoft YaHei"/>
+          <w:b w:val="0"/>
+          <w:color w:val="202124"/>
+          <w:sz w:val="21"/>
+        </w:rPr>
+        <w:t>后续真机工作将先完成相机单应性标定和桌面网格标记，再用单个目标验证识别、PICK、抬升、PLACE 和回 HOME。确认抓取高度、夹爪开度、释放等待和急停策略后，再加入第二类目标并扩展到六个目标。每个阶段继续保存真实类别、预测类别、置信度、网格编号、抓取结果、放置结果和异常码，便于与当前仿真字段对照。</w:t>
+      </w:r>
+    </w:p>
+    <w:p>
+      <w:r>
+        <w:rPr>
+          <w:rFonts w:ascii="Microsoft YaHei" w:hAnsi="Microsoft YaHei" w:eastAsia="Microsoft YaHei"/>
+          <w:b w:val="0"/>
+          <w:color w:val="202124"/>
+          <w:sz w:val="21"/>
+        </w:rPr>
+        <w:t>从个人方法上，我会继续保持“阶段定位、单变量修改、最小案例复现、完整数据复核”的工作习惯，并补充运行 ID、日志轮转、连续帧稳定判定和异常恢复记录，使后续实验具备更好的可重复性和安全性。</w:t>
+      </w:r>
+    </w:p>
+    <w:p>
+      <w:r>
+        <w:br w:type="page"/>
+      </w:r>
+    </w:p>
+    <w:p>
+      <w:pPr>
+        <w:pStyle w:val="Heading2"/>
+        <w:keepNext/>
+      </w:pPr>
+      <w:r>
+        <w:t>6.4 GitHub同步记录</w:t>
+      </w:r>
+    </w:p>
+    <w:p>
+      <w:pPr>
+        <w:spacing w:after="120"/>
+      </w:pPr>
+      <w:r>
+        <w:t>我参与整理的实验三工程、证据和报告已同步到 GitHub 仓库：https://github.com/9161942-boop/robotics-experiment-3。</w:t>
+      </w:r>
+    </w:p>
+    <w:p>
+      <w:pPr>
+        <w:spacing w:after="160"/>
+      </w:pPr>
+      <w:r>
+        <w:t>仓库中保留 ROS 2 工程、Gazebo 场景、manual_animation.json、对象级执行记录、过程截图以及小组和个人报告。提交历史截图用于说明材料已经进入公开仓库；个人报告中的场景调整、航点示教、问题修复和证据归档均能在报告文件与仓库目录之间对应。</w:t>
+      </w:r>
+    </w:p>
+    <w:p>
+      <w:pPr>
+        <w:keepNext/>
+        <w:jc w:val="center"/>
+      </w:pPr>
+      <w:r>
+        <w:drawing>
+          <wp:inline xmlns:a="http://schemas.openxmlformats.org/drawingml/2006/main" xmlns:pic="http://schemas.openxmlformats.org/drawingml/2006/picture">
+            <wp:extent cx="5623560" cy="4217670"/>
+            <wp:docPr id="12" name="Picture 12"/>
+            <wp:cNvGraphicFramePr>
+              <a:graphicFrameLocks noChangeAspect="1"/>
+            </wp:cNvGraphicFramePr>
+            <a:graphic>
+              <a:graphicData uri="http://schemas.openxmlformats.org/drawingml/2006/picture">
+                <pic:pic>
+                  <pic:nvPicPr>
+                    <pic:cNvPr id="0" name="github_commit_history_exp3.png"/>
+                    <pic:cNvPicPr/>
+                  </pic:nvPicPr>
+                  <pic:blipFill>
+                    <a:blip r:embed="rId21"/>
+                    <a:stretch>
+                      <a:fillRect/>
+                    </a:stretch>
+                  </pic:blipFill>
+                  <pic:spPr>
+                    <a:xfrm>
+                      <a:off x="0" y="0"/>
+                      <a:ext cx="5623560" cy="4217670"/>
+                    </a:xfrm>
+                    <a:prstGeom prst="rect"/>
+                  </pic:spPr>
+                </pic:pic>
+              </a:graphicData>
+            </a:graphic>
+          </wp:inline>
+        </w:drawing>
+      </w:r>
+    </w:p>
+    <w:p>
+      <w:pPr>
+        <w:spacing w:before="80" w:after="160"/>
+        <w:jc w:val="center"/>
+      </w:pPr>
+      <w:r>
+        <w:rPr>
+          <w:i/>
+          <w:sz w:val="19"/>
+        </w:rPr>
+        <w:t>图 11  个人实验报告对应的 GitHub 实验三仓库提交历史</w:t>
+      </w:r>
+    </w:p>
     <w:sectPr>
       <w:headerReference w:type="default" r:id="rId9"/>
       <w:footerReference w:type="default" r:id="rId10"/>
       <w:pgSz w:w="11906" w:h="16838"/>
-      <w:pgMar w:top="1049" w:right="1134" w:bottom="935" w:left="1134" w:header="425" w:footer="425" w:gutter="0"/>
+      <w:pgMar w:top="1219" w:right="1219" w:bottom="1020" w:left="1219" w:header="510" w:footer="454" w:gutter="0"/>
       <w:cols w:space="720"/>
       <w:titlePg/>
       <w:docGrid w:linePitch="360"/>
@@ -5719,34 +4384,23 @@
     </w:pPr>
     <w:r>
       <w:rPr>
-        <w:rFonts w:ascii="Noto Sans CJK SC" w:hAnsi="Noto Sans CJK SC" w:eastAsia="Noto Sans CJK SC"/>
+        <w:rFonts w:ascii="Times New Roman" w:hAnsi="Times New Roman" w:eastAsia="Times New Roman"/>
         <w:b w:val="0"/>
-        <w:color w:val="48515A"/>
+        <w:color w:val="5B6573"/>
         <w:sz w:val="16"/>
       </w:rPr>
-      <w:t xml:space="preserve">第 </w:t>
+      <w:t xml:space="preserve">ROBOTICS INTEGRATION GROUP PROJECT  ·  GROUP 17    |    </w:t>
     </w:r>
     <w:r>
       <w:rPr>
-        <w:rFonts w:ascii="Noto Sans CJK SC" w:hAnsi="Noto Sans CJK SC" w:eastAsia="Noto Sans CJK SC"/>
+        <w:rFonts w:ascii="Times New Roman" w:hAnsi="Times New Roman" w:eastAsia="Times New Roman"/>
         <w:b w:val="0"/>
-        <w:color w:val="48515A"/>
+        <w:color w:val="5B6573"/>
         <w:sz w:val="16"/>
       </w:rPr>
       <w:fldChar w:fldCharType="begin"/>
       <w:instrText xml:space="preserve">PAGE</w:instrText>
-      <w:fldChar w:fldCharType="separate"/>
-      <w:t>1</w:t>
       <w:fldChar w:fldCharType="end"/>
-    </w:r>
-    <w:r>
-      <w:rPr>
-        <w:rFonts w:ascii="Noto Sans CJK SC" w:hAnsi="Noto Sans CJK SC" w:eastAsia="Noto Sans CJK SC"/>
-        <w:b w:val="0"/>
-        <w:color w:val="48515A"/>
-        <w:sz w:val="16"/>
-      </w:rPr>
-      <w:t xml:space="preserve"> 页</w:t>
     </w:r>
   </w:p>
 </w:ftr>
@@ -5757,78 +4411,21 @@
   <w:p>
     <w:pPr>
       <w:pStyle w:val="Header"/>
+      <w:jc w:val="center"/>
+      <w:pBdr>
+        <w:bottom w:val="single" w:sz="6" w:space="5" w:color="0B7A75"/>
+      </w:pBdr>
     </w:pPr>
+    <w:r>
+      <w:rPr>
+        <w:rFonts w:ascii="Microsoft YaHei" w:hAnsi="Microsoft YaHei" w:eastAsia="Microsoft YaHei"/>
+        <w:b/>
+        <w:color w:val="163A5F"/>
+        <w:sz w:val="17"/>
+      </w:rPr>
+      <w:t>实验三  ·  GROUP 17  ·  Personal work record</w:t>
+    </w:r>
   </w:p>
-  <w:tbl>
-    <w:tblPr>
-      <w:tblW w:type="auto" w:w="0"/>
-      <w:jc w:val="center"/>
-      <w:tblLayout w:type="fixed"/>
-      <w:tblLook w:firstColumn="1" w:firstRow="1" w:lastColumn="0" w:lastRow="0" w:noHBand="0" w:noVBand="1" w:val="04A0"/>
-    </w:tblPr>
-    <w:tblGrid>
-      <w:gridCol w:w="4819"/>
-      <w:gridCol w:w="4819"/>
-    </w:tblGrid>
-    <w:tr>
-      <w:tc>
-        <w:tcPr>
-          <w:tcW w:type="dxa" w:w="4819"/>
-          <w:tcMar>
-            <w:top w:w="0" w:type="dxa"/>
-            <w:start w:w="0" w:type="dxa"/>
-            <w:bottom w:w="45" w:type="dxa"/>
-            <w:end w:w="0" w:type="dxa"/>
-          </w:tcMar>
-          <w:tcBorders>
-            <w:bottom w:val="single" w:sz="8" w:color="2FA79E"/>
-          </w:tcBorders>
-        </w:tcPr>
-        <w:p>
-          <w:pPr>
-            <w:jc w:val="left"/>
-          </w:pPr>
-          <w:r>
-            <w:rPr>
-              <w:rFonts w:ascii="Noto Sans CJK SC" w:hAnsi="Noto Sans CJK SC" w:eastAsia="Noto Sans CJK SC"/>
-              <w:b w:val="0"/>
-              <w:color w:val="000000"/>
-              <w:sz w:val="16"/>
-            </w:rPr>
-            <w:t>第17组 机器人集成小组项目I</w:t>
-          </w:r>
-        </w:p>
-      </w:tc>
-      <w:tc>
-        <w:tcPr>
-          <w:tcW w:type="dxa" w:w="4819"/>
-          <w:tcMar>
-            <w:top w:w="0" w:type="dxa"/>
-            <w:start w:w="0" w:type="dxa"/>
-            <w:bottom w:w="45" w:type="dxa"/>
-            <w:end w:w="0" w:type="dxa"/>
-          </w:tcMar>
-          <w:tcBorders>
-            <w:bottom w:val="single" w:sz="8" w:color="2FA79E"/>
-          </w:tcBorders>
-        </w:tcPr>
-        <w:p>
-          <w:pPr>
-            <w:jc w:val="right"/>
-          </w:pPr>
-          <w:r>
-            <w:rPr>
-              <w:rFonts w:ascii="Noto Sans CJK SC" w:hAnsi="Noto Sans CJK SC" w:eastAsia="Noto Sans CJK SC"/>
-              <w:b w:val="0"/>
-              <w:color w:val="000000"/>
-              <w:sz w:val="16"/>
-            </w:rPr>
-            <w:t>实验三 个人实验报告</w:t>
-          </w:r>
-        </w:p>
-      </w:tc>
-    </w:tr>
-  </w:tbl>
 </w:hdr>
 </file>
 
@@ -6196,12 +4793,12 @@
     <w:qFormat/>
     <w:rsid w:val="00FC693F"/>
     <w:pPr>
-      <w:spacing w:line="300" w:lineRule="auto" w:after="80"/>
+      <w:spacing w:line="274" w:lineRule="auto" w:after="100"/>
       <w:ind w:firstLine="420"/>
     </w:pPr>
     <w:rPr>
-      <w:rFonts w:ascii="Noto Serif CJK SC" w:hAnsi="Noto Serif CJK SC" w:eastAsia="Noto Serif CJK SC"/>
-      <w:color w:val="000000"/>
+      <w:rFonts w:ascii="Microsoft YaHei" w:hAnsi="Microsoft YaHei" w:eastAsia="Microsoft YaHei"/>
+      <w:color w:val="202124"/>
       <w:sz w:val="21"/>
     </w:rPr>
   </w:style>
@@ -6260,15 +4857,14 @@
     <w:pPr>
       <w:keepNext/>
       <w:keepLines/>
-      <w:pageBreakBefore w:val="0"/>
-      <w:spacing w:before="140" w:after="100"/>
+      <w:spacing w:before="240" w:after="120"/>
       <w:outlineLvl w:val="0"/>
     </w:pPr>
     <w:rPr>
-      <w:rFonts w:asciiTheme="majorHAnsi" w:eastAsiaTheme="majorEastAsia" w:hAnsiTheme="majorHAnsi" w:cstheme="majorBidi" w:ascii="Noto Sans CJK SC" w:hAnsi="Noto Sans CJK SC" w:eastAsia="Noto Sans CJK SC"/>
+      <w:rFonts w:asciiTheme="majorHAnsi" w:eastAsiaTheme="majorEastAsia" w:hAnsiTheme="majorHAnsi" w:cstheme="majorBidi" w:ascii="Microsoft YaHei" w:hAnsi="Microsoft YaHei" w:eastAsia="Microsoft YaHei"/>
       <w:b/>
       <w:bCs/>
-      <w:color w:val="000000"/>
+      <w:color w:val="163A5F"/>
       <w:sz w:val="30"/>
       <w:szCs w:val="28"/>
     </w:rPr>
@@ -6285,15 +4881,15 @@
     <w:pPr>
       <w:keepNext/>
       <w:keepLines/>
-      <w:spacing w:before="140" w:after="100"/>
+      <w:spacing w:before="180" w:after="80"/>
       <w:outlineLvl w:val="1"/>
     </w:pPr>
     <w:rPr>
-      <w:rFonts w:asciiTheme="majorHAnsi" w:eastAsiaTheme="majorEastAsia" w:hAnsiTheme="majorHAnsi" w:cstheme="majorBidi" w:ascii="Noto Sans CJK SC" w:hAnsi="Noto Sans CJK SC" w:eastAsia="Noto Sans CJK SC"/>
+      <w:rFonts w:asciiTheme="majorHAnsi" w:eastAsiaTheme="majorEastAsia" w:hAnsiTheme="majorHAnsi" w:cstheme="majorBidi" w:ascii="Microsoft YaHei" w:hAnsi="Microsoft YaHei" w:eastAsia="Microsoft YaHei"/>
       <w:b/>
       <w:bCs/>
-      <w:color w:val="000000"/>
-      <w:sz w:val="24"/>
+      <w:color w:val="2D5F8B"/>
+      <w:sz w:val="23"/>
       <w:szCs w:val="26"/>
     </w:rPr>
   </w:style>
@@ -6309,14 +4905,14 @@
     <w:pPr>
       <w:keepNext/>
       <w:keepLines/>
-      <w:spacing w:before="140" w:after="100"/>
+      <w:spacing w:before="120" w:after="60"/>
       <w:outlineLvl w:val="2"/>
     </w:pPr>
     <w:rPr>
-      <w:rFonts w:asciiTheme="majorHAnsi" w:eastAsiaTheme="majorEastAsia" w:hAnsiTheme="majorHAnsi" w:cstheme="majorBidi" w:ascii="Noto Sans CJK SC" w:hAnsi="Noto Sans CJK SC" w:eastAsia="Noto Sans CJK SC"/>
+      <w:rFonts w:asciiTheme="majorHAnsi" w:eastAsiaTheme="majorEastAsia" w:hAnsiTheme="majorHAnsi" w:cstheme="majorBidi" w:ascii="Microsoft YaHei" w:hAnsi="Microsoft YaHei" w:eastAsia="Microsoft YaHei"/>
       <w:b/>
       <w:bCs/>
-      <w:color w:val="000000"/>
+      <w:color w:val="0B7A75"/>
       <w:sz w:val="21"/>
     </w:rPr>
   </w:style>
@@ -6555,12 +5151,11 @@
       <w:contextualSpacing/>
     </w:pPr>
     <w:rPr>
-      <w:rFonts w:asciiTheme="majorHAnsi" w:eastAsiaTheme="majorEastAsia" w:hAnsiTheme="majorHAnsi" w:cstheme="majorBidi" w:ascii="Noto Sans CJK SC" w:hAnsi="Noto Sans CJK SC" w:eastAsia="Noto Sans CJK SC"/>
-      <w:b/>
-      <w:color w:val="000000"/>
+      <w:rFonts w:asciiTheme="majorHAnsi" w:eastAsiaTheme="majorEastAsia" w:hAnsiTheme="majorHAnsi" w:cstheme="majorBidi"/>
+      <w:color w:val="17365D" w:themeColor="text2" w:themeShade="BF"/>
       <w:spacing w:val="5"/>
       <w:kern w:val="28"/>
-      <w:sz w:val="50"/>
+      <w:sz w:val="52"/>
       <w:szCs w:val="52"/>
     </w:rPr>
   </w:style>
@@ -17889,6 +16484,18 @@
         <w:shd w:val="clear" w:color="auto" w:fill="FBCAA2" w:themeFill="accent6" w:themeFillTint="7F"/>
       </w:tcPr>
     </w:tblStylePr>
+  </w:style>
+  <w:style w:type="paragraph" w:customStyle="1" w:styleId="CaptionCustom">
+    <w:name w:val="Caption Custom"/>
+    <w:pPr>
+      <w:spacing w:before="40" w:after="160"/>
+      <w:jc w:val="center"/>
+    </w:pPr>
+    <w:rPr>
+      <w:rFonts w:ascii="Microsoft YaHei" w:hAnsi="Microsoft YaHei" w:eastAsia="Microsoft YaHei"/>
+      <w:color w:val="5B6573"/>
+      <w:sz w:val="18"/>
+    </w:rPr>
   </w:style>
 </w:styles>
 </file>

--- a/report/experiment3_personal_report_yangmuqing.docx
+++ b/report/experiment3_personal_report_yangmuqing.docx
@@ -4306,7 +4306,7 @@
         <w:spacing w:after="160"/>
       </w:pPr>
       <w:r>
-        <w:t>仓库中保留 ROS 2 工程、Gazebo 场景、manual_animation.json、对象级执行记录、过程截图以及小组和个人报告。提交历史截图用于说明材料已经进入公开仓库；个人报告中的场景调整、航点示教、问题修复和证据归档均能在报告文件与仓库目录之间对应。</w:t>
+        <w:t>仓库中保留 ROS 2 工程、Gazebo 场景、manual_animation.json、对象级执行记录、过程截图以及小组和个人报告；两段 Gazebo 仿真演示视频也已放入 videos/ 目录。提交历史截图用于说明材料已经同步到公开仓库；本报告中的问题、调整和验证证据均能在报告、截图、日志和仓库目录之间对应起来。</w:t>
       </w:r>
     </w:p>
     <w:p>

--- a/report/experiment3_personal_report_yangmuqing.docx
+++ b/report/experiment3_personal_report_yangmuqing.docx
@@ -1608,12 +1608,57 @@
     <w:p>
       <w:r>
         <w:rPr>
-          <w:rFonts w:ascii="Microsoft YaHei" w:hAnsi="Microsoft YaHei" w:eastAsia="Microsoft YaHei"/>
+          <w:b/>
+        </w:rPr>
+        <w:t>现象：</w:t>
+      </w:r>
+      <w:r>
+        <w:rPr>
           <w:b w:val="0"/>
-          <w:color w:val="202124"/>
-          <w:sz w:val="21"/>
         </w:rPr>
-        <w:t>现象：三分类场景沿用默认关节姿态后，夹爪没有落在圆柱中心，下降时会擦到目标边缘。调查：我在 GUI 中暂停于 above 和 pick，比较末端与圆柱中心的相对位置，并逐个检查六个网格的接近方向。处理：以已验证的 A-B 动作为参照，为每个网格重新调节 above 和 pick 航点，先单目标验证，再并入总序列。验证：修正后前几个目标能够按顺序对准并抬升，航点名称和控制台记录保持一致。</w:t>
+        <w:t>三分类场景沿用默认关节姿态后，夹爪没有落在圆柱中心，下降时会擦到目标边缘。</w:t>
+      </w:r>
+    </w:p>
+    <w:p>
+      <w:r>
+        <w:rPr>
+          <w:b/>
+        </w:rPr>
+        <w:t>原因分析：</w:t>
+      </w:r>
+      <w:r>
+        <w:rPr>
+          <w:b w:val="0"/>
+        </w:rPr>
+        <w:t>我在 GUI 中暂停于 above 和 pick，比较末端与圆柱中心的相对位置，并逐个检查六个网格的接近方向。</w:t>
+      </w:r>
+    </w:p>
+    <w:p>
+      <w:r>
+        <w:rPr>
+          <w:b/>
+        </w:rPr>
+        <w:t>处理方法：</w:t>
+      </w:r>
+      <w:r>
+        <w:rPr>
+          <w:b w:val="0"/>
+        </w:rPr>
+        <w:t>以已验证的 A-B 动作为参照，为每个网格重新调节 above 和 pick 航点，先单目标验证，再并入总序列。</w:t>
+      </w:r>
+    </w:p>
+    <w:p>
+      <w:r>
+        <w:rPr>
+          <w:b/>
+        </w:rPr>
+        <w:t>验证结果：</w:t>
+      </w:r>
+      <w:r>
+        <w:rPr>
+          <w:b w:val="0"/>
+        </w:rPr>
+        <w:t>修正后前几个目标能够按顺序对准并抬升，航点名称和控制台记录保持一致。</w:t>
       </w:r>
     </w:p>
     <w:p>
@@ -1627,12 +1672,57 @@
     <w:p>
       <w:r>
         <w:rPr>
-          <w:rFonts w:ascii="Microsoft YaHei" w:hAnsi="Microsoft YaHei" w:eastAsia="Microsoft YaHei"/>
+          <w:b/>
+        </w:rPr>
+        <w:t>现象：</w:t>
+      </w:r>
+      <w:r>
+        <w:rPr>
           <w:b w:val="0"/>
-          <w:color w:val="202124"/>
-          <w:sz w:val="21"/>
         </w:rPr>
-        <w:t>现象：日志显示 pick 已触发，但圆柱仍停在桌面，夹爪抬升后目标没有跟随。调查：我将动作拆成闭合、距离检查和抬升三段，发现播放器只发送夹爪命令，没有保存目标与末端的相对位姿。处理：增加目标选择和附着跟随逻辑，在搬运中持续更新相对偏移，并把目标高度超过 0.075 m 作为画面取证条件。验证：夹爪闭合后目标位于两指之间并离开桌面，同时出现 attached 事件。</w:t>
+        <w:t>日志显示 pick 已触发，但圆柱仍停在桌面，夹爪抬升后目标没有跟随。</w:t>
+      </w:r>
+    </w:p>
+    <w:p>
+      <w:r>
+        <w:rPr>
+          <w:b/>
+        </w:rPr>
+        <w:t>原因分析：</w:t>
+      </w:r>
+      <w:r>
+        <w:rPr>
+          <w:b w:val="0"/>
+        </w:rPr>
+        <w:t>我将动作拆成闭合、距离检查和抬升三段，发现播放器只发送夹爪命令，没有保存目标与末端的相对位姿。</w:t>
+      </w:r>
+    </w:p>
+    <w:p>
+      <w:r>
+        <w:rPr>
+          <w:b/>
+        </w:rPr>
+        <w:t>处理方法：</w:t>
+      </w:r>
+      <w:r>
+        <w:rPr>
+          <w:b w:val="0"/>
+        </w:rPr>
+        <w:t>增加目标选择和附着跟随逻辑，在搬运中持续更新相对偏移，并把目标高度超过 0.075 m 作为画面取证条件。</w:t>
+      </w:r>
+    </w:p>
+    <w:p>
+      <w:r>
+        <w:rPr>
+          <w:b/>
+        </w:rPr>
+        <w:t>验证结果：</w:t>
+      </w:r>
+      <w:r>
+        <w:rPr>
+          <w:b w:val="0"/>
+        </w:rPr>
+        <w:t>夹爪闭合后目标位于两指之间并离开桌面，同时出现 attached 事件。</w:t>
       </w:r>
     </w:p>
     <w:p>
@@ -1694,12 +1784,57 @@
     <w:p>
       <w:r>
         <w:rPr>
-          <w:rFonts w:ascii="Microsoft YaHei" w:hAnsi="Microsoft YaHei" w:eastAsia="Microsoft YaHei"/>
+          <w:b/>
+        </w:rPr>
+        <w:t>现象：</w:t>
+      </w:r>
+      <w:r>
+        <w:rPr>
           <w:b w:val="0"/>
-          <w:color w:val="202124"/>
-          <w:sz w:val="21"/>
         </w:rPr>
-        <w:t>现象：目标直接写到分类垫中心时，画面缺少真实释放过程；同色目标会落在完全相同的位置。调查：我分别观察释放前后的末端坐标、目标高度和横向位移，确认横向跳变会让落点受瞬时速度影响。处理：从当前末端位置开始，保持 X/Y 不变，解除附着后只沿 Z 方向下落，并给同色目标分配不同落点。验证：画面连续呈现对准、解除附着、下落和稳定四个阶段，最终落点形成清晰间隔。</w:t>
+        <w:t>目标直接写到分类垫中心时，画面缺少真实释放过程；同色目标会落在完全相同的位置。</w:t>
+      </w:r>
+    </w:p>
+    <w:p>
+      <w:r>
+        <w:rPr>
+          <w:b/>
+        </w:rPr>
+        <w:t>原因分析：</w:t>
+      </w:r>
+      <w:r>
+        <w:rPr>
+          <w:b w:val="0"/>
+        </w:rPr>
+        <w:t>我分别观察释放前后的末端坐标、目标高度和横向位移，确认横向跳变会让落点受瞬时速度影响。</w:t>
+      </w:r>
+    </w:p>
+    <w:p>
+      <w:r>
+        <w:rPr>
+          <w:b/>
+        </w:rPr>
+        <w:t>处理方法：</w:t>
+      </w:r>
+      <w:r>
+        <w:rPr>
+          <w:b w:val="0"/>
+        </w:rPr>
+        <w:t>从当前末端位置开始，保持 X/Y 不变，解除附着后只沿 Z 方向下落，并给同色目标分配不同落点。</w:t>
+      </w:r>
+    </w:p>
+    <w:p>
+      <w:r>
+        <w:rPr>
+          <w:b/>
+        </w:rPr>
+        <w:t>验证结果：</w:t>
+      </w:r>
+      <w:r>
+        <w:rPr>
+          <w:b w:val="0"/>
+        </w:rPr>
+        <w:t>画面连续呈现对准、解除附着、下落和稳定四个阶段，最终落点形成清晰间隔。</w:t>
       </w:r>
     </w:p>
     <w:p>
@@ -1713,12 +1848,57 @@
     <w:p>
       <w:r>
         <w:rPr>
-          <w:rFonts w:ascii="Microsoft YaHei" w:hAnsi="Microsoft YaHei" w:eastAsia="Microsoft YaHei"/>
+          <w:b/>
+        </w:rPr>
+        <w:t>现象：</w:t>
+      </w:r>
+      <w:r>
+        <w:rPr>
           <w:b w:val="0"/>
-          <w:color w:val="202124"/>
-          <w:sz w:val="21"/>
         </w:rPr>
-        <w:t>现象：调整场景坐标后，任务节点只识别到少数目标，完整计划中出现空缺。调查：我对比世界中三行目标的位置和监视节点使用的像素行坐标，发现场景已经变化而旧网格参数仍被加载。处理：根据投影关系重新计算三行像素坐标 186、240、294，并清理旧实例后重新启动。验证：六个目标都得到唯一 grid_id，任务队列的对象顺序与俯视图一致。</w:t>
+        <w:t>调整场景坐标后，任务节点只识别到少数目标，完整计划中出现空缺。</w:t>
+      </w:r>
+    </w:p>
+    <w:p>
+      <w:r>
+        <w:rPr>
+          <w:b/>
+        </w:rPr>
+        <w:t>原因分析：</w:t>
+      </w:r>
+      <w:r>
+        <w:rPr>
+          <w:b w:val="0"/>
+        </w:rPr>
+        <w:t>我对比世界中三行目标的位置和监视节点使用的像素行坐标，发现场景已经变化而旧网格参数仍被加载。</w:t>
+      </w:r>
+    </w:p>
+    <w:p>
+      <w:r>
+        <w:rPr>
+          <w:b/>
+        </w:rPr>
+        <w:t>处理方法：</w:t>
+      </w:r>
+      <w:r>
+        <w:rPr>
+          <w:b w:val="0"/>
+        </w:rPr>
+        <w:t>根据投影关系重新计算三行像素坐标 186、240、294，并清理旧实例后重新启动。</w:t>
+      </w:r>
+    </w:p>
+    <w:p>
+      <w:r>
+        <w:rPr>
+          <w:b/>
+        </w:rPr>
+        <w:t>验证结果：</w:t>
+      </w:r>
+      <w:r>
+        <w:rPr>
+          <w:b w:val="0"/>
+        </w:rPr>
+        <w:t>六个目标都得到唯一 grid_id，任务队列的对象顺序与俯视图一致。</w:t>
       </w:r>
     </w:p>
     <w:p>
@@ -1732,12 +1912,57 @@
     <w:p>
       <w:r>
         <w:rPr>
-          <w:rFonts w:ascii="Microsoft YaHei" w:hAnsi="Microsoft YaHei" w:eastAsia="Microsoft YaHei"/>
+          <w:b/>
+        </w:rPr>
+        <w:t>现象：</w:t>
+      </w:r>
+      <w:r>
+        <w:rPr>
           <w:b w:val="0"/>
-          <w:color w:val="202124"/>
-          <w:sz w:val="21"/>
         </w:rPr>
-        <w:t>现象：界面看起来正常，但播放器发送动作后机械臂没有响应，或者同一动作被重复触发。调查：我检查 world、controller 和播放器进程，发现旧 Gazebo master 与新实例同时存在。处理：结束旧进程，只保留一个世界；手动 GUI 已打开时直接连接播放器。验证：控制器只收到一套命令，单目标测试和整序列播放都按预期推进。</w:t>
+        <w:t>界面看起来正常，但播放器发送动作后机械臂没有响应，或者同一动作被重复触发。</w:t>
+      </w:r>
+    </w:p>
+    <w:p>
+      <w:r>
+        <w:rPr>
+          <w:b/>
+        </w:rPr>
+        <w:t>原因分析：</w:t>
+      </w:r>
+      <w:r>
+        <w:rPr>
+          <w:b w:val="0"/>
+        </w:rPr>
+        <w:t>我检查 world、controller 和播放器进程，发现旧 Gazebo master 与新实例同时存在。</w:t>
+      </w:r>
+    </w:p>
+    <w:p>
+      <w:r>
+        <w:rPr>
+          <w:b/>
+        </w:rPr>
+        <w:t>处理方法：</w:t>
+      </w:r>
+      <w:r>
+        <w:rPr>
+          <w:b w:val="0"/>
+        </w:rPr>
+        <w:t>结束旧进程，只保留一个世界；手动 GUI 已打开时直接连接播放器。</w:t>
+      </w:r>
+    </w:p>
+    <w:p>
+      <w:r>
+        <w:rPr>
+          <w:b/>
+        </w:rPr>
+        <w:t>验证结果：</w:t>
+      </w:r>
+      <w:r>
+        <w:rPr>
+          <w:b w:val="0"/>
+        </w:rPr>
+        <w:t>控制器只收到一套命令，单目标测试和整序列播放都按预期推进。</w:t>
       </w:r>
     </w:p>
     <w:p>
@@ -1751,12 +1976,57 @@
     <w:p>
       <w:r>
         <w:rPr>
-          <w:rFonts w:ascii="Microsoft YaHei" w:hAnsi="Microsoft YaHei" w:eastAsia="Microsoft YaHei"/>
+          <w:b/>
+        </w:rPr>
+        <w:t>现象：</w:t>
+      </w:r>
+      <w:r>
+        <w:rPr>
           <w:b w:val="0"/>
-          <w:color w:val="202124"/>
-          <w:sz w:val="21"/>
         </w:rPr>
-        <w:t>现象：任务节点启动后立即退出，终端提示日志调用参数不兼容。调查：我定位到 Humble Python logger 的调用方式与当前代码不一致，错误发生在真正进入任务状态机之前。处理：改用兼容的 f-string 日志写法，重新构建并在干净终端中启动节点。验证：节点保持运行并继续发布状态，抓取问题可以在稳定的启动环境中单独分析。</w:t>
+        <w:t>任务节点启动后立即退出，终端提示日志调用参数不兼容。</w:t>
+      </w:r>
+    </w:p>
+    <w:p>
+      <w:r>
+        <w:rPr>
+          <w:b/>
+        </w:rPr>
+        <w:t>原因分析：</w:t>
+      </w:r>
+      <w:r>
+        <w:rPr>
+          <w:b w:val="0"/>
+        </w:rPr>
+        <w:t>我定位到 Humble Python logger 的调用方式与当前代码不一致，错误发生在真正进入任务状态机之前。</w:t>
+      </w:r>
+    </w:p>
+    <w:p>
+      <w:r>
+        <w:rPr>
+          <w:b/>
+        </w:rPr>
+        <w:t>处理方法：</w:t>
+      </w:r>
+      <w:r>
+        <w:rPr>
+          <w:b w:val="0"/>
+        </w:rPr>
+        <w:t>改用兼容的 f-string 日志写法，重新构建并在干净终端中启动节点。</w:t>
+      </w:r>
+    </w:p>
+    <w:p>
+      <w:r>
+        <w:rPr>
+          <w:b/>
+        </w:rPr>
+        <w:t>验证结果：</w:t>
+      </w:r>
+      <w:r>
+        <w:rPr>
+          <w:b w:val="0"/>
+        </w:rPr>
+        <w:t>节点保持运行并继续发布状态，抓取问题可以在稳定的启动环境中单独分析。</w:t>
       </w:r>
     </w:p>
     <w:tbl>

--- a/report/experiment3_personal_report_yangmuqing.docx
+++ b/report/experiment3_personal_report_yangmuqing.docx
@@ -1588,13 +1588,7 @@
     </w:p>
     <w:p>
       <w:r>
-        <w:rPr>
-          <w:rFonts w:ascii="Microsoft YaHei" w:hAnsi="Microsoft YaHei" w:eastAsia="Microsoft YaHei"/>
-          <w:b w:val="0"/>
-          <w:color w:val="202124"/>
-          <w:sz w:val="21"/>
-        </w:rPr>
-        <w:t>本节沿用实验二个人报告的写法，将每个问题记录为“现象—调查—处理—验证”，判断依据具体落实到坐标、日志事件和场景状态。</w:t>
+        <w:t>本节把调试过程按问题逐项复盘。每项都记录实际看到的画面或日志、对应的检查位置、具体修改的航点、参数或节点，以及修改后的验证条件。红蓝基线的对象级结论以mecharm_sorting_execution.csv 为准，三分类扩展只写已经有场景和序列证据的内容。</w:t>
       </w:r>
     </w:p>
     <w:p>
@@ -1613,10 +1607,7 @@
         <w:t>现象：</w:t>
       </w:r>
       <w:r>
-        <w:rPr>
-          <w:b w:val="0"/>
-        </w:rPr>
-        <w:t>三分类场景沿用默认关节姿态后，夹爪没有落在圆柱中心，下降时会擦到目标边缘。</w:t>
+        <w:t>三分类场景第一次播放绿色目标时，机械臂从 above_green_1 下到 pick_4 后，夹爪中心没有落在圆柱中心线上，右侧指尖先碰到圆柱边缘；above_green_2/pick_5 也出现相同趋势。画面中夹爪虽然闭合，但圆柱没有被稳定夹在两指之间。</w:t>
       </w:r>
     </w:p>
     <w:p>
@@ -1627,10 +1618,7 @@
         <w:t>原因分析：</w:t>
       </w:r>
       <w:r>
-        <w:rPr>
-          <w:b w:val="0"/>
-        </w:rPr>
-        <w:t>我在 GUI 中暂停于 above 和 pick，比较末端与圆柱中心的相对位置，并逐个检查六个网格的接近方向。</w:t>
+        <w:t>我在 manual_control_panel 中暂停在上述两个航点，逐个拖动关节滑块，对照 sorting_scene.yaml 中六个取物点和俯视图观察末端位置。原来的默认姿态是为固定点 A-B 标定的，直接复用到绿色格点时，末端接近方向与圆柱中心不一致；因此问题不在夹爪开度，而在每个网格对应的 above/pick 姿态没有单独校准。</w:t>
       </w:r>
     </w:p>
     <w:p>
@@ -1641,10 +1629,7 @@
         <w:t>处理方法：</w:t>
       </w:r>
       <w:r>
-        <w:rPr>
-          <w:b w:val="0"/>
-        </w:rPr>
-        <w:t>以已验证的 A-B 动作为参照，为每个网格重新调节 above 和 pick 航点，先单目标验证，再并入总序列。</w:t>
+        <w:t>以红蓝基线已经验证的动作顺序为模板，重新保存 above_green_1→pick_4 和 above_green_2→pick_5 两组航点：above 阶段保持夹爪开度 0.15、接触垫力 -4.0，pick 阶段切换到夹爪 -0.31，并把每个动作时长固定为 2.0 s。每次只修改一组航点，先在 GUI 中单步执行，再写回 manual_animation.json，最后重新组织 34 步总序列。</w:t>
       </w:r>
     </w:p>
     <w:p>
@@ -1655,10 +1640,7 @@
         <w:t>验证结果：</w:t>
       </w:r>
       <w:r>
-        <w:rPr>
-          <w:b w:val="0"/>
-        </w:rPr>
-        <w:t>修正后前几个目标能够按顺序对准并抬升，航点名称和控制台记录保持一致。</w:t>
+        <w:t>单目标测试时，两指从圆柱两侧同时接近，夹爪闭合后没有明显侧滑；随后按 manual_animation.json 的六目标顺序播放，绿色目标的 pick_4/pick_5 不再与边缘碰撞。验证依据是手动控制台截图、六目标序列图和 Gazebo 录屏，不把这部分扩写成三分类对象级成功率。</w:t>
       </w:r>
     </w:p>
     <w:p>
@@ -1677,10 +1659,7 @@
         <w:t>现象：</w:t>
       </w:r>
       <w:r>
-        <w:rPr>
-          <w:b w:val="0"/>
-        </w:rPr>
-        <w:t>日志显示 pick 已触发，但圆柱仍停在桌面，夹爪抬升后目标没有跟随。</w:t>
+        <w:t>一次蓝色圆柱测试中，日志已经出现 pick 和 close_gripper，但圆柱仍停在桌面约 z=0.0275 m，机械臂抬升后夹爪下方为空；仅凭夹爪闭合会把这次动作误判为成功。</w:t>
       </w:r>
     </w:p>
     <w:p>
@@ -1691,10 +1670,7 @@
         <w:t>原因分析：</w:t>
       </w:r>
       <w:r>
-        <w:rPr>
-          <w:b w:val="0"/>
-        </w:rPr>
-        <w:t>我将动作拆成闭合、距离检查和抬升三段，发现播放器只发送夹爪命令，没有保存目标与末端的相对位姿。</w:t>
+        <w:t>我把动作拆成闭合、距离检查和抬升三段，发现原来的播放器只发布夹爪和机械臂的 JointTrajectory，没有保存目标与末端的相对位姿。修复前，sorting_executor.py 没有把 /gazebo/model_states 中的目标位姿和 /gazebo/link_states 中的夹爪位姿绑定起来，所以“命令已经发出”不等于“目标已经附着”。</w:t>
       </w:r>
     </w:p>
     <w:p>
@@ -1705,10 +1681,7 @@
         <w:t>处理方法：</w:t>
       </w:r>
       <w:r>
-        <w:rPr>
-          <w:b w:val="0"/>
-        </w:rPr>
-        <w:t>增加目标选择和附着跟随逻辑，在搬运中持续更新相对偏移，并把目标高度超过 0.075 m 作为画面取证条件。</w:t>
+        <w:t>在 sorting_executor.py 中加入抓取对象选择和距离检查，抓取位置容差设为 0.05 m；确认对象后保存 attach_offset，并通过 /gazebo/set_entity_state 以约 0.06 s 的周期更新被选模型的位置。状态机同时写入 grasp_attached 事件；未找到近邻目标时进入 failed/exception 分支，并把目标高度超过 0.075 m 作为画面取证条件。</w:t>
       </w:r>
     </w:p>
     <w:p>
@@ -1719,10 +1692,7 @@
         <w:t>验证结果：</w:t>
       </w:r>
       <w:r>
-        <w:rPr>
-          <w:b w:val="0"/>
-        </w:rPr>
-        <w:t>夹爪闭合后目标位于两指之间并离开桌面，同时出现 attached 事件。</w:t>
+        <w:t>重新运行单目标测试后，blue_cylinder_grasp_verified.png 中可以看到圆柱位于两指之间并已离开桌面。对应 CSV 依次出现 grasp_attached、lift、release 和 object_complete 事件，状态均为 passed，说明验证的是目标确实随末端抬升，而不是只看夹爪是否闭合。</w:t>
       </w:r>
     </w:p>
     <w:p>
@@ -1789,10 +1759,7 @@
         <w:t>现象：</w:t>
       </w:r>
       <w:r>
-        <w:rPr>
-          <w:b w:val="0"/>
-        </w:rPr>
-        <w:t>目标直接写到分类垫中心时，画面缺少真实释放过程；同色目标会落在完全相同的位置。</w:t>
+        <w:t>第一次释放测试把目标直接写到分类垫中心，画面没有连续的对准、解除附着和下落过程；同一颜色的两个目标还会落在完全相同的位置，后一目标遮住前一目标，无法从最终画面判断是否逐个完成。</w:t>
       </w:r>
     </w:p>
     <w:p>
@@ -1803,10 +1770,7 @@
         <w:t>原因分析：</w:t>
       </w:r>
       <w:r>
-        <w:rPr>
-          <w:b w:val="0"/>
-        </w:rPr>
-        <w:t>我分别观察释放前后的末端坐标、目标高度和横向位移，确认横向跳变会让落点受瞬时速度影响。</w:t>
+        <w:t>检查 release 阶段后，我发现一次 SetEntityState 调用同时改变了目标的 X、Y、Z，目标会在相邻帧之间横向跳变，原来的播放序列也没有为同色目标维护不同的落点索引。因此即使最终坐标看起来正确，释放过程仍不符合验收时对动作连续性和结果可复查性的要求。</w:t>
       </w:r>
     </w:p>
     <w:p>
@@ -1817,10 +1781,7 @@
         <w:t>处理方法：</w:t>
       </w:r>
       <w:r>
-        <w:rPr>
-          <w:b w:val="0"/>
-        </w:rPr>
-        <w:t>从当前末端位置开始，保持 X/Y 不变，解除附着后只沿 Z 方向下落，并给同色目标分配不同落点。</w:t>
+        <w:t>在执行器中为 red、blue、green 分别建立落点列表：红色使用 (0.115,-0.15)、(0.14,-0.12)、(0.165,-0.09)，蓝色使用 (0.235,-0.15)、(0.26,-0.12)、(0.285,-0.09)，绿色使用 (0.34,-0.02)、(0.38,0.02)。释放时保持 X/Y 对齐，解除附着后再沿 Z 方向下落，并在放开夹爪后等待稳定；验证阶段检查 XY 误差不超过 0.07 m，超出则记录 release pose outside destination。</w:t>
       </w:r>
     </w:p>
     <w:p>
@@ -1831,10 +1792,7 @@
         <w:t>验证结果：</w:t>
       </w:r>
       <w:r>
-        <w:rPr>
-          <w:b w:val="0"/>
-        </w:rPr>
-        <w:t>画面连续呈现对准、解除附着、下落和稳定四个阶段，最终落点形成清晰间隔。</w:t>
+        <w:t>release_stages.png 中连续呈现了到达释放位、解除附着、垂直下落和稳定四个阶段，同色圆柱的最终落点也形成间隔。CSV 的 release 记录保存了 destination 坐标，随后写入 object_complete；因此这一修改同时解决了画面跳变和同色目标重叠两个问题。</w:t>
       </w:r>
     </w:p>
     <w:p>
@@ -1853,10 +1811,7 @@
         <w:t>现象：</w:t>
       </w:r>
       <w:r>
-        <w:rPr>
-          <w:b w:val="0"/>
-        </w:rPr>
-        <w:t>调整场景坐标后，任务节点只识别到少数目标，完整计划中出现空缺。</w:t>
+        <w:t>调整场景坐标后，任务节点只识别到少数目标，完整计划中出现空缺；从俯视图看六个圆柱都在桌面上，但任务日志中的目标数量与画面不一致。这个问题导致后续抓取序列缺少对象，并不是机械臂动作本身失败。</w:t>
       </w:r>
     </w:p>
     <w:p>
@@ -1867,10 +1822,7 @@
         <w:t>原因分析：</w:t>
       </w:r>
       <w:r>
-        <w:rPr>
-          <w:b w:val="0"/>
-        </w:rPr>
-        <w:t>我对比世界中三行目标的位置和监视节点使用的像素行坐标，发现场景已经变化而旧网格参数仍被加载。</w:t>
+        <w:t>我对比世界中三行目标的位置、sorting_scene_monitor.py 的投影公式和 sorting_task.py 使用的像素网格，发现场景已经变化而旧网格参数仍被加载。当前投影把 world-y 映射到图像横坐标、world-x 映射到图像纵坐标，若仍使用旧行坐标，检测框中心就会被分到错误网格或判定为网格外。</w:t>
       </w:r>
     </w:p>
     <w:p>
@@ -1881,10 +1833,7 @@
         <w:t>处理方法：</w:t>
       </w:r>
       <w:r>
-        <w:rPr>
-          <w:b w:val="0"/>
-        </w:rPr>
-        <w:t>根据投影关系重新计算三行像素坐标 186、240、294，并清理旧实例后重新启动。</w:t>
+        <w:t>根据新的投影关系重新计算三行像素坐标 186、240、294，并保留列坐标 212、266、320；同时把 grid_tolerance_px 固定为 48，清理旧实例后重新启动 monitor、task 和 executor。为避免目标搬走后再次触发空计划，还保留了检测签名去重和 execute_motion 下的 plan_locked 保护。</w:t>
       </w:r>
     </w:p>
     <w:p>
@@ -1895,10 +1844,7 @@
         <w:t>验证结果：</w:t>
       </w:r>
       <w:r>
-        <w:rPr>
-          <w:b w:val="0"/>
-        </w:rPr>
-        <w:t>六个目标都得到唯一 grid_id，任务队列的对象顺序与俯视图一致。</w:t>
+        <w:t>重新启动后，grid_mapping.png 中的检测框中心与六个网格一一对应，日志中的 grid_id 不再重复或缺失。红蓝基线 CSV 的 task_result 记录 count=6、success_count=6，六个对象分别得到唯一网格，说明坐标修正已经传递到任务队列和最终结果。</w:t>
       </w:r>
     </w:p>
     <w:p>
@@ -1917,10 +1863,7 @@
         <w:t>现象：</w:t>
       </w:r>
       <w:r>
-        <w:rPr>
-          <w:b w:val="0"/>
-        </w:rPr>
-        <w:t>界面看起来正常，但播放器发送动作后机械臂没有响应，或者同一动作被重复触发。</w:t>
+        <w:t>界面看起来正常，但播放器发送动作后机械臂没有响应，或者同一动作被重复触发；在终端中可以看到同一阶段的输出出现两次。此时如果继续调节航点，会把进程冲突误认为姿态参数错误。</w:t>
       </w:r>
     </w:p>
     <w:p>
@@ -1931,10 +1874,7 @@
         <w:t>原因分析：</w:t>
       </w:r>
       <w:r>
-        <w:rPr>
-          <w:b w:val="0"/>
-        </w:rPr>
-        <w:t>我检查 world、controller 和播放器进程，发现旧 Gazebo master 与新实例同时存在。</w:t>
+        <w:t>我检查 world、controller 和播放器进程，发现旧 Gazebo master 与新实例同时存在，手动控制台也可能连接到旧的播放器。多个实例会同时监听控制主题，导致一套命令被重复消费或发往已经失效的控制器。</w:t>
       </w:r>
     </w:p>
     <w:p>
@@ -1945,10 +1885,7 @@
         <w:t>处理方法：</w:t>
       </w:r>
       <w:r>
-        <w:rPr>
-          <w:b w:val="0"/>
-        </w:rPr>
-        <w:t>结束旧进程，只保留一个世界；手动 GUI 已打开时直接连接播放器。</w:t>
+        <w:t>先结束旧的 gzserver、gzclient 和播放器进程，只保留一个世界实例，再按 start_contact_grasp.sh 的顺序启动 Gazebo、控制器和 manual_control_panel。自动模式只启动一个 sorting_gazebo.launch.py，并利用任务节点的检测签名去重和 plan_locked 标志，避免同一份计划被重新送入执行器。</w:t>
       </w:r>
     </w:p>
     <w:p>
@@ -1959,10 +1896,7 @@
         <w:t>验证结果：</w:t>
       </w:r>
       <w:r>
-        <w:rPr>
-          <w:b w:val="0"/>
-        </w:rPr>
-        <w:t>控制器只收到一套命令，单目标测试和整序列播放都按预期推进。</w:t>
+        <w:t>清理环境后，控制器只收到一套动作命令；单目标测试能够从 above、pick、lift 推进到 release，34 步完整序列也不再重复触发。验证时同时查看 GUI、sorting_task/execution_state 和 CSV 时间戳，确认问题来自重复实例而不是航点本身。</w:t>
       </w:r>
     </w:p>
     <w:p>
@@ -1981,10 +1915,7 @@
         <w:t>现象：</w:t>
       </w:r>
       <w:r>
-        <w:rPr>
-          <w:b w:val="0"/>
-        </w:rPr>
-        <w:t>任务节点启动后立即退出，终端提示日志调用参数不兼容。</w:t>
+        <w:t>任务节点启动后立即退出，终端提示日志调用参数不兼容，因而没有进入 detecting 或 plan_ready 状态。此时 Gazebo 画面仍然存在，但没有任务状态和对象级结果，后续抓取不能作为有效实验记录。</w:t>
       </w:r>
     </w:p>
     <w:p>
@@ -1995,10 +1926,7 @@
         <w:t>原因分析：</w:t>
       </w:r>
       <w:r>
-        <w:rPr>
-          <w:b w:val="0"/>
-        </w:rPr>
-        <w:t>我定位到 Humble Python logger 的调用方式与当前代码不一致，错误发生在真正进入任务状态机之前。</w:t>
+        <w:t>我把错误定位到 Humble Python logger 的调用方式：旧写法把额外参数交给日志函数处理，异常发生在真正进入任务状态机之前。通过查看节点退出位置和启动后的状态主题，确认这不是检测框或机械臂控制问题，而是节点初始化阶段的日志调用错误。</w:t>
       </w:r>
     </w:p>
     <w:p>
@@ -2009,10 +1937,7 @@
         <w:t>处理方法：</w:t>
       </w:r>
       <w:r>
-        <w:rPr>
-          <w:b w:val="0"/>
-        </w:rPr>
-        <w:t>改用兼容的 f-string 日志写法，重新构建并在干净终端中启动节点。</w:t>
+        <w:t>将相关日志改为兼容 Humble 的 f-string 写法，重新构建工作空间，并在干净终端中重新启动统一 Launch。启动后先检查 sorting_task/state、sorting_task/result 和 sorting_task/execution_state 是否存在，再运行单目标和完整序列，避免把未启动成功的进程直接纳入验收。</w:t>
       </w:r>
     </w:p>
     <w:p>
@@ -2023,10 +1948,7 @@
         <w:t>验证结果：</w:t>
       </w:r>
       <w:r>
-        <w:rPr>
-          <w:b w:val="0"/>
-        </w:rPr>
-        <w:t>节点保持运行并继续发布状态，抓取问题可以在稳定的启动环境中单独分析。</w:t>
+        <w:t>修复后节点保持运行并持续发布 detecting、plan_ready、执行阶段和 task_passed 状态，CSV 也能记录 plan、grasp_attached、release 和 task_result。这样抓取问题可以在稳定的启动环境中单独分析，日志错误不再掩盖任务本身的执行结果。</w:t>
       </w:r>
     </w:p>
     <w:tbl>

--- a/report/experiment3_personal_report_yangmuqing.docx
+++ b/report/experiment3_personal_report_yangmuqing.docx
@@ -4,7 +4,7 @@
   <w:body>
     <w:p>
       <w:pPr>
-        <w:spacing w:after="100"/>
+        <w:spacing w:after="100" w:line="276" w:lineRule="auto"/>
         <w:pBdr>
           <w:bottom w:val="single" w:sz="18" w:space="1" w:color="0B7A75"/>
         </w:pBdr>
@@ -48,9 +48,9 @@
             <w:r>
               <w:rPr>
                 <w:rFonts w:ascii="Times New Roman" w:hAnsi="Times New Roman" w:eastAsia="Times New Roman"/>
-                <w:b/>
-                <w:color w:val="163A5F"/>
-                <w:sz w:val="18"/>
+                <w:b w:val="0"/>
+                <w:color w:val="232323"/>
+                <w:sz w:val="17"/>
               </w:rPr>
               <w:t>ROBOTICS INTEGRATION GROUP PROJECT</w:t>
             </w:r>
@@ -79,9 +79,9 @@
             <w:r>
               <w:rPr>
                 <w:rFonts w:ascii="Times New Roman" w:hAnsi="Times New Roman" w:eastAsia="Times New Roman"/>
-                <w:b/>
-                <w:color w:val="163A5F"/>
-                <w:sz w:val="18"/>
+                <w:b w:val="0"/>
+                <w:color w:val="232323"/>
+                <w:sz w:val="17"/>
               </w:rPr>
               <w:t>GROUP 17</w:t>
             </w:r>
@@ -91,15 +91,15 @@
     </w:tbl>
     <w:p>
       <w:pPr>
-        <w:spacing w:before="680" w:after="80"/>
+        <w:spacing w:before="680" w:after="100" w:line="276" w:lineRule="auto"/>
         <w:jc w:val="center"/>
       </w:pPr>
       <w:r>
         <w:rPr>
           <w:rFonts w:ascii="Times New Roman" w:hAnsi="Times New Roman" w:eastAsia="Times New Roman"/>
-          <w:b/>
-          <w:color w:val="0B7A75"/>
-          <w:sz w:val="24"/>
+          <w:b w:val="0"/>
+          <w:color w:val="232323"/>
+          <w:sz w:val="20"/>
         </w:rPr>
         <w:t>EXPERIMENT 3</w:t>
       </w:r>
@@ -112,50 +112,56 @@
       </w:pPr>
       <w:r>
         <w:rPr>
-          <w:rFonts w:ascii="Microsoft YaHei" w:hAnsi="Microsoft YaHei" w:eastAsia="Microsoft YaHei"/>
-          <w:b/>
-          <w:color w:val="163A5F"/>
-          <w:sz w:val="50"/>
+          <w:rFonts w:ascii="Times New Roman" w:hAnsi="Times New Roman" w:eastAsia="Times New Roman"/>
+          <w:b w:val="0"/>
+          <w:color w:val="232323"/>
+          <w:sz w:val="20"/>
         </w:rPr>
         <w:t>桌面物体自动分类整理</w:t>
       </w:r>
     </w:p>
     <w:p>
       <w:pPr>
-        <w:spacing w:after="40"/>
+        <w:spacing w:after="100" w:line="276" w:lineRule="auto"/>
         <w:jc w:val="center"/>
       </w:pPr>
       <w:r>
         <w:rPr>
-          <w:rFonts w:ascii="Microsoft YaHei" w:hAnsi="Microsoft YaHei" w:eastAsia="Microsoft YaHei"/>
+          <w:rFonts w:ascii="Times New Roman" w:hAnsi="Times New Roman" w:eastAsia="Times New Roman"/>
           <w:b w:val="0"/>
-          <w:color w:val="2D5F8B"/>
-          <w:sz w:val="24"/>
+          <w:color w:val="232323"/>
+          <w:sz w:val="20"/>
         </w:rPr>
         <w:t>个人实验报告  ·  mechArm 270 仿真调试记录</w:t>
       </w:r>
     </w:p>
     <w:p>
       <w:pPr>
-        <w:spacing w:after="360"/>
+        <w:spacing w:after="100" w:line="276" w:lineRule="auto"/>
         <w:jc w:val="center"/>
       </w:pPr>
       <w:r>
         <w:rPr>
           <w:rFonts w:ascii="Times New Roman" w:hAnsi="Times New Roman" w:eastAsia="Times New Roman"/>
           <w:b w:val="0"/>
-          <w:color w:val="5B6573"/>
-          <w:sz w:val="21"/>
+          <w:color w:val="232323"/>
+          <w:sz w:val="20"/>
         </w:rPr>
         <w:t>Personal laboratory report</w:t>
       </w:r>
     </w:p>
     <w:p>
       <w:pPr>
-        <w:spacing w:after="200"/>
+        <w:spacing w:after="100" w:line="276" w:lineRule="auto"/>
         <w:jc w:val="center"/>
       </w:pPr>
       <w:r>
+        <w:rPr>
+          <w:rFonts w:ascii="Times New Roman" w:hAnsi="Times New Roman" w:eastAsia="Times New Roman"/>
+          <w:b w:val="0"/>
+          <w:color w:val="232323"/>
+          <w:sz w:val="20"/>
+        </w:rPr>
         <w:drawing>
           <wp:inline xmlns:a="http://schemas.openxmlformats.org/drawingml/2006/main" xmlns:pic="http://schemas.openxmlformats.org/drawingml/2006/picture">
             <wp:extent cx="4968000" cy="2794500"/>
@@ -229,10 +235,10 @@
             </w:pPr>
             <w:r>
               <w:rPr>
-                <w:rFonts w:ascii="Microsoft YaHei" w:hAnsi="Microsoft YaHei" w:eastAsia="Microsoft YaHei"/>
-                <w:b/>
-                <w:color w:val="163A5F"/>
-                <w:sz w:val="19"/>
+                <w:rFonts w:ascii="Times New Roman" w:hAnsi="Times New Roman" w:eastAsia="Times New Roman"/>
+                <w:b w:val="0"/>
+                <w:color w:val="1F4E79"/>
+                <w:sz w:val="18"/>
               </w:rPr>
               <w:t>姓名</w:t>
             </w:r>
@@ -261,10 +267,10 @@
             </w:pPr>
             <w:r>
               <w:rPr>
-                <w:rFonts w:ascii="Microsoft YaHei" w:hAnsi="Microsoft YaHei" w:eastAsia="Microsoft YaHei"/>
-                <w:b w:val="0"/>
-                <w:color w:val="202124"/>
-                <w:sz w:val="19"/>
+                <w:rFonts w:ascii="Times New Roman" w:hAnsi="Times New Roman" w:eastAsia="Times New Roman"/>
+                <w:b/>
+                <w:color w:val="232323"/>
+                <w:sz w:val="18"/>
               </w:rPr>
               <w:t>杨牧青</w:t>
             </w:r>
@@ -296,10 +302,10 @@
             </w:pPr>
             <w:r>
               <w:rPr>
-                <w:rFonts w:ascii="Microsoft YaHei" w:hAnsi="Microsoft YaHei" w:eastAsia="Microsoft YaHei"/>
-                <w:b/>
-                <w:color w:val="163A5F"/>
-                <w:sz w:val="19"/>
+                <w:rFonts w:ascii="Times New Roman" w:hAnsi="Times New Roman" w:eastAsia="Times New Roman"/>
+                <w:b w:val="0"/>
+                <w:color w:val="1F4E79"/>
+                <w:sz w:val="18"/>
               </w:rPr>
               <w:t>学号</w:t>
             </w:r>
@@ -328,10 +334,10 @@
             </w:pPr>
             <w:r>
               <w:rPr>
-                <w:rFonts w:ascii="Microsoft YaHei" w:hAnsi="Microsoft YaHei" w:eastAsia="Microsoft YaHei"/>
+                <w:rFonts w:ascii="Times New Roman" w:hAnsi="Times New Roman" w:eastAsia="Times New Roman"/>
                 <w:b w:val="0"/>
-                <w:color w:val="202124"/>
-                <w:sz w:val="19"/>
+                <w:color w:val="232323"/>
+                <w:sz w:val="18"/>
               </w:rPr>
               <w:t>24020036076</w:t>
             </w:r>
@@ -363,10 +369,10 @@
             </w:pPr>
             <w:r>
               <w:rPr>
-                <w:rFonts w:ascii="Microsoft YaHei" w:hAnsi="Microsoft YaHei" w:eastAsia="Microsoft YaHei"/>
-                <w:b/>
-                <w:color w:val="163A5F"/>
-                <w:sz w:val="19"/>
+                <w:rFonts w:ascii="Times New Roman" w:hAnsi="Times New Roman" w:eastAsia="Times New Roman"/>
+                <w:b w:val="0"/>
+                <w:color w:val="1F4E79"/>
+                <w:sz w:val="18"/>
               </w:rPr>
               <w:t>小组与课程</w:t>
             </w:r>
@@ -395,10 +401,10 @@
             </w:pPr>
             <w:r>
               <w:rPr>
-                <w:rFonts w:ascii="Microsoft YaHei" w:hAnsi="Microsoft YaHei" w:eastAsia="Microsoft YaHei"/>
+                <w:rFonts w:ascii="Times New Roman" w:hAnsi="Times New Roman" w:eastAsia="Times New Roman"/>
                 <w:b w:val="0"/>
-                <w:color w:val="202124"/>
-                <w:sz w:val="19"/>
+                <w:color w:val="232323"/>
+                <w:sz w:val="18"/>
               </w:rPr>
               <w:t>第 17 组  ·  机器人学集成小组项目Ⅰ</w:t>
             </w:r>
@@ -408,36 +414,45 @@
     </w:tbl>
     <w:p>
       <w:pPr>
-        <w:spacing w:before="360"/>
+        <w:spacing w:before="360" w:line="276" w:lineRule="auto" w:after="100"/>
         <w:jc w:val="center"/>
       </w:pPr>
       <w:r>
         <w:rPr>
           <w:rFonts w:ascii="Times New Roman" w:hAnsi="Times New Roman" w:eastAsia="Times New Roman"/>
-          <w:b/>
-          <w:color w:val="5B6573"/>
-          <w:sz w:val="17"/>
+          <w:b w:val="0"/>
+          <w:color w:val="232323"/>
+          <w:sz w:val="20"/>
         </w:rPr>
         <w:t>ROS 2 HUMBLE  ·  GAZEBO  ·  mechARM 270</w:t>
       </w:r>
     </w:p>
     <w:p>
       <w:pPr>
-        <w:spacing w:after="0"/>
+        <w:spacing w:after="100" w:line="276" w:lineRule="auto"/>
         <w:jc w:val="center"/>
       </w:pPr>
       <w:r>
         <w:rPr>
           <w:rFonts w:ascii="Times New Roman" w:hAnsi="Times New Roman" w:eastAsia="Times New Roman"/>
           <w:b w:val="0"/>
-          <w:color w:val="5B6573"/>
-          <w:sz w:val="17"/>
+          <w:color w:val="232323"/>
+          <w:sz w:val="20"/>
         </w:rPr>
         <w:t>SEPTEMBER 2026</w:t>
       </w:r>
     </w:p>
     <w:p>
+      <w:pPr>
+        <w:spacing w:line="276" w:lineRule="auto" w:after="100"/>
+      </w:pPr>
       <w:r>
+        <w:rPr>
+          <w:rFonts w:ascii="Times New Roman" w:hAnsi="Times New Roman" w:eastAsia="Times New Roman"/>
+          <w:b w:val="0"/>
+          <w:color w:val="232323"/>
+          <w:sz w:val="20"/>
+        </w:rPr>
         <w:br w:type="page"/>
       </w:r>
     </w:p>
@@ -446,6 +461,12 @@
         <w:pStyle w:val="Heading1"/>
       </w:pPr>
       <w:r>
+        <w:rPr>
+          <w:rFonts w:ascii="Times New Roman" w:hAnsi="Times New Roman" w:eastAsia="Times New Roman"/>
+          <w:b/>
+          <w:color w:val="1F4E79"/>
+          <w:sz w:val="30"/>
+        </w:rPr>
         <w:t>1 实验基本要求</w:t>
       </w:r>
     </w:p>
@@ -454,27 +475,39 @@
         <w:pStyle w:val="Heading2"/>
       </w:pPr>
       <w:r>
+        <w:rPr>
+          <w:rFonts w:ascii="Times New Roman" w:hAnsi="Times New Roman" w:eastAsia="Times New Roman"/>
+          <w:b/>
+          <w:color w:val="1F4E79"/>
+          <w:sz w:val="23"/>
+        </w:rPr>
         <w:t>1.1 任务目标与考核重点</w:t>
       </w:r>
     </w:p>
     <w:p>
+      <w:pPr>
+        <w:spacing w:line="276" w:lineRule="auto" w:after="100"/>
+      </w:pPr>
       <w:r>
         <w:rPr>
-          <w:rFonts w:ascii="Microsoft YaHei" w:hAnsi="Microsoft YaHei" w:eastAsia="Microsoft YaHei"/>
+          <w:rFonts w:ascii="Times New Roman" w:hAnsi="Times New Roman" w:eastAsia="Times New Roman"/>
           <w:b w:val="0"/>
-          <w:color w:val="202124"/>
-          <w:sz w:val="21"/>
+          <w:color w:val="232323"/>
+          <w:sz w:val="20"/>
         </w:rPr>
         <w:t>实验三的任务是让机械臂依据视觉结果完成桌面物体自动分类。程序从相机图像和检测数组中得到物体类别、置信度和位置，将检测框中心映射到固定取物网格，再依据类别选择对应的分类垫，依次完成接近、抓取、抬升、搬运、释放和结果记录。处理完一个目标后，任务节点继续处理后续目标。</w:t>
       </w:r>
     </w:p>
     <w:p>
+      <w:pPr>
+        <w:spacing w:line="276" w:lineRule="auto" w:after="100"/>
+      </w:pPr>
       <w:r>
         <w:rPr>
-          <w:rFonts w:ascii="Microsoft YaHei" w:hAnsi="Microsoft YaHei" w:eastAsia="Microsoft YaHei"/>
+          <w:rFonts w:ascii="Times New Roman" w:hAnsi="Times New Roman" w:eastAsia="Times New Roman"/>
           <w:b w:val="0"/>
-          <w:color w:val="202124"/>
-          <w:sz w:val="21"/>
+          <w:color w:val="232323"/>
+          <w:sz w:val="20"/>
         </w:rPr>
         <w:t>任务验收包括自动决策、异常分支和证据完整性：运行时由系统自动确定网格和料盒；低置信度、网格外、重复占用和不可达目标生成可解释的跳过或停止结果；识别、抓取、放置和最终状态通过日志、画面和位姿记录复查。两类六物体的仿真基线要求至少正确整理五个目标。</w:t>
       </w:r>
@@ -484,16 +517,25 @@
         <w:pStyle w:val="Heading2"/>
       </w:pPr>
       <w:r>
+        <w:rPr>
+          <w:rFonts w:ascii="Times New Roman" w:hAnsi="Times New Roman" w:eastAsia="Times New Roman"/>
+          <w:b/>
+          <w:color w:val="1F4E79"/>
+          <w:sz w:val="23"/>
+        </w:rPr>
         <w:t>1.2 实验环境与参数</w:t>
       </w:r>
     </w:p>
     <w:p>
+      <w:pPr>
+        <w:spacing w:line="276" w:lineRule="auto" w:after="100"/>
+      </w:pPr>
       <w:r>
         <w:rPr>
-          <w:rFonts w:ascii="Microsoft YaHei" w:hAnsi="Microsoft YaHei" w:eastAsia="Microsoft YaHei"/>
+          <w:rFonts w:ascii="Times New Roman" w:hAnsi="Times New Roman" w:eastAsia="Times New Roman"/>
           <w:b w:val="0"/>
-          <w:color w:val="202124"/>
-          <w:sz w:val="21"/>
+          <w:color w:val="232323"/>
+          <w:sz w:val="20"/>
         </w:rPr>
         <w:t>本次个人工作在 Ubuntu 22.04、ROS 2 Humble 和 Gazebo Classic 11 环境中完成，使用 Python/rclpy 组织场景监视、任务规划和执行节点。机械臂为 mechArm 270 六自由度模型，夹爪通过 ros2_control 控制；俯视相机输出 640×480 图像，检测结果以 Detection2DArray 形式进入任务节点。</w:t>
       </w:r>
@@ -537,10 +579,10 @@
             </w:pPr>
             <w:r>
               <w:rPr>
-                <w:rFonts w:ascii="Microsoft YaHei" w:hAnsi="Microsoft YaHei" w:eastAsia="Microsoft YaHei"/>
+                <w:rFonts w:ascii="Times New Roman" w:hAnsi="Times New Roman" w:eastAsia="Times New Roman"/>
                 <w:b/>
                 <w:color w:val="FFFFFF"/>
-                <w:sz w:val="18"/>
+                <w:sz w:val="17"/>
               </w:rPr>
               <w:t>项目</w:t>
             </w:r>
@@ -569,10 +611,10 @@
             </w:pPr>
             <w:r>
               <w:rPr>
-                <w:rFonts w:ascii="Microsoft YaHei" w:hAnsi="Microsoft YaHei" w:eastAsia="Microsoft YaHei"/>
+                <w:rFonts w:ascii="Times New Roman" w:hAnsi="Times New Roman" w:eastAsia="Times New Roman"/>
                 <w:b/>
                 <w:color w:val="FFFFFF"/>
-                <w:sz w:val="18"/>
+                <w:sz w:val="17"/>
               </w:rPr>
               <w:t>最终采用的设置</w:t>
             </w:r>
@@ -606,10 +648,10 @@
             </w:pPr>
             <w:r>
               <w:rPr>
-                <w:rFonts w:ascii="Microsoft YaHei" w:hAnsi="Microsoft YaHei" w:eastAsia="Microsoft YaHei"/>
+                <w:rFonts w:ascii="Times New Roman" w:hAnsi="Times New Roman" w:eastAsia="Times New Roman"/>
                 <w:b w:val="0"/>
-                <w:color w:val="202124"/>
-                <w:sz w:val="18"/>
+                <w:color w:val="232323"/>
+                <w:sz w:val="17"/>
               </w:rPr>
               <w:t>场景</w:t>
             </w:r>
@@ -638,10 +680,10 @@
             </w:pPr>
             <w:r>
               <w:rPr>
-                <w:rFonts w:ascii="Microsoft YaHei" w:hAnsi="Microsoft YaHei" w:eastAsia="Microsoft YaHei"/>
+                <w:rFonts w:ascii="Times New Roman" w:hAnsi="Times New Roman" w:eastAsia="Times New Roman"/>
                 <w:b w:val="0"/>
-                <w:color w:val="202124"/>
-                <w:sz w:val="18"/>
+                <w:color w:val="232323"/>
+                <w:sz w:val="17"/>
               </w:rPr>
               <w:t>0.72 m×0.52 m 桌面；3 行 2 列六格取物区；红蓝绿三类圆柱</w:t>
             </w:r>
@@ -674,10 +716,10 @@
             </w:pPr>
             <w:r>
               <w:rPr>
-                <w:rFonts w:ascii="Microsoft YaHei" w:hAnsi="Microsoft YaHei" w:eastAsia="Microsoft YaHei"/>
+                <w:rFonts w:ascii="Times New Roman" w:hAnsi="Times New Roman" w:eastAsia="Times New Roman"/>
                 <w:b w:val="0"/>
-                <w:color w:val="202124"/>
-                <w:sz w:val="18"/>
+                <w:color w:val="232323"/>
+                <w:sz w:val="17"/>
               </w:rPr>
               <w:t>分类垫</w:t>
             </w:r>
@@ -705,10 +747,10 @@
             </w:pPr>
             <w:r>
               <w:rPr>
-                <w:rFonts w:ascii="Microsoft YaHei" w:hAnsi="Microsoft YaHei" w:eastAsia="Microsoft YaHei"/>
+                <w:rFonts w:ascii="Times New Roman" w:hAnsi="Times New Roman" w:eastAsia="Times New Roman"/>
                 <w:b w:val="0"/>
-                <w:color w:val="202124"/>
-                <w:sz w:val="18"/>
+                <w:color w:val="232323"/>
+                <w:sz w:val="17"/>
               </w:rPr>
               <w:t>红(0.14,-0.12)、蓝(0.26,-0.12)、绿(0.38,-0.12) m，横向排列</w:t>
             </w:r>
@@ -742,10 +784,10 @@
             </w:pPr>
             <w:r>
               <w:rPr>
-                <w:rFonts w:ascii="Microsoft YaHei" w:hAnsi="Microsoft YaHei" w:eastAsia="Microsoft YaHei"/>
+                <w:rFonts w:ascii="Times New Roman" w:hAnsi="Times New Roman" w:eastAsia="Times New Roman"/>
                 <w:b w:val="0"/>
-                <w:color w:val="202124"/>
-                <w:sz w:val="18"/>
+                <w:color w:val="232323"/>
+                <w:sz w:val="17"/>
               </w:rPr>
               <w:t>识别判断</w:t>
             </w:r>
@@ -774,10 +816,10 @@
             </w:pPr>
             <w:r>
               <w:rPr>
-                <w:rFonts w:ascii="Microsoft YaHei" w:hAnsi="Microsoft YaHei" w:eastAsia="Microsoft YaHei"/>
+                <w:rFonts w:ascii="Times New Roman" w:hAnsi="Times New Roman" w:eastAsia="Times New Roman"/>
                 <w:b w:val="0"/>
-                <w:color w:val="202124"/>
-                <w:sz w:val="18"/>
+                <w:color w:val="232323"/>
+                <w:sz w:val="17"/>
               </w:rPr>
               <w:t>置信度阈值 0.80；最近网格距离阈值 48 px</w:t>
             </w:r>
@@ -810,10 +852,10 @@
             </w:pPr>
             <w:r>
               <w:rPr>
-                <w:rFonts w:ascii="Microsoft YaHei" w:hAnsi="Microsoft YaHei" w:eastAsia="Microsoft YaHei"/>
+                <w:rFonts w:ascii="Times New Roman" w:hAnsi="Times New Roman" w:eastAsia="Times New Roman"/>
                 <w:b w:val="0"/>
-                <w:color w:val="202124"/>
-                <w:sz w:val="18"/>
+                <w:color w:val="232323"/>
+                <w:sz w:val="17"/>
               </w:rPr>
               <w:t>示教记录</w:t>
             </w:r>
@@ -841,10 +883,10 @@
             </w:pPr>
             <w:r>
               <w:rPr>
-                <w:rFonts w:ascii="Microsoft YaHei" w:hAnsi="Microsoft YaHei" w:eastAsia="Microsoft YaHei"/>
+                <w:rFonts w:ascii="Times New Roman" w:hAnsi="Times New Roman" w:eastAsia="Times New Roman"/>
                 <w:b w:val="0"/>
-                <w:color w:val="202124"/>
-                <w:sz w:val="18"/>
+                <w:color w:val="232323"/>
+                <w:sz w:val="17"/>
               </w:rPr>
               <w:t>manual_animation.json；27 个航点；34 步自动播放；每步 2.0 s</w:t>
             </w:r>
@@ -878,10 +920,10 @@
             </w:pPr>
             <w:r>
               <w:rPr>
-                <w:rFonts w:ascii="Microsoft YaHei" w:hAnsi="Microsoft YaHei" w:eastAsia="Microsoft YaHei"/>
+                <w:rFonts w:ascii="Times New Roman" w:hAnsi="Times New Roman" w:eastAsia="Times New Roman"/>
                 <w:b w:val="0"/>
-                <w:color w:val="202124"/>
-                <w:sz w:val="18"/>
+                <w:color w:val="232323"/>
+                <w:sz w:val="17"/>
               </w:rPr>
               <w:t>验收记录</w:t>
             </w:r>
@@ -910,10 +952,10 @@
             </w:pPr>
             <w:r>
               <w:rPr>
-                <w:rFonts w:ascii="Microsoft YaHei" w:hAnsi="Microsoft YaHei" w:eastAsia="Microsoft YaHei"/>
+                <w:rFonts w:ascii="Times New Roman" w:hAnsi="Times New Roman" w:eastAsia="Times New Roman"/>
                 <w:b w:val="0"/>
-                <w:color w:val="202124"/>
-                <w:sz w:val="18"/>
+                <w:color w:val="232323"/>
+                <w:sz w:val="17"/>
               </w:rPr>
               <w:t>任务 CSV、执行 CSV、异常日志、GUI 过程图和最终位姿</w:t>
             </w:r>
@@ -923,7 +965,7 @@
     </w:tbl>
     <w:p>
       <w:pPr>
-        <w:spacing w:after="20"/>
+        <w:spacing w:after="100" w:line="276" w:lineRule="auto"/>
       </w:pPr>
     </w:p>
     <w:p>
@@ -931,16 +973,25 @@
         <w:pStyle w:val="Heading2"/>
       </w:pPr>
       <w:r>
+        <w:rPr>
+          <w:rFonts w:ascii="Times New Roman" w:hAnsi="Times New Roman" w:eastAsia="Times New Roman"/>
+          <w:b/>
+          <w:color w:val="1F4E79"/>
+          <w:sz w:val="23"/>
+        </w:rPr>
         <w:t>1.3 本次完成情况</w:t>
       </w:r>
     </w:p>
     <w:p>
+      <w:pPr>
+        <w:spacing w:line="276" w:lineRule="auto" w:after="100"/>
+      </w:pPr>
       <w:r>
         <w:rPr>
-          <w:rFonts w:ascii="Microsoft YaHei" w:hAnsi="Microsoft YaHei" w:eastAsia="Microsoft YaHei"/>
+          <w:rFonts w:ascii="Times New Roman" w:hAnsi="Times New Roman" w:eastAsia="Times New Roman"/>
           <w:b w:val="0"/>
-          <w:color w:val="202124"/>
-          <w:sz w:val="21"/>
+          <w:color w:val="232323"/>
+          <w:sz w:val="20"/>
         </w:rPr>
         <w:t>我参与完成了仿真场景调整、手动示教、自动序列组织、抓取附着检查和结果核对。红蓝两类六个目标的对象级记录显示识别、抓取和放置均为 6/6，最终状态为 passed；红蓝绿三分类扩展完成了分类垫对齐、绿色目标航点和 34 步播放组织，现有归档材料包含场景和序列证据，三分类对象级成功率待独立 CSV 归档后再统计。</w:t>
       </w:r>
@@ -950,16 +1001,25 @@
         <w:pStyle w:val="Heading1"/>
       </w:pPr>
       <w:r>
+        <w:rPr>
+          <w:rFonts w:ascii="Times New Roman" w:hAnsi="Times New Roman" w:eastAsia="Times New Roman"/>
+          <w:b/>
+          <w:color w:val="1F4E79"/>
+          <w:sz w:val="30"/>
+        </w:rPr>
         <w:t>2 个人分工</w:t>
       </w:r>
     </w:p>
     <w:p>
+      <w:pPr>
+        <w:spacing w:line="276" w:lineRule="auto" w:after="100"/>
+      </w:pPr>
       <w:r>
         <w:rPr>
-          <w:rFonts w:ascii="Microsoft YaHei" w:hAnsi="Microsoft YaHei" w:eastAsia="Microsoft YaHei"/>
+          <w:rFonts w:ascii="Times New Roman" w:hAnsi="Times New Roman" w:eastAsia="Times New Roman"/>
           <w:b w:val="0"/>
-          <w:color w:val="202124"/>
-          <w:sz w:val="21"/>
+          <w:color w:val="232323"/>
+          <w:sz w:val="20"/>
         </w:rPr>
         <w:t>我的工作集中在将检测和任务规划结果转化为稳定、可复查的机械臂动作，具体按“启动环境—手动示教—参数调试—自动播放—证据核对”的顺序展开。</w:t>
       </w:r>
@@ -972,9 +1032,9 @@
       </w:pPr>
       <w:r>
         <w:rPr>
-          <w:rFonts w:ascii="Microsoft YaHei" w:hAnsi="Microsoft YaHei" w:eastAsia="Microsoft YaHei"/>
+          <w:rFonts w:ascii="Times New Roman" w:hAnsi="Times New Roman" w:eastAsia="Times New Roman"/>
           <w:b w:val="0"/>
-          <w:color w:val="202124"/>
+          <w:color w:val="232323"/>
           <w:sz w:val="20"/>
         </w:rPr>
         <w:t>检查 Gazebo 世界、控制器、相机和任务节点的启动关系，统一控制接口和进程实例。</w:t>
@@ -988,9 +1048,9 @@
       </w:pPr>
       <w:r>
         <w:rPr>
-          <w:rFonts w:ascii="Microsoft YaHei" w:hAnsi="Microsoft YaHei" w:eastAsia="Microsoft YaHei"/>
+          <w:rFonts w:ascii="Times New Roman" w:hAnsi="Times New Roman" w:eastAsia="Times New Roman"/>
           <w:b w:val="0"/>
-          <w:color w:val="202124"/>
+          <w:color w:val="232323"/>
           <w:sz w:val="20"/>
         </w:rPr>
         <w:t>使用手动控制台调节关节、夹爪和动作时间，记录每个网格的 above、pick、lift、release 航点。</w:t>
@@ -1004,9 +1064,9 @@
       </w:pPr>
       <w:r>
         <w:rPr>
-          <w:rFonts w:ascii="Microsoft YaHei" w:hAnsi="Microsoft YaHei" w:eastAsia="Microsoft YaHei"/>
+          <w:rFonts w:ascii="Times New Roman" w:hAnsi="Times New Roman" w:eastAsia="Times New Roman"/>
           <w:b w:val="0"/>
-          <w:color w:val="202124"/>
+          <w:color w:val="232323"/>
           <w:sz w:val="20"/>
         </w:rPr>
         <w:t>核对物体几何尺寸、分类垫位置、置信度阈值和像素网格参数，使画面、规划和执行使用同一套坐标关系。</w:t>
@@ -1020,9 +1080,9 @@
       </w:pPr>
       <w:r>
         <w:rPr>
-          <w:rFonts w:ascii="Microsoft YaHei" w:hAnsi="Microsoft YaHei" w:eastAsia="Microsoft YaHei"/>
+          <w:rFonts w:ascii="Times New Roman" w:hAnsi="Times New Roman" w:eastAsia="Times New Roman"/>
           <w:b w:val="0"/>
-          <w:color w:val="202124"/>
+          <w:color w:val="232323"/>
           <w:sz w:val="20"/>
         </w:rPr>
         <w:t>组织六个目标的自动播放子序列，检查 pick 和 release 航点的动作语义，并复核 manual_animation.json。</w:t>
@@ -1036,9 +1096,9 @@
       </w:pPr>
       <w:r>
         <w:rPr>
-          <w:rFonts w:ascii="Microsoft YaHei" w:hAnsi="Microsoft YaHei" w:eastAsia="Microsoft YaHei"/>
+          <w:rFonts w:ascii="Times New Roman" w:hAnsi="Times New Roman" w:eastAsia="Times New Roman"/>
           <w:b w:val="0"/>
-          <w:color w:val="202124"/>
+          <w:color w:val="232323"/>
           <w:sz w:val="20"/>
         </w:rPr>
         <w:t>根据 attached、release、settled 和最终位姿等证据综合判定动作成功状态，建立可复查的验收依据。</w:t>
@@ -1046,19 +1106,58 @@
     </w:p>
     <w:p>
       <w:pPr>
+        <w:pStyle w:val="ListBullet"/>
+        <w:spacing w:line="276" w:lineRule="auto" w:after="100"/>
+      </w:pPr>
+      <w:r>
+        <w:rPr>
+          <w:rFonts w:ascii="Times New Roman" w:hAnsi="Times New Roman" w:eastAsia="Times New Roman"/>
+          <w:b w:val="0"/>
+          <w:color w:val="232323"/>
+          <w:sz w:val="20"/>
+        </w:rPr>
+        <w:t>采集并标注橡皮、锁、订书机三类自建数据集，组织训练集与验证集，并设计数据增强和针对性补拍方案。</w:t>
+      </w:r>
+    </w:p>
+    <w:p>
+      <w:pPr>
+        <w:pStyle w:val="ListBullet"/>
+        <w:spacing w:line="276" w:lineRule="auto" w:after="100"/>
+      </w:pPr>
+      <w:r>
+        <w:rPr>
+          <w:rFonts w:ascii="Times New Roman" w:hAnsi="Times New Roman" w:eastAsia="Times New Roman"/>
+          <w:b w:val="0"/>
+          <w:color w:val="232323"/>
+          <w:sz w:val="20"/>
+        </w:rPr>
+        <w:t>完成 YOLOv8n 模型训练、验证和外接摄像头实测，针对易混淆角度迭代样本与训练策略，为后续接入感知接口准备模型权重。</w:t>
+      </w:r>
+    </w:p>
+    <w:p>
+      <w:pPr>
         <w:pStyle w:val="Heading2"/>
       </w:pPr>
       <w:r>
+        <w:rPr>
+          <w:rFonts w:ascii="Times New Roman" w:hAnsi="Times New Roman" w:eastAsia="Times New Roman"/>
+          <w:b/>
+          <w:color w:val="1F4E79"/>
+          <w:sz w:val="23"/>
+        </w:rPr>
         <w:t>2.1 场景与启动组织</w:t>
       </w:r>
     </w:p>
     <w:p>
+      <w:pPr>
+        <w:spacing w:line="276" w:lineRule="auto" w:after="100"/>
+      </w:pPr>
       <w:r>
         <w:rPr>
-          <w:rFonts w:ascii="Microsoft YaHei" w:hAnsi="Microsoft YaHei" w:eastAsia="Microsoft YaHei"/>
+          <w:rFonts w:ascii="Times New Roman" w:hAnsi="Times New Roman" w:eastAsia="Times New Roman"/>
           <w:b w:val="0"/>
-          <w:color w:val="202124"/>
-          <w:sz w:val="21"/>
+          <w:color w:val="232323"/>
+          <w:sz w:val="20"/>
         </w:rPr>
         <w:t>我先检查场景文件中的桌面尺寸、六个圆柱和三块分类垫是否全部在相机视野内，再确认世界坐标与任务节点使用的像素网格一致。手动调试时只启动世界、控制器和手动面板；自动验收时才启动任务播放器，并确保 Gazebo master、控制器和播放器各只有一个实例。</w:t>
       </w:r>
@@ -1068,16 +1167,25 @@
         <w:pStyle w:val="Heading2"/>
       </w:pPr>
       <w:r>
+        <w:rPr>
+          <w:rFonts w:ascii="Times New Roman" w:hAnsi="Times New Roman" w:eastAsia="Times New Roman"/>
+          <w:b/>
+          <w:color w:val="1F4E79"/>
+          <w:sz w:val="23"/>
+        </w:rPr>
         <w:t>2.2 手动示教与航点记录</w:t>
       </w:r>
     </w:p>
     <w:p>
+      <w:pPr>
+        <w:spacing w:line="276" w:lineRule="auto" w:after="100"/>
+      </w:pPr>
       <w:r>
         <w:rPr>
-          <w:rFonts w:ascii="Microsoft YaHei" w:hAnsi="Microsoft YaHei" w:eastAsia="Microsoft YaHei"/>
+          <w:rFonts w:ascii="Times New Roman" w:hAnsi="Times New Roman" w:eastAsia="Times New Roman"/>
           <w:b w:val="0"/>
-          <w:color w:val="202124"/>
-          <w:sz w:val="21"/>
+          <w:color w:val="232323"/>
+          <w:sz w:val="20"/>
         </w:rPr>
         <w:t>我使用关节滑块和夹爪参数逐点寻找安全高度、接近位置、抓取位置、抬升位置和释放位置。调试采用单变量方法，每次修改一个目标或一个动作阶段，确认末端与圆柱的相对位置后保存航点；航点记录同时标注接近、闭合、抬升和释放阶段，便于后续定位。</w:t>
       </w:r>
@@ -1087,16 +1195,25 @@
         <w:pStyle w:val="Heading2"/>
       </w:pPr>
       <w:r>
+        <w:rPr>
+          <w:rFonts w:ascii="Times New Roman" w:hAnsi="Times New Roman" w:eastAsia="Times New Roman"/>
+          <w:b/>
+          <w:color w:val="1F4E79"/>
+          <w:sz w:val="23"/>
+        </w:rPr>
         <w:t>2.3 参数与抓取验证</w:t>
       </w:r>
     </w:p>
     <w:p>
+      <w:pPr>
+        <w:spacing w:line="276" w:lineRule="auto" w:after="100"/>
+      </w:pPr>
       <w:r>
         <w:rPr>
-          <w:rFonts w:ascii="Microsoft YaHei" w:hAnsi="Microsoft YaHei" w:eastAsia="Microsoft YaHei"/>
+          <w:rFonts w:ascii="Times New Roman" w:hAnsi="Times New Roman" w:eastAsia="Times New Roman"/>
           <w:b w:val="0"/>
-          <w:color w:val="202124"/>
-          <w:sz w:val="21"/>
+          <w:color w:val="232323"/>
+          <w:sz w:val="20"/>
         </w:rPr>
         <w:t>我重点检查圆柱是否位于两指之间、夹爪闭合后目标是否随末端抬升，以及释放前后 X/Y 是否保持一致。对于仿真中的逻辑附着，我把“目标高度超过 0.075 m”作为画面取证条件，并同时检查 attached 事件，用两项证据区分夹爪闭合和成功抓取。</w:t>
       </w:r>
@@ -1106,16 +1223,25 @@
         <w:pStyle w:val="Heading2"/>
       </w:pPr>
       <w:r>
+        <w:rPr>
+          <w:rFonts w:ascii="Times New Roman" w:hAnsi="Times New Roman" w:eastAsia="Times New Roman"/>
+          <w:b/>
+          <w:color w:val="1F4E79"/>
+          <w:sz w:val="23"/>
+        </w:rPr>
         <w:t>2.4 自动序列与日志整理</w:t>
       </w:r>
     </w:p>
     <w:p>
+      <w:pPr>
+        <w:spacing w:line="276" w:lineRule="auto" w:after="100"/>
+      </w:pPr>
       <w:r>
         <w:rPr>
-          <w:rFonts w:ascii="Microsoft YaHei" w:hAnsi="Microsoft YaHei" w:eastAsia="Microsoft YaHei"/>
+          <w:rFonts w:ascii="Times New Roman" w:hAnsi="Times New Roman" w:eastAsia="Times New Roman"/>
           <w:b w:val="0"/>
-          <w:color w:val="202124"/>
-          <w:sz w:val="21"/>
+          <w:color w:val="232323"/>
+          <w:sz w:val="20"/>
         </w:rPr>
         <w:t>我先运行单个目标，再运行一个目标的完整子序列，最后才组合六个目标。航点名中包含 pick 的位置触发抓取，包含 release 的位置触发释放，其余位置只表示运动。自动运行后，我对照对象编号、网格编号、类别、事件和最终位姿，整理出可与截图相互印证的 CSV 和异常记录。</w:t>
       </w:r>
@@ -1125,26 +1251,41 @@
         <w:pStyle w:val="Heading2"/>
       </w:pPr>
       <w:r>
+        <w:rPr>
+          <w:rFonts w:ascii="Times New Roman" w:hAnsi="Times New Roman" w:eastAsia="Times New Roman"/>
+          <w:b/>
+          <w:color w:val="1F4E79"/>
+          <w:sz w:val="23"/>
+        </w:rPr>
         <w:t>2.5 集成验收</w:t>
       </w:r>
     </w:p>
     <w:p>
+      <w:pPr>
+        <w:spacing w:line="276" w:lineRule="auto" w:after="100"/>
+      </w:pPr>
       <w:r>
         <w:rPr>
-          <w:rFonts w:ascii="Microsoft YaHei" w:hAnsi="Microsoft YaHei" w:eastAsia="Microsoft YaHei"/>
+          <w:rFonts w:ascii="Times New Roman" w:hAnsi="Times New Roman" w:eastAsia="Times New Roman"/>
           <w:b w:val="0"/>
-          <w:color w:val="202124"/>
-          <w:sz w:val="21"/>
+          <w:color w:val="232323"/>
+          <w:sz w:val="20"/>
         </w:rPr>
         <w:t>最后我用红蓝六目标场景进行对象级基线检查，再单独检查红蓝绿扩展场景的分类垫排列和自动播放顺序。扩展结果按场景证据、接口工作和对象级数据分别归档，红蓝基线的 6/6 结果单独列示。</w:t>
       </w:r>
     </w:p>
     <w:p>
       <w:pPr>
-        <w:spacing w:before="80" w:after="40"/>
+        <w:spacing w:before="80" w:after="100" w:line="276" w:lineRule="auto"/>
         <w:jc w:val="center"/>
       </w:pPr>
       <w:r>
+        <w:rPr>
+          <w:rFonts w:ascii="Times New Roman" w:hAnsi="Times New Roman" w:eastAsia="Times New Roman"/>
+          <w:b w:val="0"/>
+          <w:color w:val="232323"/>
+          <w:sz w:val="20"/>
+        </w:rPr>
         <w:drawing>
           <wp:inline xmlns:a="http://schemas.openxmlformats.org/drawingml/2006/main" xmlns:pic="http://schemas.openxmlformats.org/drawingml/2006/picture">
             <wp:extent cx="5004000" cy="1556800"/>
@@ -1184,6 +1325,12 @@
         <w:pStyle w:val="CaptionCustom"/>
       </w:pPr>
       <w:r>
+        <w:rPr>
+          <w:rFonts w:ascii="Times New Roman" w:hAnsi="Times New Roman" w:eastAsia="Times New Roman"/>
+          <w:b w:val="0"/>
+          <w:color w:val="5A5A5A"/>
+          <w:sz w:val="18"/>
+        </w:rPr>
         <w:t>图 1  我的工作在手动示教到对象级验收链路中的位置</w:t>
       </w:r>
     </w:p>
@@ -1192,6 +1339,12 @@
         <w:pStyle w:val="Heading1"/>
       </w:pPr>
       <w:r>
+        <w:rPr>
+          <w:rFonts w:ascii="Times New Roman" w:hAnsi="Times New Roman" w:eastAsia="Times New Roman"/>
+          <w:b/>
+          <w:color w:val="1F4E79"/>
+          <w:sz w:val="30"/>
+        </w:rPr>
         <w:t>3 项目实现原理</w:t>
       </w:r>
     </w:p>
@@ -1200,26 +1353,41 @@
         <w:pStyle w:val="Heading2"/>
       </w:pPr>
       <w:r>
+        <w:rPr>
+          <w:rFonts w:ascii="Times New Roman" w:hAnsi="Times New Roman" w:eastAsia="Times New Roman"/>
+          <w:b/>
+          <w:color w:val="1F4E79"/>
+          <w:sz w:val="23"/>
+        </w:rPr>
         <w:t>3.1 系统组成与数据流</w:t>
       </w:r>
     </w:p>
     <w:p>
+      <w:pPr>
+        <w:spacing w:line="276" w:lineRule="auto" w:after="100"/>
+      </w:pPr>
       <w:r>
         <w:rPr>
-          <w:rFonts w:ascii="Microsoft YaHei" w:hAnsi="Microsoft YaHei" w:eastAsia="Microsoft YaHei"/>
+          <w:rFonts w:ascii="Times New Roman" w:hAnsi="Times New Roman" w:eastAsia="Times New Roman"/>
           <w:b w:val="0"/>
-          <w:color w:val="202124"/>
-          <w:sz w:val="21"/>
+          <w:color w:val="232323"/>
+          <w:sz w:val="20"/>
         </w:rPr>
         <w:t>从个人调试角度看，系统可以分为场景、感知、规划、执行和证据五层。Gazebo 提供桌面、圆柱、分类垫和机械臂模型；监视节点发布 Image 和 Detection2DArray；任务节点完成置信度筛选、网格匹配、类别查询和队列去重；执行节点读取队列并完成抓取和释放；GUI、事件日志、CSV 和最终位姿共同组成验收证据。</w:t>
       </w:r>
     </w:p>
     <w:p>
       <w:pPr>
-        <w:spacing w:before="80" w:after="40"/>
+        <w:spacing w:before="80" w:after="100" w:line="276" w:lineRule="auto"/>
         <w:jc w:val="center"/>
       </w:pPr>
       <w:r>
+        <w:rPr>
+          <w:rFonts w:ascii="Times New Roman" w:hAnsi="Times New Roman" w:eastAsia="Times New Roman"/>
+          <w:b w:val="0"/>
+          <w:color w:val="232323"/>
+          <w:sz w:val="20"/>
+        </w:rPr>
         <w:drawing>
           <wp:inline xmlns:a="http://schemas.openxmlformats.org/drawingml/2006/main" xmlns:pic="http://schemas.openxmlformats.org/drawingml/2006/picture">
             <wp:extent cx="4932000" cy="1609389"/>
@@ -1259,6 +1427,12 @@
         <w:pStyle w:val="CaptionCustom"/>
       </w:pPr>
       <w:r>
+        <w:rPr>
+          <w:rFonts w:ascii="Times New Roman" w:hAnsi="Times New Roman" w:eastAsia="Times New Roman"/>
+          <w:b w:val="0"/>
+          <w:color w:val="5A5A5A"/>
+          <w:sz w:val="18"/>
+        </w:rPr>
         <w:t>图 2  仿真系统中识别、网格定位、分类和执行模块的连接</w:t>
       </w:r>
     </w:p>
@@ -1267,26 +1441,41 @@
         <w:pStyle w:val="Heading2"/>
       </w:pPr>
       <w:r>
+        <w:rPr>
+          <w:rFonts w:ascii="Times New Roman" w:hAnsi="Times New Roman" w:eastAsia="Times New Roman"/>
+          <w:b/>
+          <w:color w:val="1F4E79"/>
+          <w:sz w:val="23"/>
+        </w:rPr>
         <w:t>3.2 网格定位与分类决策</w:t>
       </w:r>
     </w:p>
     <w:p>
+      <w:pPr>
+        <w:spacing w:line="276" w:lineRule="auto" w:after="100"/>
+      </w:pPr>
       <w:r>
         <w:rPr>
-          <w:rFonts w:ascii="Microsoft YaHei" w:hAnsi="Microsoft YaHei" w:eastAsia="Microsoft YaHei"/>
+          <w:rFonts w:ascii="Times New Roman" w:hAnsi="Times New Roman" w:eastAsia="Times New Roman"/>
           <w:b w:val="0"/>
-          <w:color w:val="202124"/>
-          <w:sz w:val="21"/>
+          <w:color w:val="232323"/>
+          <w:sz w:val="20"/>
         </w:rPr>
         <w:t>我参与核对的核心关系是“检测框中心—最近网格—类别—分类垫”。任务节点把检测框中心投影到图像坐标，并与 3 行 2 列的固定格点比较；最近格点距离不超过 48 px 才生成 grid_id。类别 red、blue、green 通过显式配置表分别指向 red_sort_bin、blue_sort_bin 和 green_sort_bin。未知类别、低置信度结果和同一网格重复检测被标记为 skipped，并生成对应原因。</w:t>
       </w:r>
     </w:p>
     <w:p>
       <w:pPr>
-        <w:spacing w:before="80" w:after="40"/>
+        <w:spacing w:before="80" w:after="100" w:line="276" w:lineRule="auto"/>
         <w:jc w:val="center"/>
       </w:pPr>
       <w:r>
+        <w:rPr>
+          <w:rFonts w:ascii="Times New Roman" w:hAnsi="Times New Roman" w:eastAsia="Times New Roman"/>
+          <w:b w:val="0"/>
+          <w:color w:val="232323"/>
+          <w:sz w:val="20"/>
+        </w:rPr>
         <w:drawing>
           <wp:inline xmlns:a="http://schemas.openxmlformats.org/drawingml/2006/main" xmlns:pic="http://schemas.openxmlformats.org/drawingml/2006/picture">
             <wp:extent cx="4788000" cy="2606800"/>
@@ -1326,6 +1515,12 @@
         <w:pStyle w:val="CaptionCustom"/>
       </w:pPr>
       <w:r>
+        <w:rPr>
+          <w:rFonts w:ascii="Times New Roman" w:hAnsi="Times New Roman" w:eastAsia="Times New Roman"/>
+          <w:b w:val="0"/>
+          <w:color w:val="5A5A5A"/>
+          <w:sz w:val="18"/>
+        </w:rPr>
         <w:t>图 3  我参与核对的六个网格、类别和分类垫关系</w:t>
       </w:r>
     </w:p>
@@ -1334,26 +1529,41 @@
         <w:pStyle w:val="Heading2"/>
       </w:pPr>
       <w:r>
+        <w:rPr>
+          <w:rFonts w:ascii="Times New Roman" w:hAnsi="Times New Roman" w:eastAsia="Times New Roman"/>
+          <w:b/>
+          <w:color w:val="1F4E79"/>
+          <w:sz w:val="23"/>
+        </w:rPr>
         <w:t>3.3 抓取与搬运动作链</w:t>
       </w:r>
     </w:p>
     <w:p>
+      <w:pPr>
+        <w:spacing w:line="276" w:lineRule="auto" w:after="100"/>
+      </w:pPr>
       <w:r>
         <w:rPr>
-          <w:rFonts w:ascii="Microsoft YaHei" w:hAnsi="Microsoft YaHei" w:eastAsia="Microsoft YaHei"/>
+          <w:rFonts w:ascii="Times New Roman" w:hAnsi="Times New Roman" w:eastAsia="Times New Roman"/>
           <w:b w:val="0"/>
-          <w:color w:val="202124"/>
-          <w:sz w:val="21"/>
+          <w:color w:val="232323"/>
+          <w:sz w:val="20"/>
         </w:rPr>
         <w:t>一个可复现的抓取被拆成六个阶段：先到安全高度 above，再下降到 pick，闭合夹爪后检查末端与目标距离，确认附着后 lift，最后搬运到分类垫上方。搬运过程中保存并更新目标相对夹爪的偏移，使目标持续跟随末端运动。</w:t>
       </w:r>
     </w:p>
     <w:p>
       <w:pPr>
-        <w:spacing w:before="80" w:after="40"/>
+        <w:spacing w:before="80" w:after="100" w:line="276" w:lineRule="auto"/>
         <w:jc w:val="center"/>
       </w:pPr>
       <w:r>
+        <w:rPr>
+          <w:rFonts w:ascii="Times New Roman" w:hAnsi="Times New Roman" w:eastAsia="Times New Roman"/>
+          <w:b w:val="0"/>
+          <w:color w:val="232323"/>
+          <w:sz w:val="20"/>
+        </w:rPr>
         <w:drawing>
           <wp:inline xmlns:a="http://schemas.openxmlformats.org/drawingml/2006/main" xmlns:pic="http://schemas.openxmlformats.org/drawingml/2006/picture">
             <wp:extent cx="4968000" cy="1882611"/>
@@ -1393,6 +1603,12 @@
         <w:pStyle w:val="CaptionCustom"/>
       </w:pPr>
       <w:r>
+        <w:rPr>
+          <w:rFonts w:ascii="Times New Roman" w:hAnsi="Times New Roman" w:eastAsia="Times New Roman"/>
+          <w:b w:val="0"/>
+          <w:color w:val="5A5A5A"/>
+          <w:sz w:val="18"/>
+        </w:rPr>
         <w:t>图 4  我调试的接近、闭合、检查、附着和抬升动作</w:t>
       </w:r>
     </w:p>
@@ -1401,26 +1617,41 @@
         <w:pStyle w:val="Heading2"/>
       </w:pPr>
       <w:r>
+        <w:rPr>
+          <w:rFonts w:ascii="Times New Roman" w:hAnsi="Times New Roman" w:eastAsia="Times New Roman"/>
+          <w:b/>
+          <w:color w:val="1F4E79"/>
+          <w:sz w:val="23"/>
+        </w:rPr>
         <w:t>3.4 垂直释放与落点检查</w:t>
       </w:r>
     </w:p>
     <w:p>
+      <w:pPr>
+        <w:spacing w:line="276" w:lineRule="auto" w:after="100"/>
+      </w:pPr>
       <w:r>
         <w:rPr>
-          <w:rFonts w:ascii="Microsoft YaHei" w:hAnsi="Microsoft YaHei" w:eastAsia="Microsoft YaHei"/>
+          <w:rFonts w:ascii="Times New Roman" w:hAnsi="Times New Roman" w:eastAsia="Times New Roman"/>
           <w:b w:val="0"/>
-          <w:color w:val="202124"/>
-          <w:sz w:val="21"/>
+          <w:color w:val="232323"/>
+          <w:sz w:val="20"/>
         </w:rPr>
         <w:t>释放阶段读取当前末端位置，保持 X/Y 对齐并沿 Z 方向下降；解除附着后等待目标稳定，再读取最终位姿。对于同一颜色的多个目标，为它们分配不同落点，形成清晰的放置顺序。</w:t>
       </w:r>
     </w:p>
     <w:p>
       <w:pPr>
-        <w:spacing w:before="80" w:after="40"/>
+        <w:spacing w:before="80" w:after="100" w:line="276" w:lineRule="auto"/>
         <w:jc w:val="center"/>
       </w:pPr>
       <w:r>
+        <w:rPr>
+          <w:rFonts w:ascii="Times New Roman" w:hAnsi="Times New Roman" w:eastAsia="Times New Roman"/>
+          <w:b w:val="0"/>
+          <w:color w:val="232323"/>
+          <w:sz w:val="20"/>
+        </w:rPr>
         <w:drawing>
           <wp:inline xmlns:a="http://schemas.openxmlformats.org/drawingml/2006/main" xmlns:pic="http://schemas.openxmlformats.org/drawingml/2006/picture">
             <wp:extent cx="4968000" cy="1932000"/>
@@ -1460,6 +1691,12 @@
         <w:pStyle w:val="CaptionCustom"/>
       </w:pPr>
       <w:r>
+        <w:rPr>
+          <w:rFonts w:ascii="Times New Roman" w:hAnsi="Times New Roman" w:eastAsia="Times New Roman"/>
+          <w:b w:val="0"/>
+          <w:color w:val="5A5A5A"/>
+          <w:sz w:val="18"/>
+        </w:rPr>
         <w:t>图 5  垂直解除附着和落点检查流程</w:t>
       </w:r>
     </w:p>
@@ -1468,26 +1705,41 @@
         <w:pStyle w:val="Heading2"/>
       </w:pPr>
       <w:r>
+        <w:rPr>
+          <w:rFonts w:ascii="Times New Roman" w:hAnsi="Times New Roman" w:eastAsia="Times New Roman"/>
+          <w:b/>
+          <w:color w:val="1F4E79"/>
+          <w:sz w:val="23"/>
+        </w:rPr>
         <w:t>3.5 航点语义与状态证据</w:t>
       </w:r>
     </w:p>
     <w:p>
+      <w:pPr>
+        <w:spacing w:line="276" w:lineRule="auto" w:after="100"/>
+      </w:pPr>
       <w:r>
         <w:rPr>
-          <w:rFonts w:ascii="Microsoft YaHei" w:hAnsi="Microsoft YaHei" w:eastAsia="Microsoft YaHei"/>
+          <w:rFonts w:ascii="Times New Roman" w:hAnsi="Times New Roman" w:eastAsia="Times New Roman"/>
           <w:b w:val="0"/>
-          <w:color w:val="202124"/>
-          <w:sz w:val="21"/>
+          <w:color w:val="232323"/>
+          <w:sz w:val="20"/>
         </w:rPr>
         <w:t>manual_animation.json 保存已经验证过的航点和动作顺序，任务节点负责类别决策。播放器根据包含 pick、release 的航点名触发相应语义，其余航点承担运动。一次任务通过的条件包括 GUI 几何关系、状态反馈、attached/release 事件和最终位姿检查，四类证据共同确认结果。</w:t>
       </w:r>
     </w:p>
     <w:p>
       <w:pPr>
-        <w:spacing w:before="80" w:after="40"/>
+        <w:spacing w:before="80" w:after="100" w:line="276" w:lineRule="auto"/>
         <w:jc w:val="center"/>
       </w:pPr>
       <w:r>
+        <w:rPr>
+          <w:rFonts w:ascii="Times New Roman" w:hAnsi="Times New Roman" w:eastAsia="Times New Roman"/>
+          <w:b w:val="0"/>
+          <w:color w:val="232323"/>
+          <w:sz w:val="20"/>
+        </w:rPr>
         <w:drawing>
           <wp:inline xmlns:a="http://schemas.openxmlformats.org/drawingml/2006/main" xmlns:pic="http://schemas.openxmlformats.org/drawingml/2006/picture">
             <wp:extent cx="4932000" cy="3030872"/>
@@ -1527,15 +1779,27 @@
         <w:pStyle w:val="CaptionCustom"/>
       </w:pPr>
       <w:r>
+        <w:rPr>
+          <w:rFonts w:ascii="Times New Roman" w:hAnsi="Times New Roman" w:eastAsia="Times New Roman"/>
+          <w:b w:val="0"/>
+          <w:color w:val="5A5A5A"/>
+          <w:sz w:val="18"/>
+        </w:rPr>
         <w:t>图 6  手动控制台中的关节、夹爪和航点列表</w:t>
       </w:r>
     </w:p>
     <w:p>
       <w:pPr>
-        <w:spacing w:before="80" w:after="40"/>
+        <w:spacing w:before="80" w:after="100" w:line="276" w:lineRule="auto"/>
         <w:jc w:val="center"/>
       </w:pPr>
       <w:r>
+        <w:rPr>
+          <w:rFonts w:ascii="Times New Roman" w:hAnsi="Times New Roman" w:eastAsia="Times New Roman"/>
+          <w:b w:val="0"/>
+          <w:color w:val="232323"/>
+          <w:sz w:val="20"/>
+        </w:rPr>
         <w:drawing>
           <wp:inline xmlns:a="http://schemas.openxmlformats.org/drawingml/2006/main" xmlns:pic="http://schemas.openxmlformats.org/drawingml/2006/picture">
             <wp:extent cx="4968000" cy="2484000"/>
@@ -1575,6 +1839,12 @@
         <w:pStyle w:val="CaptionCustom"/>
       </w:pPr>
       <w:r>
+        <w:rPr>
+          <w:rFonts w:ascii="Times New Roman" w:hAnsi="Times New Roman" w:eastAsia="Times New Roman"/>
+          <w:b w:val="0"/>
+          <w:color w:val="5A5A5A"/>
+          <w:sz w:val="18"/>
+        </w:rPr>
         <w:t>图 7  六个目标的自动播放子序列</w:t>
       </w:r>
     </w:p>
@@ -1583,11 +1853,26 @@
         <w:pStyle w:val="Heading1"/>
       </w:pPr>
       <w:r>
+        <w:rPr>
+          <w:rFonts w:ascii="Times New Roman" w:hAnsi="Times New Roman" w:eastAsia="Times New Roman"/>
+          <w:b/>
+          <w:color w:val="1F4E79"/>
+          <w:sz w:val="30"/>
+        </w:rPr>
         <w:t>4 项目中遇到的问题和解决方法</w:t>
       </w:r>
     </w:p>
     <w:p>
+      <w:pPr>
+        <w:spacing w:line="276" w:lineRule="auto" w:after="100"/>
+      </w:pPr>
       <w:r>
+        <w:rPr>
+          <w:rFonts w:ascii="Times New Roman" w:hAnsi="Times New Roman" w:eastAsia="Times New Roman"/>
+          <w:b w:val="0"/>
+          <w:color w:val="232323"/>
+          <w:sz w:val="20"/>
+        </w:rPr>
         <w:t>本节把调试过程按问题逐项复盘。每项都记录实际看到的画面或日志、对应的检查位置、具体修改的航点、参数或节点，以及修改后的验证条件。红蓝基线的对象级结论以mecharm_sorting_execution.csv 为准，三分类扩展只写已经有场景和序列证据的内容。</w:t>
       </w:r>
     </w:p>
@@ -1596,50 +1881,104 @@
         <w:pStyle w:val="Heading2"/>
       </w:pPr>
       <w:r>
+        <w:rPr>
+          <w:rFonts w:ascii="Times New Roman" w:hAnsi="Times New Roman" w:eastAsia="Times New Roman"/>
+          <w:b/>
+          <w:color w:val="1F4E79"/>
+          <w:sz w:val="23"/>
+        </w:rPr>
         <w:t>4.1 默认姿态导致夹爪偏离目标</w:t>
       </w:r>
     </w:p>
     <w:p>
+      <w:pPr>
+        <w:spacing w:line="276" w:lineRule="auto" w:after="100"/>
+      </w:pPr>
       <w:r>
         <w:rPr>
-          <w:b/>
+          <w:rFonts w:ascii="Times New Roman" w:hAnsi="Times New Roman" w:eastAsia="Times New Roman"/>
+          <w:b w:val="0"/>
+          <w:color w:val="232323"/>
+          <w:sz w:val="20"/>
         </w:rPr>
         <w:t>现象：</w:t>
       </w:r>
       <w:r>
+        <w:rPr>
+          <w:rFonts w:ascii="Times New Roman" w:hAnsi="Times New Roman" w:eastAsia="Times New Roman"/>
+          <w:b w:val="0"/>
+          <w:color w:val="232323"/>
+          <w:sz w:val="20"/>
+        </w:rPr>
         <w:t>三分类场景第一次播放绿色目标时，机械臂从 above_green_1 下到 pick_4 后，夹爪中心没有落在圆柱中心线上，右侧指尖先碰到圆柱边缘；above_green_2/pick_5 也出现相同趋势。画面中夹爪虽然闭合，但圆柱没有被稳定夹在两指之间。</w:t>
       </w:r>
     </w:p>
     <w:p>
+      <w:pPr>
+        <w:spacing w:line="276" w:lineRule="auto" w:after="100"/>
+      </w:pPr>
       <w:r>
         <w:rPr>
-          <w:b/>
+          <w:rFonts w:ascii="Times New Roman" w:hAnsi="Times New Roman" w:eastAsia="Times New Roman"/>
+          <w:b w:val="0"/>
+          <w:color w:val="232323"/>
+          <w:sz w:val="20"/>
         </w:rPr>
         <w:t>原因分析：</w:t>
       </w:r>
       <w:r>
+        <w:rPr>
+          <w:rFonts w:ascii="Times New Roman" w:hAnsi="Times New Roman" w:eastAsia="Times New Roman"/>
+          <w:b w:val="0"/>
+          <w:color w:val="232323"/>
+          <w:sz w:val="20"/>
+        </w:rPr>
         <w:t>我在 manual_control_panel 中暂停在上述两个航点，逐个拖动关节滑块，对照 sorting_scene.yaml 中六个取物点和俯视图观察末端位置。原来的默认姿态是为固定点 A-B 标定的，直接复用到绿色格点时，末端接近方向与圆柱中心不一致；因此问题不在夹爪开度，而在每个网格对应的 above/pick 姿态没有单独校准。</w:t>
       </w:r>
     </w:p>
     <w:p>
+      <w:pPr>
+        <w:spacing w:line="276" w:lineRule="auto" w:after="100"/>
+      </w:pPr>
       <w:r>
         <w:rPr>
-          <w:b/>
+          <w:rFonts w:ascii="Times New Roman" w:hAnsi="Times New Roman" w:eastAsia="Times New Roman"/>
+          <w:b w:val="0"/>
+          <w:color w:val="232323"/>
+          <w:sz w:val="20"/>
         </w:rPr>
         <w:t>处理方法：</w:t>
       </w:r>
       <w:r>
+        <w:rPr>
+          <w:rFonts w:ascii="Times New Roman" w:hAnsi="Times New Roman" w:eastAsia="Times New Roman"/>
+          <w:b w:val="0"/>
+          <w:color w:val="232323"/>
+          <w:sz w:val="20"/>
+        </w:rPr>
         <w:t>以红蓝基线已经验证的动作顺序为模板，重新保存 above_green_1→pick_4 和 above_green_2→pick_5 两组航点：above 阶段保持夹爪开度 0.15、接触垫力 -4.0，pick 阶段切换到夹爪 -0.31，并把每个动作时长固定为 2.0 s。每次只修改一组航点，先在 GUI 中单步执行，再写回 manual_animation.json，最后重新组织 34 步总序列。</w:t>
       </w:r>
     </w:p>
     <w:p>
+      <w:pPr>
+        <w:spacing w:line="276" w:lineRule="auto" w:after="100"/>
+      </w:pPr>
       <w:r>
         <w:rPr>
-          <w:b/>
+          <w:rFonts w:ascii="Times New Roman" w:hAnsi="Times New Roman" w:eastAsia="Times New Roman"/>
+          <w:b w:val="0"/>
+          <w:color w:val="232323"/>
+          <w:sz w:val="20"/>
         </w:rPr>
         <w:t>验证结果：</w:t>
       </w:r>
       <w:r>
+        <w:rPr>
+          <w:rFonts w:ascii="Times New Roman" w:hAnsi="Times New Roman" w:eastAsia="Times New Roman"/>
+          <w:b w:val="0"/>
+          <w:color w:val="232323"/>
+          <w:sz w:val="20"/>
+        </w:rPr>
         <w:t>单目标测试时，两指从圆柱两侧同时接近，夹爪闭合后没有明显侧滑；随后按 manual_animation.json 的六目标顺序播放，绿色目标的 pick_4/pick_5 不再与边缘碰撞。验证依据是手动控制台截图、六目标序列图和 Gazebo 录屏，不把这部分扩写成三分类对象级成功率。</w:t>
       </w:r>
     </w:p>
@@ -1648,59 +1987,119 @@
         <w:pStyle w:val="Heading2"/>
       </w:pPr>
       <w:r>
+        <w:rPr>
+          <w:rFonts w:ascii="Times New Roman" w:hAnsi="Times New Roman" w:eastAsia="Times New Roman"/>
+          <w:b/>
+          <w:color w:val="1F4E79"/>
+          <w:sz w:val="23"/>
+        </w:rPr>
         <w:t>4.2 夹爪闭合但物体没有离桌</w:t>
       </w:r>
     </w:p>
     <w:p>
+      <w:pPr>
+        <w:spacing w:line="276" w:lineRule="auto" w:after="100"/>
+      </w:pPr>
       <w:r>
         <w:rPr>
-          <w:b/>
+          <w:rFonts w:ascii="Times New Roman" w:hAnsi="Times New Roman" w:eastAsia="Times New Roman"/>
+          <w:b w:val="0"/>
+          <w:color w:val="232323"/>
+          <w:sz w:val="20"/>
         </w:rPr>
         <w:t>现象：</w:t>
       </w:r>
       <w:r>
+        <w:rPr>
+          <w:rFonts w:ascii="Times New Roman" w:hAnsi="Times New Roman" w:eastAsia="Times New Roman"/>
+          <w:b w:val="0"/>
+          <w:color w:val="232323"/>
+          <w:sz w:val="20"/>
+        </w:rPr>
         <w:t>一次蓝色圆柱测试中，日志已经出现 pick 和 close_gripper，但圆柱仍停在桌面约 z=0.0275 m，机械臂抬升后夹爪下方为空；仅凭夹爪闭合会把这次动作误判为成功。</w:t>
       </w:r>
     </w:p>
     <w:p>
+      <w:pPr>
+        <w:spacing w:line="276" w:lineRule="auto" w:after="100"/>
+      </w:pPr>
       <w:r>
         <w:rPr>
-          <w:b/>
+          <w:rFonts w:ascii="Times New Roman" w:hAnsi="Times New Roman" w:eastAsia="Times New Roman"/>
+          <w:b w:val="0"/>
+          <w:color w:val="232323"/>
+          <w:sz w:val="20"/>
         </w:rPr>
         <w:t>原因分析：</w:t>
       </w:r>
       <w:r>
+        <w:rPr>
+          <w:rFonts w:ascii="Times New Roman" w:hAnsi="Times New Roman" w:eastAsia="Times New Roman"/>
+          <w:b w:val="0"/>
+          <w:color w:val="232323"/>
+          <w:sz w:val="20"/>
+        </w:rPr>
         <w:t>我把动作拆成闭合、距离检查和抬升三段，发现原来的播放器只发布夹爪和机械臂的 JointTrajectory，没有保存目标与末端的相对位姿。修复前，sorting_executor.py 没有把 /gazebo/model_states 中的目标位姿和 /gazebo/link_states 中的夹爪位姿绑定起来，所以“命令已经发出”不等于“目标已经附着”。</w:t>
       </w:r>
     </w:p>
     <w:p>
+      <w:pPr>
+        <w:spacing w:line="276" w:lineRule="auto" w:after="100"/>
+      </w:pPr>
       <w:r>
         <w:rPr>
-          <w:b/>
+          <w:rFonts w:ascii="Times New Roman" w:hAnsi="Times New Roman" w:eastAsia="Times New Roman"/>
+          <w:b w:val="0"/>
+          <w:color w:val="232323"/>
+          <w:sz w:val="20"/>
         </w:rPr>
         <w:t>处理方法：</w:t>
       </w:r>
       <w:r>
+        <w:rPr>
+          <w:rFonts w:ascii="Times New Roman" w:hAnsi="Times New Roman" w:eastAsia="Times New Roman"/>
+          <w:b w:val="0"/>
+          <w:color w:val="232323"/>
+          <w:sz w:val="20"/>
+        </w:rPr>
         <w:t>在 sorting_executor.py 中加入抓取对象选择和距离检查，抓取位置容差设为 0.05 m；确认对象后保存 attach_offset，并通过 /gazebo/set_entity_state 以约 0.06 s 的周期更新被选模型的位置。状态机同时写入 grasp_attached 事件；未找到近邻目标时进入 failed/exception 分支，并把目标高度超过 0.075 m 作为画面取证条件。</w:t>
       </w:r>
     </w:p>
     <w:p>
+      <w:pPr>
+        <w:spacing w:line="276" w:lineRule="auto" w:after="100"/>
+      </w:pPr>
       <w:r>
         <w:rPr>
-          <w:b/>
+          <w:rFonts w:ascii="Times New Roman" w:hAnsi="Times New Roman" w:eastAsia="Times New Roman"/>
+          <w:b w:val="0"/>
+          <w:color w:val="232323"/>
+          <w:sz w:val="20"/>
         </w:rPr>
         <w:t>验证结果：</w:t>
       </w:r>
       <w:r>
+        <w:rPr>
+          <w:rFonts w:ascii="Times New Roman" w:hAnsi="Times New Roman" w:eastAsia="Times New Roman"/>
+          <w:b w:val="0"/>
+          <w:color w:val="232323"/>
+          <w:sz w:val="20"/>
+        </w:rPr>
         <w:t>重新运行单目标测试后，blue_cylinder_grasp_verified.png 中可以看到圆柱位于两指之间并已离开桌面。对应 CSV 依次出现 grasp_attached、lift、release 和 object_complete 事件，状态均为 passed，说明验证的是目标确实随末端抬升，而不是只看夹爪是否闭合。</w:t>
       </w:r>
     </w:p>
     <w:p>
       <w:pPr>
-        <w:spacing w:before="80" w:after="40"/>
+        <w:spacing w:before="80" w:after="100" w:line="276" w:lineRule="auto"/>
         <w:jc w:val="center"/>
       </w:pPr>
       <w:r>
+        <w:rPr>
+          <w:rFonts w:ascii="Times New Roman" w:hAnsi="Times New Roman" w:eastAsia="Times New Roman"/>
+          <w:b w:val="0"/>
+          <w:color w:val="232323"/>
+          <w:sz w:val="20"/>
+        </w:rPr>
         <w:drawing>
           <wp:inline xmlns:a="http://schemas.openxmlformats.org/drawingml/2006/main" xmlns:pic="http://schemas.openxmlformats.org/drawingml/2006/picture">
             <wp:extent cx="4968000" cy="2794500"/>
@@ -1740,6 +2139,12 @@
         <w:pStyle w:val="CaptionCustom"/>
       </w:pPr>
       <w:r>
+        <w:rPr>
+          <w:rFonts w:ascii="Times New Roman" w:hAnsi="Times New Roman" w:eastAsia="Times New Roman"/>
+          <w:b w:val="0"/>
+          <w:color w:val="5A5A5A"/>
+          <w:sz w:val="18"/>
+        </w:rPr>
         <w:t>图 8  夹爪闭合、目标位于两指之间且已离开桌面的验证画面</w:t>
       </w:r>
     </w:p>
@@ -1748,50 +2153,104 @@
         <w:pStyle w:val="Heading2"/>
       </w:pPr>
       <w:r>
+        <w:rPr>
+          <w:rFonts w:ascii="Times New Roman" w:hAnsi="Times New Roman" w:eastAsia="Times New Roman"/>
+          <w:b/>
+          <w:color w:val="1F4E79"/>
+          <w:sz w:val="23"/>
+        </w:rPr>
         <w:t>4.3 释放跳变和同色目标重叠</w:t>
       </w:r>
     </w:p>
     <w:p>
+      <w:pPr>
+        <w:spacing w:line="276" w:lineRule="auto" w:after="100"/>
+      </w:pPr>
       <w:r>
         <w:rPr>
-          <w:b/>
+          <w:rFonts w:ascii="Times New Roman" w:hAnsi="Times New Roman" w:eastAsia="Times New Roman"/>
+          <w:b w:val="0"/>
+          <w:color w:val="232323"/>
+          <w:sz w:val="20"/>
         </w:rPr>
         <w:t>现象：</w:t>
       </w:r>
       <w:r>
+        <w:rPr>
+          <w:rFonts w:ascii="Times New Roman" w:hAnsi="Times New Roman" w:eastAsia="Times New Roman"/>
+          <w:b w:val="0"/>
+          <w:color w:val="232323"/>
+          <w:sz w:val="20"/>
+        </w:rPr>
         <w:t>第一次释放测试把目标直接写到分类垫中心，画面没有连续的对准、解除附着和下落过程；同一颜色的两个目标还会落在完全相同的位置，后一目标遮住前一目标，无法从最终画面判断是否逐个完成。</w:t>
       </w:r>
     </w:p>
     <w:p>
+      <w:pPr>
+        <w:spacing w:line="276" w:lineRule="auto" w:after="100"/>
+      </w:pPr>
       <w:r>
         <w:rPr>
-          <w:b/>
+          <w:rFonts w:ascii="Times New Roman" w:hAnsi="Times New Roman" w:eastAsia="Times New Roman"/>
+          <w:b w:val="0"/>
+          <w:color w:val="232323"/>
+          <w:sz w:val="20"/>
         </w:rPr>
         <w:t>原因分析：</w:t>
       </w:r>
       <w:r>
+        <w:rPr>
+          <w:rFonts w:ascii="Times New Roman" w:hAnsi="Times New Roman" w:eastAsia="Times New Roman"/>
+          <w:b w:val="0"/>
+          <w:color w:val="232323"/>
+          <w:sz w:val="20"/>
+        </w:rPr>
         <w:t>检查 release 阶段后，我发现一次 SetEntityState 调用同时改变了目标的 X、Y、Z，目标会在相邻帧之间横向跳变，原来的播放序列也没有为同色目标维护不同的落点索引。因此即使最终坐标看起来正确，释放过程仍不符合验收时对动作连续性和结果可复查性的要求。</w:t>
       </w:r>
     </w:p>
     <w:p>
+      <w:pPr>
+        <w:spacing w:line="276" w:lineRule="auto" w:after="100"/>
+      </w:pPr>
       <w:r>
         <w:rPr>
-          <w:b/>
+          <w:rFonts w:ascii="Times New Roman" w:hAnsi="Times New Roman" w:eastAsia="Times New Roman"/>
+          <w:b w:val="0"/>
+          <w:color w:val="232323"/>
+          <w:sz w:val="20"/>
         </w:rPr>
         <w:t>处理方法：</w:t>
       </w:r>
       <w:r>
+        <w:rPr>
+          <w:rFonts w:ascii="Times New Roman" w:hAnsi="Times New Roman" w:eastAsia="Times New Roman"/>
+          <w:b w:val="0"/>
+          <w:color w:val="232323"/>
+          <w:sz w:val="20"/>
+        </w:rPr>
         <w:t>在执行器中为 red、blue、green 分别建立落点列表：红色使用 (0.115,-0.15)、(0.14,-0.12)、(0.165,-0.09)，蓝色使用 (0.235,-0.15)、(0.26,-0.12)、(0.285,-0.09)，绿色使用 (0.34,-0.02)、(0.38,0.02)。释放时保持 X/Y 对齐，解除附着后再沿 Z 方向下落，并在放开夹爪后等待稳定；验证阶段检查 XY 误差不超过 0.07 m，超出则记录 release pose outside destination。</w:t>
       </w:r>
     </w:p>
     <w:p>
+      <w:pPr>
+        <w:spacing w:line="276" w:lineRule="auto" w:after="100"/>
+      </w:pPr>
       <w:r>
         <w:rPr>
-          <w:b/>
+          <w:rFonts w:ascii="Times New Roman" w:hAnsi="Times New Roman" w:eastAsia="Times New Roman"/>
+          <w:b w:val="0"/>
+          <w:color w:val="232323"/>
+          <w:sz w:val="20"/>
         </w:rPr>
         <w:t>验证结果：</w:t>
       </w:r>
       <w:r>
+        <w:rPr>
+          <w:rFonts w:ascii="Times New Roman" w:hAnsi="Times New Roman" w:eastAsia="Times New Roman"/>
+          <w:b w:val="0"/>
+          <w:color w:val="232323"/>
+          <w:sz w:val="20"/>
+        </w:rPr>
         <w:t>release_stages.png 中连续呈现了到达释放位、解除附着、垂直下落和稳定四个阶段，同色圆柱的最终落点也形成间隔。CSV 的 release 记录保存了 destination 坐标，随后写入 object_complete；因此这一修改同时解决了画面跳变和同色目标重叠两个问题。</w:t>
       </w:r>
     </w:p>
@@ -1800,50 +2259,104 @@
         <w:pStyle w:val="Heading2"/>
       </w:pPr>
       <w:r>
+        <w:rPr>
+          <w:rFonts w:ascii="Times New Roman" w:hAnsi="Times New Roman" w:eastAsia="Times New Roman"/>
+          <w:b/>
+          <w:color w:val="1F4E79"/>
+          <w:sz w:val="23"/>
+        </w:rPr>
         <w:t>4.4 世界坐标和像素网格不同步</w:t>
       </w:r>
     </w:p>
     <w:p>
+      <w:pPr>
+        <w:spacing w:line="276" w:lineRule="auto" w:after="100"/>
+      </w:pPr>
       <w:r>
         <w:rPr>
-          <w:b/>
+          <w:rFonts w:ascii="Times New Roman" w:hAnsi="Times New Roman" w:eastAsia="Times New Roman"/>
+          <w:b w:val="0"/>
+          <w:color w:val="232323"/>
+          <w:sz w:val="20"/>
         </w:rPr>
         <w:t>现象：</w:t>
       </w:r>
       <w:r>
+        <w:rPr>
+          <w:rFonts w:ascii="Times New Roman" w:hAnsi="Times New Roman" w:eastAsia="Times New Roman"/>
+          <w:b w:val="0"/>
+          <w:color w:val="232323"/>
+          <w:sz w:val="20"/>
+        </w:rPr>
         <w:t>调整场景坐标后，任务节点只识别到少数目标，完整计划中出现空缺；从俯视图看六个圆柱都在桌面上，但任务日志中的目标数量与画面不一致。这个问题导致后续抓取序列缺少对象，并不是机械臂动作本身失败。</w:t>
       </w:r>
     </w:p>
     <w:p>
+      <w:pPr>
+        <w:spacing w:line="276" w:lineRule="auto" w:after="100"/>
+      </w:pPr>
       <w:r>
         <w:rPr>
-          <w:b/>
+          <w:rFonts w:ascii="Times New Roman" w:hAnsi="Times New Roman" w:eastAsia="Times New Roman"/>
+          <w:b w:val="0"/>
+          <w:color w:val="232323"/>
+          <w:sz w:val="20"/>
         </w:rPr>
         <w:t>原因分析：</w:t>
       </w:r>
       <w:r>
+        <w:rPr>
+          <w:rFonts w:ascii="Times New Roman" w:hAnsi="Times New Roman" w:eastAsia="Times New Roman"/>
+          <w:b w:val="0"/>
+          <w:color w:val="232323"/>
+          <w:sz w:val="20"/>
+        </w:rPr>
         <w:t>我对比世界中三行目标的位置、sorting_scene_monitor.py 的投影公式和 sorting_task.py 使用的像素网格，发现场景已经变化而旧网格参数仍被加载。当前投影把 world-y 映射到图像横坐标、world-x 映射到图像纵坐标，若仍使用旧行坐标，检测框中心就会被分到错误网格或判定为网格外。</w:t>
       </w:r>
     </w:p>
     <w:p>
+      <w:pPr>
+        <w:spacing w:line="276" w:lineRule="auto" w:after="100"/>
+      </w:pPr>
       <w:r>
         <w:rPr>
-          <w:b/>
+          <w:rFonts w:ascii="Times New Roman" w:hAnsi="Times New Roman" w:eastAsia="Times New Roman"/>
+          <w:b w:val="0"/>
+          <w:color w:val="232323"/>
+          <w:sz w:val="20"/>
         </w:rPr>
         <w:t>处理方法：</w:t>
       </w:r>
       <w:r>
+        <w:rPr>
+          <w:rFonts w:ascii="Times New Roman" w:hAnsi="Times New Roman" w:eastAsia="Times New Roman"/>
+          <w:b w:val="0"/>
+          <w:color w:val="232323"/>
+          <w:sz w:val="20"/>
+        </w:rPr>
         <w:t>根据新的投影关系重新计算三行像素坐标 186、240、294，并保留列坐标 212、266、320；同时把 grid_tolerance_px 固定为 48，清理旧实例后重新启动 monitor、task 和 executor。为避免目标搬走后再次触发空计划，还保留了检测签名去重和 execute_motion 下的 plan_locked 保护。</w:t>
       </w:r>
     </w:p>
     <w:p>
+      <w:pPr>
+        <w:spacing w:line="276" w:lineRule="auto" w:after="100"/>
+      </w:pPr>
       <w:r>
         <w:rPr>
-          <w:b/>
+          <w:rFonts w:ascii="Times New Roman" w:hAnsi="Times New Roman" w:eastAsia="Times New Roman"/>
+          <w:b w:val="0"/>
+          <w:color w:val="232323"/>
+          <w:sz w:val="20"/>
         </w:rPr>
         <w:t>验证结果：</w:t>
       </w:r>
       <w:r>
+        <w:rPr>
+          <w:rFonts w:ascii="Times New Roman" w:hAnsi="Times New Roman" w:eastAsia="Times New Roman"/>
+          <w:b w:val="0"/>
+          <w:color w:val="232323"/>
+          <w:sz w:val="20"/>
+        </w:rPr>
         <w:t>重新启动后，grid_mapping.png 中的检测框中心与六个网格一一对应，日志中的 grid_id 不再重复或缺失。红蓝基线 CSV 的 task_result 记录 count=6、success_count=6，六个对象分别得到唯一网格，说明坐标修正已经传递到任务队列和最终结果。</w:t>
       </w:r>
     </w:p>
@@ -1852,50 +2365,104 @@
         <w:pStyle w:val="Heading2"/>
       </w:pPr>
       <w:r>
+        <w:rPr>
+          <w:rFonts w:ascii="Times New Roman" w:hAnsi="Times New Roman" w:eastAsia="Times New Roman"/>
+          <w:b/>
+          <w:color w:val="1F4E79"/>
+          <w:sz w:val="23"/>
+        </w:rPr>
         <w:t>4.5 重复启动导致动作不发送</w:t>
       </w:r>
     </w:p>
     <w:p>
+      <w:pPr>
+        <w:spacing w:line="276" w:lineRule="auto" w:after="100"/>
+      </w:pPr>
       <w:r>
         <w:rPr>
-          <w:b/>
+          <w:rFonts w:ascii="Times New Roman" w:hAnsi="Times New Roman" w:eastAsia="Times New Roman"/>
+          <w:b w:val="0"/>
+          <w:color w:val="232323"/>
+          <w:sz w:val="20"/>
         </w:rPr>
         <w:t>现象：</w:t>
       </w:r>
       <w:r>
+        <w:rPr>
+          <w:rFonts w:ascii="Times New Roman" w:hAnsi="Times New Roman" w:eastAsia="Times New Roman"/>
+          <w:b w:val="0"/>
+          <w:color w:val="232323"/>
+          <w:sz w:val="20"/>
+        </w:rPr>
         <w:t>界面看起来正常，但播放器发送动作后机械臂没有响应，或者同一动作被重复触发；在终端中可以看到同一阶段的输出出现两次。此时如果继续调节航点，会把进程冲突误认为姿态参数错误。</w:t>
       </w:r>
     </w:p>
     <w:p>
+      <w:pPr>
+        <w:spacing w:line="276" w:lineRule="auto" w:after="100"/>
+      </w:pPr>
       <w:r>
         <w:rPr>
-          <w:b/>
+          <w:rFonts w:ascii="Times New Roman" w:hAnsi="Times New Roman" w:eastAsia="Times New Roman"/>
+          <w:b w:val="0"/>
+          <w:color w:val="232323"/>
+          <w:sz w:val="20"/>
         </w:rPr>
         <w:t>原因分析：</w:t>
       </w:r>
       <w:r>
+        <w:rPr>
+          <w:rFonts w:ascii="Times New Roman" w:hAnsi="Times New Roman" w:eastAsia="Times New Roman"/>
+          <w:b w:val="0"/>
+          <w:color w:val="232323"/>
+          <w:sz w:val="20"/>
+        </w:rPr>
         <w:t>我检查 world、controller 和播放器进程，发现旧 Gazebo master 与新实例同时存在，手动控制台也可能连接到旧的播放器。多个实例会同时监听控制主题，导致一套命令被重复消费或发往已经失效的控制器。</w:t>
       </w:r>
     </w:p>
     <w:p>
+      <w:pPr>
+        <w:spacing w:line="276" w:lineRule="auto" w:after="100"/>
+      </w:pPr>
       <w:r>
         <w:rPr>
-          <w:b/>
+          <w:rFonts w:ascii="Times New Roman" w:hAnsi="Times New Roman" w:eastAsia="Times New Roman"/>
+          <w:b w:val="0"/>
+          <w:color w:val="232323"/>
+          <w:sz w:val="20"/>
         </w:rPr>
         <w:t>处理方法：</w:t>
       </w:r>
       <w:r>
+        <w:rPr>
+          <w:rFonts w:ascii="Times New Roman" w:hAnsi="Times New Roman" w:eastAsia="Times New Roman"/>
+          <w:b w:val="0"/>
+          <w:color w:val="232323"/>
+          <w:sz w:val="20"/>
+        </w:rPr>
         <w:t>先结束旧的 gzserver、gzclient 和播放器进程，只保留一个世界实例，再按 start_contact_grasp.sh 的顺序启动 Gazebo、控制器和 manual_control_panel。自动模式只启动一个 sorting_gazebo.launch.py，并利用任务节点的检测签名去重和 plan_locked 标志，避免同一份计划被重新送入执行器。</w:t>
       </w:r>
     </w:p>
     <w:p>
+      <w:pPr>
+        <w:spacing w:line="276" w:lineRule="auto" w:after="100"/>
+      </w:pPr>
       <w:r>
         <w:rPr>
-          <w:b/>
+          <w:rFonts w:ascii="Times New Roman" w:hAnsi="Times New Roman" w:eastAsia="Times New Roman"/>
+          <w:b w:val="0"/>
+          <w:color w:val="232323"/>
+          <w:sz w:val="20"/>
         </w:rPr>
         <w:t>验证结果：</w:t>
       </w:r>
       <w:r>
+        <w:rPr>
+          <w:rFonts w:ascii="Times New Roman" w:hAnsi="Times New Roman" w:eastAsia="Times New Roman"/>
+          <w:b w:val="0"/>
+          <w:color w:val="232323"/>
+          <w:sz w:val="20"/>
+        </w:rPr>
         <w:t>清理环境后，控制器只收到一套动作命令；单目标测试能够从 above、pick、lift 推进到 release，34 步完整序列也不再重复触发。验证时同时查看 GUI、sorting_task/execution_state 和 CSV 时间戳，确认问题来自重复实例而不是航点本身。</w:t>
       </w:r>
     </w:p>
@@ -1904,50 +2471,104 @@
         <w:pStyle w:val="Heading2"/>
       </w:pPr>
       <w:r>
+        <w:rPr>
+          <w:rFonts w:ascii="Times New Roman" w:hAnsi="Times New Roman" w:eastAsia="Times New Roman"/>
+          <w:b/>
+          <w:color w:val="1F4E79"/>
+          <w:sz w:val="23"/>
+        </w:rPr>
         <w:t>4.6 节点启动日志报错</w:t>
       </w:r>
     </w:p>
     <w:p>
+      <w:pPr>
+        <w:spacing w:line="276" w:lineRule="auto" w:after="100"/>
+      </w:pPr>
       <w:r>
         <w:rPr>
-          <w:b/>
+          <w:rFonts w:ascii="Times New Roman" w:hAnsi="Times New Roman" w:eastAsia="Times New Roman"/>
+          <w:b w:val="0"/>
+          <w:color w:val="232323"/>
+          <w:sz w:val="20"/>
         </w:rPr>
         <w:t>现象：</w:t>
       </w:r>
       <w:r>
+        <w:rPr>
+          <w:rFonts w:ascii="Times New Roman" w:hAnsi="Times New Roman" w:eastAsia="Times New Roman"/>
+          <w:b w:val="0"/>
+          <w:color w:val="232323"/>
+          <w:sz w:val="20"/>
+        </w:rPr>
         <w:t>任务节点启动后立即退出，终端提示日志调用参数不兼容，因而没有进入 detecting 或 plan_ready 状态。此时 Gazebo 画面仍然存在，但没有任务状态和对象级结果，后续抓取不能作为有效实验记录。</w:t>
       </w:r>
     </w:p>
     <w:p>
+      <w:pPr>
+        <w:spacing w:line="276" w:lineRule="auto" w:after="100"/>
+      </w:pPr>
       <w:r>
         <w:rPr>
-          <w:b/>
+          <w:rFonts w:ascii="Times New Roman" w:hAnsi="Times New Roman" w:eastAsia="Times New Roman"/>
+          <w:b w:val="0"/>
+          <w:color w:val="232323"/>
+          <w:sz w:val="20"/>
         </w:rPr>
         <w:t>原因分析：</w:t>
       </w:r>
       <w:r>
+        <w:rPr>
+          <w:rFonts w:ascii="Times New Roman" w:hAnsi="Times New Roman" w:eastAsia="Times New Roman"/>
+          <w:b w:val="0"/>
+          <w:color w:val="232323"/>
+          <w:sz w:val="20"/>
+        </w:rPr>
         <w:t>我把错误定位到 Humble Python logger 的调用方式：旧写法把额外参数交给日志函数处理，异常发生在真正进入任务状态机之前。通过查看节点退出位置和启动后的状态主题，确认这不是检测框或机械臂控制问题，而是节点初始化阶段的日志调用错误。</w:t>
       </w:r>
     </w:p>
     <w:p>
+      <w:pPr>
+        <w:spacing w:line="276" w:lineRule="auto" w:after="100"/>
+      </w:pPr>
       <w:r>
         <w:rPr>
-          <w:b/>
+          <w:rFonts w:ascii="Times New Roman" w:hAnsi="Times New Roman" w:eastAsia="Times New Roman"/>
+          <w:b w:val="0"/>
+          <w:color w:val="232323"/>
+          <w:sz w:val="20"/>
         </w:rPr>
         <w:t>处理方法：</w:t>
       </w:r>
       <w:r>
+        <w:rPr>
+          <w:rFonts w:ascii="Times New Roman" w:hAnsi="Times New Roman" w:eastAsia="Times New Roman"/>
+          <w:b w:val="0"/>
+          <w:color w:val="232323"/>
+          <w:sz w:val="20"/>
+        </w:rPr>
         <w:t>将相关日志改为兼容 Humble 的 f-string 写法，重新构建工作空间，并在干净终端中重新启动统一 Launch。启动后先检查 sorting_task/state、sorting_task/result 和 sorting_task/execution_state 是否存在，再运行单目标和完整序列，避免把未启动成功的进程直接纳入验收。</w:t>
       </w:r>
     </w:p>
     <w:p>
+      <w:pPr>
+        <w:spacing w:line="276" w:lineRule="auto" w:after="100"/>
+      </w:pPr>
       <w:r>
         <w:rPr>
-          <w:b/>
+          <w:rFonts w:ascii="Times New Roman" w:hAnsi="Times New Roman" w:eastAsia="Times New Roman"/>
+          <w:b w:val="0"/>
+          <w:color w:val="232323"/>
+          <w:sz w:val="20"/>
         </w:rPr>
         <w:t>验证结果：</w:t>
       </w:r>
       <w:r>
+        <w:rPr>
+          <w:rFonts w:ascii="Times New Roman" w:hAnsi="Times New Roman" w:eastAsia="Times New Roman"/>
+          <w:b w:val="0"/>
+          <w:color w:val="232323"/>
+          <w:sz w:val="20"/>
+        </w:rPr>
         <w:t>修复后节点保持运行并持续发布 detecting、plan_ready、执行阶段和 task_passed 状态，CSV 也能记录 plan、grasp_attached、release 和 task_result。这样抓取问题可以在稳定的启动环境中单独分析，日志错误不再掩盖任务本身的执行结果。</w:t>
       </w:r>
     </w:p>
@@ -1991,10 +2612,10 @@
             </w:pPr>
             <w:r>
               <w:rPr>
-                <w:rFonts w:ascii="Microsoft YaHei" w:hAnsi="Microsoft YaHei" w:eastAsia="Microsoft YaHei"/>
+                <w:rFonts w:ascii="Times New Roman" w:hAnsi="Times New Roman" w:eastAsia="Times New Roman"/>
                 <w:b/>
                 <w:color w:val="FFFFFF"/>
-                <w:sz w:val="18"/>
+                <w:sz w:val="17"/>
               </w:rPr>
               <w:t>问题</w:t>
             </w:r>
@@ -2023,10 +2644,10 @@
             </w:pPr>
             <w:r>
               <w:rPr>
-                <w:rFonts w:ascii="Microsoft YaHei" w:hAnsi="Microsoft YaHei" w:eastAsia="Microsoft YaHei"/>
+                <w:rFonts w:ascii="Times New Roman" w:hAnsi="Times New Roman" w:eastAsia="Times New Roman"/>
                 <w:b/>
                 <w:color w:val="FFFFFF"/>
-                <w:sz w:val="18"/>
+                <w:sz w:val="17"/>
               </w:rPr>
               <w:t>我的判断依据</w:t>
             </w:r>
@@ -2055,10 +2676,10 @@
             </w:pPr>
             <w:r>
               <w:rPr>
-                <w:rFonts w:ascii="Microsoft YaHei" w:hAnsi="Microsoft YaHei" w:eastAsia="Microsoft YaHei"/>
+                <w:rFonts w:ascii="Times New Roman" w:hAnsi="Times New Roman" w:eastAsia="Times New Roman"/>
                 <w:b/>
                 <w:color w:val="FFFFFF"/>
-                <w:sz w:val="18"/>
+                <w:sz w:val="17"/>
               </w:rPr>
               <w:t>修复后的检查</w:t>
             </w:r>
@@ -2092,10 +2713,10 @@
             </w:pPr>
             <w:r>
               <w:rPr>
-                <w:rFonts w:ascii="Microsoft YaHei" w:hAnsi="Microsoft YaHei" w:eastAsia="Microsoft YaHei"/>
+                <w:rFonts w:ascii="Times New Roman" w:hAnsi="Times New Roman" w:eastAsia="Times New Roman"/>
                 <w:b w:val="0"/>
-                <w:color w:val="202124"/>
-                <w:sz w:val="18"/>
+                <w:color w:val="232323"/>
+                <w:sz w:val="17"/>
               </w:rPr>
               <w:t>姿态不准</w:t>
             </w:r>
@@ -2124,10 +2745,10 @@
             </w:pPr>
             <w:r>
               <w:rPr>
-                <w:rFonts w:ascii="Microsoft YaHei" w:hAnsi="Microsoft YaHei" w:eastAsia="Microsoft YaHei"/>
+                <w:rFonts w:ascii="Times New Roman" w:hAnsi="Times New Roman" w:eastAsia="Times New Roman"/>
                 <w:b w:val="0"/>
-                <w:color w:val="202124"/>
-                <w:sz w:val="18"/>
+                <w:color w:val="232323"/>
+                <w:sz w:val="17"/>
               </w:rPr>
               <w:t>末端与目标的相对位置</w:t>
             </w:r>
@@ -2156,10 +2777,10 @@
             </w:pPr>
             <w:r>
               <w:rPr>
-                <w:rFonts w:ascii="Microsoft YaHei" w:hAnsi="Microsoft YaHei" w:eastAsia="Microsoft YaHei"/>
+                <w:rFonts w:ascii="Times New Roman" w:hAnsi="Times New Roman" w:eastAsia="Times New Roman"/>
                 <w:b w:val="0"/>
-                <w:color w:val="202124"/>
-                <w:sz w:val="18"/>
+                <w:color w:val="232323"/>
+                <w:sz w:val="17"/>
               </w:rPr>
               <w:t>抓取距离与对准画面</w:t>
             </w:r>
@@ -2192,10 +2813,10 @@
             </w:pPr>
             <w:r>
               <w:rPr>
-                <w:rFonts w:ascii="Microsoft YaHei" w:hAnsi="Microsoft YaHei" w:eastAsia="Microsoft YaHei"/>
+                <w:rFonts w:ascii="Times New Roman" w:hAnsi="Times New Roman" w:eastAsia="Times New Roman"/>
                 <w:b w:val="0"/>
-                <w:color w:val="202124"/>
-                <w:sz w:val="18"/>
+                <w:color w:val="232323"/>
+                <w:sz w:val="17"/>
               </w:rPr>
               <w:t>未附着</w:t>
             </w:r>
@@ -2223,10 +2844,10 @@
             </w:pPr>
             <w:r>
               <w:rPr>
-                <w:rFonts w:ascii="Microsoft YaHei" w:hAnsi="Microsoft YaHei" w:eastAsia="Microsoft YaHei"/>
+                <w:rFonts w:ascii="Times New Roman" w:hAnsi="Times New Roman" w:eastAsia="Times New Roman"/>
                 <w:b w:val="0"/>
-                <w:color w:val="202124"/>
-                <w:sz w:val="18"/>
+                <w:color w:val="232323"/>
+                <w:sz w:val="17"/>
               </w:rPr>
               <w:t>目标高度和 attached 事件</w:t>
             </w:r>
@@ -2254,10 +2875,10 @@
             </w:pPr>
             <w:r>
               <w:rPr>
-                <w:rFonts w:ascii="Microsoft YaHei" w:hAnsi="Microsoft YaHei" w:eastAsia="Microsoft YaHei"/>
+                <w:rFonts w:ascii="Times New Roman" w:hAnsi="Times New Roman" w:eastAsia="Times New Roman"/>
                 <w:b w:val="0"/>
-                <w:color w:val="202124"/>
-                <w:sz w:val="18"/>
+                <w:color w:val="232323"/>
+                <w:sz w:val="17"/>
               </w:rPr>
               <w:t>目标随夹爪抬升</w:t>
             </w:r>
@@ -2291,10 +2912,10 @@
             </w:pPr>
             <w:r>
               <w:rPr>
-                <w:rFonts w:ascii="Microsoft YaHei" w:hAnsi="Microsoft YaHei" w:eastAsia="Microsoft YaHei"/>
+                <w:rFonts w:ascii="Times New Roman" w:hAnsi="Times New Roman" w:eastAsia="Times New Roman"/>
                 <w:b w:val="0"/>
-                <w:color w:val="202124"/>
-                <w:sz w:val="18"/>
+                <w:color w:val="232323"/>
+                <w:sz w:val="17"/>
               </w:rPr>
               <w:t>释放异常</w:t>
             </w:r>
@@ -2323,10 +2944,10 @@
             </w:pPr>
             <w:r>
               <w:rPr>
-                <w:rFonts w:ascii="Microsoft YaHei" w:hAnsi="Microsoft YaHei" w:eastAsia="Microsoft YaHei"/>
+                <w:rFonts w:ascii="Times New Roman" w:hAnsi="Times New Roman" w:eastAsia="Times New Roman"/>
                 <w:b w:val="0"/>
-                <w:color w:val="202124"/>
-                <w:sz w:val="18"/>
+                <w:color w:val="232323"/>
+                <w:sz w:val="17"/>
               </w:rPr>
               <w:t>释放前后 X/Y、Z 变化</w:t>
             </w:r>
@@ -2355,10 +2976,10 @@
             </w:pPr>
             <w:r>
               <w:rPr>
-                <w:rFonts w:ascii="Microsoft YaHei" w:hAnsi="Microsoft YaHei" w:eastAsia="Microsoft YaHei"/>
+                <w:rFonts w:ascii="Times New Roman" w:hAnsi="Times New Roman" w:eastAsia="Times New Roman"/>
                 <w:b w:val="0"/>
-                <w:color w:val="202124"/>
-                <w:sz w:val="18"/>
+                <w:color w:val="232323"/>
+                <w:sz w:val="17"/>
               </w:rPr>
               <w:t>垂直下落和分离落点</w:t>
             </w:r>
@@ -2391,10 +3012,10 @@
             </w:pPr>
             <w:r>
               <w:rPr>
-                <w:rFonts w:ascii="Microsoft YaHei" w:hAnsi="Microsoft YaHei" w:eastAsia="Microsoft YaHei"/>
+                <w:rFonts w:ascii="Times New Roman" w:hAnsi="Times New Roman" w:eastAsia="Times New Roman"/>
                 <w:b w:val="0"/>
-                <w:color w:val="202124"/>
-                <w:sz w:val="18"/>
+                <w:color w:val="232323"/>
+                <w:sz w:val="17"/>
               </w:rPr>
               <w:t>网格错误</w:t>
             </w:r>
@@ -2422,10 +3043,10 @@
             </w:pPr>
             <w:r>
               <w:rPr>
-                <w:rFonts w:ascii="Microsoft YaHei" w:hAnsi="Microsoft YaHei" w:eastAsia="Microsoft YaHei"/>
+                <w:rFonts w:ascii="Times New Roman" w:hAnsi="Times New Roman" w:eastAsia="Times New Roman"/>
                 <w:b w:val="0"/>
-                <w:color w:val="202124"/>
-                <w:sz w:val="18"/>
+                <w:color w:val="232323"/>
+                <w:sz w:val="17"/>
               </w:rPr>
               <w:t>投影像素与 grid_id</w:t>
             </w:r>
@@ -2453,10 +3074,10 @@
             </w:pPr>
             <w:r>
               <w:rPr>
-                <w:rFonts w:ascii="Microsoft YaHei" w:hAnsi="Microsoft YaHei" w:eastAsia="Microsoft YaHei"/>
+                <w:rFonts w:ascii="Times New Roman" w:hAnsi="Times New Roman" w:eastAsia="Times New Roman"/>
                 <w:b w:val="0"/>
-                <w:color w:val="202124"/>
-                <w:sz w:val="18"/>
+                <w:color w:val="232323"/>
+                <w:sz w:val="17"/>
               </w:rPr>
               <w:t>六个目标唯一编号</w:t>
             </w:r>
@@ -2490,10 +3111,10 @@
             </w:pPr>
             <w:r>
               <w:rPr>
-                <w:rFonts w:ascii="Microsoft YaHei" w:hAnsi="Microsoft YaHei" w:eastAsia="Microsoft YaHei"/>
+                <w:rFonts w:ascii="Times New Roman" w:hAnsi="Times New Roman" w:eastAsia="Times New Roman"/>
                 <w:b w:val="0"/>
-                <w:color w:val="202124"/>
-                <w:sz w:val="18"/>
+                <w:color w:val="232323"/>
+                <w:sz w:val="17"/>
               </w:rPr>
               <w:t>运行冲突</w:t>
             </w:r>
@@ -2522,10 +3143,10 @@
             </w:pPr>
             <w:r>
               <w:rPr>
-                <w:rFonts w:ascii="Microsoft YaHei" w:hAnsi="Microsoft YaHei" w:eastAsia="Microsoft YaHei"/>
+                <w:rFonts w:ascii="Times New Roman" w:hAnsi="Times New Roman" w:eastAsia="Times New Roman"/>
                 <w:b w:val="0"/>
-                <w:color w:val="202124"/>
-                <w:sz w:val="18"/>
+                <w:color w:val="232323"/>
+                <w:sz w:val="17"/>
               </w:rPr>
               <w:t>world/controller 数量</w:t>
             </w:r>
@@ -2554,10 +3175,10 @@
             </w:pPr>
             <w:r>
               <w:rPr>
-                <w:rFonts w:ascii="Microsoft YaHei" w:hAnsi="Microsoft YaHei" w:eastAsia="Microsoft YaHei"/>
+                <w:rFonts w:ascii="Times New Roman" w:hAnsi="Times New Roman" w:eastAsia="Times New Roman"/>
                 <w:b w:val="0"/>
-                <w:color w:val="202124"/>
-                <w:sz w:val="18"/>
+                <w:color w:val="232323"/>
+                <w:sz w:val="17"/>
               </w:rPr>
               <w:t>单实例播放</w:t>
             </w:r>
@@ -2590,10 +3211,10 @@
             </w:pPr>
             <w:r>
               <w:rPr>
-                <w:rFonts w:ascii="Microsoft YaHei" w:hAnsi="Microsoft YaHei" w:eastAsia="Microsoft YaHei"/>
+                <w:rFonts w:ascii="Times New Roman" w:hAnsi="Times New Roman" w:eastAsia="Times New Roman"/>
                 <w:b w:val="0"/>
-                <w:color w:val="202124"/>
-                <w:sz w:val="18"/>
+                <w:color w:val="232323"/>
+                <w:sz w:val="17"/>
               </w:rPr>
               <w:t>节点退出</w:t>
             </w:r>
@@ -2621,10 +3242,10 @@
             </w:pPr>
             <w:r>
               <w:rPr>
-                <w:rFonts w:ascii="Microsoft YaHei" w:hAnsi="Microsoft YaHei" w:eastAsia="Microsoft YaHei"/>
+                <w:rFonts w:ascii="Times New Roman" w:hAnsi="Times New Roman" w:eastAsia="Times New Roman"/>
                 <w:b w:val="0"/>
-                <w:color w:val="202124"/>
-                <w:sz w:val="18"/>
+                <w:color w:val="232323"/>
+                <w:sz w:val="17"/>
               </w:rPr>
               <w:t>终端错误位置</w:t>
             </w:r>
@@ -2652,10 +3273,10 @@
             </w:pPr>
             <w:r>
               <w:rPr>
-                <w:rFonts w:ascii="Microsoft YaHei" w:hAnsi="Microsoft YaHei" w:eastAsia="Microsoft YaHei"/>
+                <w:rFonts w:ascii="Times New Roman" w:hAnsi="Times New Roman" w:eastAsia="Times New Roman"/>
                 <w:b w:val="0"/>
-                <w:color w:val="202124"/>
-                <w:sz w:val="18"/>
+                <w:color w:val="232323"/>
+                <w:sz w:val="17"/>
               </w:rPr>
               <w:t>节点持续发布状态</w:t>
             </w:r>
@@ -2665,7 +3286,7 @@
     </w:tbl>
     <w:p>
       <w:pPr>
-        <w:spacing w:after="20"/>
+        <w:spacing w:after="100" w:line="276" w:lineRule="auto"/>
       </w:pPr>
     </w:p>
     <w:p>
@@ -2673,6 +3294,12 @@
         <w:pStyle w:val="Heading1"/>
       </w:pPr>
       <w:r>
+        <w:rPr>
+          <w:rFonts w:ascii="Times New Roman" w:hAnsi="Times New Roman" w:eastAsia="Times New Roman"/>
+          <w:b/>
+          <w:color w:val="1F4E79"/>
+          <w:sz w:val="30"/>
+        </w:rPr>
         <w:t>5 仿真结果与个人总结</w:t>
       </w:r>
     </w:p>
@@ -2681,16 +3308,25 @@
         <w:pStyle w:val="Heading2"/>
       </w:pPr>
       <w:r>
+        <w:rPr>
+          <w:rFonts w:ascii="Times New Roman" w:hAnsi="Times New Roman" w:eastAsia="Times New Roman"/>
+          <w:b/>
+          <w:color w:val="1F4E79"/>
+          <w:sz w:val="23"/>
+        </w:rPr>
         <w:t>5.1 红蓝基线对象级结果</w:t>
       </w:r>
     </w:p>
     <w:p>
+      <w:pPr>
+        <w:spacing w:line="276" w:lineRule="auto" w:after="100"/>
+      </w:pPr>
       <w:r>
         <w:rPr>
-          <w:rFonts w:ascii="Microsoft YaHei" w:hAnsi="Microsoft YaHei" w:eastAsia="Microsoft YaHei"/>
+          <w:rFonts w:ascii="Times New Roman" w:hAnsi="Times New Roman" w:eastAsia="Times New Roman"/>
           <w:b w:val="0"/>
-          <w:color w:val="202124"/>
-          <w:sz w:val="21"/>
+          <w:color w:val="232323"/>
+          <w:sz w:val="20"/>
         </w:rPr>
         <w:t>红蓝两类六个目标的对象级 CSV 是本次量化验收的主要依据。六个目标的识别置信度均为 0.99，抓取和放置结果均完成，最终状态为 passed，success_count=6。这个结果满足任务书“至少正确整理 5 个物体”的红蓝基线要求。</w:t>
       </w:r>
@@ -2738,10 +3374,10 @@
             </w:pPr>
             <w:r>
               <w:rPr>
-                <w:rFonts w:ascii="Microsoft YaHei" w:hAnsi="Microsoft YaHei" w:eastAsia="Microsoft YaHei"/>
+                <w:rFonts w:ascii="Times New Roman" w:hAnsi="Times New Roman" w:eastAsia="Times New Roman"/>
                 <w:b/>
                 <w:color w:val="FFFFFF"/>
-                <w:sz w:val="18"/>
+                <w:sz w:val="17"/>
               </w:rPr>
               <w:t>类别</w:t>
             </w:r>
@@ -2770,10 +3406,10 @@
             </w:pPr>
             <w:r>
               <w:rPr>
-                <w:rFonts w:ascii="Microsoft YaHei" w:hAnsi="Microsoft YaHei" w:eastAsia="Microsoft YaHei"/>
+                <w:rFonts w:ascii="Times New Roman" w:hAnsi="Times New Roman" w:eastAsia="Times New Roman"/>
                 <w:b/>
                 <w:color w:val="FFFFFF"/>
-                <w:sz w:val="18"/>
+                <w:sz w:val="17"/>
               </w:rPr>
               <w:t>对象数</w:t>
             </w:r>
@@ -2802,10 +3438,10 @@
             </w:pPr>
             <w:r>
               <w:rPr>
-                <w:rFonts w:ascii="Microsoft YaHei" w:hAnsi="Microsoft YaHei" w:eastAsia="Microsoft YaHei"/>
+                <w:rFonts w:ascii="Times New Roman" w:hAnsi="Times New Roman" w:eastAsia="Times New Roman"/>
                 <w:b/>
                 <w:color w:val="FFFFFF"/>
-                <w:sz w:val="18"/>
+                <w:sz w:val="17"/>
               </w:rPr>
               <w:t>识别</w:t>
             </w:r>
@@ -2834,10 +3470,10 @@
             </w:pPr>
             <w:r>
               <w:rPr>
-                <w:rFonts w:ascii="Microsoft YaHei" w:hAnsi="Microsoft YaHei" w:eastAsia="Microsoft YaHei"/>
+                <w:rFonts w:ascii="Times New Roman" w:hAnsi="Times New Roman" w:eastAsia="Times New Roman"/>
                 <w:b/>
                 <w:color w:val="FFFFFF"/>
-                <w:sz w:val="18"/>
+                <w:sz w:val="17"/>
               </w:rPr>
               <w:t>抓取</w:t>
             </w:r>
@@ -2866,10 +3502,10 @@
             </w:pPr>
             <w:r>
               <w:rPr>
-                <w:rFonts w:ascii="Microsoft YaHei" w:hAnsi="Microsoft YaHei" w:eastAsia="Microsoft YaHei"/>
+                <w:rFonts w:ascii="Times New Roman" w:hAnsi="Times New Roman" w:eastAsia="Times New Roman"/>
                 <w:b/>
                 <w:color w:val="FFFFFF"/>
-                <w:sz w:val="18"/>
+                <w:sz w:val="17"/>
               </w:rPr>
               <w:t>放置</w:t>
             </w:r>
@@ -2898,10 +3534,10 @@
             </w:pPr>
             <w:r>
               <w:rPr>
-                <w:rFonts w:ascii="Microsoft YaHei" w:hAnsi="Microsoft YaHei" w:eastAsia="Microsoft YaHei"/>
+                <w:rFonts w:ascii="Times New Roman" w:hAnsi="Times New Roman" w:eastAsia="Times New Roman"/>
                 <w:b/>
                 <w:color w:val="FFFFFF"/>
-                <w:sz w:val="18"/>
+                <w:sz w:val="17"/>
               </w:rPr>
               <w:t>结论</w:t>
             </w:r>
@@ -2935,10 +3571,10 @@
             </w:pPr>
             <w:r>
               <w:rPr>
-                <w:rFonts w:ascii="Microsoft YaHei" w:hAnsi="Microsoft YaHei" w:eastAsia="Microsoft YaHei"/>
+                <w:rFonts w:ascii="Times New Roman" w:hAnsi="Times New Roman" w:eastAsia="Times New Roman"/>
                 <w:b w:val="0"/>
-                <w:color w:val="202124"/>
-                <w:sz w:val="18"/>
+                <w:color w:val="232323"/>
+                <w:sz w:val="17"/>
               </w:rPr>
               <w:t>蓝色圆柱</w:t>
             </w:r>
@@ -2967,10 +3603,10 @@
             </w:pPr>
             <w:r>
               <w:rPr>
-                <w:rFonts w:ascii="Microsoft YaHei" w:hAnsi="Microsoft YaHei" w:eastAsia="Microsoft YaHei"/>
+                <w:rFonts w:ascii="Times New Roman" w:hAnsi="Times New Roman" w:eastAsia="Times New Roman"/>
                 <w:b w:val="0"/>
-                <w:color w:val="202124"/>
-                <w:sz w:val="18"/>
+                <w:color w:val="232323"/>
+                <w:sz w:val="17"/>
               </w:rPr>
               <w:t>3</w:t>
             </w:r>
@@ -2999,10 +3635,10 @@
             </w:pPr>
             <w:r>
               <w:rPr>
-                <w:rFonts w:ascii="Microsoft YaHei" w:hAnsi="Microsoft YaHei" w:eastAsia="Microsoft YaHei"/>
+                <w:rFonts w:ascii="Times New Roman" w:hAnsi="Times New Roman" w:eastAsia="Times New Roman"/>
                 <w:b w:val="0"/>
-                <w:color w:val="202124"/>
-                <w:sz w:val="18"/>
+                <w:color w:val="232323"/>
+                <w:sz w:val="17"/>
               </w:rPr>
               <w:t>0.99</w:t>
             </w:r>
@@ -3031,10 +3667,10 @@
             </w:pPr>
             <w:r>
               <w:rPr>
-                <w:rFonts w:ascii="Microsoft YaHei" w:hAnsi="Microsoft YaHei" w:eastAsia="Microsoft YaHei"/>
+                <w:rFonts w:ascii="Times New Roman" w:hAnsi="Times New Roman" w:eastAsia="Times New Roman"/>
                 <w:b w:val="0"/>
-                <w:color w:val="202124"/>
-                <w:sz w:val="18"/>
+                <w:color w:val="232323"/>
+                <w:sz w:val="17"/>
               </w:rPr>
               <w:t>3/3</w:t>
             </w:r>
@@ -3063,10 +3699,10 @@
             </w:pPr>
             <w:r>
               <w:rPr>
-                <w:rFonts w:ascii="Microsoft YaHei" w:hAnsi="Microsoft YaHei" w:eastAsia="Microsoft YaHei"/>
+                <w:rFonts w:ascii="Times New Roman" w:hAnsi="Times New Roman" w:eastAsia="Times New Roman"/>
                 <w:b w:val="0"/>
-                <w:color w:val="202124"/>
-                <w:sz w:val="18"/>
+                <w:color w:val="232323"/>
+                <w:sz w:val="17"/>
               </w:rPr>
               <w:t>3/3</w:t>
             </w:r>
@@ -3095,10 +3731,10 @@
             </w:pPr>
             <w:r>
               <w:rPr>
-                <w:rFonts w:ascii="Microsoft YaHei" w:hAnsi="Microsoft YaHei" w:eastAsia="Microsoft YaHei"/>
+                <w:rFonts w:ascii="Times New Roman" w:hAnsi="Times New Roman" w:eastAsia="Times New Roman"/>
                 <w:b w:val="0"/>
-                <w:color w:val="202124"/>
-                <w:sz w:val="18"/>
+                <w:color w:val="232323"/>
+                <w:sz w:val="17"/>
               </w:rPr>
               <w:t>通过</w:t>
             </w:r>
@@ -3131,10 +3767,10 @@
             </w:pPr>
             <w:r>
               <w:rPr>
-                <w:rFonts w:ascii="Microsoft YaHei" w:hAnsi="Microsoft YaHei" w:eastAsia="Microsoft YaHei"/>
+                <w:rFonts w:ascii="Times New Roman" w:hAnsi="Times New Roman" w:eastAsia="Times New Roman"/>
                 <w:b w:val="0"/>
-                <w:color w:val="202124"/>
-                <w:sz w:val="18"/>
+                <w:color w:val="232323"/>
+                <w:sz w:val="17"/>
               </w:rPr>
               <w:t>红色圆柱</w:t>
             </w:r>
@@ -3162,10 +3798,10 @@
             </w:pPr>
             <w:r>
               <w:rPr>
-                <w:rFonts w:ascii="Microsoft YaHei" w:hAnsi="Microsoft YaHei" w:eastAsia="Microsoft YaHei"/>
+                <w:rFonts w:ascii="Times New Roman" w:hAnsi="Times New Roman" w:eastAsia="Times New Roman"/>
                 <w:b w:val="0"/>
-                <w:color w:val="202124"/>
-                <w:sz w:val="18"/>
+                <w:color w:val="232323"/>
+                <w:sz w:val="17"/>
               </w:rPr>
               <w:t>3</w:t>
             </w:r>
@@ -3193,10 +3829,10 @@
             </w:pPr>
             <w:r>
               <w:rPr>
-                <w:rFonts w:ascii="Microsoft YaHei" w:hAnsi="Microsoft YaHei" w:eastAsia="Microsoft YaHei"/>
+                <w:rFonts w:ascii="Times New Roman" w:hAnsi="Times New Roman" w:eastAsia="Times New Roman"/>
                 <w:b w:val="0"/>
-                <w:color w:val="202124"/>
-                <w:sz w:val="18"/>
+                <w:color w:val="232323"/>
+                <w:sz w:val="17"/>
               </w:rPr>
               <w:t>0.99</w:t>
             </w:r>
@@ -3224,10 +3860,10 @@
             </w:pPr>
             <w:r>
               <w:rPr>
-                <w:rFonts w:ascii="Microsoft YaHei" w:hAnsi="Microsoft YaHei" w:eastAsia="Microsoft YaHei"/>
+                <w:rFonts w:ascii="Times New Roman" w:hAnsi="Times New Roman" w:eastAsia="Times New Roman"/>
                 <w:b w:val="0"/>
-                <w:color w:val="202124"/>
-                <w:sz w:val="18"/>
+                <w:color w:val="232323"/>
+                <w:sz w:val="17"/>
               </w:rPr>
               <w:t>3/3</w:t>
             </w:r>
@@ -3255,10 +3891,10 @@
             </w:pPr>
             <w:r>
               <w:rPr>
-                <w:rFonts w:ascii="Microsoft YaHei" w:hAnsi="Microsoft YaHei" w:eastAsia="Microsoft YaHei"/>
+                <w:rFonts w:ascii="Times New Roman" w:hAnsi="Times New Roman" w:eastAsia="Times New Roman"/>
                 <w:b w:val="0"/>
-                <w:color w:val="202124"/>
-                <w:sz w:val="18"/>
+                <w:color w:val="232323"/>
+                <w:sz w:val="17"/>
               </w:rPr>
               <w:t>3/3</w:t>
             </w:r>
@@ -3286,10 +3922,10 @@
             </w:pPr>
             <w:r>
               <w:rPr>
-                <w:rFonts w:ascii="Microsoft YaHei" w:hAnsi="Microsoft YaHei" w:eastAsia="Microsoft YaHei"/>
+                <w:rFonts w:ascii="Times New Roman" w:hAnsi="Times New Roman" w:eastAsia="Times New Roman"/>
                 <w:b w:val="0"/>
-                <w:color w:val="202124"/>
-                <w:sz w:val="18"/>
+                <w:color w:val="232323"/>
+                <w:sz w:val="17"/>
               </w:rPr>
               <w:t>通过</w:t>
             </w:r>
@@ -3323,10 +3959,10 @@
             </w:pPr>
             <w:r>
               <w:rPr>
-                <w:rFonts w:ascii="Microsoft YaHei" w:hAnsi="Microsoft YaHei" w:eastAsia="Microsoft YaHei"/>
+                <w:rFonts w:ascii="Times New Roman" w:hAnsi="Times New Roman" w:eastAsia="Times New Roman"/>
                 <w:b w:val="0"/>
-                <w:color w:val="202124"/>
-                <w:sz w:val="18"/>
+                <w:color w:val="232323"/>
+                <w:sz w:val="17"/>
               </w:rPr>
               <w:t>合计</w:t>
             </w:r>
@@ -3355,10 +3991,10 @@
             </w:pPr>
             <w:r>
               <w:rPr>
-                <w:rFonts w:ascii="Microsoft YaHei" w:hAnsi="Microsoft YaHei" w:eastAsia="Microsoft YaHei"/>
+                <w:rFonts w:ascii="Times New Roman" w:hAnsi="Times New Roman" w:eastAsia="Times New Roman"/>
                 <w:b w:val="0"/>
-                <w:color w:val="202124"/>
-                <w:sz w:val="18"/>
+                <w:color w:val="232323"/>
+                <w:sz w:val="17"/>
               </w:rPr>
               <w:t>6</w:t>
             </w:r>
@@ -3387,10 +4023,10 @@
             </w:pPr>
             <w:r>
               <w:rPr>
-                <w:rFonts w:ascii="Microsoft YaHei" w:hAnsi="Microsoft YaHei" w:eastAsia="Microsoft YaHei"/>
+                <w:rFonts w:ascii="Times New Roman" w:hAnsi="Times New Roman" w:eastAsia="Times New Roman"/>
                 <w:b w:val="0"/>
-                <w:color w:val="202124"/>
-                <w:sz w:val="18"/>
+                <w:color w:val="232323"/>
+                <w:sz w:val="17"/>
               </w:rPr>
               <w:t>6/6</w:t>
             </w:r>
@@ -3419,10 +4055,10 @@
             </w:pPr>
             <w:r>
               <w:rPr>
-                <w:rFonts w:ascii="Microsoft YaHei" w:hAnsi="Microsoft YaHei" w:eastAsia="Microsoft YaHei"/>
+                <w:rFonts w:ascii="Times New Roman" w:hAnsi="Times New Roman" w:eastAsia="Times New Roman"/>
                 <w:b w:val="0"/>
-                <w:color w:val="202124"/>
-                <w:sz w:val="18"/>
+                <w:color w:val="232323"/>
+                <w:sz w:val="17"/>
               </w:rPr>
               <w:t>6/6</w:t>
             </w:r>
@@ -3451,10 +4087,10 @@
             </w:pPr>
             <w:r>
               <w:rPr>
-                <w:rFonts w:ascii="Microsoft YaHei" w:hAnsi="Microsoft YaHei" w:eastAsia="Microsoft YaHei"/>
+                <w:rFonts w:ascii="Times New Roman" w:hAnsi="Times New Roman" w:eastAsia="Times New Roman"/>
                 <w:b w:val="0"/>
-                <w:color w:val="202124"/>
-                <w:sz w:val="18"/>
+                <w:color w:val="232323"/>
+                <w:sz w:val="17"/>
               </w:rPr>
               <w:t>6/6</w:t>
             </w:r>
@@ -3483,10 +4119,10 @@
             </w:pPr>
             <w:r>
               <w:rPr>
-                <w:rFonts w:ascii="Microsoft YaHei" w:hAnsi="Microsoft YaHei" w:eastAsia="Microsoft YaHei"/>
+                <w:rFonts w:ascii="Times New Roman" w:hAnsi="Times New Roman" w:eastAsia="Times New Roman"/>
                 <w:b w:val="0"/>
-                <w:color w:val="202124"/>
-                <w:sz w:val="18"/>
+                <w:color w:val="232323"/>
+                <w:sz w:val="17"/>
               </w:rPr>
               <w:t>通过</w:t>
             </w:r>
@@ -3496,7 +4132,7 @@
     </w:tbl>
     <w:p>
       <w:pPr>
-        <w:spacing w:after="20"/>
+        <w:spacing w:after="100" w:line="276" w:lineRule="auto"/>
       </w:pPr>
     </w:p>
     <w:p>
@@ -3504,26 +4140,41 @@
         <w:pStyle w:val="Heading2"/>
       </w:pPr>
       <w:r>
+        <w:rPr>
+          <w:rFonts w:ascii="Times New Roman" w:hAnsi="Times New Roman" w:eastAsia="Times New Roman"/>
+          <w:b/>
+          <w:color w:val="1F4E79"/>
+          <w:sz w:val="23"/>
+        </w:rPr>
         <w:t>5.2 三分类扩展结果的边界</w:t>
       </w:r>
     </w:p>
     <w:p>
+      <w:pPr>
+        <w:spacing w:line="276" w:lineRule="auto" w:after="100"/>
+      </w:pPr>
       <w:r>
         <w:rPr>
-          <w:rFonts w:ascii="Microsoft YaHei" w:hAnsi="Microsoft YaHei" w:eastAsia="Microsoft YaHei"/>
+          <w:rFonts w:ascii="Times New Roman" w:hAnsi="Times New Roman" w:eastAsia="Times New Roman"/>
           <w:b w:val="0"/>
-          <w:color w:val="202124"/>
-          <w:sz w:val="21"/>
+          <w:color w:val="232323"/>
+          <w:sz w:val="20"/>
         </w:rPr>
         <w:t>我参与完成了红蓝绿三分类场景、分类垫对齐和自动播放序列。扩展阶段证明新增绿色类别可以复用检测消息、网格定位、类别映射和执行接口；当前归档材料包含场景、航点和播放证据，三分类对象级 CSV 完成归档后再统计对应成功率。</w:t>
       </w:r>
     </w:p>
     <w:p>
       <w:pPr>
-        <w:spacing w:before="80" w:after="40"/>
+        <w:spacing w:before="80" w:after="100" w:line="276" w:lineRule="auto"/>
         <w:jc w:val="center"/>
       </w:pPr>
       <w:r>
+        <w:rPr>
+          <w:rFonts w:ascii="Times New Roman" w:hAnsi="Times New Roman" w:eastAsia="Times New Roman"/>
+          <w:b w:val="0"/>
+          <w:color w:val="232323"/>
+          <w:sz w:val="20"/>
+        </w:rPr>
         <w:drawing>
           <wp:inline xmlns:a="http://schemas.openxmlformats.org/drawingml/2006/main" xmlns:pic="http://schemas.openxmlformats.org/drawingml/2006/picture">
             <wp:extent cx="4932000" cy="1609389"/>
@@ -3563,6 +4214,12 @@
         <w:pStyle w:val="CaptionCustom"/>
       </w:pPr>
       <w:r>
+        <w:rPr>
+          <w:rFonts w:ascii="Times New Roman" w:hAnsi="Times New Roman" w:eastAsia="Times New Roman"/>
+          <w:b w:val="0"/>
+          <w:color w:val="5A5A5A"/>
+          <w:sz w:val="18"/>
+        </w:rPr>
         <w:t>图 9  三分类扩展中识别、定位、分类和执行模块的连接</w:t>
       </w:r>
     </w:p>
@@ -3571,26 +4228,41 @@
         <w:pStyle w:val="Heading2"/>
       </w:pPr>
       <w:r>
+        <w:rPr>
+          <w:rFonts w:ascii="Times New Roman" w:hAnsi="Times New Roman" w:eastAsia="Times New Roman"/>
+          <w:b/>
+          <w:color w:val="1F4E79"/>
+          <w:sz w:val="23"/>
+        </w:rPr>
         <w:t>5.3 证据链与调试工具</w:t>
       </w:r>
     </w:p>
     <w:p>
+      <w:pPr>
+        <w:spacing w:line="276" w:lineRule="auto" w:after="100"/>
+      </w:pPr>
       <w:r>
         <w:rPr>
-          <w:rFonts w:ascii="Microsoft YaHei" w:hAnsi="Microsoft YaHei" w:eastAsia="Microsoft YaHei"/>
+          <w:rFonts w:ascii="Times New Roman" w:hAnsi="Times New Roman" w:eastAsia="Times New Roman"/>
           <w:b w:val="0"/>
-          <w:color w:val="202124"/>
-          <w:sz w:val="21"/>
+          <w:color w:val="232323"/>
+          <w:sz w:val="20"/>
         </w:rPr>
         <w:t>GUI 用来检查末端、夹爪和目标的几何关系；状态反馈用来判断当前处于扫描、规划、执行还是释放阶段；事件日志用来确认 attached、release 和 settled 是否按顺序发生；最终位姿用来判断落点；对象级 CSV 则把这些观察按 object_id 汇总。多层证据互相印证后，才能区分“动作完成”和“任务成功”。</w:t>
       </w:r>
     </w:p>
     <w:p>
       <w:pPr>
-        <w:spacing w:before="80" w:after="40"/>
+        <w:spacing w:before="80" w:after="100" w:line="276" w:lineRule="auto"/>
         <w:jc w:val="center"/>
       </w:pPr>
       <w:r>
+        <w:rPr>
+          <w:rFonts w:ascii="Times New Roman" w:hAnsi="Times New Roman" w:eastAsia="Times New Roman"/>
+          <w:b w:val="0"/>
+          <w:color w:val="232323"/>
+          <w:sz w:val="20"/>
+        </w:rPr>
         <w:drawing>
           <wp:inline xmlns:a="http://schemas.openxmlformats.org/drawingml/2006/main" xmlns:pic="http://schemas.openxmlformats.org/drawingml/2006/picture">
             <wp:extent cx="5004000" cy="2001600"/>
@@ -3630,7 +4302,145 @@
         <w:pStyle w:val="CaptionCustom"/>
       </w:pPr>
       <w:r>
+        <w:rPr>
+          <w:rFonts w:ascii="Times New Roman" w:hAnsi="Times New Roman" w:eastAsia="Times New Roman"/>
+          <w:b w:val="0"/>
+          <w:color w:val="5A5A5A"/>
+          <w:sz w:val="18"/>
+        </w:rPr>
         <w:t>图 10  我整理的过程画面、状态、事件和 CSV 证据链</w:t>
+      </w:r>
+    </w:p>
+    <w:p>
+      <w:pPr>
+        <w:pStyle w:val="Heading2"/>
+        <w:spacing w:line="276" w:lineRule="auto" w:after="100"/>
+      </w:pPr>
+      <w:r>
+        <w:rPr>
+          <w:rFonts w:ascii="Times New Roman" w:hAnsi="Times New Roman" w:eastAsia="Times New Roman"/>
+          <w:b/>
+          <w:color w:val="1F4E79"/>
+          <w:sz w:val="23"/>
+        </w:rPr>
+        <w:t>5.4 视觉检测模型训练与部署</w:t>
+      </w:r>
+    </w:p>
+    <w:p>
+      <w:pPr>
+        <w:spacing w:line="276" w:lineRule="auto" w:after="100"/>
+      </w:pPr>
+      <w:r>
+        <w:rPr>
+          <w:rFonts w:ascii="Times New Roman" w:hAnsi="Times New Roman" w:eastAsia="Times New Roman"/>
+          <w:b w:val="0"/>
+          <w:color w:val="232323"/>
+          <w:sz w:val="20"/>
+        </w:rPr>
+        <w:t>我负责分拣系统的三类目标检测模型，识别对象为橡皮、锁和订书机，模型输出类别、检测框和置信度。数据全部由小组自行拍摄，没有混入公开数据集图片；这样可以围绕实际外接摄像头的视角、光照和摆放方式持续补充样本，并把训练结果直接用于后续感知接口联调。</w:t>
+      </w:r>
+    </w:p>
+    <w:p>
+      <w:pPr>
+        <w:spacing w:line="276" w:lineRule="auto" w:after="100"/>
+      </w:pPr>
+      <w:r>
+        <w:rPr>
+          <w:rFonts w:ascii="Times New Roman" w:hAnsi="Times New Roman" w:eastAsia="Times New Roman"/>
+          <w:b w:val="0"/>
+          <w:color w:val="232323"/>
+          <w:sz w:val="20"/>
+        </w:rPr>
+        <w:t>数据集覆盖单物体、同框多物体、不同位置、朝向和光照条件。我使用 labelImg 逐张绘制边界框并填写类别，训练阶段采用马赛克拼接、色调扰动、随机缩放和随机擦除等增强；验证集从原始图片中独立划分，不做增强，用于观察模型在未改变样本上的实际水平。外接摄像头测试发现薄弱角度后，我继续补拍对应样本并重新训练。</w:t>
+      </w:r>
+    </w:p>
+    <w:p>
+      <w:pPr>
+        <w:spacing w:line="276" w:lineRule="auto" w:after="100"/>
+      </w:pPr>
+      <w:r>
+        <w:rPr>
+          <w:rFonts w:ascii="Times New Roman" w:hAnsi="Times New Roman" w:eastAsia="Times New Roman"/>
+          <w:b w:val="0"/>
+          <w:color w:val="232323"/>
+          <w:sz w:val="20"/>
+        </w:rPr>
+        <w:t>模型采用 YOLOv8n，输入分辨率 640，训练 60 轮，批大小 16，训练设备为 RTX 4070 Laptop GPU。模型约有 300 万参数，权重文件大小为 6.25 MB（约 6.3 MB）。根据训练记录，整体及橡皮、锁、订书机三个类别的 mAP50 和 mAP50-95 均为 0.995，精确率和召回率均达到 1.0；单张模型推理时间为 1.1 ms。下面的外接摄像头画面同时检出三类目标，置信度为 0.89–0.94，画面显示 31.2 FPS。31.2 FPS 是包含摄像头读取和画面显示的端到端帧率，与单张模型推理时间不是同一指标。</w:t>
+      </w:r>
+    </w:p>
+    <w:p>
+      <w:pPr>
+        <w:spacing w:line="276" w:lineRule="auto" w:after="100"/>
+      </w:pPr>
+      <w:r>
+        <w:rPr>
+          <w:rFonts w:ascii="Times New Roman" w:hAnsi="Times New Roman" w:eastAsia="Times New Roman"/>
+          <w:b w:val="0"/>
+          <w:color w:val="232323"/>
+          <w:sz w:val="20"/>
+        </w:rPr>
+        <w:t>模型迭代围绕四个实际问题展开。锁和订书机都是小型金属物体，早期存在类别混淆，我提高两类样本的训练比例，并补拍同框对比样本；订书机的个别角度与橡皮轮廓接近，我提高分类损失在训练中的作用，使模型不仅把框画准，也要把类别判对；新数据加入后早期样本特征被稀释，我提高早期样本的采样权重重新训练；验证集分数较好但实拍仍有差异时，我以外接摄像头结果为准定位薄弱场景，再进行针对性补拍。整体 mAP50-95 从优化前的 0.938 提升到最终版的 0.995。</w:t>
+      </w:r>
+    </w:p>
+    <w:p>
+      <w:pPr>
+        <w:spacing w:line="276" w:lineRule="auto" w:after="100"/>
+        <w:jc w:val="center"/>
+      </w:pPr>
+      <w:r>
+        <w:rPr>
+          <w:rFonts w:ascii="Times New Roman" w:hAnsi="Times New Roman" w:eastAsia="Times New Roman"/>
+          <w:b w:val="0"/>
+          <w:color w:val="232323"/>
+          <w:sz w:val="20"/>
+        </w:rPr>
+        <w:drawing>
+          <wp:inline xmlns:a="http://schemas.openxmlformats.org/drawingml/2006/main" xmlns:pic="http://schemas.openxmlformats.org/drawingml/2006/picture">
+            <wp:extent cx="5257800" cy="3541083"/>
+            <wp:docPr id="13" name="Picture 13"/>
+            <wp:cNvGraphicFramePr>
+              <a:graphicFrameLocks noChangeAspect="1"/>
+            </wp:cNvGraphicFramePr>
+            <a:graphic>
+              <a:graphicData uri="http://schemas.openxmlformats.org/drawingml/2006/picture">
+                <pic:pic>
+                  <pic:nvPicPr>
+                    <pic:cNvPr id="0" name="b028d3f11213205b74b2a37d8148411b.jpg"/>
+                    <pic:cNvPicPr/>
+                  </pic:nvPicPr>
+                  <pic:blipFill>
+                    <a:blip r:embed="rId22"/>
+                    <a:stretch>
+                      <a:fillRect/>
+                    </a:stretch>
+                  </pic:blipFill>
+                  <pic:spPr>
+                    <a:xfrm>
+                      <a:off x="0" y="0"/>
+                      <a:ext cx="5257800" cy="3541083"/>
+                    </a:xfrm>
+                    <a:prstGeom prst="rect"/>
+                  </pic:spPr>
+                </pic:pic>
+              </a:graphicData>
+            </a:graphic>
+          </wp:inline>
+        </w:drawing>
+      </w:r>
+    </w:p>
+    <w:p>
+      <w:pPr>
+        <w:pStyle w:val="CaptionCustom"/>
+        <w:jc w:val="center"/>
+      </w:pPr>
+      <w:r>
+        <w:rPr>
+          <w:rFonts w:ascii="Times New Roman" w:hAnsi="Times New Roman" w:eastAsia="Times New Roman"/>
+          <w:b w:val="0"/>
+          <w:color w:val="5A5A5A"/>
+          <w:sz w:val="18"/>
+        </w:rPr>
+        <w:t>图 11  外接摄像头同时识别橡皮、锁和订书机的实测画面</w:t>
       </w:r>
     </w:p>
     <w:p>
@@ -3638,27 +4448,39 @@
         <w:pStyle w:val="Heading2"/>
       </w:pPr>
       <w:r>
-        <w:t>5.4 个人总结</w:t>
+        <w:rPr>
+          <w:rFonts w:ascii="Times New Roman" w:hAnsi="Times New Roman" w:eastAsia="Times New Roman"/>
+          <w:b/>
+          <w:color w:val="1F4E79"/>
+          <w:sz w:val="23"/>
+        </w:rPr>
+        <w:t>5.5 个人总结</w:t>
       </w:r>
     </w:p>
     <w:p>
+      <w:pPr>
+        <w:spacing w:line="276" w:lineRule="auto" w:after="100"/>
+      </w:pPr>
       <w:r>
         <w:rPr>
-          <w:rFonts w:ascii="Microsoft YaHei" w:hAnsi="Microsoft YaHei" w:eastAsia="Microsoft YaHei"/>
+          <w:rFonts w:ascii="Times New Roman" w:hAnsi="Times New Roman" w:eastAsia="Times New Roman"/>
           <w:b w:val="0"/>
-          <w:color w:val="202124"/>
-          <w:sz w:val="21"/>
+          <w:color w:val="232323"/>
+          <w:sz w:val="20"/>
         </w:rPr>
         <w:t>这次实验让我认识到，机械臂仿真要求同时保证关节运动、场景模型、控制接口、任务逻辑和验收证据的一致性。一个动作只有在“目标被正确选中、夹爪与目标相对位置满足条件、目标高度发生变化、事件顺序完整、最终位姿落在分类区域”时，才具备可复查的成功依据。这个认识改变了我对仿真结果的判断方式：我开始把画面、状态和数据看成同一件事的不同观测，而不是只看机械臂是否完成了一段轨迹。</w:t>
       </w:r>
     </w:p>
     <w:p>
+      <w:pPr>
+        <w:spacing w:line="276" w:lineRule="auto" w:after="100"/>
+      </w:pPr>
       <w:r>
         <w:rPr>
-          <w:rFonts w:ascii="Microsoft YaHei" w:hAnsi="Microsoft YaHei" w:eastAsia="Microsoft YaHei"/>
+          <w:rFonts w:ascii="Times New Roman" w:hAnsi="Times New Roman" w:eastAsia="Times New Roman"/>
           <w:b w:val="0"/>
-          <w:color w:val="202124"/>
-          <w:sz w:val="21"/>
+          <w:color w:val="232323"/>
+          <w:sz w:val="20"/>
         </w:rPr>
         <w:t>在调试过程中，我逐渐形成了固定的排查顺序。第一步是把问题缩小到扫描、网格定位、接近、抓取、搬运、释放或验收中的一个阶段；第二步是用单目标和手动面板复现现象，记录末端位置、目标位置、夹爪状态和当前航点；第三步是一次只修改一个变量，例如像素网格、抓取高度、夹爪开度、释放高度或动作时间；第四步是用事件日志、最终坐标和完整序列复核修改结果。网格错位、释放跳变、目标未附着和重复启动等问题，都按照这套顺序得到定位。</w:t>
       </w:r>
@@ -3671,9 +4493,9 @@
       </w:pPr>
       <w:r>
         <w:rPr>
-          <w:rFonts w:ascii="Microsoft YaHei" w:hAnsi="Microsoft YaHei" w:eastAsia="Microsoft YaHei"/>
+          <w:rFonts w:ascii="Times New Roman" w:hAnsi="Times New Roman" w:eastAsia="Times New Roman"/>
           <w:b w:val="0"/>
-          <w:color w:val="202124"/>
+          <w:color w:val="232323"/>
           <w:sz w:val="20"/>
         </w:rPr>
         <w:t>用阶段化思路分析动作：先确认任务进入了哪个状态，再检查该状态的输入、输出和退出条件。</w:t>
@@ -3687,9 +4509,9 @@
       </w:pPr>
       <w:r>
         <w:rPr>
-          <w:rFonts w:ascii="Microsoft YaHei" w:hAnsi="Microsoft YaHei" w:eastAsia="Microsoft YaHei"/>
+          <w:rFonts w:ascii="Times New Roman" w:hAnsi="Times New Roman" w:eastAsia="Times New Roman"/>
           <w:b w:val="0"/>
-          <w:color w:val="202124"/>
+          <w:color w:val="232323"/>
           <w:sz w:val="20"/>
         </w:rPr>
         <w:t>用几何关系验证抓取：同时观察指垫中心、圆柱中心、目标高度和相对位姿，确定运动轨迹与对象状态一致。</w:t>
@@ -3703,9 +4525,9 @@
       </w:pPr>
       <w:r>
         <w:rPr>
-          <w:rFonts w:ascii="Microsoft YaHei" w:hAnsi="Microsoft YaHei" w:eastAsia="Microsoft YaHei"/>
+          <w:rFonts w:ascii="Times New Roman" w:hAnsi="Times New Roman" w:eastAsia="Times New Roman"/>
           <w:b w:val="0"/>
-          <w:color w:val="202124"/>
+          <w:color w:val="232323"/>
           <w:sz w:val="20"/>
         </w:rPr>
         <w:t>用最小实验减少干扰：先单点、再单目标子序列、最后整序列，降低多个问题同时出现时的判别难度。</w:t>
@@ -3719,9 +4541,9 @@
       </w:pPr>
       <w:r>
         <w:rPr>
-          <w:rFonts w:ascii="Microsoft YaHei" w:hAnsi="Microsoft YaHei" w:eastAsia="Microsoft YaHei"/>
+          <w:rFonts w:ascii="Times New Roman" w:hAnsi="Times New Roman" w:eastAsia="Times New Roman"/>
           <w:b w:val="0"/>
-          <w:color w:val="202124"/>
+          <w:color w:val="232323"/>
           <w:sz w:val="20"/>
         </w:rPr>
         <w:t>用对象级记录闭环：把 object_id、grid_id、类别、事件、最终位姿和异常码对应起来，使每个目标都能单独复核。</w:t>
@@ -3735,32 +4557,38 @@
       </w:pPr>
       <w:r>
         <w:rPr>
-          <w:rFonts w:ascii="Microsoft YaHei" w:hAnsi="Microsoft YaHei" w:eastAsia="Microsoft YaHei"/>
+          <w:rFonts w:ascii="Times New Roman" w:hAnsi="Times New Roman" w:eastAsia="Times New Roman"/>
           <w:b w:val="0"/>
-          <w:color w:val="202124"/>
+          <w:color w:val="232323"/>
           <w:sz w:val="20"/>
         </w:rPr>
         <w:t>用干净环境复现：控制 Gazebo world、控制器和播放器实例数量，保证每轮测试的启动条件相同。</w:t>
       </w:r>
     </w:p>
     <w:p>
+      <w:pPr>
+        <w:spacing w:line="276" w:lineRule="auto" w:after="100"/>
+      </w:pPr>
       <w:r>
         <w:rPr>
-          <w:rFonts w:ascii="Microsoft YaHei" w:hAnsi="Microsoft YaHei" w:eastAsia="Microsoft YaHei"/>
+          <w:rFonts w:ascii="Times New Roman" w:hAnsi="Times New Roman" w:eastAsia="Times New Roman"/>
           <w:b w:val="0"/>
-          <w:color w:val="202124"/>
-          <w:sz w:val="21"/>
+          <w:color w:val="232323"/>
+          <w:sz w:val="20"/>
         </w:rPr>
         <w:t>这次实验还让我熟悉了模块之间的接口责任。任务节点负责生成对象顺序和分类目标，执行节点负责完成动作与反馈，场景和日志负责提供复核依据。我的工作位于任务规划结果与仿真验收之间，需要把抽象的任务项落实成可执行的姿态、航点和状态检查。这使我更加重视命名、参数记录、日志字段和图片说明的完整性，因为它们直接影响小组成员之间的协作和后续复现。</w:t>
       </w:r>
     </w:p>
     <w:p>
+      <w:pPr>
+        <w:spacing w:line="276" w:lineRule="auto" w:after="100"/>
+      </w:pPr>
       <w:r>
         <w:rPr>
-          <w:rFonts w:ascii="Microsoft YaHei" w:hAnsi="Microsoft YaHei" w:eastAsia="Microsoft YaHei"/>
+          <w:rFonts w:ascii="Times New Roman" w:hAnsi="Times New Roman" w:eastAsia="Times New Roman"/>
           <w:b w:val="0"/>
-          <w:color w:val="202124"/>
-          <w:sz w:val="21"/>
+          <w:color w:val="232323"/>
+          <w:sz w:val="20"/>
         </w:rPr>
         <w:t>仿真中的逻辑附着提升了动作重复性，也让我看清了仿真与真机之间的差异。真实系统还需要重新标定相机映射、夹爪摩擦、接近高度、闭合速度、释放等待和急停距离。后续迁移到真机时，我会沿用“低速单目标—检查识别—检查抓取—检查释放—加入第二类—扩展到六目标”的顺序，每一步保存对象级记录，再决定是否进入下一阶段。</w:t>
       </w:r>
@@ -3770,18 +4598,27 @@
         <w:pStyle w:val="Heading1"/>
       </w:pPr>
       <w:r>
+        <w:rPr>
+          <w:rFonts w:ascii="Times New Roman" w:hAnsi="Times New Roman" w:eastAsia="Times New Roman"/>
+          <w:b/>
+          <w:color w:val="1F4E79"/>
+          <w:sz w:val="30"/>
+        </w:rPr>
         <w:t>6 结论</w:t>
       </w:r>
     </w:p>
     <w:p>
+      <w:pPr>
+        <w:spacing w:line="276" w:lineRule="auto" w:after="100"/>
+      </w:pPr>
       <w:r>
         <w:rPr>
-          <w:rFonts w:ascii="Microsoft YaHei" w:hAnsi="Microsoft YaHei" w:eastAsia="Microsoft YaHei"/>
+          <w:rFonts w:ascii="Times New Roman" w:hAnsi="Times New Roman" w:eastAsia="Times New Roman"/>
           <w:b w:val="0"/>
-          <w:color w:val="202124"/>
-          <w:sz w:val="21"/>
+          <w:color w:val="232323"/>
+          <w:sz w:val="20"/>
         </w:rPr>
-        <w:t>我完成了实验三仿真执行侧的主要个人工作，并把个人贡献落实到场景、航点、状态和证据四个层面。通过场景调整、手动示教、动作修复、自动播放和对象级复核，我参与建立了从任务规划结果到机械臂动作，再到实验结论的完整链路。红蓝两类六个目标的对象级结果达到 6/6，三分类扩展完成了场景、分类垫和自动序列的集成。</w:t>
+        <w:t>我完成了实验三仿真执行侧的主要个人工作，并把个人贡献落实到场景、航点、状态和证据四个层面。通过场景调整、手动示教、动作修复、自动播放和对象级复核，我参与建立了从任务规划结果到机械臂动作，再到实验结论的完整链路。红蓝两类六个目标的对象级结果达到 6/6，三分类扩展完成了场景、分类垫和自动序列的集成。 同时，我完成了橡皮、锁和订书机三类 YOLOv8n 检测模型的训练、评估和外接摄像头验证，为后续真机感知接入提供了实际权重和检测结果。</w:t>
       </w:r>
     </w:p>
     <w:p>
@@ -3789,6 +4626,12 @@
         <w:pStyle w:val="Heading2"/>
       </w:pPr>
       <w:r>
+        <w:rPr>
+          <w:rFonts w:ascii="Times New Roman" w:hAnsi="Times New Roman" w:eastAsia="Times New Roman"/>
+          <w:b/>
+          <w:color w:val="1F4E79"/>
+          <w:sz w:val="23"/>
+        </w:rPr>
         <w:t>6.1 个人工作完成情况</w:t>
       </w:r>
     </w:p>
@@ -3832,10 +4675,10 @@
             </w:pPr>
             <w:r>
               <w:rPr>
-                <w:rFonts w:ascii="Microsoft YaHei" w:hAnsi="Microsoft YaHei" w:eastAsia="Microsoft YaHei"/>
+                <w:rFonts w:ascii="Times New Roman" w:hAnsi="Times New Roman" w:eastAsia="Times New Roman"/>
                 <w:b/>
                 <w:color w:val="FFFFFF"/>
-                <w:sz w:val="18"/>
+                <w:sz w:val="17"/>
               </w:rPr>
               <w:t>工作模块</w:t>
             </w:r>
@@ -3864,10 +4707,10 @@
             </w:pPr>
             <w:r>
               <w:rPr>
-                <w:rFonts w:ascii="Microsoft YaHei" w:hAnsi="Microsoft YaHei" w:eastAsia="Microsoft YaHei"/>
+                <w:rFonts w:ascii="Times New Roman" w:hAnsi="Times New Roman" w:eastAsia="Times New Roman"/>
                 <w:b/>
                 <w:color w:val="FFFFFF"/>
-                <w:sz w:val="18"/>
+                <w:sz w:val="17"/>
               </w:rPr>
               <w:t>完成内容</w:t>
             </w:r>
@@ -3896,10 +4739,10 @@
             </w:pPr>
             <w:r>
               <w:rPr>
-                <w:rFonts w:ascii="Microsoft YaHei" w:hAnsi="Microsoft YaHei" w:eastAsia="Microsoft YaHei"/>
+                <w:rFonts w:ascii="Times New Roman" w:hAnsi="Times New Roman" w:eastAsia="Times New Roman"/>
                 <w:b/>
                 <w:color w:val="FFFFFF"/>
-                <w:sz w:val="18"/>
+                <w:sz w:val="17"/>
               </w:rPr>
               <w:t>对应结果</w:t>
             </w:r>
@@ -3933,10 +4776,10 @@
             </w:pPr>
             <w:r>
               <w:rPr>
-                <w:rFonts w:ascii="Microsoft YaHei" w:hAnsi="Microsoft YaHei" w:eastAsia="Microsoft YaHei"/>
+                <w:rFonts w:ascii="Times New Roman" w:hAnsi="Times New Roman" w:eastAsia="Times New Roman"/>
                 <w:b w:val="0"/>
-                <w:color w:val="202124"/>
-                <w:sz w:val="18"/>
+                <w:color w:val="232323"/>
+                <w:sz w:val="17"/>
               </w:rPr>
               <w:t>场景与启动</w:t>
             </w:r>
@@ -3965,10 +4808,10 @@
             </w:pPr>
             <w:r>
               <w:rPr>
-                <w:rFonts w:ascii="Microsoft YaHei" w:hAnsi="Microsoft YaHei" w:eastAsia="Microsoft YaHei"/>
+                <w:rFonts w:ascii="Times New Roman" w:hAnsi="Times New Roman" w:eastAsia="Times New Roman"/>
                 <w:b w:val="0"/>
-                <w:color w:val="202124"/>
-                <w:sz w:val="18"/>
+                <w:color w:val="232323"/>
+                <w:sz w:val="17"/>
               </w:rPr>
               <w:t>调整六格桌面、红蓝绿圆柱和三块分类垫；检查 world、控制器、相机和播放器的启动关系</w:t>
             </w:r>
@@ -3997,10 +4840,10 @@
             </w:pPr>
             <w:r>
               <w:rPr>
-                <w:rFonts w:ascii="Microsoft YaHei" w:hAnsi="Microsoft YaHei" w:eastAsia="Microsoft YaHei"/>
+                <w:rFonts w:ascii="Times New Roman" w:hAnsi="Times New Roman" w:eastAsia="Times New Roman"/>
                 <w:b w:val="0"/>
-                <w:color w:val="202124"/>
-                <w:sz w:val="18"/>
+                <w:color w:val="232323"/>
+                <w:sz w:val="17"/>
               </w:rPr>
               <w:t>三分类场景稳定加载，单实例运行</w:t>
             </w:r>
@@ -4033,10 +4876,10 @@
             </w:pPr>
             <w:r>
               <w:rPr>
-                <w:rFonts w:ascii="Microsoft YaHei" w:hAnsi="Microsoft YaHei" w:eastAsia="Microsoft YaHei"/>
+                <w:rFonts w:ascii="Times New Roman" w:hAnsi="Times New Roman" w:eastAsia="Times New Roman"/>
                 <w:b w:val="0"/>
-                <w:color w:val="202124"/>
-                <w:sz w:val="18"/>
+                <w:color w:val="232323"/>
+                <w:sz w:val="17"/>
               </w:rPr>
               <w:t>航点与动作</w:t>
             </w:r>
@@ -4064,10 +4907,10 @@
             </w:pPr>
             <w:r>
               <w:rPr>
-                <w:rFonts w:ascii="Microsoft YaHei" w:hAnsi="Microsoft YaHei" w:eastAsia="Microsoft YaHei"/>
+                <w:rFonts w:ascii="Times New Roman" w:hAnsi="Times New Roman" w:eastAsia="Times New Roman"/>
                 <w:b w:val="0"/>
-                <w:color w:val="202124"/>
-                <w:sz w:val="18"/>
+                <w:color w:val="232323"/>
+                <w:sz w:val="17"/>
               </w:rPr>
               <w:t>建立 above、pick、lift、release 等语义航点，组织六目标子序列和统一动作节拍</w:t>
             </w:r>
@@ -4095,10 +4938,10 @@
             </w:pPr>
             <w:r>
               <w:rPr>
-                <w:rFonts w:ascii="Microsoft YaHei" w:hAnsi="Microsoft YaHei" w:eastAsia="Microsoft YaHei"/>
+                <w:rFonts w:ascii="Times New Roman" w:hAnsi="Times New Roman" w:eastAsia="Times New Roman"/>
                 <w:b w:val="0"/>
-                <w:color w:val="202124"/>
-                <w:sz w:val="18"/>
+                <w:color w:val="232323"/>
+                <w:sz w:val="17"/>
               </w:rPr>
               <w:t>manual_animation.json 保存 27 个航点，自动播放 34 步</w:t>
             </w:r>
@@ -4132,10 +4975,10 @@
             </w:pPr>
             <w:r>
               <w:rPr>
-                <w:rFonts w:ascii="Microsoft YaHei" w:hAnsi="Microsoft YaHei" w:eastAsia="Microsoft YaHei"/>
+                <w:rFonts w:ascii="Times New Roman" w:hAnsi="Times New Roman" w:eastAsia="Times New Roman"/>
                 <w:b w:val="0"/>
-                <w:color w:val="202124"/>
-                <w:sz w:val="18"/>
+                <w:color w:val="232323"/>
+                <w:sz w:val="17"/>
               </w:rPr>
               <w:t>抓取与释放</w:t>
             </w:r>
@@ -4164,10 +5007,10 @@
             </w:pPr>
             <w:r>
               <w:rPr>
-                <w:rFonts w:ascii="Microsoft YaHei" w:hAnsi="Microsoft YaHei" w:eastAsia="Microsoft YaHei"/>
+                <w:rFonts w:ascii="Times New Roman" w:hAnsi="Times New Roman" w:eastAsia="Times New Roman"/>
                 <w:b w:val="0"/>
-                <w:color w:val="202124"/>
-                <w:sz w:val="18"/>
+                <w:color w:val="232323"/>
+                <w:sz w:val="17"/>
               </w:rPr>
               <w:t>校准末端参考点，加入距离检查、目标跟随、垂直释放和同色不同落点</w:t>
             </w:r>
@@ -4196,10 +5039,10 @@
             </w:pPr>
             <w:r>
               <w:rPr>
-                <w:rFonts w:ascii="Microsoft YaHei" w:hAnsi="Microsoft YaHei" w:eastAsia="Microsoft YaHei"/>
+                <w:rFonts w:ascii="Times New Roman" w:hAnsi="Times New Roman" w:eastAsia="Times New Roman"/>
                 <w:b w:val="0"/>
-                <w:color w:val="202124"/>
-                <w:sz w:val="18"/>
+                <w:color w:val="232323"/>
+                <w:sz w:val="17"/>
               </w:rPr>
               <w:t>目标能够离桌、跟随搬运并落入对应分类垫</w:t>
             </w:r>
@@ -4232,10 +5075,10 @@
             </w:pPr>
             <w:r>
               <w:rPr>
-                <w:rFonts w:ascii="Microsoft YaHei" w:hAnsi="Microsoft YaHei" w:eastAsia="Microsoft YaHei"/>
+                <w:rFonts w:ascii="Times New Roman" w:hAnsi="Times New Roman" w:eastAsia="Times New Roman"/>
                 <w:b w:val="0"/>
-                <w:color w:val="202124"/>
-                <w:sz w:val="18"/>
+                <w:color w:val="232323"/>
+                <w:sz w:val="17"/>
               </w:rPr>
               <w:t>问题修复</w:t>
             </w:r>
@@ -4263,10 +5106,10 @@
             </w:pPr>
             <w:r>
               <w:rPr>
-                <w:rFonts w:ascii="Microsoft YaHei" w:hAnsi="Microsoft YaHei" w:eastAsia="Microsoft YaHei"/>
+                <w:rFonts w:ascii="Times New Roman" w:hAnsi="Times New Roman" w:eastAsia="Times New Roman"/>
                 <w:b w:val="0"/>
-                <w:color w:val="202124"/>
-                <w:sz w:val="18"/>
+                <w:color w:val="232323"/>
+                <w:sz w:val="17"/>
               </w:rPr>
               <w:t>处理姿态偏差、网格不同步、重复启动、节点日志报错和释放跳变</w:t>
             </w:r>
@@ -4294,10 +5137,10 @@
             </w:pPr>
             <w:r>
               <w:rPr>
-                <w:rFonts w:ascii="Microsoft YaHei" w:hAnsi="Microsoft YaHei" w:eastAsia="Microsoft YaHei"/>
+                <w:rFonts w:ascii="Times New Roman" w:hAnsi="Times New Roman" w:eastAsia="Times New Roman"/>
                 <w:b w:val="0"/>
-                <w:color w:val="202124"/>
-                <w:sz w:val="18"/>
+                <w:color w:val="232323"/>
+                <w:sz w:val="17"/>
               </w:rPr>
               <w:t>单目标与整序列复跑通过</w:t>
             </w:r>
@@ -4331,10 +5174,10 @@
             </w:pPr>
             <w:r>
               <w:rPr>
-                <w:rFonts w:ascii="Microsoft YaHei" w:hAnsi="Microsoft YaHei" w:eastAsia="Microsoft YaHei"/>
+                <w:rFonts w:ascii="Times New Roman" w:hAnsi="Times New Roman" w:eastAsia="Times New Roman"/>
                 <w:b w:val="0"/>
-                <w:color w:val="202124"/>
-                <w:sz w:val="18"/>
+                <w:color w:val="232323"/>
+                <w:sz w:val="17"/>
               </w:rPr>
               <w:t>结果核对</w:t>
             </w:r>
@@ -4363,10 +5206,10 @@
             </w:pPr>
             <w:r>
               <w:rPr>
-                <w:rFonts w:ascii="Microsoft YaHei" w:hAnsi="Microsoft YaHei" w:eastAsia="Microsoft YaHei"/>
+                <w:rFonts w:ascii="Times New Roman" w:hAnsi="Times New Roman" w:eastAsia="Times New Roman"/>
                 <w:b w:val="0"/>
-                <w:color w:val="202124"/>
-                <w:sz w:val="18"/>
+                <w:color w:val="232323"/>
+                <w:sz w:val="17"/>
               </w:rPr>
               <w:t>对照 GUI、状态、事件、最终位姿和对象级 CSV 复核结果</w:t>
             </w:r>
@@ -4395,10 +5238,10 @@
             </w:pPr>
             <w:r>
               <w:rPr>
-                <w:rFonts w:ascii="Microsoft YaHei" w:hAnsi="Microsoft YaHei" w:eastAsia="Microsoft YaHei"/>
+                <w:rFonts w:ascii="Times New Roman" w:hAnsi="Times New Roman" w:eastAsia="Times New Roman"/>
                 <w:b w:val="0"/>
-                <w:color w:val="202124"/>
-                <w:sz w:val="18"/>
+                <w:color w:val="232323"/>
+                <w:sz w:val="17"/>
               </w:rPr>
               <w:t>红蓝基线对象级结果为 6/6</w:t>
             </w:r>
@@ -4408,7 +5251,7 @@
     </w:tbl>
     <w:p>
       <w:pPr>
-        <w:spacing w:after="20"/>
+        <w:spacing w:after="100" w:line="276" w:lineRule="auto"/>
       </w:pPr>
     </w:p>
     <w:p>
@@ -4416,27 +5259,39 @@
         <w:pStyle w:val="Heading2"/>
       </w:pPr>
       <w:r>
+        <w:rPr>
+          <w:rFonts w:ascii="Times New Roman" w:hAnsi="Times New Roman" w:eastAsia="Times New Roman"/>
+          <w:b/>
+          <w:color w:val="1F4E79"/>
+          <w:sz w:val="23"/>
+        </w:rPr>
         <w:t>6.2 个人能力收获</w:t>
       </w:r>
     </w:p>
     <w:p>
+      <w:pPr>
+        <w:spacing w:line="276" w:lineRule="auto" w:after="100"/>
+      </w:pPr>
       <w:r>
         <w:rPr>
-          <w:rFonts w:ascii="Microsoft YaHei" w:hAnsi="Microsoft YaHei" w:eastAsia="Microsoft YaHei"/>
+          <w:rFonts w:ascii="Times New Roman" w:hAnsi="Times New Roman" w:eastAsia="Times New Roman"/>
           <w:b w:val="0"/>
-          <w:color w:val="202124"/>
-          <w:sz w:val="21"/>
+          <w:color w:val="232323"/>
+          <w:sz w:val="20"/>
         </w:rPr>
         <w:t>我掌握了 Gazebo 场景参数与 ROS 2 控制器之间的联调方法，能够从世界坐标、像素网格、末端姿态和对象状态四个角度检查同一动作。通过手动控制台和 JSON 航点文件，我熟悉了从单点测试到完整序列的动作组织方式；通过状态主题、事件日志和对象级 CSV，我能够把一次运行拆分为可定位、可比较的阶段。</w:t>
       </w:r>
     </w:p>
     <w:p>
+      <w:pPr>
+        <w:spacing w:line="276" w:lineRule="auto" w:after="100"/>
+      </w:pPr>
       <w:r>
         <w:rPr>
-          <w:rFonts w:ascii="Microsoft YaHei" w:hAnsi="Microsoft YaHei" w:eastAsia="Microsoft YaHei"/>
+          <w:rFonts w:ascii="Times New Roman" w:hAnsi="Times New Roman" w:eastAsia="Times New Roman"/>
           <w:b w:val="0"/>
-          <w:color w:val="202124"/>
-          <w:sz w:val="21"/>
+          <w:color w:val="232323"/>
+          <w:sz w:val="20"/>
         </w:rPr>
         <w:t>在协作方面，我进一步理解了统一接口和统一命名的重要性。任务节点输出的 object_id、grid_id 和 target_bin，必须与执行节点的航点、日志和最终位姿相互对应，报告中的图片和表格也要能够回到具体对象。这样的记录方式提高了问题定位效率，也使个人调试结果能够直接支持小组验收。</w:t>
       </w:r>
@@ -4446,33 +5301,54 @@
         <w:pStyle w:val="Heading2"/>
       </w:pPr>
       <w:r>
+        <w:rPr>
+          <w:rFonts w:ascii="Times New Roman" w:hAnsi="Times New Roman" w:eastAsia="Times New Roman"/>
+          <w:b/>
+          <w:color w:val="1F4E79"/>
+          <w:sz w:val="23"/>
+        </w:rPr>
         <w:t>6.3 后续改进计划</w:t>
       </w:r>
     </w:p>
     <w:p>
+      <w:pPr>
+        <w:spacing w:line="276" w:lineRule="auto" w:after="100"/>
+      </w:pPr>
       <w:r>
         <w:rPr>
-          <w:rFonts w:ascii="Microsoft YaHei" w:hAnsi="Microsoft YaHei" w:eastAsia="Microsoft YaHei"/>
+          <w:rFonts w:ascii="Times New Roman" w:hAnsi="Times New Roman" w:eastAsia="Times New Roman"/>
           <w:b w:val="0"/>
-          <w:color w:val="202124"/>
-          <w:sz w:val="21"/>
+          <w:color w:val="232323"/>
+          <w:sz w:val="20"/>
         </w:rPr>
         <w:t>后续真机工作将先完成相机单应性标定和桌面网格标记，再用单个目标验证识别、PICK、抬升、PLACE 和回 HOME。确认抓取高度、夹爪开度、释放等待和急停策略后，再加入第二类目标并扩展到六个目标。每个阶段继续保存真实类别、预测类别、置信度、网格编号、抓取结果、放置结果和异常码，便于与当前仿真字段对照。</w:t>
       </w:r>
     </w:p>
     <w:p>
+      <w:pPr>
+        <w:spacing w:line="276" w:lineRule="auto" w:after="100"/>
+      </w:pPr>
       <w:r>
         <w:rPr>
-          <w:rFonts w:ascii="Microsoft YaHei" w:hAnsi="Microsoft YaHei" w:eastAsia="Microsoft YaHei"/>
+          <w:rFonts w:ascii="Times New Roman" w:hAnsi="Times New Roman" w:eastAsia="Times New Roman"/>
           <w:b w:val="0"/>
-          <w:color w:val="202124"/>
-          <w:sz w:val="21"/>
+          <w:color w:val="232323"/>
+          <w:sz w:val="20"/>
         </w:rPr>
         <w:t>从个人方法上，我会继续保持“阶段定位、单变量修改、最小案例复现、完整数据复核”的工作习惯，并补充运行 ID、日志轮转、连续帧稳定判定和异常恢复记录，使后续实验具备更好的可重复性和安全性。</w:t>
       </w:r>
     </w:p>
     <w:p>
+      <w:pPr>
+        <w:spacing w:line="276" w:lineRule="auto" w:after="100"/>
+      </w:pPr>
       <w:r>
+        <w:rPr>
+          <w:rFonts w:ascii="Times New Roman" w:hAnsi="Times New Roman" w:eastAsia="Times New Roman"/>
+          <w:b w:val="0"/>
+          <w:color w:val="232323"/>
+          <w:sz w:val="20"/>
+        </w:rPr>
         <w:br w:type="page"/>
       </w:r>
     </w:p>
@@ -4482,31 +5358,56 @@
         <w:keepNext/>
       </w:pPr>
       <w:r>
+        <w:rPr>
+          <w:rFonts w:ascii="Times New Roman" w:hAnsi="Times New Roman" w:eastAsia="Times New Roman"/>
+          <w:b/>
+          <w:color w:val="1F4E79"/>
+          <w:sz w:val="23"/>
+        </w:rPr>
         <w:t>6.4 GitHub同步记录</w:t>
       </w:r>
     </w:p>
     <w:p>
       <w:pPr>
-        <w:spacing w:after="120"/>
+        <w:spacing w:after="100" w:line="276" w:lineRule="auto"/>
       </w:pPr>
       <w:r>
+        <w:rPr>
+          <w:rFonts w:ascii="Times New Roman" w:hAnsi="Times New Roman" w:eastAsia="Times New Roman"/>
+          <w:b w:val="0"/>
+          <w:color w:val="232323"/>
+          <w:sz w:val="20"/>
+        </w:rPr>
         <w:t>我参与整理的实验三工程、证据和报告已同步到 GitHub 仓库：https://github.com/9161942-boop/robotics-experiment-3。</w:t>
       </w:r>
     </w:p>
     <w:p>
       <w:pPr>
-        <w:spacing w:after="160"/>
+        <w:spacing w:after="100" w:line="276" w:lineRule="auto"/>
       </w:pPr>
       <w:r>
-        <w:t>仓库中保留 ROS 2 工程、Gazebo 场景、manual_animation.json、对象级执行记录、过程截图以及小组和个人报告；两段 Gazebo 仿真演示视频也已放入 videos/ 目录。提交历史截图用于说明材料已经同步到公开仓库；本报告中的问题、调整和验证证据均能在报告、截图、日志和仓库目录之间对应起来。</w:t>
+        <w:rPr>
+          <w:rFonts w:ascii="Times New Roman" w:hAnsi="Times New Roman" w:eastAsia="Times New Roman"/>
+          <w:b w:val="0"/>
+          <w:color w:val="232323"/>
+          <w:sz w:val="20"/>
+        </w:rPr>
+        <w:t>仓库中保留 ROS 2 工程、models 目录中的三类 YOLOv8n 权重、Gazebo 场景、manual_animation.json、对象级执行记录、过程截图以及小组和个人报告；两段 Gazebo 仿真演示视频也已放入 videos/ 目录。提交历史截图用于说明材料已经同步到公开仓库；本报告中的问题、调整和验证证据均能在报告、截图、日志和仓库目录之间对应起来。</w:t>
       </w:r>
     </w:p>
     <w:p>
       <w:pPr>
         <w:keepNext/>
+        <w:spacing w:line="276" w:lineRule="auto" w:after="100"/>
         <w:jc w:val="center"/>
       </w:pPr>
       <w:r>
+        <w:rPr>
+          <w:rFonts w:ascii="Times New Roman" w:hAnsi="Times New Roman" w:eastAsia="Times New Roman"/>
+          <w:b w:val="0"/>
+          <w:color w:val="232323"/>
+          <w:sz w:val="20"/>
+        </w:rPr>
         <w:drawing>
           <wp:inline xmlns:a="http://schemas.openxmlformats.org/drawingml/2006/main" xmlns:pic="http://schemas.openxmlformats.org/drawingml/2006/picture">
             <wp:extent cx="5623560" cy="4217670"/>
@@ -4543,15 +5444,17 @@
     </w:p>
     <w:p>
       <w:pPr>
-        <w:spacing w:before="80" w:after="160"/>
+        <w:spacing w:before="80" w:after="100" w:line="276" w:lineRule="auto"/>
         <w:jc w:val="center"/>
       </w:pPr>
       <w:r>
         <w:rPr>
-          <w:i/>
-          <w:sz w:val="19"/>
+          <w:rFonts w:ascii="Times New Roman" w:hAnsi="Times New Roman" w:eastAsia="Times New Roman"/>
+          <w:b w:val="0"/>
+          <w:color w:val="232323"/>
+          <w:sz w:val="20"/>
         </w:rPr>
-        <w:t>图 11  个人实验报告对应的 GitHub 实验三仓库提交历史</w:t>
+        <w:t>图 12  个人实验报告对应的 GitHub 实验三仓库提交历史</w:t>
       </w:r>
     </w:p>
     <w:sectPr>

--- a/report/experiment3_personal_report_yangmuqing.docx
+++ b/report/experiment3_personal_report_yangmuqing.docx
@@ -1110,28 +1110,7 @@
         <w:spacing w:line="276" w:lineRule="auto" w:after="100"/>
       </w:pPr>
       <w:r>
-        <w:rPr>
-          <w:rFonts w:ascii="Times New Roman" w:hAnsi="Times New Roman" w:eastAsia="Times New Roman"/>
-          <w:b w:val="0"/>
-          <w:color w:val="232323"/>
-          <w:sz w:val="20"/>
-        </w:rPr>
-        <w:t>采集并标注橡皮、锁、订书机三类自建数据集，组织训练集与验证集，并设计数据增强和针对性补拍方案。</w:t>
-      </w:r>
-    </w:p>
-    <w:p>
-      <w:pPr>
-        <w:pStyle w:val="ListBullet"/>
-        <w:spacing w:line="276" w:lineRule="auto" w:after="100"/>
-      </w:pPr>
-      <w:r>
-        <w:rPr>
-          <w:rFonts w:ascii="Times New Roman" w:hAnsi="Times New Roman" w:eastAsia="Times New Roman"/>
-          <w:b w:val="0"/>
-          <w:color w:val="232323"/>
-          <w:sz w:val="20"/>
-        </w:rPr>
-        <w:t>完成 YOLOv8n 模型训练、验证和外接摄像头实测，针对易混淆角度迭代样本与训练策略，为后续接入感知接口准备模型权重。</w:t>
+        <w:t>使用小组统一提供的检测结果，核对网格编号、类别和任务队列在执行节点中的传递，并将核对结果与动作日志对应。</w:t>
       </w:r>
     </w:p>
     <w:p>
@@ -4314,147 +4293,9 @@
     <w:p>
       <w:pPr>
         <w:pStyle w:val="Heading2"/>
-        <w:spacing w:line="276" w:lineRule="auto" w:after="100"/>
       </w:pPr>
       <w:r>
-        <w:rPr>
-          <w:rFonts w:ascii="Times New Roman" w:hAnsi="Times New Roman" w:eastAsia="Times New Roman"/>
-          <w:b/>
-          <w:color w:val="1F4E79"/>
-          <w:sz w:val="23"/>
-        </w:rPr>
-        <w:t>5.4 视觉检测模型训练与部署</w:t>
-      </w:r>
-    </w:p>
-    <w:p>
-      <w:pPr>
-        <w:spacing w:line="276" w:lineRule="auto" w:after="100"/>
-      </w:pPr>
-      <w:r>
-        <w:rPr>
-          <w:rFonts w:ascii="Times New Roman" w:hAnsi="Times New Roman" w:eastAsia="Times New Roman"/>
-          <w:b w:val="0"/>
-          <w:color w:val="232323"/>
-          <w:sz w:val="20"/>
-        </w:rPr>
-        <w:t>我负责分拣系统的三类目标检测模型，识别对象为橡皮、锁和订书机，模型输出类别、检测框和置信度。数据全部由小组自行拍摄，没有混入公开数据集图片；这样可以围绕实际外接摄像头的视角、光照和摆放方式持续补充样本，并把训练结果直接用于后续感知接口联调。</w:t>
-      </w:r>
-    </w:p>
-    <w:p>
-      <w:pPr>
-        <w:spacing w:line="276" w:lineRule="auto" w:after="100"/>
-      </w:pPr>
-      <w:r>
-        <w:rPr>
-          <w:rFonts w:ascii="Times New Roman" w:hAnsi="Times New Roman" w:eastAsia="Times New Roman"/>
-          <w:b w:val="0"/>
-          <w:color w:val="232323"/>
-          <w:sz w:val="20"/>
-        </w:rPr>
-        <w:t>数据集覆盖单物体、同框多物体、不同位置、朝向和光照条件。我使用 labelImg 逐张绘制边界框并填写类别，训练阶段采用马赛克拼接、色调扰动、随机缩放和随机擦除等增强；验证集从原始图片中独立划分，不做增强，用于观察模型在未改变样本上的实际水平。外接摄像头测试发现薄弱角度后，我继续补拍对应样本并重新训练。</w:t>
-      </w:r>
-    </w:p>
-    <w:p>
-      <w:pPr>
-        <w:spacing w:line="276" w:lineRule="auto" w:after="100"/>
-      </w:pPr>
-      <w:r>
-        <w:rPr>
-          <w:rFonts w:ascii="Times New Roman" w:hAnsi="Times New Roman" w:eastAsia="Times New Roman"/>
-          <w:b w:val="0"/>
-          <w:color w:val="232323"/>
-          <w:sz w:val="20"/>
-        </w:rPr>
-        <w:t>模型采用 YOLOv8n，输入分辨率 640，训练 60 轮，批大小 16，训练设备为 RTX 4070 Laptop GPU。模型约有 300 万参数，权重文件大小为 6.25 MB（约 6.3 MB）。根据训练记录，整体及橡皮、锁、订书机三个类别的 mAP50 和 mAP50-95 均为 0.995，精确率和召回率均达到 1.0；单张模型推理时间为 1.1 ms。下面的外接摄像头画面同时检出三类目标，置信度为 0.89–0.94，画面显示 31.2 FPS。31.2 FPS 是包含摄像头读取和画面显示的端到端帧率，与单张模型推理时间不是同一指标。</w:t>
-      </w:r>
-    </w:p>
-    <w:p>
-      <w:pPr>
-        <w:spacing w:line="276" w:lineRule="auto" w:after="100"/>
-      </w:pPr>
-      <w:r>
-        <w:rPr>
-          <w:rFonts w:ascii="Times New Roman" w:hAnsi="Times New Roman" w:eastAsia="Times New Roman"/>
-          <w:b w:val="0"/>
-          <w:color w:val="232323"/>
-          <w:sz w:val="20"/>
-        </w:rPr>
-        <w:t>模型迭代围绕四个实际问题展开。锁和订书机都是小型金属物体，早期存在类别混淆，我提高两类样本的训练比例，并补拍同框对比样本；订书机的个别角度与橡皮轮廓接近，我提高分类损失在训练中的作用，使模型不仅把框画准，也要把类别判对；新数据加入后早期样本特征被稀释，我提高早期样本的采样权重重新训练；验证集分数较好但实拍仍有差异时，我以外接摄像头结果为准定位薄弱场景，再进行针对性补拍。整体 mAP50-95 从优化前的 0.938 提升到最终版的 0.995。</w:t>
-      </w:r>
-    </w:p>
-    <w:p>
-      <w:pPr>
-        <w:spacing w:line="276" w:lineRule="auto" w:after="100"/>
-        <w:jc w:val="center"/>
-      </w:pPr>
-      <w:r>
-        <w:rPr>
-          <w:rFonts w:ascii="Times New Roman" w:hAnsi="Times New Roman" w:eastAsia="Times New Roman"/>
-          <w:b w:val="0"/>
-          <w:color w:val="232323"/>
-          <w:sz w:val="20"/>
-        </w:rPr>
-        <w:drawing>
-          <wp:inline xmlns:a="http://schemas.openxmlformats.org/drawingml/2006/main" xmlns:pic="http://schemas.openxmlformats.org/drawingml/2006/picture">
-            <wp:extent cx="5257800" cy="3541083"/>
-            <wp:docPr id="13" name="Picture 13"/>
-            <wp:cNvGraphicFramePr>
-              <a:graphicFrameLocks noChangeAspect="1"/>
-            </wp:cNvGraphicFramePr>
-            <a:graphic>
-              <a:graphicData uri="http://schemas.openxmlformats.org/drawingml/2006/picture">
-                <pic:pic>
-                  <pic:nvPicPr>
-                    <pic:cNvPr id="0" name="b028d3f11213205b74b2a37d8148411b.jpg"/>
-                    <pic:cNvPicPr/>
-                  </pic:nvPicPr>
-                  <pic:blipFill>
-                    <a:blip r:embed="rId22"/>
-                    <a:stretch>
-                      <a:fillRect/>
-                    </a:stretch>
-                  </pic:blipFill>
-                  <pic:spPr>
-                    <a:xfrm>
-                      <a:off x="0" y="0"/>
-                      <a:ext cx="5257800" cy="3541083"/>
-                    </a:xfrm>
-                    <a:prstGeom prst="rect"/>
-                  </pic:spPr>
-                </pic:pic>
-              </a:graphicData>
-            </a:graphic>
-          </wp:inline>
-        </w:drawing>
-      </w:r>
-    </w:p>
-    <w:p>
-      <w:pPr>
-        <w:pStyle w:val="CaptionCustom"/>
-        <w:jc w:val="center"/>
-      </w:pPr>
-      <w:r>
-        <w:rPr>
-          <w:rFonts w:ascii="Times New Roman" w:hAnsi="Times New Roman" w:eastAsia="Times New Roman"/>
-          <w:b w:val="0"/>
-          <w:color w:val="5A5A5A"/>
-          <w:sz w:val="18"/>
-        </w:rPr>
-        <w:t>图 11  外接摄像头同时识别橡皮、锁和订书机的实测画面</w:t>
-      </w:r>
-    </w:p>
-    <w:p>
-      <w:pPr>
-        <w:pStyle w:val="Heading2"/>
-      </w:pPr>
-      <w:r>
-        <w:rPr>
-          <w:rFonts w:ascii="Times New Roman" w:hAnsi="Times New Roman" w:eastAsia="Times New Roman"/>
-          <w:b/>
-          <w:color w:val="1F4E79"/>
-          <w:sz w:val="23"/>
-        </w:rPr>
-        <w:t>5.5 个人总结</w:t>
+        <w:t>5.4 个人总结</w:t>
       </w:r>
     </w:p>
     <w:p>
@@ -4612,13 +4453,7 @@
         <w:spacing w:line="276" w:lineRule="auto" w:after="100"/>
       </w:pPr>
       <w:r>
-        <w:rPr>
-          <w:rFonts w:ascii="Times New Roman" w:hAnsi="Times New Roman" w:eastAsia="Times New Roman"/>
-          <w:b w:val="0"/>
-          <w:color w:val="232323"/>
-          <w:sz w:val="20"/>
-        </w:rPr>
-        <w:t>我完成了实验三仿真执行侧的主要个人工作，并把个人贡献落实到场景、航点、状态和证据四个层面。通过场景调整、手动示教、动作修复、自动播放和对象级复核，我参与建立了从任务规划结果到机械臂动作，再到实验结论的完整链路。红蓝两类六个目标的对象级结果达到 6/6，三分类扩展完成了场景、分类垫和自动序列的集成。 同时，我完成了橡皮、锁和订书机三类 YOLOv8n 检测模型的训练、评估和外接摄像头验证，为后续真机感知接入提供了实际权重和检测结果。</w:t>
+        <w:t>我完成了实验三仿真执行侧的主要个人工作，并把个人贡献落实到场景、航点、状态和证据四个层面。通过场景调整、手动示教、动作修复、自动播放和对象级复核，我参与建立了从任务规划结果到机械臂动作、再到实验结论的完整链路。红蓝六个目标的对象级结果达到 6/6，三分类扩展完成了场景、分类垫和自动序列的联调。在执行侧，我使用小组提供的检测结果检查后续网格映射、抓取和释放流程。</w:t>
       </w:r>
     </w:p>
     <w:p>
@@ -5386,13 +5221,7 @@
         <w:spacing w:after="100" w:line="276" w:lineRule="auto"/>
       </w:pPr>
       <w:r>
-        <w:rPr>
-          <w:rFonts w:ascii="Times New Roman" w:hAnsi="Times New Roman" w:eastAsia="Times New Roman"/>
-          <w:b w:val="0"/>
-          <w:color w:val="232323"/>
-          <w:sz w:val="20"/>
-        </w:rPr>
-        <w:t>仓库中保留 ROS 2 工程、models 目录中的三类 YOLOv8n 权重、Gazebo 场景、manual_animation.json、对象级执行记录、过程截图以及小组和个人报告；两段 Gazebo 仿真演示视频也已放入 videos/ 目录。提交历史截图用于说明材料已经同步到公开仓库；本报告中的问题、调整和验证证据均能在报告、截图、日志和仓库目录之间对应起来。</w:t>
+        <w:t>仓库中保留 ROS 2 工程、Gazebo 场景、manual_animation.json、对象级执行记录、过程截图以及小组和个人报告；两段 Gazebo 仿真演示视频也已放入 videos/ 目录。提交历史截图和说明用于证明材料已经同步到公共仓库，个人报告中的问题、调整和验证记录均可在报告、截图、日志及仓库目录之间对应。</w:t>
       </w:r>
     </w:p>
     <w:p>
@@ -5448,13 +5277,7 @@
         <w:jc w:val="center"/>
       </w:pPr>
       <w:r>
-        <w:rPr>
-          <w:rFonts w:ascii="Times New Roman" w:hAnsi="Times New Roman" w:eastAsia="Times New Roman"/>
-          <w:b w:val="0"/>
-          <w:color w:val="232323"/>
-          <w:sz w:val="20"/>
-        </w:rPr>
-        <w:t>图 12  个人实验报告对应的 GitHub 实验三仓库提交历史</w:t>
+        <w:t>图 11  个人实验报告对应的 GitHub 实验三仓库提交历史</w:t>
       </w:r>
     </w:p>
     <w:sectPr>

--- a/report/experiment3_personal_report_yangmuqing.docx
+++ b/report/experiment3_personal_report_yangmuqing.docx
@@ -4,86 +4,193 @@
   <w:body>
     <w:p>
       <w:pPr>
-        <w:spacing w:after="100" w:line="276" w:lineRule="auto"/>
-        <w:pBdr>
-          <w:bottom w:val="single" w:sz="18" w:space="1" w:color="0B7A75"/>
-        </w:pBdr>
+        <w:spacing w:before="160" w:after="340" w:line="252" w:lineRule="auto"/>
+        <w:jc w:val="left"/>
       </w:pPr>
+      <w:r>
+        <w:rPr>
+          <w:rFonts w:ascii="Times New Roman" w:hAnsi="Times New Roman" w:eastAsia="Microsoft YaHei"/>
+          <w:b/>
+          <w:color w:val="107B7E"/>
+          <w:sz w:val="19"/>
+        </w:rPr>
+        <w:t>机器人学集成小组项目Ⅰ  /  第 17 组</w:t>
+      </w:r>
+    </w:p>
+    <w:p>
+      <w:pPr>
+        <w:spacing w:before="0" w:after="160" w:line="252" w:lineRule="auto"/>
+        <w:jc w:val="left"/>
+      </w:pPr>
+      <w:r>
+        <w:rPr>
+          <w:rFonts w:ascii="Times New Roman" w:hAnsi="Times New Roman" w:eastAsia="Microsoft YaHei"/>
+          <w:b/>
+          <w:color w:val="107B7E"/>
+          <w:sz w:val="22"/>
+        </w:rPr>
+        <w:t>实验三</w:t>
+      </w:r>
+    </w:p>
+    <w:p>
+      <w:pPr>
+        <w:pStyle w:val="Title"/>
+        <w:spacing w:before="0" w:after="180" w:line="252" w:lineRule="auto"/>
+        <w:jc w:val="left"/>
+      </w:pPr>
+      <w:r>
+        <w:rPr>
+          <w:rFonts w:ascii="Microsoft YaHei" w:hAnsi="Microsoft YaHei" w:eastAsia="Microsoft YaHei"/>
+          <w:b/>
+          <w:color w:val="1B3E5B"/>
+          <w:sz w:val="56"/>
+        </w:rPr>
+        <w:t>桌面物体自动分类整理</w:t>
+      </w:r>
+    </w:p>
+    <w:p>
+      <w:pPr>
+        <w:spacing w:before="0" w:after="380" w:line="252" w:lineRule="auto"/>
+        <w:jc w:val="left"/>
+      </w:pPr>
+      <w:r>
+        <w:rPr>
+          <w:rFonts w:ascii="Times New Roman" w:hAnsi="Times New Roman" w:eastAsia="Microsoft YaHei"/>
+          <w:b/>
+          <w:color w:val="4B5560"/>
+          <w:sz w:val="22"/>
+        </w:rPr>
+        <w:t>个人实验报告  ·  杨牧青</w:t>
+      </w:r>
     </w:p>
     <w:tbl>
       <w:tblPr>
         <w:tblW w:type="auto" w:w="0"/>
-        <w:jc w:val="center"/>
         <w:tblLayout w:type="fixed"/>
         <w:tblLook w:firstColumn="1" w:firstRow="1" w:lastColumn="0" w:lastRow="0" w:noHBand="0" w:noVBand="1" w:val="04A0"/>
+        <w:tblBorders>
+          <w:top w:val="nil"/>
+          <w:left w:val="nil"/>
+          <w:bottom w:val="nil"/>
+          <w:right w:val="nil"/>
+          <w:insideH w:val="nil"/>
+          <w:insideV w:val="nil"/>
+        </w:tblBorders>
       </w:tblPr>
       <w:tblGrid>
-        <w:gridCol w:w="4734"/>
-        <w:gridCol w:w="4734"/>
+        <w:gridCol w:w="3156"/>
+        <w:gridCol w:w="3156"/>
+        <w:gridCol w:w="3156"/>
       </w:tblGrid>
       <w:tr>
-        <w:trPr>
-          <w:tblHeader w:val="true"/>
-        </w:trPr>
         <w:tc>
           <w:tcPr>
-            <w:tcW w:type="dxa" w:w="4649"/>
-            <w:tcMar>
-              <w:top w:w="30" w:type="dxa"/>
-              <w:start w:w="0" w:type="dxa"/>
-              <w:bottom w:w="30" w:type="dxa"/>
-              <w:end w:w="0" w:type="dxa"/>
-            </w:tcMar>
-            <w:tcBorders>
-              <w:top w:val="nil"/>
-              <w:left w:val="nil"/>
-              <w:bottom w:val="nil"/>
-              <w:right w:val="nil"/>
-            </w:tcBorders>
+            <w:tcW w:type="dxa" w:w="2995"/>
+            <w:vAlign w:val="center"/>
+            <w:shd w:fill="EDF5F8"/>
           </w:tcPr>
           <w:p>
             <w:pPr>
-              <w:jc w:val="left"/>
+              <w:spacing w:before="100" w:after="20"/>
+              <w:jc w:val="center"/>
             </w:pPr>
             <w:r>
               <w:rPr>
-                <w:rFonts w:ascii="Times New Roman" w:hAnsi="Times New Roman" w:eastAsia="Times New Roman"/>
+                <w:rFonts w:ascii="Times New Roman" w:hAnsi="Times New Roman" w:eastAsia="Microsoft YaHei"/>
+                <w:b/>
+                <w:color w:val="1B3E5B"/>
+                <w:sz w:val="18"/>
+              </w:rPr>
+              <w:t>场景与示教</w:t>
+            </w:r>
+          </w:p>
+          <w:p>
+            <w:pPr>
+              <w:spacing w:after="100"/>
+              <w:jc w:val="center"/>
+            </w:pPr>
+            <w:r>
+              <w:rPr>
+                <w:rFonts w:ascii="Times New Roman" w:hAnsi="Times New Roman" w:eastAsia="Microsoft YaHei"/>
                 <w:b w:val="0"/>
-                <w:color w:val="232323"/>
-                <w:sz w:val="17"/>
+                <w:color w:val="4B5560"/>
+                <w:sz w:val="16"/>
               </w:rPr>
-              <w:t>ROBOTICS INTEGRATION GROUP PROJECT</w:t>
+              <w:t>网格  ·  分类垫  ·  航点</w:t>
             </w:r>
           </w:p>
         </w:tc>
         <w:tc>
           <w:tcPr>
-            <w:tcW w:type="dxa" w:w="4649"/>
-            <w:tcMar>
-              <w:top w:w="30" w:type="dxa"/>
-              <w:start w:w="0" w:type="dxa"/>
-              <w:bottom w:w="30" w:type="dxa"/>
-              <w:end w:w="0" w:type="dxa"/>
-            </w:tcMar>
-            <w:tcBorders>
-              <w:top w:val="nil"/>
-              <w:left w:val="nil"/>
-              <w:bottom w:val="nil"/>
-              <w:right w:val="nil"/>
-            </w:tcBorders>
+            <w:tcW w:type="dxa" w:w="2995"/>
+            <w:vAlign w:val="center"/>
+            <w:shd w:fill="EDF5F8"/>
           </w:tcPr>
           <w:p>
             <w:pPr>
-              <w:jc w:val="right"/>
+              <w:spacing w:before="100" w:after="20"/>
+              <w:jc w:val="center"/>
             </w:pPr>
             <w:r>
               <w:rPr>
-                <w:rFonts w:ascii="Times New Roman" w:hAnsi="Times New Roman" w:eastAsia="Times New Roman"/>
+                <w:rFonts w:ascii="Times New Roman" w:hAnsi="Times New Roman" w:eastAsia="Microsoft YaHei"/>
+                <w:b/>
+                <w:color w:val="1B3E5B"/>
+                <w:sz w:val="18"/>
+              </w:rPr>
+              <w:t>动作执行</w:t>
+            </w:r>
+          </w:p>
+          <w:p>
+            <w:pPr>
+              <w:spacing w:after="100"/>
+              <w:jc w:val="center"/>
+            </w:pPr>
+            <w:r>
+              <w:rPr>
+                <w:rFonts w:ascii="Times New Roman" w:hAnsi="Times New Roman" w:eastAsia="Microsoft YaHei"/>
                 <w:b w:val="0"/>
-                <w:color w:val="232323"/>
-                <w:sz w:val="17"/>
+                <w:color w:val="4B5560"/>
+                <w:sz w:val="16"/>
               </w:rPr>
-              <w:t>GROUP 17</w:t>
+              <w:t>抓取  ·  搬运  ·  释放</w:t>
+            </w:r>
+          </w:p>
+        </w:tc>
+        <w:tc>
+          <w:tcPr>
+            <w:tcW w:type="dxa" w:w="2995"/>
+            <w:vAlign w:val="center"/>
+            <w:shd w:fill="EDF5F8"/>
+          </w:tcPr>
+          <w:p>
+            <w:pPr>
+              <w:spacing w:before="100" w:after="20"/>
+              <w:jc w:val="center"/>
+            </w:pPr>
+            <w:r>
+              <w:rPr>
+                <w:rFonts w:ascii="Times New Roman" w:hAnsi="Times New Roman" w:eastAsia="Microsoft YaHei"/>
+                <w:b/>
+                <w:color w:val="1B3E5B"/>
+                <w:sz w:val="18"/>
+              </w:rPr>
+              <w:t>结果核对</w:t>
+            </w:r>
+          </w:p>
+          <w:p>
+            <w:pPr>
+              <w:spacing w:after="100"/>
+              <w:jc w:val="center"/>
+            </w:pPr>
+            <w:r>
+              <w:rPr>
+                <w:rFonts w:ascii="Times New Roman" w:hAnsi="Times New Roman" w:eastAsia="Microsoft YaHei"/>
+                <w:b w:val="0"/>
+                <w:color w:val="4B5560"/>
+                <w:sz w:val="16"/>
+              </w:rPr>
+              <w:t>红蓝六目标  6/6</w:t>
             </w:r>
           </w:p>
         </w:tc>
@@ -91,81 +198,14 @@
     </w:tbl>
     <w:p>
       <w:pPr>
-        <w:spacing w:before="680" w:after="100" w:line="276" w:lineRule="auto"/>
+        <w:spacing w:before="360" w:after="40"/>
         <w:jc w:val="center"/>
       </w:pPr>
       <w:r>
-        <w:rPr>
-          <w:rFonts w:ascii="Times New Roman" w:hAnsi="Times New Roman" w:eastAsia="Times New Roman"/>
-          <w:b w:val="0"/>
-          <w:color w:val="232323"/>
-          <w:sz w:val="20"/>
-        </w:rPr>
-        <w:t>EXPERIMENT 3</w:t>
-      </w:r>
-    </w:p>
-    <w:p>
-      <w:pPr>
-        <w:pStyle w:val="Title"/>
-        <w:spacing w:before="40" w:after="60"/>
-        <w:jc w:val="center"/>
-      </w:pPr>
-      <w:r>
-        <w:rPr>
-          <w:rFonts w:ascii="Times New Roman" w:hAnsi="Times New Roman" w:eastAsia="Times New Roman"/>
-          <w:b w:val="0"/>
-          <w:color w:val="232323"/>
-          <w:sz w:val="20"/>
-        </w:rPr>
-        <w:t>桌面物体自动分类整理</w:t>
-      </w:r>
-    </w:p>
-    <w:p>
-      <w:pPr>
-        <w:spacing w:after="100" w:line="276" w:lineRule="auto"/>
-        <w:jc w:val="center"/>
-      </w:pPr>
-      <w:r>
-        <w:rPr>
-          <w:rFonts w:ascii="Times New Roman" w:hAnsi="Times New Roman" w:eastAsia="Times New Roman"/>
-          <w:b w:val="0"/>
-          <w:color w:val="232323"/>
-          <w:sz w:val="20"/>
-        </w:rPr>
-        <w:t>个人实验报告  ·  mechArm 270 仿真调试记录</w:t>
-      </w:r>
-    </w:p>
-    <w:p>
-      <w:pPr>
-        <w:spacing w:after="100" w:line="276" w:lineRule="auto"/>
-        <w:jc w:val="center"/>
-      </w:pPr>
-      <w:r>
-        <w:rPr>
-          <w:rFonts w:ascii="Times New Roman" w:hAnsi="Times New Roman" w:eastAsia="Times New Roman"/>
-          <w:b w:val="0"/>
-          <w:color w:val="232323"/>
-          <w:sz w:val="20"/>
-        </w:rPr>
-        <w:t>Personal laboratory report</w:t>
-      </w:r>
-    </w:p>
-    <w:p>
-      <w:pPr>
-        <w:spacing w:after="100" w:line="276" w:lineRule="auto"/>
-        <w:jc w:val="center"/>
-      </w:pPr>
-      <w:r>
-        <w:rPr>
-          <w:rFonts w:ascii="Times New Roman" w:hAnsi="Times New Roman" w:eastAsia="Times New Roman"/>
-          <w:b w:val="0"/>
-          <w:color w:val="232323"/>
-          <w:sz w:val="20"/>
-        </w:rPr>
         <w:drawing>
           <wp:inline xmlns:a="http://schemas.openxmlformats.org/drawingml/2006/main" xmlns:pic="http://schemas.openxmlformats.org/drawingml/2006/picture">
-            <wp:extent cx="4968000" cy="2794500"/>
-            <wp:docPr id="1" name="Picture 1" descr="实验三_个人实验报告_杨牧青_24020036076_完整重写版 插图 1" title="实验三_个人实验报告_杨牧青_24020036076_完整重写版 插图 1"/>
+            <wp:extent cx="5166360" cy="2906078"/>
+            <wp:docPr id="13" name="Picture 13"/>
             <wp:cNvGraphicFramePr>
               <a:graphicFrameLocks noChangeAspect="1"/>
             </wp:cNvGraphicFramePr>
@@ -173,7 +213,7 @@
               <a:graphicData uri="http://schemas.openxmlformats.org/drawingml/2006/picture">
                 <pic:pic>
                   <pic:nvPicPr>
-                    <pic:cNvPr id="0" name="image5.png"/>
+                    <pic:cNvPr id="0" name="image.png"/>
                     <pic:cNvPicPr/>
                   </pic:nvPicPr>
                   <pic:blipFill>
@@ -185,7 +225,7 @@
                   <pic:spPr>
                     <a:xfrm>
                       <a:off x="0" y="0"/>
-                      <a:ext cx="4968000" cy="2794500"/>
+                      <a:ext cx="5166360" cy="2906078"/>
                     </a:xfrm>
                     <a:prstGeom prst="rect"/>
                   </pic:spPr>
@@ -196,48 +236,54 @@
         </w:drawing>
       </w:r>
     </w:p>
+    <w:p>
+      <w:pPr>
+        <w:spacing w:before="0" w:after="340" w:line="252" w:lineRule="auto"/>
+        <w:jc w:val="center"/>
+      </w:pPr>
+      <w:r>
+        <w:rPr>
+          <w:rFonts w:ascii="Times New Roman" w:hAnsi="Times New Roman" w:eastAsia="Microsoft YaHei"/>
+          <w:b w:val="0"/>
+          <w:color w:val="4B5560"/>
+          <w:sz w:val="16"/>
+        </w:rPr>
+        <w:t>用于动作示教与分拣验证的 Gazebo 场景</w:t>
+      </w:r>
+    </w:p>
     <w:tbl>
       <w:tblPr>
         <w:tblW w:type="auto" w:w="0"/>
-        <w:jc w:val="center"/>
         <w:tblLayout w:type="fixed"/>
         <w:tblLook w:firstColumn="1" w:firstRow="1" w:lastColumn="0" w:lastRow="0" w:noHBand="0" w:noVBand="1" w:val="04A0"/>
+        <w:tblBorders>
+          <w:top w:val="nil"/>
+          <w:left w:val="nil"/>
+          <w:bottom w:val="nil"/>
+          <w:right w:val="nil"/>
+          <w:insideH w:val="nil"/>
+          <w:insideV w:val="nil"/>
+        </w:tblBorders>
       </w:tblPr>
       <w:tblGrid>
-        <w:gridCol w:w="4734"/>
-        <w:gridCol w:w="4734"/>
+        <w:gridCol w:w="1944"/>
+        <w:gridCol w:w="7056"/>
       </w:tblGrid>
       <w:tr>
-        <w:trPr>
-          <w:tblHeader w:val="true"/>
-        </w:trPr>
         <w:tc>
           <w:tcPr>
-            <w:tcW w:type="dxa" w:w="1701"/>
-            <w:tcMar>
-              <w:top w:w="90" w:type="dxa"/>
-              <w:start w:w="150" w:type="dxa"/>
-              <w:bottom w:w="90" w:type="dxa"/>
-              <w:end w:w="150" w:type="dxa"/>
-            </w:tcMar>
-            <w:tcBorders>
-              <w:top w:val="single" w:sz="4" w:color="C9D4DF"/>
-              <w:left w:val="single" w:sz="4" w:color="C9D4DF"/>
-              <w:bottom w:val="single" w:sz="4" w:color="C9D4DF"/>
-              <w:right w:val="single" w:sz="4" w:color="C9D4DF"/>
-            </w:tcBorders>
+            <w:tcW w:type="dxa" w:w="1944"/>
             <w:vAlign w:val="center"/>
-            <w:shd w:fill="EAF2F8"/>
           </w:tcPr>
           <w:p>
             <w:pPr>
-              <w:jc w:val="left"/>
+              <w:spacing w:before="60" w:after="60"/>
             </w:pPr>
             <w:r>
               <w:rPr>
-                <w:rFonts w:ascii="Times New Roman" w:hAnsi="Times New Roman" w:eastAsia="Times New Roman"/>
-                <w:b w:val="0"/>
-                <w:color w:val="1F4E79"/>
+                <w:rFonts w:ascii="Times New Roman" w:hAnsi="Times New Roman" w:eastAsia="Microsoft YaHei"/>
+                <w:b/>
+                <w:color w:val="107B7E"/>
                 <w:sz w:val="18"/>
               </w:rPr>
               <w:t>姓名</w:t>
@@ -246,30 +292,18 @@
         </w:tc>
         <w:tc>
           <w:tcPr>
-            <w:tcW w:type="dxa" w:w="6350"/>
-            <w:tcMar>
-              <w:top w:w="90" w:type="dxa"/>
-              <w:start w:w="150" w:type="dxa"/>
-              <w:bottom w:w="90" w:type="dxa"/>
-              <w:end w:w="150" w:type="dxa"/>
-            </w:tcMar>
-            <w:tcBorders>
-              <w:top w:val="single" w:sz="4" w:color="C9D4DF"/>
-              <w:left w:val="single" w:sz="4" w:color="C9D4DF"/>
-              <w:bottom w:val="single" w:sz="4" w:color="C9D4DF"/>
-              <w:right w:val="single" w:sz="4" w:color="C9D4DF"/>
-            </w:tcBorders>
+            <w:tcW w:type="dxa" w:w="7056"/>
             <w:vAlign w:val="center"/>
           </w:tcPr>
           <w:p>
             <w:pPr>
-              <w:jc w:val="left"/>
+              <w:spacing w:before="60" w:after="60"/>
             </w:pPr>
             <w:r>
               <w:rPr>
-                <w:rFonts w:ascii="Times New Roman" w:hAnsi="Times New Roman" w:eastAsia="Times New Roman"/>
-                <w:b/>
-                <w:color w:val="232323"/>
+                <w:rFonts w:ascii="Times New Roman" w:hAnsi="Times New Roman" w:eastAsia="Microsoft YaHei"/>
+                <w:b w:val="0"/>
+                <w:color w:val="1B3E5B"/>
                 <w:sz w:val="18"/>
               </w:rPr>
               <w:t>杨牧青</w:t>
@@ -280,31 +314,18 @@
       <w:tr>
         <w:tc>
           <w:tcPr>
-            <w:tcW w:type="dxa" w:w="1701"/>
-            <w:tcMar>
-              <w:top w:w="90" w:type="dxa"/>
-              <w:start w:w="150" w:type="dxa"/>
-              <w:bottom w:w="90" w:type="dxa"/>
-              <w:end w:w="150" w:type="dxa"/>
-            </w:tcMar>
-            <w:tcBorders>
-              <w:top w:val="single" w:sz="4" w:color="C9D4DF"/>
-              <w:left w:val="single" w:sz="4" w:color="C9D4DF"/>
-              <w:bottom w:val="single" w:sz="4" w:color="C9D4DF"/>
-              <w:right w:val="single" w:sz="4" w:color="C9D4DF"/>
-            </w:tcBorders>
+            <w:tcW w:type="dxa" w:w="1944"/>
             <w:vAlign w:val="center"/>
-            <w:shd w:fill="EAF2F8"/>
           </w:tcPr>
           <w:p>
             <w:pPr>
-              <w:jc w:val="left"/>
+              <w:spacing w:before="60" w:after="60"/>
             </w:pPr>
             <w:r>
               <w:rPr>
-                <w:rFonts w:ascii="Times New Roman" w:hAnsi="Times New Roman" w:eastAsia="Times New Roman"/>
-                <w:b w:val="0"/>
-                <w:color w:val="1F4E79"/>
+                <w:rFonts w:ascii="Times New Roman" w:hAnsi="Times New Roman" w:eastAsia="Microsoft YaHei"/>
+                <w:b/>
+                <w:color w:val="107B7E"/>
                 <w:sz w:val="18"/>
               </w:rPr>
               <w:t>学号</w:t>
@@ -313,30 +334,18 @@
         </w:tc>
         <w:tc>
           <w:tcPr>
-            <w:tcW w:type="dxa" w:w="6350"/>
-            <w:tcMar>
-              <w:top w:w="90" w:type="dxa"/>
-              <w:start w:w="150" w:type="dxa"/>
-              <w:bottom w:w="90" w:type="dxa"/>
-              <w:end w:w="150" w:type="dxa"/>
-            </w:tcMar>
-            <w:tcBorders>
-              <w:top w:val="single" w:sz="4" w:color="C9D4DF"/>
-              <w:left w:val="single" w:sz="4" w:color="C9D4DF"/>
-              <w:bottom w:val="single" w:sz="4" w:color="C9D4DF"/>
-              <w:right w:val="single" w:sz="4" w:color="C9D4DF"/>
-            </w:tcBorders>
+            <w:tcW w:type="dxa" w:w="7056"/>
             <w:vAlign w:val="center"/>
           </w:tcPr>
           <w:p>
             <w:pPr>
-              <w:jc w:val="left"/>
+              <w:spacing w:before="60" w:after="60"/>
             </w:pPr>
             <w:r>
               <w:rPr>
-                <w:rFonts w:ascii="Times New Roman" w:hAnsi="Times New Roman" w:eastAsia="Times New Roman"/>
+                <w:rFonts w:ascii="Times New Roman" w:hAnsi="Times New Roman" w:eastAsia="Microsoft YaHei"/>
                 <w:b w:val="0"/>
-                <w:color w:val="232323"/>
+                <w:color w:val="1B3E5B"/>
                 <w:sz w:val="18"/>
               </w:rPr>
               <w:t>24020036076</w:t>
@@ -347,66 +356,41 @@
       <w:tr>
         <w:tc>
           <w:tcPr>
-            <w:tcW w:type="dxa" w:w="1701"/>
-            <w:tcMar>
-              <w:top w:w="90" w:type="dxa"/>
-              <w:start w:w="150" w:type="dxa"/>
-              <w:bottom w:w="90" w:type="dxa"/>
-              <w:end w:w="150" w:type="dxa"/>
-            </w:tcMar>
-            <w:tcBorders>
-              <w:top w:val="single" w:sz="4" w:color="C9D4DF"/>
-              <w:left w:val="single" w:sz="4" w:color="C9D4DF"/>
-              <w:bottom w:val="single" w:sz="4" w:color="C9D4DF"/>
-              <w:right w:val="single" w:sz="4" w:color="C9D4DF"/>
-            </w:tcBorders>
+            <w:tcW w:type="dxa" w:w="1944"/>
             <w:vAlign w:val="center"/>
-            <w:shd w:fill="EAF2F8"/>
           </w:tcPr>
           <w:p>
             <w:pPr>
-              <w:jc w:val="left"/>
+              <w:spacing w:before="60" w:after="60"/>
             </w:pPr>
             <w:r>
               <w:rPr>
-                <w:rFonts w:ascii="Times New Roman" w:hAnsi="Times New Roman" w:eastAsia="Times New Roman"/>
-                <w:b w:val="0"/>
-                <w:color w:val="1F4E79"/>
+                <w:rFonts w:ascii="Times New Roman" w:hAnsi="Times New Roman" w:eastAsia="Microsoft YaHei"/>
+                <w:b/>
+                <w:color w:val="107B7E"/>
                 <w:sz w:val="18"/>
               </w:rPr>
-              <w:t>小组与课程</w:t>
+              <w:t>课程</w:t>
             </w:r>
           </w:p>
         </w:tc>
         <w:tc>
           <w:tcPr>
-            <w:tcW w:type="dxa" w:w="6350"/>
-            <w:tcMar>
-              <w:top w:w="90" w:type="dxa"/>
-              <w:start w:w="150" w:type="dxa"/>
-              <w:bottom w:w="90" w:type="dxa"/>
-              <w:end w:w="150" w:type="dxa"/>
-            </w:tcMar>
-            <w:tcBorders>
-              <w:top w:val="single" w:sz="4" w:color="C9D4DF"/>
-              <w:left w:val="single" w:sz="4" w:color="C9D4DF"/>
-              <w:bottom w:val="single" w:sz="4" w:color="C9D4DF"/>
-              <w:right w:val="single" w:sz="4" w:color="C9D4DF"/>
-            </w:tcBorders>
+            <w:tcW w:type="dxa" w:w="7056"/>
             <w:vAlign w:val="center"/>
           </w:tcPr>
           <w:p>
             <w:pPr>
-              <w:jc w:val="left"/>
+              <w:spacing w:before="60" w:after="60"/>
             </w:pPr>
             <w:r>
               <w:rPr>
-                <w:rFonts w:ascii="Times New Roman" w:hAnsi="Times New Roman" w:eastAsia="Times New Roman"/>
+                <w:rFonts w:ascii="Times New Roman" w:hAnsi="Times New Roman" w:eastAsia="Microsoft YaHei"/>
                 <w:b w:val="0"/>
-                <w:color w:val="232323"/>
+                <w:color w:val="1B3E5B"/>
                 <w:sz w:val="18"/>
               </w:rPr>
-              <w:t>第 17 组  ·  机器人学集成小组项目Ⅰ</w:t>
+              <w:t>机器人学集成小组项目Ⅰ  ·  第 17 组</w:t>
             </w:r>
           </w:p>
         </w:tc>
@@ -414,51 +398,53 @@
     </w:tbl>
     <w:p>
       <w:pPr>
-        <w:spacing w:before="360" w:line="276" w:lineRule="auto" w:after="100"/>
-        <w:jc w:val="center"/>
+        <w:spacing w:before="240" w:after="80" w:line="252" w:lineRule="auto"/>
+        <w:jc w:val="left"/>
       </w:pPr>
       <w:r>
         <w:rPr>
-          <w:rFonts w:ascii="Times New Roman" w:hAnsi="Times New Roman" w:eastAsia="Times New Roman"/>
-          <w:b w:val="0"/>
-          <w:color w:val="232323"/>
-          <w:sz w:val="20"/>
+          <w:rFonts w:ascii="Times New Roman" w:hAnsi="Times New Roman" w:eastAsia="Microsoft YaHei"/>
+          <w:b/>
+          <w:color w:val="107B7E"/>
+          <w:sz w:val="17"/>
         </w:rPr>
-        <w:t>ROS 2 HUMBLE  ·  GAZEBO  ·  mechARM 270</w:t>
+        <w:t>项目仓库</w:t>
       </w:r>
     </w:p>
     <w:p>
       <w:pPr>
-        <w:spacing w:after="100" w:line="276" w:lineRule="auto"/>
-        <w:jc w:val="center"/>
+        <w:spacing w:before="0" w:after="160" w:line="252" w:lineRule="auto"/>
+        <w:jc w:val="left"/>
       </w:pPr>
       <w:r>
         <w:rPr>
-          <w:rFonts w:ascii="Times New Roman" w:hAnsi="Times New Roman" w:eastAsia="Times New Roman"/>
+          <w:rFonts w:ascii="Times New Roman" w:hAnsi="Times New Roman" w:eastAsia="Microsoft YaHei"/>
           <w:b w:val="0"/>
-          <w:color w:val="232323"/>
-          <w:sz w:val="20"/>
+          <w:color w:val="1B3E5B"/>
+          <w:sz w:val="19"/>
         </w:rPr>
-        <w:t>SEPTEMBER 2026</w:t>
+        <w:t>https://github.com/9161942-boop/robotics-experiment-3</w:t>
       </w:r>
     </w:p>
     <w:p>
       <w:pPr>
-        <w:spacing w:line="276" w:lineRule="auto" w:after="100"/>
+        <w:spacing w:before="0" w:after="0" w:line="252" w:lineRule="auto"/>
+        <w:jc w:val="left"/>
       </w:pPr>
       <w:r>
         <w:rPr>
-          <w:rFonts w:ascii="Times New Roman" w:hAnsi="Times New Roman" w:eastAsia="Times New Roman"/>
+          <w:rFonts w:ascii="Times New Roman" w:hAnsi="Times New Roman" w:eastAsia="Microsoft YaHei"/>
           <w:b w:val="0"/>
-          <w:color w:val="232323"/>
-          <w:sz w:val="20"/>
+          <w:color w:val="4B5560"/>
+          <w:sz w:val="18"/>
         </w:rPr>
-        <w:br w:type="page"/>
+        <w:t>2026 年 9 月</w:t>
       </w:r>
     </w:p>
     <w:p>
       <w:pPr>
         <w:pStyle w:val="Heading1"/>
+        <w:pageBreakBefore/>
       </w:pPr>
       <w:r>
         <w:rPr>
@@ -5226,21 +5212,14 @@
     </w:p>
     <w:p>
       <w:pPr>
-        <w:keepNext/>
-        <w:spacing w:line="276" w:lineRule="auto" w:after="100"/>
+        <w:spacing w:before="120" w:after="60"/>
         <w:jc w:val="center"/>
       </w:pPr>
       <w:r>
-        <w:rPr>
-          <w:rFonts w:ascii="Times New Roman" w:hAnsi="Times New Roman" w:eastAsia="Times New Roman"/>
-          <w:b w:val="0"/>
-          <w:color w:val="232323"/>
-          <w:sz w:val="20"/>
-        </w:rPr>
         <w:drawing>
           <wp:inline xmlns:a="http://schemas.openxmlformats.org/drawingml/2006/main" xmlns:pic="http://schemas.openxmlformats.org/drawingml/2006/picture">
-            <wp:extent cx="5623560" cy="4217670"/>
-            <wp:docPr id="12" name="Picture 12"/>
+            <wp:extent cx="4709160" cy="2501741"/>
+            <wp:docPr id="14" name="Picture 14"/>
             <wp:cNvGraphicFramePr>
               <a:graphicFrameLocks noChangeAspect="1"/>
             </wp:cNvGraphicFramePr>
@@ -5248,11 +5227,11 @@
               <a:graphicData uri="http://schemas.openxmlformats.org/drawingml/2006/picture">
                 <pic:pic>
                   <pic:nvPicPr>
-                    <pic:cNvPr id="0" name="github_commit_history_exp3.png"/>
+                    <pic:cNvPr id="0" name="github_commits_current.png"/>
                     <pic:cNvPicPr/>
                   </pic:nvPicPr>
                   <pic:blipFill>
-                    <a:blip r:embed="rId21"/>
+                    <a:blip r:embed="rId23"/>
                     <a:stretch>
                       <a:fillRect/>
                     </a:stretch>
@@ -5260,7 +5239,7 @@
                   <pic:spPr>
                     <a:xfrm>
                       <a:off x="0" y="0"/>
-                      <a:ext cx="5623560" cy="4217670"/>
+                      <a:ext cx="4709160" cy="2501741"/>
                     </a:xfrm>
                     <a:prstGeom prst="rect"/>
                   </pic:spPr>
@@ -5280,6 +5259,351 @@
         <w:t>图 11  个人实验报告对应的 GitHub 实验三仓库提交历史</w:t>
       </w:r>
     </w:p>
+    <w:p>
+      <w:pPr>
+        <w:spacing w:before="200" w:after="100"/>
+      </w:pPr>
+      <w:r>
+        <w:rPr>
+          <w:rFonts w:ascii="Times New Roman" w:hAnsi="Times New Roman"/>
+          <w:b/>
+          <w:color w:val="1B3E5B"/>
+          <w:sz w:val="20"/>
+        </w:rPr>
+        <w:t>个人工作对应的仓库证据</w:t>
+      </w:r>
+    </w:p>
+    <w:tbl>
+      <w:tblPr>
+        <w:tblW w:type="auto" w:w="0"/>
+        <w:tblLayout w:type="fixed"/>
+        <w:tblLook w:firstColumn="1" w:firstRow="1" w:lastColumn="0" w:lastRow="0" w:noHBand="0" w:noVBand="1" w:val="04A0"/>
+      </w:tblPr>
+      <w:tblGrid>
+        <w:gridCol w:w="1627"/>
+        <w:gridCol w:w="3816"/>
+        <w:gridCol w:w="3485"/>
+      </w:tblGrid>
+      <w:tr>
+        <w:tc>
+          <w:tcPr>
+            <w:tcW w:type="dxa" w:w="1627"/>
+            <w:vAlign w:val="center"/>
+            <w:shd w:fill="1B3E5B"/>
+          </w:tcPr>
+          <w:p>
+            <w:pPr>
+              <w:spacing w:before="80" w:after="80"/>
+            </w:pPr>
+            <w:r>
+              <w:rPr>
+                <w:rFonts w:ascii="Times New Roman" w:hAnsi="Times New Roman"/>
+                <w:b/>
+                <w:color w:val="FFFFFF"/>
+                <w:sz w:val="17"/>
+              </w:rPr>
+              <w:t>个人工作</w:t>
+            </w:r>
+          </w:p>
+        </w:tc>
+        <w:tc>
+          <w:tcPr>
+            <w:tcW w:type="dxa" w:w="3816"/>
+            <w:vAlign w:val="center"/>
+            <w:shd w:fill="1B3E5B"/>
+          </w:tcPr>
+          <w:p>
+            <w:pPr>
+              <w:spacing w:before="80" w:after="80"/>
+            </w:pPr>
+            <w:r>
+              <w:rPr>
+                <w:rFonts w:ascii="Times New Roman" w:hAnsi="Times New Roman"/>
+                <w:b/>
+                <w:color w:val="FFFFFF"/>
+                <w:sz w:val="17"/>
+              </w:rPr>
+              <w:t>对应文件</w:t>
+            </w:r>
+          </w:p>
+        </w:tc>
+        <w:tc>
+          <w:tcPr>
+            <w:tcW w:type="dxa" w:w="3485"/>
+            <w:vAlign w:val="center"/>
+            <w:shd w:fill="1B3E5B"/>
+          </w:tcPr>
+          <w:p>
+            <w:pPr>
+              <w:spacing w:before="80" w:after="80"/>
+            </w:pPr>
+            <w:r>
+              <w:rPr>
+                <w:rFonts w:ascii="Times New Roman" w:hAnsi="Times New Roman"/>
+                <w:b/>
+                <w:color w:val="FFFFFF"/>
+                <w:sz w:val="17"/>
+              </w:rPr>
+              <w:t>核对要点</w:t>
+            </w:r>
+          </w:p>
+        </w:tc>
+      </w:tr>
+      <w:tr>
+        <w:tc>
+          <w:tcPr>
+            <w:tcW w:type="dxa" w:w="1627"/>
+            <w:vAlign w:val="center"/>
+          </w:tcPr>
+          <w:p>
+            <w:pPr>
+              <w:spacing w:before="80" w:after="80"/>
+            </w:pPr>
+            <w:r>
+              <w:rPr>
+                <w:rFonts w:ascii="Times New Roman" w:hAnsi="Times New Roman"/>
+                <w:b w:val="0"/>
+                <w:color w:val="26303A"/>
+                <w:sz w:val="17"/>
+              </w:rPr>
+              <w:t>场景与网格</w:t>
+            </w:r>
+          </w:p>
+        </w:tc>
+        <w:tc>
+          <w:tcPr>
+            <w:tcW w:type="dxa" w:w="3816"/>
+            <w:vAlign w:val="center"/>
+          </w:tcPr>
+          <w:p>
+            <w:pPr>
+              <w:spacing w:before="80" w:after="80"/>
+            </w:pPr>
+            <w:r>
+              <w:rPr>
+                <w:rFonts w:ascii="Times New Roman" w:hAnsi="Times New Roman"/>
+                <w:b w:val="0"/>
+                <w:color w:val="26303A"/>
+                <w:sz w:val="17"/>
+              </w:rPr>
+              <w:t>code/src/mecharm_fixed_pick_sim/worlds/sorting_desktop.world</w:t>
+            </w:r>
+          </w:p>
+        </w:tc>
+        <w:tc>
+          <w:tcPr>
+            <w:tcW w:type="dxa" w:w="3485"/>
+            <w:vAlign w:val="center"/>
+          </w:tcPr>
+          <w:p>
+            <w:pPr>
+              <w:spacing w:before="80" w:after="80"/>
+            </w:pPr>
+            <w:r>
+              <w:rPr>
+                <w:rFonts w:ascii="Times New Roman" w:hAnsi="Times New Roman"/>
+                <w:b w:val="0"/>
+                <w:color w:val="26303A"/>
+                <w:sz w:val="17"/>
+              </w:rPr>
+              <w:t>对照六个取物格、圆柱及分类垫位置与场景图。</w:t>
+            </w:r>
+          </w:p>
+        </w:tc>
+      </w:tr>
+      <w:tr>
+        <w:tc>
+          <w:tcPr>
+            <w:tcW w:type="dxa" w:w="1627"/>
+            <w:vAlign w:val="center"/>
+            <w:shd w:fill="F1F6F9"/>
+          </w:tcPr>
+          <w:p>
+            <w:pPr>
+              <w:spacing w:before="80" w:after="80"/>
+            </w:pPr>
+            <w:r>
+              <w:rPr>
+                <w:rFonts w:ascii="Times New Roman" w:hAnsi="Times New Roman"/>
+                <w:b w:val="0"/>
+                <w:color w:val="26303A"/>
+                <w:sz w:val="17"/>
+              </w:rPr>
+              <w:t>航点组织</w:t>
+            </w:r>
+          </w:p>
+        </w:tc>
+        <w:tc>
+          <w:tcPr>
+            <w:tcW w:type="dxa" w:w="3816"/>
+            <w:vAlign w:val="center"/>
+            <w:shd w:fill="F1F6F9"/>
+          </w:tcPr>
+          <w:p>
+            <w:pPr>
+              <w:spacing w:before="80" w:after="80"/>
+            </w:pPr>
+            <w:r>
+              <w:rPr>
+                <w:rFonts w:ascii="Times New Roman" w:hAnsi="Times New Roman"/>
+                <w:b w:val="0"/>
+                <w:color w:val="26303A"/>
+                <w:sz w:val="17"/>
+              </w:rPr>
+              <w:t>code/manual_animation.json</w:t>
+            </w:r>
+          </w:p>
+        </w:tc>
+        <w:tc>
+          <w:tcPr>
+            <w:tcW w:type="dxa" w:w="3485"/>
+            <w:vAlign w:val="center"/>
+            <w:shd w:fill="F1F6F9"/>
+          </w:tcPr>
+          <w:p>
+            <w:pPr>
+              <w:spacing w:before="80" w:after="80"/>
+            </w:pPr>
+            <w:r>
+              <w:rPr>
+                <w:rFonts w:ascii="Times New Roman" w:hAnsi="Times New Roman"/>
+                <w:b w:val="0"/>
+                <w:color w:val="26303A"/>
+                <w:sz w:val="17"/>
+              </w:rPr>
+              <w:t>核对 above、pick、lift、release 航点和六目标播放顺序。</w:t>
+            </w:r>
+          </w:p>
+        </w:tc>
+      </w:tr>
+      <w:tr>
+        <w:tc>
+          <w:tcPr>
+            <w:tcW w:type="dxa" w:w="1627"/>
+            <w:vAlign w:val="center"/>
+          </w:tcPr>
+          <w:p>
+            <w:pPr>
+              <w:spacing w:before="80" w:after="80"/>
+            </w:pPr>
+            <w:r>
+              <w:rPr>
+                <w:rFonts w:ascii="Times New Roman" w:hAnsi="Times New Roman"/>
+                <w:b w:val="0"/>
+                <w:color w:val="26303A"/>
+                <w:sz w:val="17"/>
+              </w:rPr>
+              <w:t>问题调试</w:t>
+            </w:r>
+          </w:p>
+        </w:tc>
+        <w:tc>
+          <w:tcPr>
+            <w:tcW w:type="dxa" w:w="3816"/>
+            <w:vAlign w:val="center"/>
+          </w:tcPr>
+          <w:p>
+            <w:pPr>
+              <w:spacing w:before="80" w:after="80"/>
+            </w:pPr>
+            <w:r>
+              <w:rPr>
+                <w:rFonts w:ascii="Times New Roman" w:hAnsi="Times New Roman"/>
+                <w:b w:val="0"/>
+                <w:color w:val="26303A"/>
+                <w:sz w:val="17"/>
+              </w:rPr>
+              <w:t>evidence/ERROR_LOG.md</w:t>
+            </w:r>
+          </w:p>
+        </w:tc>
+        <w:tc>
+          <w:tcPr>
+            <w:tcW w:type="dxa" w:w="3485"/>
+            <w:vAlign w:val="center"/>
+          </w:tcPr>
+          <w:p>
+            <w:pPr>
+              <w:spacing w:before="80" w:after="80"/>
+            </w:pPr>
+            <w:r>
+              <w:rPr>
+                <w:rFonts w:ascii="Times New Roman" w:hAnsi="Times New Roman"/>
+                <w:b w:val="0"/>
+                <w:color w:val="26303A"/>
+                <w:sz w:val="17"/>
+              </w:rPr>
+              <w:t>对照网格偏移、附着失败和释放跳变的处理记录。</w:t>
+            </w:r>
+          </w:p>
+        </w:tc>
+      </w:tr>
+      <w:tr>
+        <w:tc>
+          <w:tcPr>
+            <w:tcW w:type="dxa" w:w="1627"/>
+            <w:vAlign w:val="center"/>
+            <w:shd w:fill="F1F6F9"/>
+          </w:tcPr>
+          <w:p>
+            <w:pPr>
+              <w:spacing w:before="80" w:after="80"/>
+            </w:pPr>
+            <w:r>
+              <w:rPr>
+                <w:rFonts w:ascii="Times New Roman" w:hAnsi="Times New Roman"/>
+                <w:b w:val="0"/>
+                <w:color w:val="26303A"/>
+                <w:sz w:val="17"/>
+              </w:rPr>
+              <w:t>结果复核</w:t>
+            </w:r>
+          </w:p>
+        </w:tc>
+        <w:tc>
+          <w:tcPr>
+            <w:tcW w:type="dxa" w:w="3816"/>
+            <w:vAlign w:val="center"/>
+            <w:shd w:fill="F1F6F9"/>
+          </w:tcPr>
+          <w:p>
+            <w:pPr>
+              <w:spacing w:before="80" w:after="80"/>
+            </w:pPr>
+            <w:r>
+              <w:rPr>
+                <w:rFonts w:ascii="Times New Roman" w:hAnsi="Times New Roman"/>
+                <w:b w:val="0"/>
+                <w:color w:val="26303A"/>
+                <w:sz w:val="17"/>
+              </w:rPr>
+              <w:t>evidence/mecharm_sorting_execution.csv</w:t>
+            </w:r>
+          </w:p>
+        </w:tc>
+        <w:tc>
+          <w:tcPr>
+            <w:tcW w:type="dxa" w:w="3485"/>
+            <w:vAlign w:val="center"/>
+            <w:shd w:fill="F1F6F9"/>
+          </w:tcPr>
+          <w:p>
+            <w:pPr>
+              <w:spacing w:before="80" w:after="80"/>
+            </w:pPr>
+            <w:r>
+              <w:rPr>
+                <w:rFonts w:ascii="Times New Roman" w:hAnsi="Times New Roman"/>
+                <w:b w:val="0"/>
+                <w:color w:val="26303A"/>
+                <w:sz w:val="17"/>
+              </w:rPr>
+              <w:t>按 object_id 核对分类区、抓取释放事件和六目标终态。</w:t>
+            </w:r>
+          </w:p>
+        </w:tc>
+      </w:tr>
+    </w:tbl>
     <w:sectPr>
       <w:headerReference w:type="default" r:id="rId9"/>
       <w:footerReference w:type="default" r:id="rId10"/>

--- a/report/experiment3_personal_report_yangmuqing.docx
+++ b/report/experiment3_personal_report_yangmuqing.docx
@@ -979,7 +979,7 @@
           <w:color w:val="232323"/>
           <w:sz w:val="20"/>
         </w:rPr>
-        <w:t>我参与完成了仿真场景调整、手动示教、自动序列组织、抓取附着检查和结果核对。红蓝两类六个目标的对象级记录显示识别、抓取和放置均为 6/6，最终状态为 passed；红蓝绿三分类扩展完成了分类垫对齐、绿色目标航点和 34 步播放组织，现有归档材料包含场景和序列证据，三分类对象级成功率待独立 CSV 归档后再统计。</w:t>
+        <w:t>我参与完成了仿真场景调整、手动示教、自动序列组织、抓取附着检查和结果核对。红蓝两类六个目标的对象级记录显示识别、抓取和放置均为 6/6，最终状态为 passed；红蓝绿三分类扩展完成了分类垫对齐、绿色目标航点和 34 步播放组织，俯视场景和播放序列记录了三分类扩展过程；三分类对象级成功率需依据独立 CSV 统计。</w:t>
       </w:r>
     </w:p>
     <w:p>
@@ -1944,7 +1944,7 @@
           <w:color w:val="232323"/>
           <w:sz w:val="20"/>
         </w:rPr>
-        <w:t>单目标测试时，两指从圆柱两侧同时接近，夹爪闭合后没有明显侧滑；随后按 manual_animation.json 的六目标顺序播放，绿色目标的 pick_4/pick_5 不再与边缘碰撞。验证依据是手动控制台截图、六目标序列图和 Gazebo 录屏，不把这部分扩写成三分类对象级成功率。</w:t>
+        <w:t>单目标测试时，两指从圆柱两侧同时接近，夹爪闭合后没有明显侧滑；随后按 manual_animation.json 的六目标顺序播放，绿色目标的 pick_4/pick_5 不再与边缘碰撞。手动控制台截图、六目标序列图和 Gazebo 录屏验证了航点和播放过程；三分类逐目标成功率需由独立运行记录统计。</w:t>
       </w:r>
     </w:p>
     <w:p>
@@ -4125,7 +4125,7 @@
           <w:color w:val="232323"/>
           <w:sz w:val="20"/>
         </w:rPr>
-        <w:t>我参与完成了红蓝绿三分类场景、分类垫对齐和自动播放序列。扩展阶段证明新增绿色类别可以复用检测消息、网格定位、类别映射和执行接口；当前归档材料包含场景、航点和播放证据，三分类对象级 CSV 完成归档后再统计对应成功率。</w:t>
+        <w:t>我参与完成了红蓝绿三分类场景、分类垫对齐和自动播放序列。扩展阶段验证了绿色类别可以复用检测消息、网格定位、类别映射和执行接口；俯视场景、航点列表和播放画面记录了扩展过程；三分类对象级成功率需由独立 CSV 统计。</w:t>
       </w:r>
     </w:p>
     <w:p>

--- a/report/experiment3_personal_report_yangmuqing.docx
+++ b/report/experiment3_personal_report_yangmuqing.docx
@@ -4295,7 +4295,7 @@
           <w:color w:val="232323"/>
           <w:sz w:val="20"/>
         </w:rPr>
-        <w:t>这次实验让我认识到，机械臂仿真要求同时保证关节运动、场景模型、控制接口、任务逻辑和验收证据的一致性。一个动作只有在“目标被正确选中、夹爪与目标相对位置满足条件、目标高度发生变化、事件顺序完整、最终位姿落在分类区域”时，才具备可复查的成功依据。这个认识改变了我对仿真结果的判断方式：我开始把画面、状态和数据看成同一件事的不同观测，而不是只看机械臂是否完成了一段轨迹。</w:t>
+        <w:t>这次实验使我建立了更完整的动作验收观念。机械臂完成一段轨迹，并不等同于物体分拣成功；我需要同时检查目标是否选对、末端是否对准、夹爪是否形成有效夹持、物体是否真正离桌、释放事件是否按顺序发生，以及最终位姿是否进入对应分类区。将画面、状态主题、事件日志和对象级记录放在一起核对后，我能够把一次看似连续的动作拆成若干可以独立判断的环节。</w:t>
       </w:r>
     </w:p>
     <w:p>
@@ -4309,7 +4309,7 @@
           <w:color w:val="232323"/>
           <w:sz w:val="20"/>
         </w:rPr>
-        <w:t>在调试过程中，我逐渐形成了固定的排查顺序。第一步是把问题缩小到扫描、网格定位、接近、抓取、搬运、释放或验收中的一个阶段；第二步是用单目标和手动面板复现现象，记录末端位置、目标位置、夹爪状态和当前航点；第三步是一次只修改一个变量，例如像素网格、抓取高度、夹爪开度、释放高度或动作时间；第四步是用事件日志、最终坐标和完整序列复核修改结果。网格错位、释放跳变、目标未附着和重复启动等问题，都按照这套顺序得到定位。</w:t>
+        <w:t>夹爪闭合但圆柱没有离桌的问题最能体现这种变化。最初只看播放画面时，夹爪动作正常，很容易把问题归因于 Gazebo 接触不稳定；我将序列暂停在 above、pick 和 lift 三个阶段，比较末端与圆柱中心的相对位置、目标高度及 attached 事件，才发现播放器只发送了夹爪命令，没有在搬运阶段维持目标与末端的相对位姿。加入距离检查、附着条件和持续跟随后，再用单目标子序列复跑，画面中圆柱离开桌面，CSV 也依次出现 grasp_attached、lift、release 和 object_complete。这个过程让我认识到，原因判断必须建立在阶段化证据上。</w:t>
       </w:r>
     </w:p>
     <w:p>
@@ -4403,7 +4403,7 @@
           <w:color w:val="232323"/>
           <w:sz w:val="20"/>
         </w:rPr>
-        <w:t>这次实验还让我熟悉了模块之间的接口责任。任务节点负责生成对象顺序和分类目标，执行节点负责完成动作与反馈，场景和日志负责提供复核依据。我的工作位于任务规划结果与仿真验收之间，需要把抽象的任务项落实成可执行的姿态、航点和状态检查。这使我更加重视命名、参数记录、日志字段和图片说明的完整性，因为它们直接影响小组成员之间的协作和后续复现。</w:t>
+        <w:t>协作过程中，我进一步理解了接口一致性对集成实验的影响。任务节点输出的 object_id、grid_id 和 target_bin，必须能够在航点名称、执行状态、日志字段和报告图表中找到对应关系；否则，即使单个节点能够运行，也难以判断整条链路是否处理了同一个目标。我在整理航点与证据时统一了命名和核对顺序，使场景调整、动作调试和最终验收可以围绕同一对象展开。</w:t>
       </w:r>
     </w:p>
     <w:p>
@@ -4417,7 +4417,7 @@
           <w:color w:val="232323"/>
           <w:sz w:val="20"/>
         </w:rPr>
-        <w:t>仿真中的逻辑附着提升了动作重复性，也让我看清了仿真与真机之间的差异。真实系统还需要重新标定相机映射、夹爪摩擦、接近高度、闭合速度、释放等待和急停距离。后续迁移到真机时，我会沿用“低速单目标—检查识别—检查抓取—检查释放—加入第二类—扩展到六目标”的顺序，每一步保存对象级记录，再决定是否进入下一阶段。</w:t>
+        <w:t>仿真中的逻辑附着提高了动作重复性，也让我更清楚地认识到真机迁移需要重新验证的参数。夹爪摩擦、目标表面形状、相机映射误差、接近高度和释放等待都会改变真实抓取结果。因此，后续真机调试应从低速单目标开始，分别检查识别、接近、夹持、抬升和释放，再加入第二类物体并扩展到六目标；每一步保存画面、状态和对象级记录，形成与仿真阶段一致的复核方法。</w:t>
       </w:r>
     </w:p>
     <w:p>
@@ -4439,7 +4439,7 @@
         <w:spacing w:line="276" w:lineRule="auto" w:after="100"/>
       </w:pPr>
       <w:r>
-        <w:t>我完成了实验三仿真执行侧的主要个人工作，并把个人贡献落实到场景、航点、状态和证据四个层面。通过场景调整、手动示教、动作修复、自动播放和对象级复核，我参与建立了从任务规划结果到机械臂动作、再到实验结论的完整链路。红蓝六个目标的对象级结果达到 6/6，三分类扩展完成了场景、分类垫和自动序列的联调。在执行侧，我使用小组提供的检测结果检查后续网格映射、抓取和释放流程。</w:t>
+        <w:t>本次实验中，我完成了六格桌面与分类垫调整、机械臂航点示教、自动播放组织、抓取附着与释放动作修正，以及运行结果复核。相关工作把任务节点给出的网格和分类目标转化为可执行的 above、pick、lift、release 与回撤动作，并通过状态、事件、最终位姿和对象级 CSV 检查每个目标的完成情况。红蓝六目标仿真基线达到 6/6，三分类扩展完成场景、绿色目标航点和 34 步播放序列的联调。</w:t>
       </w:r>
     </w:p>
     <w:p>
@@ -5100,7 +5100,7 @@
           <w:color w:val="232323"/>
           <w:sz w:val="20"/>
         </w:rPr>
-        <w:t>我掌握了 Gazebo 场景参数与 ROS 2 控制器之间的联调方法，能够从世界坐标、像素网格、末端姿态和对象状态四个角度检查同一动作。通过手动控制台和 JSON 航点文件，我熟悉了从单点测试到完整序列的动作组织方式；通过状态主题、事件日志和对象级 CSV，我能够把一次运行拆分为可定位、可比较的阶段。</w:t>
+        <w:t>通过本次实验，我能够从世界坐标、像素网格、末端姿态和对象状态四个层面分析同一动作，并使用手动控制台、JSON 航点、状态主题和 CSV 记录定位问题。相比只观察最终画面，我现在更关注动作进入了哪个阶段、该阶段接收了什么输入、产生了什么事件，以及退出条件是否真正满足。这种方法使姿态偏差、未附着、释放跳变和重复启动等问题都能被缩小到具体环节。</w:t>
       </w:r>
     </w:p>
     <w:p>
@@ -5114,7 +5114,7 @@
           <w:color w:val="232323"/>
           <w:sz w:val="20"/>
         </w:rPr>
-        <w:t>在协作方面，我进一步理解了统一接口和统一命名的重要性。任务节点输出的 object_id、grid_id 和 target_bin，必须与执行节点的航点、日志和最终位姿相互对应，报告中的图片和表格也要能够回到具体对象。这样的记录方式提高了问题定位效率，也使个人调试结果能够直接支持小组验收。</w:t>
+        <w:t>在小组协作方面，我学会了用统一字段连接不同成员的工作：检测和任务规划提供 object_id、grid_id、类别与目标分类区，执行侧用同一组字段选择航点并记录结果，报告中的图片和表格再回到具体对象进行说明。这样既减少了口头描述中的歧义，也使我的动作调试结果能够直接进入小组的验收材料。</w:t>
       </w:r>
     </w:p>
     <w:p>
@@ -5604,6 +5604,20 @@
         </w:tc>
       </w:tr>
     </w:tbl>
+    <w:p>
+      <w:pPr>
+        <w:pStyle w:val="Heading2"/>
+      </w:pPr>
+      <w:r>
+        <w:t>6.5 仓库材料复核顺序</w:t>
+      </w:r>
+    </w:p>
+    <w:p>
+      <w:pPr/>
+      <w:r>
+        <w:t>复核个人工作时，可先查看 code/src/mecharm_fixed_pick_sim/worlds/sorting_desktop.world 确认六格桌面和分类垫，再在 code/manual_animation.json 中检查 above、pick、lift、release 航点及六目标播放顺序；随后结合 evidence/ERROR_LOG.md、执行 CSV 和 Gazebo 视频核对问题现象、修改内容与最终结果。该顺序与本报告的“场景—动作—问题—结果”结构一致。</w:t>
+      </w:r>
+    </w:p>
     <w:sectPr>
       <w:headerReference w:type="default" r:id="rId9"/>
       <w:footerReference w:type="default" r:id="rId10"/>
